--- a/doctorado/04-docx/CV-PhD-Rubric-EN.docx
+++ b/doctorado/04-docx/CV-PhD-Rubric-EN.docx
@@ -310,12 +310,12 @@
             <w:r>
               <w:rPr>
                 <w:rFonts w:ascii="Inter" w:hAnsi="Inter" w:cs="Inter"/>
-                <w:b w:val="0"/>
+                <w:b/>
                 <w:i w:val="0"/>
                 <w:color w:val="1C1E2E"/>
                 <w:sz w:val="19"/>
               </w:rPr>
-              <w:t>Ana Zoraida Eslava-Graterol</w:t>
+              <w:t>Ana Zoraimy Eslava Graterol</w:t>
             </w:r>
           </w:p>
         </w:tc>
@@ -1085,7 +1085,7 @@
           <w:color w:val="22307C"/>
           <w:sz w:val="32"/>
         </w:rPr>
-        <w:t>A.2 · Degree in Education, English major — Curriculum specialisation</w:t>
+        <w:t>A.2 · Licenciada en Educación, mención Inglés (Degree in Education, English major)</w:t>
       </w:r>
     </w:p>
     <w:p>
@@ -1097,7 +1097,19 @@
           <w:color w:val="1C1E2E"/>
           <w:sz w:val="22"/>
         </w:rPr>
-        <w:t>Universidad de Los Andes (ULA), Táchira, Venezuela — 2004</w:t>
+        <w:t>Universidad de Los Andes (ULA) — Núcleo Universitario "Dr. Pedro Rincón Gutiérrez", San Cristóbal, Táchira, Venezuela</w:t>
+      </w:r>
+    </w:p>
+    <w:p>
+      <w:r>
+        <w:rPr>
+          <w:rFonts w:ascii="Inter" w:hAnsi="Inter" w:cs="Inter"/>
+          <w:b/>
+          <w:i w:val="0"/>
+          <w:color w:val="1C1E2E"/>
+          <w:sz w:val="22"/>
+        </w:rPr>
+        <w:t>Studies 1999–2003 · graduated in academic term U-2003 · degree conferred 2004</w:t>
       </w:r>
     </w:p>
     <w:tbl>
@@ -1116,13 +1128,14 @@
         <w:tblLook w:firstColumn="1" w:firstRow="1" w:lastColumn="0" w:lastRow="0" w:noHBand="0" w:noVBand="1" w:val="04A0"/>
       </w:tblPr>
       <w:tblGrid>
-        <w:gridCol w:w="4824"/>
-        <w:gridCol w:w="4824"/>
+        <w:gridCol w:w="3216"/>
+        <w:gridCol w:w="3216"/>
+        <w:gridCol w:w="3216"/>
       </w:tblGrid>
       <w:tr>
         <w:tc>
           <w:tcPr>
-            <w:tcW w:type="dxa" w:w="4824"/>
+            <w:tcW w:type="dxa" w:w="3216"/>
             <w:shd w:val="clear" w:color="auto" w:fill="EEF2FD"/>
           </w:tcPr>
           <w:p>
@@ -1144,7 +1157,7 @@
         </w:tc>
         <w:tc>
           <w:tcPr>
-            <w:tcW w:type="dxa" w:w="4824"/>
+            <w:tcW w:type="dxa" w:w="3216"/>
             <w:shd w:val="clear" w:color="auto" w:fill="EEF2FD"/>
           </w:tcPr>
           <w:p>
@@ -1164,11 +1177,10 @@
             </w:r>
           </w:p>
         </w:tc>
-      </w:tr>
-      <w:tr>
         <w:tc>
           <w:tcPr>
-            <w:tcW w:type="dxa" w:w="4824"/>
+            <w:tcW w:type="dxa" w:w="3216"/>
+            <w:shd w:val="clear" w:color="auto" w:fill="EEF2FD"/>
           </w:tcPr>
           <w:p>
             <w:pPr>
@@ -1178,18 +1190,20 @@
             <w:r>
               <w:rPr>
                 <w:rFonts w:ascii="Inter" w:hAnsi="Inter" w:cs="Inter"/>
-                <w:b w:val="0"/>
-                <w:i w:val="0"/>
-                <w:color w:val="1C1E2E"/>
-                <w:sz w:val="19"/>
-              </w:rPr>
-              <w:t>Academic distinction</w:t>
+                <w:b/>
+                <w:i w:val="0"/>
+                <w:color w:val="22307C"/>
+                <w:sz w:val="19"/>
+              </w:rPr>
+              <w:t>Source</w:t>
             </w:r>
           </w:p>
         </w:tc>
+      </w:tr>
+      <w:tr>
         <w:tc>
           <w:tcPr>
-            <w:tcW w:type="dxa" w:w="4824"/>
+            <w:tcW w:type="dxa" w:w="3216"/>
           </w:tcPr>
           <w:p>
             <w:pPr>
@@ -1204,7 +1218,59 @@
                 <w:color w:val="1C1E2E"/>
                 <w:sz w:val="19"/>
               </w:rPr>
-              <w:t>Summa Cum Laude</w:t>
+              <w:t>GPA converted to the Spanish scale</w:t>
+            </w:r>
+          </w:p>
+        </w:tc>
+        <w:tc>
+          <w:tcPr>
+            <w:tcW w:type="dxa" w:w="3216"/>
+          </w:tcPr>
+          <w:p>
+            <w:pPr>
+              <w:spacing w:after="40"/>
+            </w:pPr>
+            <w:r/>
+            <w:r>
+              <w:rPr>
+                <w:rFonts w:ascii="Inter" w:hAnsi="Inter" w:cs="Inter"/>
+                <w:b/>
+                <w:i w:val="0"/>
+                <w:color w:val="1C1E2E"/>
+                <w:sz w:val="19"/>
+              </w:rPr>
+              <w:t>9.07 / 10</w:t>
+            </w:r>
+          </w:p>
+        </w:tc>
+        <w:tc>
+          <w:tcPr>
+            <w:tcW w:type="dxa" w:w="3216"/>
+          </w:tcPr>
+          <w:p>
+            <w:pPr>
+              <w:spacing w:after="40"/>
+            </w:pPr>
+            <w:r/>
+            <w:r>
+              <w:rPr>
+                <w:rFonts w:ascii="Inter" w:hAnsi="Inter" w:cs="Inter"/>
+                <w:b w:val="0"/>
+                <w:i w:val="0"/>
+                <w:color w:val="1C1E2E"/>
+                <w:sz w:val="19"/>
+              </w:rPr>
+              <w:t xml:space="preserve">Official grade-equivalence declaration — Spanish General Secretariat for Universities </w:t>
+            </w:r>
+            <w:r>
+              <w:rPr>
+                <w:rFonts w:ascii="Inter" w:hAnsi="Inter" w:cs="Inter"/>
+                <w:b/>
+                <w:i w:val="0"/>
+                <w:color w:val="1C1E2E"/>
+                <w:sz w:val="19"/>
+              </w:rPr>
+              <w:t>[DOC-05]</w:t>
             </w:r>
           </w:p>
         </w:tc>
@@ -1212,7 +1278,7 @@
       <w:tr>
         <w:tc>
           <w:tcPr>
-            <w:tcW w:type="dxa" w:w="4824"/>
+            <w:tcW w:type="dxa" w:w="3216"/>
           </w:tcPr>
           <w:p>
             <w:pPr>
@@ -1227,13 +1293,13 @@
                 <w:color w:val="1C1E2E"/>
                 <w:sz w:val="19"/>
               </w:rPr>
-              <w:t>Class ranking</w:t>
+              <w:t>GPA on the home scale</w:t>
             </w:r>
           </w:p>
         </w:tc>
         <w:tc>
           <w:tcPr>
-            <w:tcW w:type="dxa" w:w="4824"/>
+            <w:tcW w:type="dxa" w:w="3216"/>
           </w:tcPr>
           <w:p>
             <w:pPr>
@@ -1248,7 +1314,48 @@
                 <w:color w:val="1C1E2E"/>
                 <w:sz w:val="19"/>
               </w:rPr>
-              <w:t>First in the graduating class</w:t>
+              <w:t>18.97 / 20</w:t>
+            </w:r>
+            <w:r>
+              <w:rPr>
+                <w:rFonts w:ascii="Inter" w:hAnsi="Inter" w:cs="Inter"/>
+                <w:b w:val="0"/>
+                <w:i w:val="0"/>
+                <w:color w:val="1C1E2E"/>
+                <w:sz w:val="19"/>
+              </w:rPr>
+              <w:t xml:space="preserve"> (Venezuelan 0–20 scale, pass ≥ 10)</w:t>
+            </w:r>
+          </w:p>
+        </w:tc>
+        <w:tc>
+          <w:tcPr>
+            <w:tcW w:type="dxa" w:w="3216"/>
+          </w:tcPr>
+          <w:p>
+            <w:pPr>
+              <w:spacing w:after="40"/>
+            </w:pPr>
+            <w:r/>
+            <w:r>
+              <w:rPr>
+                <w:rFonts w:ascii="Inter" w:hAnsi="Inter" w:cs="Inter"/>
+                <w:b w:val="0"/>
+                <w:i w:val="0"/>
+                <w:color w:val="1C1E2E"/>
+                <w:sz w:val="19"/>
+              </w:rPr>
+              <w:t xml:space="preserve">Academic Rank Certificate </w:t>
+            </w:r>
+            <w:r>
+              <w:rPr>
+                <w:rFonts w:ascii="Inter" w:hAnsi="Inter" w:cs="Inter"/>
+                <w:b/>
+                <w:i w:val="0"/>
+                <w:color w:val="1C1E2E"/>
+                <w:sz w:val="19"/>
+              </w:rPr>
+              <w:t>[DOC-06]</w:t>
             </w:r>
           </w:p>
         </w:tc>
@@ -1256,7 +1363,7 @@
       <w:tr>
         <w:tc>
           <w:tcPr>
-            <w:tcW w:type="dxa" w:w="4824"/>
+            <w:tcW w:type="dxa" w:w="3216"/>
           </w:tcPr>
           <w:p>
             <w:pPr>
@@ -1266,18 +1373,18 @@
             <w:r>
               <w:rPr>
                 <w:rFonts w:ascii="Inter" w:hAnsi="Inter" w:cs="Inter"/>
-                <w:b w:val="0"/>
+                <w:b/>
                 <w:i w:val="0"/>
                 <w:color w:val="1C1E2E"/>
                 <w:sz w:val="19"/>
               </w:rPr>
-              <w:t>Final-year dissertation</w:t>
+              <w:t>Class ranking</w:t>
             </w:r>
           </w:p>
         </w:tc>
         <w:tc>
           <w:tcPr>
-            <w:tcW w:type="dxa" w:w="4824"/>
+            <w:tcW w:type="dxa" w:w="3216"/>
           </w:tcPr>
           <w:p>
             <w:pPr>
@@ -1292,7 +1399,7 @@
                 <w:color w:val="1C1E2E"/>
                 <w:sz w:val="19"/>
               </w:rPr>
-              <w:t>Summa Cum Laude</w:t>
+              <w:t>1st of 56 graduates</w:t>
             </w:r>
             <w:r>
               <w:rPr>
@@ -1302,7 +1409,28 @@
                 <w:color w:val="1C1E2E"/>
                 <w:sz w:val="19"/>
               </w:rPr>
-              <w:t xml:space="preserve">, subsequently </w:t>
+              <w:t xml:space="preserve"> — cohort average: 15.77</w:t>
+            </w:r>
+          </w:p>
+        </w:tc>
+        <w:tc>
+          <w:tcPr>
+            <w:tcW w:type="dxa" w:w="3216"/>
+          </w:tcPr>
+          <w:p>
+            <w:pPr>
+              <w:spacing w:after="40"/>
+            </w:pPr>
+            <w:r/>
+            <w:r>
+              <w:rPr>
+                <w:rFonts w:ascii="Inter" w:hAnsi="Inter" w:cs="Inter"/>
+                <w:b w:val="0"/>
+                <w:i w:val="0"/>
+                <w:color w:val="1C1E2E"/>
+                <w:sz w:val="19"/>
+              </w:rPr>
+              <w:t xml:space="preserve">Academic Rank Certificate </w:t>
             </w:r>
             <w:r>
               <w:rPr>
@@ -1312,17 +1440,7 @@
                 <w:color w:val="1C1E2E"/>
                 <w:sz w:val="19"/>
               </w:rPr>
-              <w:t>published in an indexed journal</w:t>
-            </w:r>
-            <w:r>
-              <w:rPr>
-                <w:rFonts w:ascii="Inter" w:hAnsi="Inter" w:cs="Inter"/>
-                <w:b w:val="0"/>
-                <w:i w:val="0"/>
-                <w:color w:val="1C1E2E"/>
-                <w:sz w:val="19"/>
-              </w:rPr>
-              <w:t xml:space="preserve"> (see §B.6 and §5)</w:t>
+              <w:t>[DOC-06]</w:t>
             </w:r>
           </w:p>
         </w:tc>
@@ -1330,7 +1448,7 @@
       <w:tr>
         <w:tc>
           <w:tcPr>
-            <w:tcW w:type="dxa" w:w="4824"/>
+            <w:tcW w:type="dxa" w:w="3216"/>
           </w:tcPr>
           <w:p>
             <w:pPr>
@@ -1345,13 +1463,13 @@
                 <w:color w:val="1C1E2E"/>
                 <w:sz w:val="19"/>
               </w:rPr>
-              <w:t>Degree research lines</w:t>
+              <w:t>Grade distribution</w:t>
             </w:r>
           </w:p>
         </w:tc>
         <w:tc>
           <w:tcPr>
-            <w:tcW w:type="dxa" w:w="4824"/>
+            <w:tcW w:type="dxa" w:w="3216"/>
           </w:tcPr>
           <w:p>
             <w:pPr>
@@ -1366,7 +1484,68 @@
                 <w:color w:val="1C1E2E"/>
                 <w:sz w:val="19"/>
               </w:rPr>
-              <w:t>Curriculum design and English language teaching</w:t>
+              <w:t xml:space="preserve">0 % pass · 28.45 % notable · </w:t>
+            </w:r>
+            <w:r>
+              <w:rPr>
+                <w:rFonts w:ascii="Inter" w:hAnsi="Inter" w:cs="Inter"/>
+                <w:b/>
+                <w:i w:val="0"/>
+                <w:color w:val="1C1E2E"/>
+                <w:sz w:val="19"/>
+              </w:rPr>
+              <w:t>38.79 % sobresaliente</w:t>
+            </w:r>
+            <w:r>
+              <w:rPr>
+                <w:rFonts w:ascii="Inter" w:hAnsi="Inter" w:cs="Inter"/>
+                <w:b w:val="0"/>
+                <w:i w:val="0"/>
+                <w:color w:val="1C1E2E"/>
+                <w:sz w:val="19"/>
+              </w:rPr>
+              <w:t xml:space="preserve"> · </w:t>
+            </w:r>
+            <w:r>
+              <w:rPr>
+                <w:rFonts w:ascii="Inter" w:hAnsi="Inter" w:cs="Inter"/>
+                <w:b/>
+                <w:i w:val="0"/>
+                <w:color w:val="1C1E2E"/>
+                <w:sz w:val="19"/>
+              </w:rPr>
+              <w:t>32.76 % matrícula de honor</w:t>
+            </w:r>
+          </w:p>
+        </w:tc>
+        <w:tc>
+          <w:tcPr>
+            <w:tcW w:type="dxa" w:w="3216"/>
+          </w:tcPr>
+          <w:p>
+            <w:pPr>
+              <w:spacing w:after="40"/>
+            </w:pPr>
+            <w:r/>
+            <w:r>
+              <w:rPr>
+                <w:rFonts w:ascii="Inter" w:hAnsi="Inter" w:cs="Inter"/>
+                <w:b w:val="0"/>
+                <w:i w:val="0"/>
+                <w:color w:val="1C1E2E"/>
+                <w:sz w:val="19"/>
+              </w:rPr>
+              <w:t xml:space="preserve">Equivalence declaration </w:t>
+            </w:r>
+            <w:r>
+              <w:rPr>
+                <w:rFonts w:ascii="Inter" w:hAnsi="Inter" w:cs="Inter"/>
+                <w:b/>
+                <w:i w:val="0"/>
+                <w:color w:val="1C1E2E"/>
+                <w:sz w:val="19"/>
+              </w:rPr>
+              <w:t>[DOC-05]</w:t>
             </w:r>
           </w:p>
         </w:tc>
@@ -1374,7 +1553,7 @@
       <w:tr>
         <w:tc>
           <w:tcPr>
-            <w:tcW w:type="dxa" w:w="4824"/>
+            <w:tcW w:type="dxa" w:w="3216"/>
           </w:tcPr>
           <w:p>
             <w:pPr>
@@ -1389,13 +1568,13 @@
                 <w:color w:val="1C1E2E"/>
                 <w:sz w:val="19"/>
               </w:rPr>
-              <w:t>Evidence</w:t>
+              <w:t>Volume of the record</w:t>
             </w:r>
           </w:p>
         </w:tc>
         <w:tc>
           <w:tcPr>
-            <w:tcW w:type="dxa" w:w="4824"/>
+            <w:tcW w:type="dxa" w:w="3216"/>
           </w:tcPr>
           <w:p>
             <w:pPr>
@@ -1410,7 +1589,28 @@
                 <w:color w:val="1C1E2E"/>
                 <w:sz w:val="19"/>
               </w:rPr>
-              <w:t xml:space="preserve">ULA academic transcript with GPA </w:t>
+              <w:t>119 courses/credits (116 graded)</w:t>
+            </w:r>
+          </w:p>
+        </w:tc>
+        <w:tc>
+          <w:tcPr>
+            <w:tcW w:type="dxa" w:w="3216"/>
+          </w:tcPr>
+          <w:p>
+            <w:pPr>
+              <w:spacing w:after="40"/>
+            </w:pPr>
+            <w:r/>
+            <w:r>
+              <w:rPr>
+                <w:rFonts w:ascii="Inter" w:hAnsi="Inter" w:cs="Inter"/>
+                <w:b w:val="0"/>
+                <w:i w:val="0"/>
+                <w:color w:val="1C1E2E"/>
+                <w:sz w:val="19"/>
+              </w:rPr>
+              <w:t xml:space="preserve">Equivalence declaration </w:t>
             </w:r>
             <w:r>
               <w:rPr>
@@ -1420,8 +1620,21 @@
                 <w:color w:val="1C1E2E"/>
                 <w:sz w:val="19"/>
               </w:rPr>
-              <w:t>[DOC-03]</w:t>
-            </w:r>
+              <w:t>[DOC-05]</w:t>
+            </w:r>
+          </w:p>
+        </w:tc>
+      </w:tr>
+      <w:tr>
+        <w:tc>
+          <w:tcPr>
+            <w:tcW w:type="dxa" w:w="3216"/>
+          </w:tcPr>
+          <w:p>
+            <w:pPr>
+              <w:spacing w:after="40"/>
+            </w:pPr>
+            <w:r/>
             <w:r>
               <w:rPr>
                 <w:rFonts w:ascii="Inter" w:hAnsi="Inter" w:cs="Inter"/>
@@ -1430,7 +1643,28 @@
                 <w:color w:val="1C1E2E"/>
                 <w:sz w:val="19"/>
               </w:rPr>
-              <w:t xml:space="preserve"> · Degree certificate </w:t>
+              <w:t>Spanish knowledge branch · ISCED</w:t>
+            </w:r>
+          </w:p>
+        </w:tc>
+        <w:tc>
+          <w:tcPr>
+            <w:tcW w:type="dxa" w:w="3216"/>
+          </w:tcPr>
+          <w:p>
+            <w:pPr>
+              <w:spacing w:after="40"/>
+            </w:pPr>
+            <w:r/>
+            <w:r>
+              <w:rPr>
+                <w:rFonts w:ascii="Inter" w:hAnsi="Inter" w:cs="Inter"/>
+                <w:b w:val="0"/>
+                <w:i w:val="0"/>
+                <w:color w:val="1C1E2E"/>
+                <w:sz w:val="19"/>
+              </w:rPr>
+              <w:t xml:space="preserve">Social and Legal Sciences · </w:t>
             </w:r>
             <w:r>
               <w:rPr>
@@ -1440,8 +1674,168 @@
                 <w:color w:val="1C1E2E"/>
                 <w:sz w:val="19"/>
               </w:rPr>
+              <w:t>0114</w:t>
+            </w:r>
+            <w:r>
+              <w:rPr>
+                <w:rFonts w:ascii="Inter" w:hAnsi="Inter" w:cs="Inter"/>
+                <w:b w:val="0"/>
+                <w:i w:val="0"/>
+                <w:color w:val="1C1E2E"/>
+                <w:sz w:val="19"/>
+              </w:rPr>
+              <w:t xml:space="preserve"> (teacher training)</w:t>
+            </w:r>
+          </w:p>
+        </w:tc>
+        <w:tc>
+          <w:tcPr>
+            <w:tcW w:type="dxa" w:w="3216"/>
+          </w:tcPr>
+          <w:p>
+            <w:pPr>
+              <w:spacing w:after="40"/>
+            </w:pPr>
+            <w:r/>
+            <w:r>
+              <w:rPr>
+                <w:rFonts w:ascii="Inter" w:hAnsi="Inter" w:cs="Inter"/>
+                <w:b w:val="0"/>
+                <w:i w:val="0"/>
+                <w:color w:val="1C1E2E"/>
+                <w:sz w:val="19"/>
+              </w:rPr>
+              <w:t xml:space="preserve">Equivalence declaration </w:t>
+            </w:r>
+            <w:r>
+              <w:rPr>
+                <w:rFonts w:ascii="Inter" w:hAnsi="Inter" w:cs="Inter"/>
+                <w:b/>
+                <w:i w:val="0"/>
+                <w:color w:val="1C1E2E"/>
+                <w:sz w:val="19"/>
+              </w:rPr>
+              <w:t>[DOC-05]</w:t>
+            </w:r>
+          </w:p>
+        </w:tc>
+      </w:tr>
+      <w:tr>
+        <w:tc>
+          <w:tcPr>
+            <w:tcW w:type="dxa" w:w="3216"/>
+          </w:tcPr>
+          <w:p>
+            <w:pPr>
+              <w:spacing w:after="40"/>
+            </w:pPr>
+            <w:r/>
+            <w:r>
+              <w:rPr>
+                <w:rFonts w:ascii="Inter" w:hAnsi="Inter" w:cs="Inter"/>
+                <w:b w:val="0"/>
+                <w:i w:val="0"/>
+                <w:color w:val="1C1E2E"/>
+                <w:sz w:val="19"/>
+              </w:rPr>
+              <w:t>Academic distinction</w:t>
+            </w:r>
+          </w:p>
+        </w:tc>
+        <w:tc>
+          <w:tcPr>
+            <w:tcW w:type="dxa" w:w="3216"/>
+          </w:tcPr>
+          <w:p>
+            <w:pPr>
+              <w:spacing w:after="40"/>
+            </w:pPr>
+            <w:r/>
+            <w:r>
+              <w:rPr>
+                <w:rFonts w:ascii="Inter" w:hAnsi="Inter" w:cs="Inter"/>
+                <w:b/>
+                <w:i w:val="0"/>
+                <w:color w:val="1C1E2E"/>
+                <w:sz w:val="19"/>
+              </w:rPr>
+              <w:t>Summa Cum Laude</w:t>
+            </w:r>
+          </w:p>
+        </w:tc>
+        <w:tc>
+          <w:tcPr>
+            <w:tcW w:type="dxa" w:w="3216"/>
+          </w:tcPr>
+          <w:p>
+            <w:pPr>
+              <w:spacing w:after="40"/>
+            </w:pPr>
+            <w:r/>
+            <w:r>
+              <w:rPr>
+                <w:rFonts w:ascii="Inter" w:hAnsi="Inter" w:cs="Inter"/>
+                <w:b w:val="0"/>
+                <w:i w:val="0"/>
+                <w:color w:val="1C1E2E"/>
+                <w:sz w:val="19"/>
+              </w:rPr>
+              <w:t xml:space="preserve">Graduation record / diploma </w:t>
+            </w:r>
+            <w:r>
+              <w:rPr>
+                <w:rFonts w:ascii="Inter" w:hAnsi="Inter" w:cs="Inter"/>
+                <w:b/>
+                <w:i w:val="0"/>
+                <w:color w:val="1C1E2E"/>
+                <w:sz w:val="19"/>
+              </w:rPr>
               <w:t>[DOC-04]</w:t>
             </w:r>
+          </w:p>
+        </w:tc>
+      </w:tr>
+      <w:tr>
+        <w:tc>
+          <w:tcPr>
+            <w:tcW w:type="dxa" w:w="3216"/>
+          </w:tcPr>
+          <w:p>
+            <w:pPr>
+              <w:spacing w:after="40"/>
+            </w:pPr>
+            <w:r/>
+            <w:r>
+              <w:rPr>
+                <w:rFonts w:ascii="Inter" w:hAnsi="Inter" w:cs="Inter"/>
+                <w:b/>
+                <w:i w:val="0"/>
+                <w:color w:val="1C1E2E"/>
+                <w:sz w:val="19"/>
+              </w:rPr>
+              <w:t>Final-year dissertation</w:t>
+            </w:r>
+          </w:p>
+        </w:tc>
+        <w:tc>
+          <w:tcPr>
+            <w:tcW w:type="dxa" w:w="3216"/>
+          </w:tcPr>
+          <w:p>
+            <w:pPr>
+              <w:spacing w:after="40"/>
+            </w:pPr>
+            <w:r/>
+            <w:r>
+              <w:rPr>
+                <w:rFonts w:ascii="Inter" w:hAnsi="Inter" w:cs="Inter"/>
+                <w:b/>
+                <w:i w:val="0"/>
+                <w:color w:val="1C1E2E"/>
+                <w:sz w:val="19"/>
+              </w:rPr>
+              <w:t>20 / 20 — Sobresaliente</w:t>
+            </w:r>
             <w:r>
               <w:rPr>
                 <w:rFonts w:ascii="Inter" w:hAnsi="Inter" w:cs="Inter"/>
@@ -1450,7 +1844,7 @@
                 <w:color w:val="1C1E2E"/>
                 <w:sz w:val="19"/>
               </w:rPr>
-              <w:t xml:space="preserve"> · Official academic-level equivalence </w:t>
+              <w:t xml:space="preserve">, with a </w:t>
             </w:r>
             <w:r>
               <w:rPr>
@@ -1460,13 +1854,266 @@
                 <w:color w:val="1C1E2E"/>
                 <w:sz w:val="19"/>
               </w:rPr>
-              <w:t>[DOC-05]</w:t>
+              <w:t>Diploma of Honour awarded by the Rector of ULA</w:t>
+            </w:r>
+            <w:r>
+              <w:rPr>
+                <w:rFonts w:ascii="Inter" w:hAnsi="Inter" w:cs="Inter"/>
+                <w:b w:val="0"/>
+                <w:i w:val="0"/>
+                <w:color w:val="1C1E2E"/>
+                <w:sz w:val="19"/>
+              </w:rPr>
+              <w:t xml:space="preserve"> (Mérida, 15 Nov 2004)</w:t>
+            </w:r>
+          </w:p>
+        </w:tc>
+        <w:tc>
+          <w:tcPr>
+            <w:tcW w:type="dxa" w:w="3216"/>
+          </w:tcPr>
+          <w:p>
+            <w:pPr>
+              <w:spacing w:after="40"/>
+            </w:pPr>
+            <w:r/>
+            <w:r>
+              <w:rPr>
+                <w:rFonts w:ascii="Inter" w:hAnsi="Inter" w:cs="Inter"/>
+                <w:b w:val="0"/>
+                <w:i w:val="0"/>
+                <w:color w:val="1C1E2E"/>
+                <w:sz w:val="19"/>
+              </w:rPr>
+              <w:t xml:space="preserve">Diploma of Honour </w:t>
+            </w:r>
+            <w:r>
+              <w:rPr>
+                <w:rFonts w:ascii="Inter" w:hAnsi="Inter" w:cs="Inter"/>
+                <w:b/>
+                <w:i w:val="0"/>
+                <w:color w:val="1C1E2E"/>
+                <w:sz w:val="19"/>
+              </w:rPr>
+              <w:t>[DOC-07]</w:t>
+            </w:r>
+          </w:p>
+        </w:tc>
+      </w:tr>
+      <w:tr>
+        <w:tc>
+          <w:tcPr>
+            <w:tcW w:type="dxa" w:w="3216"/>
+          </w:tcPr>
+          <w:p>
+            <w:pPr>
+              <w:spacing w:after="40"/>
+            </w:pPr>
+            <w:r/>
+            <w:r>
+              <w:rPr>
+                <w:rFonts w:ascii="Inter" w:hAnsi="Inter" w:cs="Inter"/>
+                <w:b w:val="0"/>
+                <w:i w:val="0"/>
+                <w:color w:val="1C1E2E"/>
+                <w:sz w:val="19"/>
+              </w:rPr>
+              <w:t>Research trajectory of the dissertation</w:t>
+            </w:r>
+          </w:p>
+        </w:tc>
+        <w:tc>
+          <w:tcPr>
+            <w:tcW w:type="dxa" w:w="3216"/>
+          </w:tcPr>
+          <w:p>
+            <w:pPr>
+              <w:spacing w:after="40"/>
+            </w:pPr>
+            <w:r/>
+            <w:r>
+              <w:rPr>
+                <w:rFonts w:ascii="Inter" w:hAnsi="Inter" w:cs="Inter"/>
+                <w:b w:val="0"/>
+                <w:i w:val="0"/>
+                <w:color w:val="1C1E2E"/>
+                <w:sz w:val="19"/>
+              </w:rPr>
+              <w:t>Peer-reviewed and published in an indexed journal, then presented as a refereed paper at an international conference (§5.1)</w:t>
+            </w:r>
+          </w:p>
+        </w:tc>
+        <w:tc>
+          <w:tcPr>
+            <w:tcW w:type="dxa" w:w="3216"/>
+          </w:tcPr>
+          <w:p>
+            <w:pPr>
+              <w:spacing w:after="40"/>
+            </w:pPr>
+            <w:r/>
+            <w:r>
+              <w:rPr>
+                <w:rFonts w:ascii="Inter" w:hAnsi="Inter" w:cs="Inter"/>
+                <w:b/>
+                <w:i w:val="0"/>
+                <w:color w:val="1C1E2E"/>
+                <w:sz w:val="19"/>
+              </w:rPr>
+              <w:t>[DOC-19]</w:t>
+            </w:r>
+            <w:r>
+              <w:rPr>
+                <w:rFonts w:ascii="Inter" w:hAnsi="Inter" w:cs="Inter"/>
+                <w:b w:val="0"/>
+                <w:i w:val="0"/>
+                <w:color w:val="1C1E2E"/>
+                <w:sz w:val="19"/>
+              </w:rPr>
+              <w:t xml:space="preserve"> · </w:t>
+            </w:r>
+            <w:r>
+              <w:rPr>
+                <w:rFonts w:ascii="Inter" w:hAnsi="Inter" w:cs="Inter"/>
+                <w:b/>
+                <w:i w:val="0"/>
+                <w:color w:val="1C1E2E"/>
+                <w:sz w:val="19"/>
+              </w:rPr>
+              <w:t>[DOC-24]</w:t>
+            </w:r>
+          </w:p>
+        </w:tc>
+      </w:tr>
+      <w:tr>
+        <w:tc>
+          <w:tcPr>
+            <w:tcW w:type="dxa" w:w="3216"/>
+          </w:tcPr>
+          <w:p>
+            <w:pPr>
+              <w:spacing w:after="40"/>
+            </w:pPr>
+            <w:r/>
+            <w:r>
+              <w:rPr>
+                <w:rFonts w:ascii="Inter" w:hAnsi="Inter" w:cs="Inter"/>
+                <w:b w:val="0"/>
+                <w:i w:val="0"/>
+                <w:color w:val="1C1E2E"/>
+                <w:sz w:val="19"/>
+              </w:rPr>
+              <w:t>Degree research lines</w:t>
+            </w:r>
+          </w:p>
+        </w:tc>
+        <w:tc>
+          <w:tcPr>
+            <w:tcW w:type="dxa" w:w="3216"/>
+          </w:tcPr>
+          <w:p>
+            <w:pPr>
+              <w:spacing w:after="40"/>
+            </w:pPr>
+            <w:r/>
+            <w:r>
+              <w:rPr>
+                <w:rFonts w:ascii="Inter" w:hAnsi="Inter" w:cs="Inter"/>
+                <w:b w:val="0"/>
+                <w:i w:val="0"/>
+                <w:color w:val="1C1E2E"/>
+                <w:sz w:val="19"/>
+              </w:rPr>
+              <w:t>Curriculum design and English language teaching</w:t>
+            </w:r>
+          </w:p>
+        </w:tc>
+        <w:tc>
+          <w:tcPr>
+            <w:tcW w:type="dxa" w:w="3216"/>
+          </w:tcPr>
+          <w:p>
+            <w:pPr>
+              <w:spacing w:after="40"/>
+            </w:pPr>
+            <w:r/>
+            <w:r>
+              <w:rPr>
+                <w:rFonts w:ascii="Inter" w:hAnsi="Inter" w:cs="Inter"/>
+                <w:b w:val="0"/>
+                <w:i w:val="0"/>
+                <w:color w:val="1C1E2E"/>
+                <w:sz w:val="19"/>
+              </w:rPr>
+              <w:t>—</w:t>
             </w:r>
           </w:p>
         </w:tc>
       </w:tr>
     </w:tbl>
     <w:p/>
+    <w:p>
+      <w:r>
+        <w:rPr>
+          <w:rFonts w:ascii="Inter" w:hAnsi="Inter" w:cs="Inter"/>
+          <w:b/>
+          <w:i w:val="0"/>
+          <w:color w:val="1C1E2E"/>
+          <w:sz w:val="22"/>
+        </w:rPr>
+        <w:t>The figure the committee enters into the 70% is 9.07/10</w:t>
+      </w:r>
+      <w:r>
+        <w:rPr>
+          <w:rFonts w:ascii="Inter" w:hAnsi="Inter" w:cs="Inter"/>
+          <w:b w:val="0"/>
+          <w:i w:val="0"/>
+          <w:color w:val="1C1E2E"/>
+          <w:sz w:val="22"/>
+        </w:rPr>
+        <w:t xml:space="preserve">, already computed and certified by the Spanish administration: the </w:t>
+      </w:r>
+      <w:r>
+        <w:rPr>
+          <w:rFonts w:ascii="Inter" w:hAnsi="Inter" w:cs="Inter"/>
+          <w:b w:val="0"/>
+          <w:i/>
+          <w:color w:val="1C1E2E"/>
+          <w:sz w:val="22"/>
+        </w:rPr>
+        <w:t>Declaración de equivalencia de la nota media del expediente académico de estudios cursados en el extranjero</w:t>
+      </w:r>
+      <w:r>
+        <w:rPr>
+          <w:rFonts w:ascii="Inter" w:hAnsi="Inter" w:cs="Inter"/>
+          <w:b w:val="0"/>
+          <w:i w:val="0"/>
+          <w:color w:val="1C1E2E"/>
+          <w:sz w:val="22"/>
+        </w:rPr>
+        <w:t xml:space="preserve"> (General Secretariat for Universities, Directorate-General for University Policy), verified by the Regional Government of Andalusia and checkable online with </w:t>
+      </w:r>
+      <w:r>
+        <w:rPr>
+          <w:rFonts w:ascii="Inter" w:hAnsi="Inter" w:cs="Inter"/>
+          <w:b/>
+          <w:i w:val="0"/>
+          <w:color w:val="1C1E2E"/>
+          <w:sz w:val="22"/>
+        </w:rPr>
+        <w:t>CSV ⟨CSV in the copy submitted to the committee⟩</w:t>
+      </w:r>
+      <w:r>
+        <w:rPr>
+          <w:rFonts w:ascii="Inter" w:hAnsi="Inter" w:cs="Inter"/>
+          <w:b w:val="0"/>
+          <w:i w:val="0"/>
+          <w:color w:val="1C1E2E"/>
+          <w:sz w:val="22"/>
+        </w:rPr>
+        <w:t xml:space="preserve"> at . Nothing needs to be estimated or converted — the declaration is simply attached.</w:t>
+      </w:r>
+    </w:p>
     <w:p>
       <w:r>
         <w:rPr>
@@ -1496,7 +2143,7 @@
           <w:color w:val="1C1E2E"/>
           <w:sz w:val="22"/>
         </w:rPr>
-        <w:t>English with a Curriculum specialisation</w:t>
+        <w:t>Education with an English major</w:t>
       </w:r>
       <w:r>
         <w:rPr>
@@ -1506,7 +2153,7 @@
           <w:color w:val="1C1E2E"/>
           <w:sz w:val="22"/>
         </w:rPr>
-        <w:t xml:space="preserve">: the original training is already in curriculum design, which is the object of the thesis. The final-year dissertation, awarded Summa Cum Laude, did not stay in the file — it was taken through to </w:t>
+        <w:t xml:space="preserve">, with research lines in curriculum design and English language teaching — the original training is already in curriculum design, which is the object of the thesis. The final-year dissertation, graded </w:t>
       </w:r>
       <w:r>
         <w:rPr>
@@ -1516,7 +2163,7 @@
           <w:color w:val="1C1E2E"/>
           <w:sz w:val="22"/>
         </w:rPr>
-        <w:t>publication in an indexed journal</w:t>
+        <w:t>20/20 with a Rector's Diploma of Honour</w:t>
       </w:r>
       <w:r>
         <w:rPr>
@@ -1526,7 +2173,67 @@
           <w:color w:val="1C1E2E"/>
           <w:sz w:val="22"/>
         </w:rPr>
-        <w:t xml:space="preserve"> (Kaleidoscopio, ISSN 1690-6054, indexed in CLASE–UNAM), evidencing research capacity from the undergraduate stage onward.</w:t>
+        <w:t xml:space="preserve">, did not stay in the file: it was peer-reviewed and published in an </w:t>
+      </w:r>
+      <w:r>
+        <w:rPr>
+          <w:rFonts w:ascii="Inter" w:hAnsi="Inter" w:cs="Inter"/>
+          <w:b/>
+          <w:i w:val="0"/>
+          <w:color w:val="1C1E2E"/>
+          <w:sz w:val="22"/>
+        </w:rPr>
+        <w:t>indexed journal</w:t>
+      </w:r>
+      <w:r>
+        <w:rPr>
+          <w:rFonts w:ascii="Inter" w:hAnsi="Inter" w:cs="Inter"/>
+          <w:b w:val="0"/>
+          <w:i w:val="0"/>
+          <w:color w:val="1C1E2E"/>
+          <w:sz w:val="22"/>
+        </w:rPr>
+        <w:t xml:space="preserve"> (</w:t>
+      </w:r>
+      <w:r>
+        <w:rPr>
+          <w:rFonts w:ascii="Inter" w:hAnsi="Inter" w:cs="Inter"/>
+          <w:b w:val="0"/>
+          <w:i/>
+          <w:color w:val="1C1E2E"/>
+          <w:sz w:val="22"/>
+        </w:rPr>
+        <w:t>Kaleidoscopio</w:t>
+      </w:r>
+      <w:r>
+        <w:rPr>
+          <w:rFonts w:ascii="Inter" w:hAnsi="Inter" w:cs="Inter"/>
+          <w:b w:val="0"/>
+          <w:i w:val="0"/>
+          <w:color w:val="1C1E2E"/>
+          <w:sz w:val="22"/>
+        </w:rPr>
+        <w:t xml:space="preserve">, ISSN 1690-6054, indexed in CLASE–UNAM) and presented as a </w:t>
+      </w:r>
+      <w:r>
+        <w:rPr>
+          <w:rFonts w:ascii="Inter" w:hAnsi="Inter" w:cs="Inter"/>
+          <w:b/>
+          <w:i w:val="0"/>
+          <w:color w:val="1C1E2E"/>
+          <w:sz w:val="22"/>
+        </w:rPr>
+        <w:t>refereed paper at an international conference</w:t>
+      </w:r>
+      <w:r>
+        <w:rPr>
+          <w:rFonts w:ascii="Inter" w:hAnsi="Inter" w:cs="Inter"/>
+          <w:b w:val="0"/>
+          <w:i w:val="0"/>
+          <w:color w:val="1C1E2E"/>
+          <w:sz w:val="22"/>
+        </w:rPr>
+        <w:t xml:space="preserve"> (§5.1). That is independent research capacity evidenced from the undergraduate stage onward.</w:t>
       </w:r>
     </w:p>
     <w:p>
@@ -1555,7 +2262,7 @@
           <w:color w:val="5B5F77"/>
           <w:sz w:val="21"/>
         </w:rPr>
-        <w:t>To complete before submission:</w:t>
+        <w:t>An admissibility issue to resolve — this is not about points.</w:t>
       </w:r>
       <w:r>
         <w:rPr>
@@ -1565,7 +2272,7 @@
           <w:color w:val="5B5F77"/>
           <w:sz w:val="21"/>
         </w:rPr>
-        <w:t xml:space="preserve"> confirm the </w:t>
+        <w:t xml:space="preserve"> The equivalence declaration states explicitly </w:t>
       </w:r>
       <w:r>
         <w:rPr>
@@ -1575,7 +2282,7 @@
           <w:color w:val="5B5F77"/>
           <w:sz w:val="21"/>
         </w:rPr>
-        <w:t>numerical GPA of the undergraduate degree on the 0–10 Spanish scale</w:t>
+        <w:t>"Título homologado/equivalente: NO"</w:t>
       </w:r>
       <w:r>
         <w:rPr>
@@ -1585,7 +2292,7 @@
           <w:color w:val="5B5F77"/>
           <w:sz w:val="21"/>
         </w:rPr>
-        <w:t xml:space="preserve"> as stated in the official equivalence, since that is the figure the committee enters into the 70%. State it here: </w:t>
+        <w:t xml:space="preserve">: what has been declared is the </w:t>
       </w:r>
       <w:r>
         <w:rPr>
@@ -1595,7 +2302,7 @@
           <w:color w:val="5B5F77"/>
           <w:sz w:val="21"/>
         </w:rPr>
-        <w:t>[UNDERGRADUATE GPA: ____ / 10]</w:t>
+        <w:t>equivalence of the grade average</w:t>
       </w:r>
       <w:r>
         <w:rPr>
@@ -1605,7 +2312,107 @@
           <w:color w:val="5B5F77"/>
           <w:sz w:val="21"/>
         </w:rPr>
-        <w:t>.</w:t>
+        <w:t>, not recognition (</w:t>
+      </w:r>
+      <w:r>
+        <w:rPr>
+          <w:rFonts w:ascii="Inter" w:hAnsi="Inter" w:cs="Inter"/>
+          <w:b w:val="0"/>
+          <w:i/>
+          <w:color w:val="5B5F77"/>
+          <w:sz w:val="21"/>
+        </w:rPr>
+        <w:t>homologación</w:t>
+      </w:r>
+      <w:r>
+        <w:rPr>
+          <w:rFonts w:ascii="Inter" w:hAnsi="Inter" w:cs="Inter"/>
+          <w:b w:val="0"/>
+          <w:i w:val="0"/>
+          <w:color w:val="5B5F77"/>
+          <w:sz w:val="21"/>
+        </w:rPr>
+        <w:t xml:space="preserve">) of the degree itself. To enter a doctorate with a non-recognised foreign degree, Article 6 of Royal Decree 99/2011 allows admission once </w:t>
+      </w:r>
+      <w:r>
+        <w:rPr>
+          <w:rFonts w:ascii="Inter" w:hAnsi="Inter" w:cs="Inter"/>
+          <w:b/>
+          <w:i w:val="0"/>
+          <w:color w:val="5B5F77"/>
+          <w:sz w:val="21"/>
+        </w:rPr>
+        <w:t>the university has verified that the degree certifies a level of education equivalent</w:t>
+      </w:r>
+      <w:r>
+        <w:rPr>
+          <w:rFonts w:ascii="Inter" w:hAnsi="Inter" w:cs="Inter"/>
+          <w:b w:val="0"/>
+          <w:i w:val="0"/>
+          <w:color w:val="5B5F77"/>
+          <w:sz w:val="21"/>
+        </w:rPr>
+        <w:t xml:space="preserve"> to a Spanish master's and grants access to doctoral study in the issuing country. </w:t>
+      </w:r>
+      <w:r>
+        <w:rPr>
+          <w:rFonts w:ascii="Inter" w:hAnsi="Inter" w:cs="Inter"/>
+          <w:b/>
+          <w:i w:val="0"/>
+          <w:color w:val="5B5F77"/>
+          <w:sz w:val="21"/>
+        </w:rPr>
+        <w:t>Action:</w:t>
+      </w:r>
+      <w:r>
+        <w:rPr>
+          <w:rFonts w:ascii="Inter" w:hAnsi="Inter" w:cs="Inter"/>
+          <w:b w:val="0"/>
+          <w:i w:val="0"/>
+          <w:color w:val="5B5F77"/>
+          <w:sz w:val="21"/>
+        </w:rPr>
+        <w:t xml:space="preserve"> request the </w:t>
+      </w:r>
+      <w:r>
+        <w:rPr>
+          <w:rFonts w:ascii="Inter" w:hAnsi="Inter" w:cs="Inter"/>
+          <w:b/>
+          <w:i w:val="0"/>
+          <w:color w:val="5B5F77"/>
+          <w:sz w:val="21"/>
+        </w:rPr>
+        <w:t>level verification</w:t>
+      </w:r>
+      <w:r>
+        <w:rPr>
+          <w:rFonts w:ascii="Inter" w:hAnsi="Inter" w:cs="Inter"/>
+          <w:b w:val="0"/>
+          <w:i w:val="0"/>
+          <w:color w:val="5B5F77"/>
+          <w:sz w:val="21"/>
+        </w:rPr>
+        <w:t xml:space="preserve"> from UPV's Doctoral School (or start the academic-level equivalence procedure with the Ministry) </w:t>
+      </w:r>
+      <w:r>
+        <w:rPr>
+          <w:rFonts w:ascii="Inter" w:hAnsi="Inter" w:cs="Inter"/>
+          <w:b/>
+          <w:i w:val="0"/>
+          <w:color w:val="5B5F77"/>
+          <w:sz w:val="21"/>
+        </w:rPr>
+        <w:t>before</w:t>
+      </w:r>
+      <w:r>
+        <w:rPr>
+          <w:rFonts w:ascii="Inter" w:hAnsi="Inter" w:cs="Inter"/>
+          <w:b w:val="0"/>
+          <w:i w:val="0"/>
+          <w:color w:val="5B5F77"/>
+          <w:sz w:val="21"/>
+        </w:rPr>
+        <w:t xml:space="preserve"> the deadline — it takes time and it blocks admission however high the score. Attach the grade-equivalence declaration as supporting evidence, not as a substitute.</w:t>
       </w:r>
     </w:p>
     <w:p>
@@ -1718,7 +2525,17 @@
           <w:color w:val="22307C"/>
           <w:sz w:val="32"/>
         </w:rPr>
-        <w:t xml:space="preserve"> ✅ EVIDENCED</w:t>
+        <w:t xml:space="preserve"> ✅ EVIDENCED AND </w:t>
+      </w:r>
+      <w:r>
+        <w:rPr>
+          <w:rFonts w:ascii="Fraunces" w:hAnsi="Fraunces" w:cs="Fraunces"/>
+          <w:b/>
+          <w:i w:val="0"/>
+          <w:color w:val="22307C"/>
+          <w:sz w:val="32"/>
+        </w:rPr>
+        <w:t>APOSTILLED</w:t>
       </w:r>
     </w:p>
     <w:p>
@@ -1730,7 +2547,7 @@
           <w:color w:val="1C1E2E"/>
           <w:sz w:val="22"/>
         </w:rPr>
-        <w:t>Extraordinary Graduation Award (*Premio Extraordinario Fin de Carrera*)</w:t>
+        <w:t>First in the graduating class — 1st of 56 graduates</w:t>
       </w:r>
       <w:r>
         <w:rPr>
@@ -1740,15 +2557,455 @@
           <w:color w:val="1C1E2E"/>
           <w:sz w:val="22"/>
         </w:rPr>
-        <w:t xml:space="preserve"> — Universidad de Los Andes (ULA), Táchira, Venezuela, 2004.</w:t>
+        <w:t>, Degree in Education (English major), ULA – Núcleo Universitario "Dr. Pedro Rincón Gutiérrez", Táchira.</w:t>
       </w:r>
     </w:p>
+    <w:tbl>
+      <w:tblPr>
+        <w:tblW w:type="auto" w:w="0"/>
+        <w:jc w:val="left"/>
+        <w:tblBorders>
+          <w:top w:val="single" w:sz="4" w:space="0" w:color="E6E8F2"/>
+          <w:left w:val="single" w:sz="4" w:space="0" w:color="E6E8F2"/>
+          <w:bottom w:val="single" w:sz="4" w:space="0" w:color="E6E8F2"/>
+          <w:right w:val="single" w:sz="4" w:space="0" w:color="E6E8F2"/>
+          <w:insideH w:val="single" w:sz="4" w:space="0" w:color="E6E8F2"/>
+          <w:insideV w:val="single" w:sz="4" w:space="0" w:color="E6E8F2"/>
+        </w:tblBorders>
+        <w:tblLayout w:type="autofit"/>
+        <w:tblLook w:firstColumn="1" w:firstRow="1" w:lastColumn="0" w:lastRow="0" w:noHBand="0" w:noVBand="1" w:val="04A0"/>
+      </w:tblPr>
+      <w:tblGrid>
+        <w:gridCol w:w="4824"/>
+        <w:gridCol w:w="4824"/>
+      </w:tblGrid>
+      <w:tr>
+        <w:tc>
+          <w:tcPr>
+            <w:tcW w:type="dxa" w:w="4824"/>
+            <w:shd w:val="clear" w:color="auto" w:fill="EEF2FD"/>
+          </w:tcPr>
+          <w:p>
+            <w:pPr>
+              <w:spacing w:after="40"/>
+            </w:pPr>
+            <w:r/>
+            <w:r>
+              <w:rPr>
+                <w:rFonts w:ascii="Inter" w:hAnsi="Inter" w:cs="Inter"/>
+                <w:b/>
+                <w:i w:val="0"/>
+                <w:color w:val="22307C"/>
+                <w:sz w:val="19"/>
+              </w:rPr>
+              <w:t>Certified fact</w:t>
+            </w:r>
+          </w:p>
+        </w:tc>
+        <w:tc>
+          <w:tcPr>
+            <w:tcW w:type="dxa" w:w="4824"/>
+            <w:shd w:val="clear" w:color="auto" w:fill="EEF2FD"/>
+          </w:tcPr>
+          <w:p>
+            <w:pPr>
+              <w:spacing w:after="40"/>
+            </w:pPr>
+            <w:r/>
+            <w:r>
+              <w:rPr>
+                <w:rFonts w:ascii="Inter" w:hAnsi="Inter" w:cs="Inter"/>
+                <w:b/>
+                <w:i w:val="0"/>
+                <w:color w:val="22307C"/>
+                <w:sz w:val="19"/>
+              </w:rPr>
+              <w:t>Value</w:t>
+            </w:r>
+          </w:p>
+        </w:tc>
+      </w:tr>
+      <w:tr>
+        <w:tc>
+          <w:tcPr>
+            <w:tcW w:type="dxa" w:w="4824"/>
+          </w:tcPr>
+          <w:p>
+            <w:pPr>
+              <w:spacing w:after="40"/>
+            </w:pPr>
+            <w:r/>
+            <w:r>
+              <w:rPr>
+                <w:rFonts w:ascii="Inter" w:hAnsi="Inter" w:cs="Inter"/>
+                <w:b w:val="0"/>
+                <w:i w:val="0"/>
+                <w:color w:val="1C1E2E"/>
+                <w:sz w:val="19"/>
+              </w:rPr>
+              <w:t>Class ranking</w:t>
+            </w:r>
+          </w:p>
+        </w:tc>
+        <w:tc>
+          <w:tcPr>
+            <w:tcW w:type="dxa" w:w="4824"/>
+          </w:tcPr>
+          <w:p>
+            <w:pPr>
+              <w:spacing w:after="40"/>
+            </w:pPr>
+            <w:r/>
+            <w:r>
+              <w:rPr>
+                <w:rFonts w:ascii="Inter" w:hAnsi="Inter" w:cs="Inter"/>
+                <w:b/>
+                <w:i w:val="0"/>
+                <w:color w:val="1C1E2E"/>
+                <w:sz w:val="19"/>
+              </w:rPr>
+              <w:t>FIRST (1st) of FIFTY-SIX (56) graduates</w:t>
+            </w:r>
+          </w:p>
+        </w:tc>
+      </w:tr>
+      <w:tr>
+        <w:tc>
+          <w:tcPr>
+            <w:tcW w:type="dxa" w:w="4824"/>
+          </w:tcPr>
+          <w:p>
+            <w:pPr>
+              <w:spacing w:after="40"/>
+            </w:pPr>
+            <w:r/>
+            <w:r>
+              <w:rPr>
+                <w:rFonts w:ascii="Inter" w:hAnsi="Inter" w:cs="Inter"/>
+                <w:b w:val="0"/>
+                <w:i w:val="0"/>
+                <w:color w:val="1C1E2E"/>
+                <w:sz w:val="19"/>
+              </w:rPr>
+              <w:t>Candidate's average</w:t>
+            </w:r>
+          </w:p>
+        </w:tc>
+        <w:tc>
+          <w:tcPr>
+            <w:tcW w:type="dxa" w:w="4824"/>
+          </w:tcPr>
+          <w:p>
+            <w:pPr>
+              <w:spacing w:after="40"/>
+            </w:pPr>
+            <w:r/>
+            <w:r>
+              <w:rPr>
+                <w:rFonts w:ascii="Inter" w:hAnsi="Inter" w:cs="Inter"/>
+                <w:b/>
+                <w:i w:val="0"/>
+                <w:color w:val="1C1E2E"/>
+                <w:sz w:val="19"/>
+              </w:rPr>
+              <w:t>18.97 / 20</w:t>
+            </w:r>
+          </w:p>
+        </w:tc>
+      </w:tr>
+      <w:tr>
+        <w:tc>
+          <w:tcPr>
+            <w:tcW w:type="dxa" w:w="4824"/>
+          </w:tcPr>
+          <w:p>
+            <w:pPr>
+              <w:spacing w:after="40"/>
+            </w:pPr>
+            <w:r/>
+            <w:r>
+              <w:rPr>
+                <w:rFonts w:ascii="Inter" w:hAnsi="Inter" w:cs="Inter"/>
+                <w:b w:val="0"/>
+                <w:i w:val="0"/>
+                <w:color w:val="1C1E2E"/>
+                <w:sz w:val="19"/>
+              </w:rPr>
+              <w:t>Cohort average</w:t>
+            </w:r>
+          </w:p>
+        </w:tc>
+        <w:tc>
+          <w:tcPr>
+            <w:tcW w:type="dxa" w:w="4824"/>
+          </w:tcPr>
+          <w:p>
+            <w:pPr>
+              <w:spacing w:after="40"/>
+            </w:pPr>
+            <w:r/>
+            <w:r>
+              <w:rPr>
+                <w:rFonts w:ascii="Inter" w:hAnsi="Inter" w:cs="Inter"/>
+                <w:b w:val="0"/>
+                <w:i w:val="0"/>
+                <w:color w:val="1C1E2E"/>
+                <w:sz w:val="19"/>
+              </w:rPr>
+              <w:t>15.77 / 20</w:t>
+            </w:r>
+          </w:p>
+        </w:tc>
+      </w:tr>
+      <w:tr>
+        <w:tc>
+          <w:tcPr>
+            <w:tcW w:type="dxa" w:w="4824"/>
+          </w:tcPr>
+          <w:p>
+            <w:pPr>
+              <w:spacing w:after="40"/>
+            </w:pPr>
+            <w:r/>
+            <w:r>
+              <w:rPr>
+                <w:rFonts w:ascii="Inter" w:hAnsi="Inter" w:cs="Inter"/>
+                <w:b w:val="0"/>
+                <w:i w:val="0"/>
+                <w:color w:val="1C1E2E"/>
+                <w:sz w:val="19"/>
+              </w:rPr>
+              <w:t>Margin over the cohort</w:t>
+            </w:r>
+          </w:p>
+        </w:tc>
+        <w:tc>
+          <w:tcPr>
+            <w:tcW w:type="dxa" w:w="4824"/>
+          </w:tcPr>
+          <w:p>
+            <w:pPr>
+              <w:spacing w:after="40"/>
+            </w:pPr>
+            <w:r/>
+            <w:r>
+              <w:rPr>
+                <w:rFonts w:ascii="Inter" w:hAnsi="Inter" w:cs="Inter"/>
+                <w:b/>
+                <w:i w:val="0"/>
+                <w:color w:val="1C1E2E"/>
+                <w:sz w:val="19"/>
+              </w:rPr>
+              <w:t>+3.20 points</w:t>
+            </w:r>
+          </w:p>
+        </w:tc>
+      </w:tr>
+      <w:tr>
+        <w:tc>
+          <w:tcPr>
+            <w:tcW w:type="dxa" w:w="4824"/>
+          </w:tcPr>
+          <w:p>
+            <w:pPr>
+              <w:spacing w:after="40"/>
+            </w:pPr>
+            <w:r/>
+            <w:r>
+              <w:rPr>
+                <w:rFonts w:ascii="Inter" w:hAnsi="Inter" w:cs="Inter"/>
+                <w:b w:val="0"/>
+                <w:i w:val="0"/>
+                <w:color w:val="1C1E2E"/>
+                <w:sz w:val="19"/>
+              </w:rPr>
+              <w:t>Document</w:t>
+            </w:r>
+          </w:p>
+        </w:tc>
+        <w:tc>
+          <w:tcPr>
+            <w:tcW w:type="dxa" w:w="4824"/>
+          </w:tcPr>
+          <w:p>
+            <w:pPr>
+              <w:spacing w:after="40"/>
+            </w:pPr>
+            <w:r/>
+            <w:r>
+              <w:rPr>
+                <w:rFonts w:ascii="Inter" w:hAnsi="Inter" w:cs="Inter"/>
+                <w:b/>
+                <w:i w:val="0"/>
+                <w:color w:val="1C1E2E"/>
+                <w:sz w:val="19"/>
+              </w:rPr>
+              <w:t>Constancia de Rango Académico</w:t>
+            </w:r>
+            <w:r>
+              <w:rPr>
+                <w:rFonts w:ascii="Inter" w:hAnsi="Inter" w:cs="Inter"/>
+                <w:b w:val="0"/>
+                <w:i w:val="0"/>
+                <w:color w:val="1C1E2E"/>
+                <w:sz w:val="19"/>
+              </w:rPr>
+              <w:t xml:space="preserve"> (Academic Rank Certificate), Student Records Office, ULA-Táchira, 13 January 2026 — signed by the Acting Head of Student Records and the Vice-Rector-Dean</w:t>
+            </w:r>
+          </w:p>
+        </w:tc>
+      </w:tr>
+      <w:tr>
+        <w:tc>
+          <w:tcPr>
+            <w:tcW w:type="dxa" w:w="4824"/>
+          </w:tcPr>
+          <w:p>
+            <w:pPr>
+              <w:spacing w:after="40"/>
+            </w:pPr>
+            <w:r/>
+            <w:r>
+              <w:rPr>
+                <w:rFonts w:ascii="Inter" w:hAnsi="Inter" w:cs="Inter"/>
+                <w:b w:val="0"/>
+                <w:i w:val="0"/>
+                <w:color w:val="1C1E2E"/>
+                <w:sz w:val="19"/>
+              </w:rPr>
+              <w:t>Signature certification</w:t>
+            </w:r>
+          </w:p>
+        </w:tc>
+        <w:tc>
+          <w:tcPr>
+            <w:tcW w:type="dxa" w:w="4824"/>
+          </w:tcPr>
+          <w:p>
+            <w:pPr>
+              <w:spacing w:after="40"/>
+            </w:pPr>
+            <w:r/>
+            <w:r>
+              <w:rPr>
+                <w:rFonts w:ascii="Inter" w:hAnsi="Inter" w:cs="Inter"/>
+                <w:b w:val="0"/>
+                <w:i w:val="0"/>
+                <w:color w:val="1C1E2E"/>
+                <w:sz w:val="19"/>
+              </w:rPr>
+              <w:t xml:space="preserve">ULA General Secretariat, security paper </w:t>
+            </w:r>
+            <w:r>
+              <w:rPr>
+                <w:rFonts w:ascii="Inter" w:hAnsi="Inter" w:cs="Inter"/>
+                <w:b/>
+                <w:i w:val="0"/>
+                <w:color w:val="1C1E2E"/>
+                <w:sz w:val="19"/>
+              </w:rPr>
+              <w:t>no. ⟨no. in the copy submitted to the committee⟩</w:t>
+            </w:r>
+            <w:r>
+              <w:rPr>
+                <w:rFonts w:ascii="Inter" w:hAnsi="Inter" w:cs="Inter"/>
+                <w:b w:val="0"/>
+                <w:i w:val="0"/>
+                <w:color w:val="1C1E2E"/>
+                <w:sz w:val="19"/>
+              </w:rPr>
+              <w:t xml:space="preserve">, 30 January 2026; countersigned by the Rector. Verifiable at  under no. </w:t>
+            </w:r>
+            <w:r>
+              <w:rPr>
+                <w:rFonts w:ascii="Inter" w:hAnsi="Inter" w:cs="Inter"/>
+                <w:b/>
+                <w:i w:val="0"/>
+                <w:color w:val="1C1E2E"/>
+                <w:sz w:val="19"/>
+              </w:rPr>
+              <w:t>⟨no. in the copy submitted to the committee⟩</w:t>
+            </w:r>
+          </w:p>
+        </w:tc>
+      </w:tr>
+      <w:tr>
+        <w:tc>
+          <w:tcPr>
+            <w:tcW w:type="dxa" w:w="4824"/>
+          </w:tcPr>
+          <w:p>
+            <w:pPr>
+              <w:spacing w:after="40"/>
+            </w:pPr>
+            <w:r/>
+            <w:r>
+              <w:rPr>
+                <w:rFonts w:ascii="Inter" w:hAnsi="Inter" w:cs="Inter"/>
+                <w:b/>
+                <w:i w:val="0"/>
+                <w:color w:val="1C1E2E"/>
+                <w:sz w:val="19"/>
+              </w:rPr>
+              <w:t>International legalisation</w:t>
+            </w:r>
+          </w:p>
+        </w:tc>
+        <w:tc>
+          <w:tcPr>
+            <w:tcW w:type="dxa" w:w="4824"/>
+          </w:tcPr>
+          <w:p>
+            <w:pPr>
+              <w:spacing w:after="40"/>
+            </w:pPr>
+            <w:r/>
+            <w:r>
+              <w:rPr>
+                <w:rFonts w:ascii="Inter" w:hAnsi="Inter" w:cs="Inter"/>
+                <w:b/>
+                <w:i w:val="0"/>
+                <w:color w:val="1C1E2E"/>
+                <w:sz w:val="19"/>
+              </w:rPr>
+              <w:t>Hague Apostille no. ⟨no. in the copy submitted to the committee⟩</w:t>
+            </w:r>
+            <w:r>
+              <w:rPr>
+                <w:rFonts w:ascii="Inter" w:hAnsi="Inter" w:cs="Inter"/>
+                <w:b w:val="0"/>
+                <w:i w:val="0"/>
+                <w:color w:val="1C1E2E"/>
+                <w:sz w:val="19"/>
+              </w:rPr>
+              <w:t xml:space="preserve">, Ministry of Foreign Affairs, Caracas, 20-03-2026 — validatable with code </w:t>
+            </w:r>
+            <w:r>
+              <w:rPr>
+                <w:rFonts w:ascii="Inter" w:hAnsi="Inter" w:cs="Inter"/>
+                <w:b/>
+                <w:i w:val="0"/>
+                <w:color w:val="1C1E2E"/>
+                <w:sz w:val="19"/>
+              </w:rPr>
+              <w:t>⟨code in the copy submitted to the committee⟩</w:t>
+            </w:r>
+            <w:r>
+              <w:rPr>
+                <w:rFonts w:ascii="Inter" w:hAnsi="Inter" w:cs="Inter"/>
+                <w:b w:val="0"/>
+                <w:i w:val="0"/>
+                <w:color w:val="1C1E2E"/>
+                <w:sz w:val="19"/>
+              </w:rPr>
+              <w:t xml:space="preserve"> at </w:t>
+            </w:r>
+          </w:p>
+        </w:tc>
+      </w:tr>
+    </w:tbl>
+    <w:p/>
     <w:p>
-      <w:pPr>
-        <w:pStyle w:val="ListBullet"/>
-        <w:spacing w:after="60"/>
-        <w:ind w:left="403"/>
-      </w:pPr>
       <w:r>
         <w:rPr>
           <w:rFonts w:ascii="Inter" w:hAnsi="Inter" w:cs="Inter"/>
@@ -1757,7 +3014,7 @@
           <w:color w:val="1C1E2E"/>
           <w:sz w:val="22"/>
         </w:rPr>
-        <w:t>First in the graduating class</w:t>
+        <w:t>Associated distinctions:</w:t>
       </w:r>
       <w:r>
         <w:rPr>
@@ -1767,24 +3024,7 @@
           <w:color w:val="1C1E2E"/>
           <w:sz w:val="22"/>
         </w:rPr>
-        <w:t xml:space="preserve"> of the Degree in Education, English major.</w:t>
-      </w:r>
-    </w:p>
-    <w:p>
-      <w:pPr>
-        <w:pStyle w:val="ListBullet"/>
-        <w:spacing w:after="60"/>
-        <w:ind w:left="403"/>
-      </w:pPr>
-      <w:r>
-        <w:rPr>
-          <w:rFonts w:ascii="Inter" w:hAnsi="Inter" w:cs="Inter"/>
-          <w:b w:val="0"/>
-          <w:i w:val="0"/>
-          <w:color w:val="1C1E2E"/>
-          <w:sz w:val="22"/>
-        </w:rPr>
-        <w:t xml:space="preserve">Academic distinction </w:t>
+        <w:t xml:space="preserve"> </w:t>
       </w:r>
       <w:r>
         <w:rPr>
@@ -1804,15 +3044,8 @@
           <w:color w:val="1C1E2E"/>
           <w:sz w:val="22"/>
         </w:rPr>
-        <w:t>.</w:t>
+        <w:t xml:space="preserve"> and, for the final-year dissertation, a </w:t>
       </w:r>
-    </w:p>
-    <w:p>
-      <w:pPr>
-        <w:pStyle w:val="ListBullet"/>
-        <w:spacing w:after="60"/>
-        <w:ind w:left="403"/>
-      </w:pPr>
       <w:r>
         <w:rPr>
           <w:rFonts w:ascii="Inter" w:hAnsi="Inter" w:cs="Inter"/>
@@ -1821,7 +3054,7 @@
           <w:color w:val="1C1E2E"/>
           <w:sz w:val="22"/>
         </w:rPr>
-        <w:t>Final-year dissertation awarded Summa Cum Laude</w:t>
+        <w:t>Diploma of Honour awarded by the Rector of ULA</w:t>
       </w:r>
       <w:r>
         <w:rPr>
@@ -1831,7 +3064,156 @@
           <w:color w:val="1C1E2E"/>
           <w:sz w:val="22"/>
         </w:rPr>
-        <w:t>, later published in an indexed journal (§5).</w:t>
+        <w:t xml:space="preserve"> with a grade of </w:t>
+      </w:r>
+      <w:r>
+        <w:rPr>
+          <w:rFonts w:ascii="Inter" w:hAnsi="Inter" w:cs="Inter"/>
+          <w:b/>
+          <w:i w:val="0"/>
+          <w:color w:val="1C1E2E"/>
+          <w:sz w:val="22"/>
+        </w:rPr>
+        <w:t>twenty (20) points — Sobresaliente</w:t>
+      </w:r>
+      <w:r>
+        <w:rPr>
+          <w:rFonts w:ascii="Inter" w:hAnsi="Inter" w:cs="Inter"/>
+          <w:b w:val="0"/>
+          <w:i w:val="0"/>
+          <w:color w:val="1C1E2E"/>
+          <w:sz w:val="22"/>
+        </w:rPr>
+        <w:t xml:space="preserve"> (Mérida, 15 November 2004) </w:t>
+      </w:r>
+      <w:r>
+        <w:rPr>
+          <w:rFonts w:ascii="Inter" w:hAnsi="Inter" w:cs="Inter"/>
+          <w:b/>
+          <w:i w:val="0"/>
+          <w:color w:val="1C1E2E"/>
+          <w:sz w:val="22"/>
+        </w:rPr>
+        <w:t>[DOC-07]</w:t>
+      </w:r>
+      <w:r>
+        <w:rPr>
+          <w:rFonts w:ascii="Inter" w:hAnsi="Inter" w:cs="Inter"/>
+          <w:b w:val="0"/>
+          <w:i w:val="0"/>
+          <w:color w:val="1C1E2E"/>
+          <w:sz w:val="22"/>
+        </w:rPr>
+        <w:t>.</w:t>
+      </w:r>
+    </w:p>
+    <w:p>
+      <w:pPr>
+        <w:pBdr>
+          <w:left w:val="single" w:sz="18" w:space="8" w:color="9A5B00"/>
+        </w:pBdr>
+        <w:spacing w:before="120" w:after="200"/>
+        <w:ind w:left="317"/>
+      </w:pPr>
+      <w:r>
+        <w:rPr>
+          <w:rFonts w:ascii="Inter" w:hAnsi="Inter" w:cs="Inter"/>
+          <w:b/>
+          <w:i w:val="0"/>
+          <w:color w:val="5B5F77"/>
+          <w:sz w:val="21"/>
+        </w:rPr>
+        <w:t>How to word this for the committee — it matters.</w:t>
+      </w:r>
+      <w:r>
+        <w:rPr>
+          <w:rFonts w:ascii="Inter" w:hAnsi="Inter" w:cs="Inter"/>
+          <w:b w:val="0"/>
+          <w:i w:val="0"/>
+          <w:color w:val="5B5F77"/>
+          <w:sz w:val="21"/>
+        </w:rPr>
+        <w:t xml:space="preserve"> The Venezuelan document is </w:t>
+      </w:r>
+      <w:r>
+        <w:rPr>
+          <w:rFonts w:ascii="Inter" w:hAnsi="Inter" w:cs="Inter"/>
+          <w:b/>
+          <w:i w:val="0"/>
+          <w:color w:val="5B5F77"/>
+          <w:sz w:val="21"/>
+        </w:rPr>
+        <w:t>not titled "Premio Extraordinario Fin de Carrera"</w:t>
+      </w:r>
+      <w:r>
+        <w:rPr>
+          <w:rFonts w:ascii="Inter" w:hAnsi="Inter" w:cs="Inter"/>
+          <w:b w:val="0"/>
+          <w:i w:val="0"/>
+          <w:color w:val="5B5F77"/>
+          <w:sz w:val="21"/>
+        </w:rPr>
+        <w:t xml:space="preserve">, because ULA does not issue an award under that name: it issues the </w:t>
+      </w:r>
+      <w:r>
+        <w:rPr>
+          <w:rFonts w:ascii="Inter" w:hAnsi="Inter" w:cs="Inter"/>
+          <w:b/>
+          <w:i w:val="0"/>
+          <w:color w:val="5B5F77"/>
+          <w:sz w:val="21"/>
+        </w:rPr>
+        <w:t>Academic Rank Certificate</w:t>
+      </w:r>
+      <w:r>
+        <w:rPr>
+          <w:rFonts w:ascii="Inter" w:hAnsi="Inter" w:cs="Inter"/>
+          <w:b w:val="0"/>
+          <w:i w:val="0"/>
+          <w:color w:val="5B5F77"/>
+          <w:sz w:val="21"/>
+        </w:rPr>
+        <w:t xml:space="preserve">, its functional equivalent, certifying exactly what the Spanish award evidences — </w:t>
+      </w:r>
+      <w:r>
+        <w:rPr>
+          <w:rFonts w:ascii="Inter" w:hAnsi="Inter" w:cs="Inter"/>
+          <w:b/>
+          <w:i w:val="0"/>
+          <w:color w:val="5B5F77"/>
+          <w:sz w:val="21"/>
+        </w:rPr>
+        <w:t>having ranked first in the graduating class</w:t>
+      </w:r>
+      <w:r>
+        <w:rPr>
+          <w:rFonts w:ascii="Inter" w:hAnsi="Inter" w:cs="Inter"/>
+          <w:b w:val="0"/>
+          <w:i w:val="0"/>
+          <w:color w:val="5B5F77"/>
+          <w:sz w:val="21"/>
+        </w:rPr>
+        <w:t xml:space="preserve">. Present it in those terms and attach the apostilled certificate: the committee then sees a verifiable number (1st of 56; 18.97 against 15.77) instead of a label it would have to interpret. It is also the </w:t>
+      </w:r>
+      <w:r>
+        <w:rPr>
+          <w:rFonts w:ascii="Inter" w:hAnsi="Inter" w:cs="Inter"/>
+          <w:b/>
+          <w:i w:val="0"/>
+          <w:color w:val="5B5F77"/>
+          <w:sz w:val="21"/>
+        </w:rPr>
+        <w:t>best-documented merit in the whole file</w:t>
+      </w:r>
+      <w:r>
+        <w:rPr>
+          <w:rFonts w:ascii="Inter" w:hAnsi="Inter" w:cs="Inter"/>
+          <w:b w:val="0"/>
+          <w:i w:val="0"/>
+          <w:color w:val="5B5F77"/>
+          <w:sz w:val="21"/>
+        </w:rPr>
+        <w:t>: official certificate + Rectorate signature certification + Hague Apostille with an online validation code. No other rubric item reaches that standard of proof.</w:t>
       </w:r>
     </w:p>
     <w:p>
@@ -1853,7 +3235,7 @@
           <w:color w:val="1C1E2E"/>
           <w:sz w:val="22"/>
         </w:rPr>
-        <w:t xml:space="preserve"> award resolution / diploma </w:t>
+        <w:t xml:space="preserve"> Academic Rank Certificate with rectoral certification and apostille </w:t>
       </w:r>
       <w:r>
         <w:rPr>
@@ -1873,7 +3255,7 @@
           <w:color w:val="1C1E2E"/>
           <w:sz w:val="22"/>
         </w:rPr>
-        <w:t xml:space="preserve"> · certificate of first-in-class ranking </w:t>
+        <w:t xml:space="preserve"> · Diploma of Honour for the dissertation (20/20 Sobresaliente) </w:t>
       </w:r>
       <w:r>
         <w:rPr>
@@ -1935,7 +3317,7 @@
           <w:color w:val="22307C"/>
           <w:sz w:val="32"/>
         </w:rPr>
-        <w:t xml:space="preserve"> ⚠️ WORDING TO VERIFY</w:t>
+        <w:t xml:space="preserve"> ❌ NOT APPLICABLE</w:t>
       </w:r>
     </w:p>
     <w:p>
@@ -1947,7 +3329,7 @@
           <w:color w:val="1C1E2E"/>
           <w:sz w:val="22"/>
         </w:rPr>
-        <w:t>Distinction held:</w:t>
+        <w:t>The Extraordinary Award held is the undergraduate one (§B.1), not a master's award.</w:t>
       </w:r>
       <w:r>
         <w:rPr>
@@ -1957,7 +3339,73 @@
           <w:color w:val="1C1E2E"/>
           <w:sz w:val="22"/>
         </w:rPr>
-        <w:t xml:space="preserve"> </w:t>
+        <w:t xml:space="preserve"> No award is declared here.</w:t>
+      </w:r>
+    </w:p>
+    <w:p>
+      <w:r>
+        <w:rPr>
+          <w:rFonts w:ascii="Inter" w:hAnsi="Inter" w:cs="Inter"/>
+          <w:b/>
+          <w:i w:val="0"/>
+          <w:color w:val="1C1E2E"/>
+          <w:sz w:val="22"/>
+        </w:rPr>
+        <w:t>What is declared instead, as the master's academic distinction</w:t>
+      </w:r>
+      <w:r>
+        <w:rPr>
+          <w:rFonts w:ascii="Inter" w:hAnsi="Inter" w:cs="Inter"/>
+          <w:b w:val="0"/>
+          <w:i w:val="0"/>
+          <w:color w:val="1C1E2E"/>
+          <w:sz w:val="22"/>
+        </w:rPr>
+        <w:t xml:space="preserve"> — reinforcing Block A, not this item:</w:t>
+      </w:r>
+    </w:p>
+    <w:p>
+      <w:pPr>
+        <w:pStyle w:val="ListBullet"/>
+        <w:spacing w:after="60"/>
+        <w:ind w:left="403"/>
+      </w:pPr>
+      <w:r>
+        <w:rPr>
+          <w:rFonts w:ascii="Inter" w:hAnsi="Inter" w:cs="Inter"/>
+          <w:b/>
+          <w:i w:val="0"/>
+          <w:color w:val="1C1E2E"/>
+          <w:sz w:val="22"/>
+        </w:rPr>
+        <w:t>2 Matrículas de Honor</w:t>
+      </w:r>
+      <w:r>
+        <w:rPr>
+          <w:rFonts w:ascii="Inter" w:hAnsi="Inter" w:cs="Inter"/>
+          <w:b w:val="0"/>
+          <w:i w:val="0"/>
+          <w:color w:val="1C1E2E"/>
+          <w:sz w:val="22"/>
+        </w:rPr>
+        <w:t xml:space="preserve"> in the Master's Degree in Languages and Technology (UPV, 2026).</w:t>
+      </w:r>
+    </w:p>
+    <w:p>
+      <w:pPr>
+        <w:pStyle w:val="ListBullet"/>
+        <w:spacing w:after="60"/>
+        <w:ind w:left="403"/>
+      </w:pPr>
+      <w:r>
+        <w:rPr>
+          <w:rFonts w:ascii="Inter" w:hAnsi="Inter" w:cs="Inter"/>
+          <w:b w:val="0"/>
+          <w:i w:val="0"/>
+          <w:color w:val="1C1E2E"/>
+          <w:sz w:val="22"/>
+        </w:rPr>
+        <w:t xml:space="preserve">Grade-point average </w:t>
       </w:r>
       <w:r>
         <w:rPr>
@@ -1967,7 +3415,7 @@
           <w:color w:val="1C1E2E"/>
           <w:sz w:val="22"/>
         </w:rPr>
-        <w:t>2 *Matrículas de Honor</w:t>
+        <w:t>9.4 / 10</w:t>
       </w:r>
       <w:r>
         <w:rPr>
@@ -1977,7 +3425,54 @@
           <w:color w:val="1C1E2E"/>
           <w:sz w:val="22"/>
         </w:rPr>
-        <w:t>* in the Master's Degree in Languages and Technology (UPV, 2026), on a 9.4/10 record.</w:t>
+        <w:t>.</w:t>
+      </w:r>
+    </w:p>
+    <w:p>
+      <w:pPr>
+        <w:pStyle w:val="ListBullet"/>
+        <w:spacing w:after="60"/>
+        <w:ind w:left="403"/>
+      </w:pPr>
+      <w:r>
+        <w:rPr>
+          <w:rFonts w:ascii="Inter" w:hAnsi="Inter" w:cs="Inter"/>
+          <w:b/>
+          <w:i w:val="0"/>
+          <w:color w:val="1C1E2E"/>
+          <w:sz w:val="22"/>
+        </w:rPr>
+        <w:t>10/10</w:t>
+      </w:r>
+      <w:r>
+        <w:rPr>
+          <w:rFonts w:ascii="Inter" w:hAnsi="Inter" w:cs="Inter"/>
+          <w:b w:val="0"/>
+          <w:i w:val="0"/>
+          <w:color w:val="1C1E2E"/>
+          <w:sz w:val="22"/>
+        </w:rPr>
+        <w:t xml:space="preserve"> for the </w:t>
+      </w:r>
+      <w:r>
+        <w:rPr>
+          <w:rFonts w:ascii="Inter" w:hAnsi="Inter" w:cs="Inter"/>
+          <w:b w:val="0"/>
+          <w:i/>
+          <w:color w:val="1C1E2E"/>
+          <w:sz w:val="22"/>
+        </w:rPr>
+        <w:t>Academic Writing Journey</w:t>
+      </w:r>
+      <w:r>
+        <w:rPr>
+          <w:rFonts w:ascii="Inter" w:hAnsi="Inter" w:cs="Inter"/>
+          <w:b w:val="0"/>
+          <w:i w:val="0"/>
+          <w:color w:val="1C1E2E"/>
+          <w:sz w:val="22"/>
+        </w:rPr>
+        <w:t xml:space="preserve"> project.</w:t>
       </w:r>
     </w:p>
     <w:p>
@@ -1996,7 +3491,7 @@
           <w:color w:val="5B5F77"/>
           <w:sz w:val="21"/>
         </w:rPr>
-        <w:t>Honest warning — this is where points are most easily lost.</w:t>
+        <w:t>Why leaving this at zero is the right call.</w:t>
       </w:r>
       <w:r>
         <w:rPr>
@@ -2026,7 +3521,7 @@
           <w:color w:val="5B5F77"/>
           <w:sz w:val="21"/>
         </w:rPr>
-        <w:t xml:space="preserve"> and an </w:t>
+        <w:t xml:space="preserve"> is a course-level grade; the </w:t>
       </w:r>
       <w:r>
         <w:rPr>
@@ -2046,47 +3541,7 @@
           <w:color w:val="5B5F77"/>
           <w:sz w:val="21"/>
         </w:rPr>
-        <w:t xml:space="preserve"> are </w:t>
-      </w:r>
-      <w:r>
-        <w:rPr>
-          <w:rFonts w:ascii="Inter" w:hAnsi="Inter" w:cs="Inter"/>
-          <w:b/>
-          <w:i w:val="0"/>
-          <w:color w:val="5B5F77"/>
-          <w:sz w:val="21"/>
-        </w:rPr>
-        <w:t>different merits</w:t>
-      </w:r>
-      <w:r>
-        <w:rPr>
-          <w:rFonts w:ascii="Inter" w:hAnsi="Inter" w:cs="Inter"/>
-          <w:b w:val="0"/>
-          <w:i w:val="0"/>
-          <w:color w:val="5B5F77"/>
-          <w:sz w:val="21"/>
-        </w:rPr>
-        <w:t xml:space="preserve">: the former is a course-level grade, the latter a university resolution awarded to the best record of the cohort, usually published months after the academic year closes. Two scenarios: - </w:t>
-      </w:r>
-      <w:r>
-        <w:rPr>
-          <w:rFonts w:ascii="Inter" w:hAnsi="Inter" w:cs="Inter"/>
-          <w:b/>
-          <w:i w:val="0"/>
-          <w:color w:val="5B5F77"/>
-          <w:sz w:val="21"/>
-        </w:rPr>
-        <w:t>If UPV has already resolved the Extraordinary Award in your favour</w:t>
-      </w:r>
-      <w:r>
-        <w:rPr>
-          <w:rFonts w:ascii="Inter" w:hAnsi="Inter" w:cs="Inter"/>
-          <w:b w:val="0"/>
-          <w:i w:val="0"/>
-          <w:color w:val="5B5F77"/>
-          <w:sz w:val="21"/>
-        </w:rPr>
-        <w:t xml:space="preserve">, attach the resolution as </w:t>
+        <w:t xml:space="preserve"> is a university resolution recognising the best record of the cohort. Declaring one as the other would void the merit and undercut the credibility of the rest of the CV — precisely when §B.1 does supply a real award, certified and apostilled. Should UPV later resolve the Extraordinary Award in your favour, add the resolution as </w:t>
       </w:r>
       <w:r>
         <w:rPr>
@@ -2106,87 +3561,7 @@
           <w:color w:val="5B5F77"/>
           <w:sz w:val="21"/>
         </w:rPr>
-        <w:t xml:space="preserve"> and this item scores in full (5%). - </w:t>
-      </w:r>
-      <w:r>
-        <w:rPr>
-          <w:rFonts w:ascii="Inter" w:hAnsi="Inter" w:cs="Inter"/>
-          <w:b/>
-          <w:i w:val="0"/>
-          <w:color w:val="5B5F77"/>
-          <w:sz w:val="21"/>
-        </w:rPr>
-        <w:t>If it has not been resolved or was not awarded to you</w:t>
-      </w:r>
-      <w:r>
-        <w:rPr>
-          <w:rFonts w:ascii="Inter" w:hAnsi="Inter" w:cs="Inter"/>
-          <w:b w:val="0"/>
-          <w:i w:val="0"/>
-          <w:color w:val="5B5F77"/>
-          <w:sz w:val="21"/>
-        </w:rPr>
-        <w:t xml:space="preserve">, </w:t>
-      </w:r>
-      <w:r>
-        <w:rPr>
-          <w:rFonts w:ascii="Inter" w:hAnsi="Inter" w:cs="Inter"/>
-          <w:b/>
-          <w:i w:val="0"/>
-          <w:color w:val="5B5F77"/>
-          <w:sz w:val="21"/>
-        </w:rPr>
-        <w:t>do not declare it as an award</w:t>
-      </w:r>
-      <w:r>
-        <w:rPr>
-          <w:rFonts w:ascii="Inter" w:hAnsi="Inter" w:cs="Inter"/>
-          <w:b w:val="0"/>
-          <w:i w:val="0"/>
-          <w:color w:val="5B5F77"/>
-          <w:sz w:val="21"/>
-        </w:rPr>
-        <w:t xml:space="preserve">: declare the </w:t>
-      </w:r>
-      <w:r>
-        <w:rPr>
-          <w:rFonts w:ascii="Inter" w:hAnsi="Inter" w:cs="Inter"/>
-          <w:b/>
-          <w:i w:val="0"/>
-          <w:color w:val="5B5F77"/>
-          <w:sz w:val="21"/>
-        </w:rPr>
-        <w:t>2 Matrículas de Honor</w:t>
-      </w:r>
-      <w:r>
-        <w:rPr>
-          <w:rFonts w:ascii="Inter" w:hAnsi="Inter" w:cs="Inter"/>
-          <w:b w:val="0"/>
-          <w:i w:val="0"/>
-          <w:color w:val="5B5F77"/>
-          <w:sz w:val="21"/>
-        </w:rPr>
-        <w:t xml:space="preserve"> and the 9.4/10 record as the master's academic distinction. Declaring an unresolved award can void the merit and signals imprecision to the committee. </w:t>
-      </w:r>
-      <w:r>
-        <w:rPr>
-          <w:rFonts w:ascii="Inter" w:hAnsi="Inter" w:cs="Inter"/>
-          <w:b/>
-          <w:i w:val="0"/>
-          <w:color w:val="5B5F77"/>
-          <w:sz w:val="21"/>
-        </w:rPr>
-        <w:t>Action:</w:t>
-      </w:r>
-      <w:r>
-        <w:rPr>
-          <w:rFonts w:ascii="Inter" w:hAnsi="Inter" w:cs="Inter"/>
-          <w:b w:val="0"/>
-          <w:i w:val="0"/>
-          <w:color w:val="5B5F77"/>
-          <w:sz w:val="21"/>
-        </w:rPr>
-        <w:t xml:space="preserve"> check the status of the Extraordinary Master's Award for your cohort with the UPV registrar / department before finalising the CV.</w:t>
+        <w:t xml:space="preserve"> and this item begins to score.</w:t>
       </w:r>
     </w:p>
     <w:p>
@@ -2208,7 +3583,7 @@
           <w:color w:val="1C1E2E"/>
           <w:sz w:val="22"/>
         </w:rPr>
-        <w:t xml:space="preserve"> academic transcript showing the 2 MH (included in </w:t>
+        <w:t xml:space="preserve"> academic transcript showing the 2 Matrículas de Honor, included in </w:t>
       </w:r>
       <w:r>
         <w:rPr>
@@ -2219,26 +3594,6 @@
           <w:sz w:val="22"/>
         </w:rPr>
         <w:t>[DOC-01]</w:t>
-      </w:r>
-      <w:r>
-        <w:rPr>
-          <w:rFonts w:ascii="Inter" w:hAnsi="Inter" w:cs="Inter"/>
-          <w:b w:val="0"/>
-          <w:i w:val="0"/>
-          <w:color w:val="1C1E2E"/>
-          <w:sz w:val="22"/>
-        </w:rPr>
-        <w:t xml:space="preserve">) · award resolution, if applicable </w:t>
-      </w:r>
-      <w:r>
-        <w:rPr>
-          <w:rFonts w:ascii="Inter" w:hAnsi="Inter" w:cs="Inter"/>
-          <w:b/>
-          <w:i w:val="0"/>
-          <w:color w:val="1C1E2E"/>
-          <w:sz w:val="22"/>
-        </w:rPr>
-        <w:t>[DOC-08]</w:t>
       </w:r>
       <w:r>
         <w:rPr>
@@ -3922,7 +5277,7 @@
           <w:color w:val="1C1E2E"/>
           <w:sz w:val="22"/>
         </w:rPr>
-        <w:t xml:space="preserve"> — Universidad de Oriente (UDO), Venezuela · </w:t>
+        <w:t xml:space="preserve"> — Universidad de Oriente (UDO), Núcleo Nueva Esparta, Venezuela · </w:t>
       </w:r>
       <w:r>
         <w:rPr>
@@ -5016,7 +6371,47 @@
                 <w:color w:val="1C1E2E"/>
                 <w:sz w:val="19"/>
               </w:rPr>
-              <w:t>UPV master's 9.4/10 with 2 MH · Undergraduate Summa Cum Laude, first in class</w:t>
+              <w:t xml:space="preserve">UPV master's </w:t>
+            </w:r>
+            <w:r>
+              <w:rPr>
+                <w:rFonts w:ascii="Inter" w:hAnsi="Inter" w:cs="Inter"/>
+                <w:b/>
+                <w:i w:val="0"/>
+                <w:color w:val="1C1E2E"/>
+                <w:sz w:val="19"/>
+              </w:rPr>
+              <w:t>9.4/10</w:t>
+            </w:r>
+            <w:r>
+              <w:rPr>
+                <w:rFonts w:ascii="Inter" w:hAnsi="Inter" w:cs="Inter"/>
+                <w:b w:val="0"/>
+                <w:i w:val="0"/>
+                <w:color w:val="1C1E2E"/>
+                <w:sz w:val="19"/>
+              </w:rPr>
+              <w:t xml:space="preserve"> with 2 distinctions · Undergraduate </w:t>
+            </w:r>
+            <w:r>
+              <w:rPr>
+                <w:rFonts w:ascii="Inter" w:hAnsi="Inter" w:cs="Inter"/>
+                <w:b/>
+                <w:i w:val="0"/>
+                <w:color w:val="1C1E2E"/>
+                <w:sz w:val="19"/>
+              </w:rPr>
+              <w:t>9.07/10</w:t>
+            </w:r>
+            <w:r>
+              <w:rPr>
+                <w:rFonts w:ascii="Inter" w:hAnsi="Inter" w:cs="Inter"/>
+                <w:b w:val="0"/>
+                <w:i w:val="0"/>
+                <w:color w:val="1C1E2E"/>
+                <w:sz w:val="19"/>
+              </w:rPr>
+              <w:t xml:space="preserve"> (official equivalence), 1st of 56</w:t>
             </w:r>
           </w:p>
         </w:tc>
@@ -5097,12 +6492,22 @@
             <w:r>
               <w:rPr>
                 <w:rFonts w:ascii="Inter" w:hAnsi="Inter" w:cs="Inter"/>
+                <w:b/>
+                <w:i w:val="0"/>
+                <w:color w:val="1C1E2E"/>
+                <w:sz w:val="19"/>
+              </w:rPr>
+              <w:t>1st of 56 graduates</w:t>
+            </w:r>
+            <w:r>
+              <w:rPr>
+                <w:rFonts w:ascii="Inter" w:hAnsi="Inter" w:cs="Inter"/>
                 <w:b w:val="0"/>
                 <w:i w:val="0"/>
                 <w:color w:val="1C1E2E"/>
                 <w:sz w:val="19"/>
               </w:rPr>
-              <w:t>Extraordinary Graduation Award (ULA, 2004)</w:t>
+              <w:t xml:space="preserve"> — apostilled certificate</w:t>
             </w:r>
           </w:p>
         </w:tc>
@@ -5167,7 +6572,7 @@
                 <w:color w:val="1C1E2E"/>
                 <w:sz w:val="19"/>
               </w:rPr>
-              <w:t>⚠️</w:t>
+              <w:t>❌</w:t>
             </w:r>
           </w:p>
         </w:tc>
@@ -5188,7 +6593,7 @@
                 <w:color w:val="1C1E2E"/>
                 <w:sz w:val="19"/>
               </w:rPr>
-              <w:t>2 Matrículas de Honor (UPV) — verify award resolution</w:t>
+              <w:t>Not applicable — the award is the undergraduate one</w:t>
             </w:r>
           </w:p>
         </w:tc>
@@ -5360,7 +6765,7 @@
                 <w:color w:val="1C1E2E"/>
                 <w:sz w:val="19"/>
               </w:rPr>
-              <w:t>C1 CAE · CELTA · DELE examiner — verify eligibility</w:t>
+              <w:t>C1 CAE · CELTA · DELE examiner — eligibility to confirm</w:t>
             </w:r>
           </w:p>
         </w:tc>
@@ -5441,32 +6846,12 @@
             <w:r>
               <w:rPr>
                 <w:rFonts w:ascii="Inter" w:hAnsi="Inter" w:cs="Inter"/>
-                <w:b/>
+                <w:b w:val="0"/>
                 <w:i w:val="0"/>
                 <w:color w:val="1C1E2E"/>
                 <w:sz w:val="19"/>
               </w:rPr>
-              <w:t>Academic excellence scholarship (undergraduate)</w:t>
-            </w:r>
-            <w:r>
-              <w:rPr>
-                <w:rFonts w:ascii="Inter" w:hAnsi="Inter" w:cs="Inter"/>
-                <w:b w:val="0"/>
-                <w:i w:val="0"/>
-                <w:color w:val="1C1E2E"/>
-                <w:sz w:val="19"/>
-              </w:rPr>
-              <w:t xml:space="preserve"> · </w:t>
-            </w:r>
-            <w:r>
-              <w:rPr>
-                <w:rFonts w:ascii="Inter" w:hAnsi="Inter" w:cs="Inter"/>
-                <w:b/>
-                <w:i w:val="0"/>
-                <w:color w:val="1C1E2E"/>
-                <w:sz w:val="19"/>
-              </w:rPr>
-              <w:t>Ministry scholarship (master's)</w:t>
+              <w:t>Academic excellence scholarship (undergraduate) · Ministry scholarship (master's)</w:t>
             </w:r>
           </w:p>
         </w:tc>
@@ -5578,7 +6963,7 @@
           <w:color w:val="1C1E2E"/>
           <w:sz w:val="22"/>
         </w:rPr>
-        <w:t>Reading:</w:t>
+        <w:t>Honest reading.</w:t>
       </w:r>
       <w:r>
         <w:rPr>
@@ -5588,7 +6973,69 @@
           <w:color w:val="1C1E2E"/>
           <w:sz w:val="22"/>
         </w:rPr>
-        <w:t xml:space="preserve"> four of the six merits are covered or coverable with existing documentation; two need prior verification (B.2 and B.4) and one does not apply (B.3). The decisive weight — the 70% academic record — sits in the upper band.</w:t>
+        <w:t xml:space="preserve"> Three merits are fully evidenced (B.1, B.5, B.6), one depends on the committee's interpretation (B.4) and two do not apply (B.2, B.3). That is </w:t>
+      </w:r>
+      <w:r>
+        <w:rPr>
+          <w:rFonts w:ascii="Inter" w:hAnsi="Inter" w:cs="Inter"/>
+          <w:b/>
+          <w:i w:val="0"/>
+          <w:color w:val="1C1E2E"/>
+          <w:sz w:val="22"/>
+        </w:rPr>
+        <w:t>roughly 15–20 of the 30 points</w:t>
+      </w:r>
+      <w:r>
+        <w:rPr>
+          <w:rFonts w:ascii="Inter" w:hAnsi="Inter" w:cs="Inter"/>
+          <w:b w:val="0"/>
+          <w:i w:val="0"/>
+          <w:color w:val="1C1E2E"/>
+          <w:sz w:val="22"/>
+        </w:rPr>
+        <w:t xml:space="preserve">, with the 70% academic record in the upper band (9.4 and 9.07 out of 10). The strength here is not the number of boxes ticked but the </w:t>
+      </w:r>
+      <w:r>
+        <w:rPr>
+          <w:rFonts w:ascii="Inter" w:hAnsi="Inter" w:cs="Inter"/>
+          <w:b/>
+          <w:i w:val="0"/>
+          <w:color w:val="1C1E2E"/>
+          <w:sz w:val="22"/>
+        </w:rPr>
+        <w:t>quality of the proof</w:t>
+      </w:r>
+      <w:r>
+        <w:rPr>
+          <w:rFonts w:ascii="Inter" w:hAnsi="Inter" w:cs="Inter"/>
+          <w:b w:val="0"/>
+          <w:i w:val="0"/>
+          <w:color w:val="1C1E2E"/>
+          <w:sz w:val="22"/>
+        </w:rPr>
+        <w:t>: the B.1 merit arrives apostilled with an online validation code, and the undergraduate record comes with its grade average already computed by the Spanish administration.</w:t>
+      </w:r>
+    </w:p>
+    <w:p>
+      <w:r>
+        <w:rPr>
+          <w:rFonts w:ascii="Inter" w:hAnsi="Inter" w:cs="Inter"/>
+          <w:b/>
+          <w:i w:val="0"/>
+          <w:color w:val="1C1E2E"/>
+          <w:sz w:val="22"/>
+        </w:rPr>
+        <w:t>Where the remaining margin is.</w:t>
+      </w:r>
+      <w:r>
+        <w:rPr>
+          <w:rFonts w:ascii="Inter" w:hAnsi="Inter" w:cs="Inter"/>
+          <w:b w:val="0"/>
+          <w:i w:val="0"/>
+          <w:color w:val="1C1E2E"/>
+          <w:sz w:val="22"/>
+        </w:rPr>
+        <w:t xml:space="preserve"> The only item improvable in the short term is B.4: an official certificate in a third language (Valencian A2–B1 through JQCV/CIEACOVA is the fastest and cheapest route) would activate that 5% without depending on anyone's interpretation.</w:t>
       </w:r>
     </w:p>
     <w:p>
@@ -5614,6 +7061,31 @@
       </w:r>
     </w:p>
     <w:p>
+      <w:pPr>
+        <w:spacing w:before="320" w:after="120"/>
+      </w:pPr>
+      <w:r>
+        <w:rPr>
+          <w:rFonts w:ascii="Fraunces" w:hAnsi="Fraunces" w:cs="Fraunces"/>
+          <w:b/>
+          <w:i w:val="0"/>
+          <w:color w:val="22307C"/>
+          <w:sz w:val="32"/>
+        </w:rPr>
+        <w:t>5.1 · A research trajectory that began with the final-year dissertation</w:t>
+      </w:r>
+    </w:p>
+    <w:p>
+      <w:r>
+        <w:rPr>
+          <w:rFonts w:ascii="Inter" w:hAnsi="Inter" w:cs="Inter"/>
+          <w:b w:val="0"/>
+          <w:i w:val="0"/>
+          <w:color w:val="1C1E2E"/>
+          <w:sz w:val="22"/>
+        </w:rPr>
+        <w:t xml:space="preserve">The dissertation did not stay in the file: it ran the full research cycle — </w:t>
+      </w:r>
       <w:r>
         <w:rPr>
           <w:rFonts w:ascii="Inter" w:hAnsi="Inter" w:cs="Inter"/>
@@ -5622,7 +7094,666 @@
           <w:color w:val="1C1E2E"/>
           <w:sz w:val="22"/>
         </w:rPr>
-        <w:t>Indexed-journal publication (derived from the Summa Cum Laude dissertation)</w:t>
+        <w:t>defence with the top grade → peer review and publication in an indexed journal → refereed paper at an international conference</w:t>
+      </w:r>
+      <w:r>
+        <w:rPr>
+          <w:rFonts w:ascii="Inter" w:hAnsi="Inter" w:cs="Inter"/>
+          <w:b w:val="0"/>
+          <w:i w:val="0"/>
+          <w:color w:val="1C1E2E"/>
+          <w:sz w:val="22"/>
+        </w:rPr>
+        <w:t>. It is the most direct evidence of independent research capacity that a doctoral application can carry.</w:t>
+      </w:r>
+    </w:p>
+    <w:tbl>
+      <w:tblPr>
+        <w:tblW w:type="auto" w:w="0"/>
+        <w:jc w:val="left"/>
+        <w:tblBorders>
+          <w:top w:val="single" w:sz="4" w:space="0" w:color="E6E8F2"/>
+          <w:left w:val="single" w:sz="4" w:space="0" w:color="E6E8F2"/>
+          <w:bottom w:val="single" w:sz="4" w:space="0" w:color="E6E8F2"/>
+          <w:right w:val="single" w:sz="4" w:space="0" w:color="E6E8F2"/>
+          <w:insideH w:val="single" w:sz="4" w:space="0" w:color="E6E8F2"/>
+          <w:insideV w:val="single" w:sz="4" w:space="0" w:color="E6E8F2"/>
+        </w:tblBorders>
+        <w:tblLayout w:type="autofit"/>
+        <w:tblLook w:firstColumn="1" w:firstRow="1" w:lastColumn="0" w:lastRow="0" w:noHBand="0" w:noVBand="1" w:val="04A0"/>
+      </w:tblPr>
+      <w:tblGrid>
+        <w:gridCol w:w="2412"/>
+        <w:gridCol w:w="2412"/>
+        <w:gridCol w:w="2412"/>
+        <w:gridCol w:w="2412"/>
+      </w:tblGrid>
+      <w:tr>
+        <w:tc>
+          <w:tcPr>
+            <w:tcW w:type="dxa" w:w="2412"/>
+            <w:shd w:val="clear" w:color="auto" w:fill="EEF2FD"/>
+          </w:tcPr>
+          <w:p>
+            <w:pPr>
+              <w:spacing w:after="40"/>
+            </w:pPr>
+            <w:r/>
+            <w:r>
+              <w:rPr>
+                <w:rFonts w:ascii="Inter" w:hAnsi="Inter" w:cs="Inter"/>
+                <w:b/>
+                <w:i w:val="0"/>
+                <w:color w:val="22307C"/>
+                <w:sz w:val="19"/>
+              </w:rPr>
+              <w:t>Stage</w:t>
+            </w:r>
+          </w:p>
+        </w:tc>
+        <w:tc>
+          <w:tcPr>
+            <w:tcW w:type="dxa" w:w="2412"/>
+            <w:shd w:val="clear" w:color="auto" w:fill="EEF2FD"/>
+          </w:tcPr>
+          <w:p>
+            <w:pPr>
+              <w:spacing w:after="40"/>
+            </w:pPr>
+            <w:r/>
+            <w:r>
+              <w:rPr>
+                <w:rFonts w:ascii="Inter" w:hAnsi="Inter" w:cs="Inter"/>
+                <w:b/>
+                <w:i w:val="0"/>
+                <w:color w:val="22307C"/>
+                <w:sz w:val="19"/>
+              </w:rPr>
+              <w:t>Milestone</w:t>
+            </w:r>
+          </w:p>
+        </w:tc>
+        <w:tc>
+          <w:tcPr>
+            <w:tcW w:type="dxa" w:w="2412"/>
+            <w:shd w:val="clear" w:color="auto" w:fill="EEF2FD"/>
+          </w:tcPr>
+          <w:p>
+            <w:pPr>
+              <w:spacing w:after="40"/>
+            </w:pPr>
+            <w:r/>
+            <w:r>
+              <w:rPr>
+                <w:rFonts w:ascii="Inter" w:hAnsi="Inter" w:cs="Inter"/>
+                <w:b/>
+                <w:i w:val="0"/>
+                <w:color w:val="22307C"/>
+                <w:sz w:val="19"/>
+              </w:rPr>
+              <w:t>Date</w:t>
+            </w:r>
+          </w:p>
+        </w:tc>
+        <w:tc>
+          <w:tcPr>
+            <w:tcW w:type="dxa" w:w="2412"/>
+            <w:shd w:val="clear" w:color="auto" w:fill="EEF2FD"/>
+          </w:tcPr>
+          <w:p>
+            <w:pPr>
+              <w:spacing w:after="40"/>
+            </w:pPr>
+            <w:r/>
+            <w:r>
+              <w:rPr>
+                <w:rFonts w:ascii="Inter" w:hAnsi="Inter" w:cs="Inter"/>
+                <w:b/>
+                <w:i w:val="0"/>
+                <w:color w:val="22307C"/>
+                <w:sz w:val="19"/>
+              </w:rPr>
+              <w:t>Doc.</w:t>
+            </w:r>
+          </w:p>
+        </w:tc>
+      </w:tr>
+      <w:tr>
+        <w:tc>
+          <w:tcPr>
+            <w:tcW w:type="dxa" w:w="2412"/>
+          </w:tcPr>
+          <w:p>
+            <w:pPr>
+              <w:spacing w:after="40"/>
+            </w:pPr>
+            <w:r/>
+            <w:r>
+              <w:rPr>
+                <w:rFonts w:ascii="Inter" w:hAnsi="Inter" w:cs="Inter"/>
+                <w:b/>
+                <w:i w:val="0"/>
+                <w:color w:val="1C1E2E"/>
+                <w:sz w:val="19"/>
+              </w:rPr>
+              <w:t>1 · Defence</w:t>
+            </w:r>
+          </w:p>
+        </w:tc>
+        <w:tc>
+          <w:tcPr>
+            <w:tcW w:type="dxa" w:w="2412"/>
+          </w:tcPr>
+          <w:p>
+            <w:pPr>
+              <w:spacing w:after="40"/>
+            </w:pPr>
+            <w:r/>
+            <w:r>
+              <w:rPr>
+                <w:rFonts w:ascii="Inter" w:hAnsi="Inter" w:cs="Inter"/>
+                <w:b w:val="0"/>
+                <w:i w:val="0"/>
+                <w:color w:val="1C1E2E"/>
+                <w:sz w:val="19"/>
+              </w:rPr>
+              <w:t xml:space="preserve">Final-year dissertation graded </w:t>
+            </w:r>
+            <w:r>
+              <w:rPr>
+                <w:rFonts w:ascii="Inter" w:hAnsi="Inter" w:cs="Inter"/>
+                <w:b/>
+                <w:i w:val="0"/>
+                <w:color w:val="1C1E2E"/>
+                <w:sz w:val="19"/>
+              </w:rPr>
+              <w:t>20/20 — Sobresaliente</w:t>
+            </w:r>
+            <w:r>
+              <w:rPr>
+                <w:rFonts w:ascii="Inter" w:hAnsi="Inter" w:cs="Inter"/>
+                <w:b w:val="0"/>
+                <w:i w:val="0"/>
+                <w:color w:val="1C1E2E"/>
+                <w:sz w:val="19"/>
+              </w:rPr>
+              <w:t xml:space="preserve">; </w:t>
+            </w:r>
+            <w:r>
+              <w:rPr>
+                <w:rFonts w:ascii="Inter" w:hAnsi="Inter" w:cs="Inter"/>
+                <w:b/>
+                <w:i w:val="0"/>
+                <w:color w:val="1C1E2E"/>
+                <w:sz w:val="19"/>
+              </w:rPr>
+              <w:t>Diploma of Honour</w:t>
+            </w:r>
+            <w:r>
+              <w:rPr>
+                <w:rFonts w:ascii="Inter" w:hAnsi="Inter" w:cs="Inter"/>
+                <w:b w:val="0"/>
+                <w:i w:val="0"/>
+                <w:color w:val="1C1E2E"/>
+                <w:sz w:val="19"/>
+              </w:rPr>
+              <w:t xml:space="preserve"> awarded by the Rector of Universidad de Los Andes</w:t>
+            </w:r>
+          </w:p>
+        </w:tc>
+        <w:tc>
+          <w:tcPr>
+            <w:tcW w:type="dxa" w:w="2412"/>
+          </w:tcPr>
+          <w:p>
+            <w:pPr>
+              <w:spacing w:after="40"/>
+            </w:pPr>
+            <w:r/>
+            <w:r>
+              <w:rPr>
+                <w:rFonts w:ascii="Inter" w:hAnsi="Inter" w:cs="Inter"/>
+                <w:b w:val="0"/>
+                <w:i w:val="0"/>
+                <w:color w:val="1C1E2E"/>
+                <w:sz w:val="19"/>
+              </w:rPr>
+              <w:t>15 Nov 2004</w:t>
+            </w:r>
+          </w:p>
+        </w:tc>
+        <w:tc>
+          <w:tcPr>
+            <w:tcW w:type="dxa" w:w="2412"/>
+          </w:tcPr>
+          <w:p>
+            <w:pPr>
+              <w:spacing w:after="40"/>
+            </w:pPr>
+            <w:r/>
+            <w:r>
+              <w:rPr>
+                <w:rFonts w:ascii="Inter" w:hAnsi="Inter" w:cs="Inter"/>
+                <w:b/>
+                <w:i w:val="0"/>
+                <w:color w:val="1C1E2E"/>
+                <w:sz w:val="19"/>
+              </w:rPr>
+              <w:t>[DOC-07]</w:t>
+            </w:r>
+          </w:p>
+        </w:tc>
+      </w:tr>
+      <w:tr>
+        <w:tc>
+          <w:tcPr>
+            <w:tcW w:type="dxa" w:w="2412"/>
+          </w:tcPr>
+          <w:p>
+            <w:pPr>
+              <w:spacing w:after="40"/>
+            </w:pPr>
+            <w:r/>
+            <w:r>
+              <w:rPr>
+                <w:rFonts w:ascii="Inter" w:hAnsi="Inter" w:cs="Inter"/>
+                <w:b/>
+                <w:i w:val="0"/>
+                <w:color w:val="1C1E2E"/>
+                <w:sz w:val="19"/>
+              </w:rPr>
+              <w:t>2 · Peer review</w:t>
+            </w:r>
+          </w:p>
+        </w:tc>
+        <w:tc>
+          <w:tcPr>
+            <w:tcW w:type="dxa" w:w="2412"/>
+          </w:tcPr>
+          <w:p>
+            <w:pPr>
+              <w:spacing w:after="40"/>
+            </w:pPr>
+            <w:r/>
+            <w:r>
+              <w:rPr>
+                <w:rFonts w:ascii="Inter" w:hAnsi="Inter" w:cs="Inter"/>
+                <w:b w:val="0"/>
+                <w:i w:val="0"/>
+                <w:color w:val="1C1E2E"/>
+                <w:sz w:val="19"/>
+              </w:rPr>
+              <w:t xml:space="preserve">Article received (13-06-2004) and </w:t>
+            </w:r>
+            <w:r>
+              <w:rPr>
+                <w:rFonts w:ascii="Inter" w:hAnsi="Inter" w:cs="Inter"/>
+                <w:b/>
+                <w:i w:val="0"/>
+                <w:color w:val="1C1E2E"/>
+                <w:sz w:val="19"/>
+              </w:rPr>
+              <w:t>accepted after peer review</w:t>
+            </w:r>
+            <w:r>
+              <w:rPr>
+                <w:rFonts w:ascii="Inter" w:hAnsi="Inter" w:cs="Inter"/>
+                <w:b w:val="0"/>
+                <w:i w:val="0"/>
+                <w:color w:val="1C1E2E"/>
+                <w:sz w:val="19"/>
+              </w:rPr>
+              <w:t xml:space="preserve"> (19-07-2004) by </w:t>
+            </w:r>
+            <w:r>
+              <w:rPr>
+                <w:rFonts w:ascii="Inter" w:hAnsi="Inter" w:cs="Inter"/>
+                <w:b w:val="0"/>
+                <w:i/>
+                <w:color w:val="1C1E2E"/>
+                <w:sz w:val="19"/>
+              </w:rPr>
+              <w:t>Kaleidoscopio</w:t>
+            </w:r>
+            <w:r>
+              <w:rPr>
+                <w:rFonts w:ascii="Inter" w:hAnsi="Inter" w:cs="Inter"/>
+                <w:b w:val="0"/>
+                <w:i w:val="0"/>
+                <w:color w:val="1C1E2E"/>
+                <w:sz w:val="19"/>
+              </w:rPr>
+              <w:t xml:space="preserve">, refereed journal of Education, Humanities and Arts of </w:t>
+            </w:r>
+            <w:r>
+              <w:rPr>
+                <w:rFonts w:ascii="Inter" w:hAnsi="Inter" w:cs="Inter"/>
+                <w:b/>
+                <w:i w:val="0"/>
+                <w:color w:val="1C1E2E"/>
+                <w:sz w:val="19"/>
+              </w:rPr>
+              <w:t>Universidad Nacional Experimental de Guayana (UNEG)</w:t>
+            </w:r>
+          </w:p>
+        </w:tc>
+        <w:tc>
+          <w:tcPr>
+            <w:tcW w:type="dxa" w:w="2412"/>
+          </w:tcPr>
+          <w:p>
+            <w:pPr>
+              <w:spacing w:after="40"/>
+            </w:pPr>
+            <w:r/>
+            <w:r>
+              <w:rPr>
+                <w:rFonts w:ascii="Inter" w:hAnsi="Inter" w:cs="Inter"/>
+                <w:b w:val="0"/>
+                <w:i w:val="0"/>
+                <w:color w:val="1C1E2E"/>
+                <w:sz w:val="19"/>
+              </w:rPr>
+              <w:t>2004–2005</w:t>
+            </w:r>
+          </w:p>
+        </w:tc>
+        <w:tc>
+          <w:tcPr>
+            <w:tcW w:type="dxa" w:w="2412"/>
+          </w:tcPr>
+          <w:p>
+            <w:pPr>
+              <w:spacing w:after="40"/>
+            </w:pPr>
+            <w:r/>
+            <w:r>
+              <w:rPr>
+                <w:rFonts w:ascii="Inter" w:hAnsi="Inter" w:cs="Inter"/>
+                <w:b/>
+                <w:i w:val="0"/>
+                <w:color w:val="1C1E2E"/>
+                <w:sz w:val="19"/>
+              </w:rPr>
+              <w:t>[DOC-19]</w:t>
+            </w:r>
+          </w:p>
+        </w:tc>
+      </w:tr>
+      <w:tr>
+        <w:tc>
+          <w:tcPr>
+            <w:tcW w:type="dxa" w:w="2412"/>
+          </w:tcPr>
+          <w:p>
+            <w:pPr>
+              <w:spacing w:after="40"/>
+            </w:pPr>
+            <w:r/>
+            <w:r>
+              <w:rPr>
+                <w:rFonts w:ascii="Inter" w:hAnsi="Inter" w:cs="Inter"/>
+                <w:b/>
+                <w:i w:val="0"/>
+                <w:color w:val="1C1E2E"/>
+                <w:sz w:val="19"/>
+              </w:rPr>
+              <w:t>3 · Publication</w:t>
+            </w:r>
+          </w:p>
+        </w:tc>
+        <w:tc>
+          <w:tcPr>
+            <w:tcW w:type="dxa" w:w="2412"/>
+          </w:tcPr>
+          <w:p>
+            <w:pPr>
+              <w:spacing w:after="40"/>
+            </w:pPr>
+            <w:r/>
+            <w:r>
+              <w:rPr>
+                <w:rFonts w:ascii="Inter" w:hAnsi="Inter" w:cs="Inter"/>
+                <w:b w:val="0"/>
+                <w:i w:val="0"/>
+                <w:color w:val="1C1E2E"/>
+                <w:sz w:val="19"/>
+              </w:rPr>
+              <w:t xml:space="preserve">Published in </w:t>
+            </w:r>
+            <w:r>
+              <w:rPr>
+                <w:rFonts w:ascii="Inter" w:hAnsi="Inter" w:cs="Inter"/>
+                <w:b/>
+                <w:i w:val="0"/>
+                <w:color w:val="1C1E2E"/>
+                <w:sz w:val="19"/>
+              </w:rPr>
+              <w:t>Kaleidoscopio, vol. 2, no. 3 (Jan–Jun 2005), pp. 51–56</w:t>
+            </w:r>
+            <w:r>
+              <w:rPr>
+                <w:rFonts w:ascii="Inter" w:hAnsi="Inter" w:cs="Inter"/>
+                <w:b w:val="0"/>
+                <w:i w:val="0"/>
+                <w:color w:val="1C1E2E"/>
+                <w:sz w:val="19"/>
+              </w:rPr>
+              <w:t xml:space="preserve">, with a bilingual Spanish/English abstract. ISSN 1690-6054. </w:t>
+            </w:r>
+            <w:r>
+              <w:rPr>
+                <w:rFonts w:ascii="Inter" w:hAnsi="Inter" w:cs="Inter"/>
+                <w:b/>
+                <w:i w:val="0"/>
+                <w:color w:val="1C1E2E"/>
+                <w:sz w:val="19"/>
+              </w:rPr>
+              <w:t>Indexed in CLASE (UNAM)</w:t>
+            </w:r>
+          </w:p>
+        </w:tc>
+        <w:tc>
+          <w:tcPr>
+            <w:tcW w:type="dxa" w:w="2412"/>
+          </w:tcPr>
+          <w:p>
+            <w:pPr>
+              <w:spacing w:after="40"/>
+            </w:pPr>
+            <w:r/>
+            <w:r>
+              <w:rPr>
+                <w:rFonts w:ascii="Inter" w:hAnsi="Inter" w:cs="Inter"/>
+                <w:b w:val="0"/>
+                <w:i w:val="0"/>
+                <w:color w:val="1C1E2E"/>
+                <w:sz w:val="19"/>
+              </w:rPr>
+              <w:t>2005</w:t>
+            </w:r>
+          </w:p>
+        </w:tc>
+        <w:tc>
+          <w:tcPr>
+            <w:tcW w:type="dxa" w:w="2412"/>
+          </w:tcPr>
+          <w:p>
+            <w:pPr>
+              <w:spacing w:after="40"/>
+            </w:pPr>
+            <w:r/>
+            <w:r>
+              <w:rPr>
+                <w:rFonts w:ascii="Inter" w:hAnsi="Inter" w:cs="Inter"/>
+                <w:b/>
+                <w:i w:val="0"/>
+                <w:color w:val="1C1E2E"/>
+                <w:sz w:val="19"/>
+              </w:rPr>
+              <w:t>[DOC-19]</w:t>
+            </w:r>
+          </w:p>
+        </w:tc>
+      </w:tr>
+      <w:tr>
+        <w:tc>
+          <w:tcPr>
+            <w:tcW w:type="dxa" w:w="2412"/>
+          </w:tcPr>
+          <w:p>
+            <w:pPr>
+              <w:spacing w:after="40"/>
+            </w:pPr>
+            <w:r/>
+            <w:r>
+              <w:rPr>
+                <w:rFonts w:ascii="Inter" w:hAnsi="Inter" w:cs="Inter"/>
+                <w:b/>
+                <w:i w:val="0"/>
+                <w:color w:val="1C1E2E"/>
+                <w:sz w:val="19"/>
+              </w:rPr>
+              <w:t>4 · International conference</w:t>
+            </w:r>
+          </w:p>
+        </w:tc>
+        <w:tc>
+          <w:tcPr>
+            <w:tcW w:type="dxa" w:w="2412"/>
+          </w:tcPr>
+          <w:p>
+            <w:pPr>
+              <w:spacing w:after="40"/>
+            </w:pPr>
+            <w:r/>
+            <w:r>
+              <w:rPr>
+                <w:rFonts w:ascii="Inter" w:hAnsi="Inter" w:cs="Inter"/>
+                <w:b w:val="0"/>
+                <w:i w:val="0"/>
+                <w:color w:val="1C1E2E"/>
+                <w:sz w:val="19"/>
+              </w:rPr>
+              <w:t xml:space="preserve">Abstract </w:t>
+            </w:r>
+            <w:r>
+              <w:rPr>
+                <w:rFonts w:ascii="Inter" w:hAnsi="Inter" w:cs="Inter"/>
+                <w:b/>
+                <w:i w:val="0"/>
+                <w:color w:val="1C1E2E"/>
+                <w:sz w:val="19"/>
+              </w:rPr>
+              <w:t>accepted by the refereeing committee</w:t>
+            </w:r>
+            <w:r>
+              <w:rPr>
+                <w:rFonts w:ascii="Inter" w:hAnsi="Inter" w:cs="Inter"/>
+                <w:b w:val="0"/>
+                <w:i w:val="0"/>
+                <w:color w:val="1C1E2E"/>
+                <w:sz w:val="19"/>
+              </w:rPr>
+              <w:t xml:space="preserve"> and paper presented at the </w:t>
+            </w:r>
+            <w:r>
+              <w:rPr>
+                <w:rFonts w:ascii="Inter" w:hAnsi="Inter" w:cs="Inter"/>
+                <w:b/>
+                <w:i w:val="0"/>
+                <w:color w:val="1C1E2E"/>
+                <w:sz w:val="19"/>
+              </w:rPr>
+              <w:t>2nd International Conference on Higher Education, "Trends and Perspectives of Higher Education in Latin America / in the 21st Century"</w:t>
+            </w:r>
+            <w:r>
+              <w:rPr>
+                <w:rFonts w:ascii="Inter" w:hAnsi="Inter" w:cs="Inter"/>
+                <w:b w:val="0"/>
+                <w:i w:val="0"/>
+                <w:color w:val="1C1E2E"/>
+                <w:sz w:val="19"/>
+              </w:rPr>
+              <w:t xml:space="preserve">, Association of Educators of Latin America and the Caribbean + Universidad de Oriente, </w:t>
+            </w:r>
+            <w:r>
+              <w:rPr>
+                <w:rFonts w:ascii="Inter" w:hAnsi="Inter" w:cs="Inter"/>
+                <w:b/>
+                <w:i w:val="0"/>
+                <w:color w:val="1C1E2E"/>
+                <w:sz w:val="19"/>
+              </w:rPr>
+              <w:t>Cumaná, 31 Jul – 2 Aug 2008</w:t>
+            </w:r>
+            <w:r>
+              <w:rPr>
+                <w:rFonts w:ascii="Inter" w:hAnsi="Inter" w:cs="Inter"/>
+                <w:b w:val="0"/>
+                <w:i w:val="0"/>
+                <w:color w:val="1C1E2E"/>
+                <w:sz w:val="19"/>
+              </w:rPr>
+              <w:t xml:space="preserve"> (ref. CIES/P 048)</w:t>
+            </w:r>
+          </w:p>
+        </w:tc>
+        <w:tc>
+          <w:tcPr>
+            <w:tcW w:type="dxa" w:w="2412"/>
+          </w:tcPr>
+          <w:p>
+            <w:pPr>
+              <w:spacing w:after="40"/>
+            </w:pPr>
+            <w:r/>
+            <w:r>
+              <w:rPr>
+                <w:rFonts w:ascii="Inter" w:hAnsi="Inter" w:cs="Inter"/>
+                <w:b w:val="0"/>
+                <w:i w:val="0"/>
+                <w:color w:val="1C1E2E"/>
+                <w:sz w:val="19"/>
+              </w:rPr>
+              <w:t>2008</w:t>
+            </w:r>
+          </w:p>
+        </w:tc>
+        <w:tc>
+          <w:tcPr>
+            <w:tcW w:type="dxa" w:w="2412"/>
+          </w:tcPr>
+          <w:p>
+            <w:pPr>
+              <w:spacing w:after="40"/>
+            </w:pPr>
+            <w:r/>
+            <w:r>
+              <w:rPr>
+                <w:rFonts w:ascii="Inter" w:hAnsi="Inter" w:cs="Inter"/>
+                <w:b/>
+                <w:i w:val="0"/>
+                <w:color w:val="1C1E2E"/>
+                <w:sz w:val="19"/>
+              </w:rPr>
+              <w:t>[DOC-24]</w:t>
+            </w:r>
+          </w:p>
+        </w:tc>
+      </w:tr>
+    </w:tbl>
+    <w:p/>
+    <w:p>
+      <w:r>
+        <w:rPr>
+          <w:rFonts w:ascii="Inter" w:hAnsi="Inter" w:cs="Inter"/>
+          <w:b/>
+          <w:i w:val="0"/>
+          <w:color w:val="1C1E2E"/>
+          <w:sz w:val="22"/>
+        </w:rPr>
+        <w:t>Full citation:</w:t>
       </w:r>
     </w:p>
     <w:p>
@@ -5641,7 +7772,7 @@
           <w:color w:val="5B5F77"/>
           <w:sz w:val="21"/>
         </w:rPr>
-        <w:t xml:space="preserve">Eslava Graterol, A. Z. (2005). Estudio sobre el perfil del alumno en educación mención inglés de la ULA-Táchira. </w:t>
+        <w:t xml:space="preserve">Eslava Graterol, A. Z. (2005). Estudio sobre el perfil del alumno en Educación Mención Inglés de la ULA-Táchira. </w:t>
       </w:r>
       <w:r>
         <w:rPr>
@@ -5661,7 +7792,7 @@
           <w:color w:val="5B5F77"/>
           <w:sz w:val="21"/>
         </w:rPr>
-        <w:t>(3), 51–56. ISSN 1690-6054. Indexed in CLASE (UNAM). https://hdl.handle.net/20.500.14330/CLA01000260594</w:t>
+        <w:t>(3), 51–56. Universidad Nacional Experimental de Guayana. ISSN 1690-6054. Indexed in CLASE (UNAM). https://hdl.handle.net/20.500.14330/CLA01000260594</w:t>
       </w:r>
     </w:p>
     <w:p>
@@ -5673,7 +7804,52 @@
           <w:color w:val="1C1E2E"/>
           <w:sz w:val="22"/>
         </w:rPr>
-        <w:t>Acknowledgement</w:t>
+        <w:t>Relevance to the thesis proposal.</w:t>
+      </w:r>
+      <w:r>
+        <w:rPr>
+          <w:rFonts w:ascii="Inter" w:hAnsi="Inter" w:cs="Inter"/>
+          <w:b w:val="0"/>
+          <w:i w:val="0"/>
+          <w:color w:val="1C1E2E"/>
+          <w:sz w:val="22"/>
+        </w:rPr>
+        <w:t xml:space="preserve"> The object of that study — the graduate's profile measured against the teaching functions and linguistic competences set out in the curriculum reform — is, at bottom, the same problem MLLDE addresses twenty years later: </w:t>
+      </w:r>
+      <w:r>
+        <w:rPr>
+          <w:rFonts w:ascii="Inter" w:hAnsi="Inter" w:cs="Inter"/>
+          <w:b/>
+          <w:i w:val="0"/>
+          <w:color w:val="1C1E2E"/>
+          <w:sz w:val="22"/>
+        </w:rPr>
+        <w:t>how to align a curriculum design with a verifiable competence framework</w:t>
+      </w:r>
+      <w:r>
+        <w:rPr>
+          <w:rFonts w:ascii="Inter" w:hAnsi="Inter" w:cs="Inter"/>
+          <w:b w:val="0"/>
+          <w:i w:val="0"/>
+          <w:color w:val="1C1E2E"/>
+          <w:sz w:val="22"/>
+        </w:rPr>
+        <w:t>. The continuity of the research line is real, not rhetorical.</w:t>
+      </w:r>
+    </w:p>
+    <w:p>
+      <w:pPr>
+        <w:spacing w:before="320" w:after="120"/>
+      </w:pPr>
+      <w:r>
+        <w:rPr>
+          <w:rFonts w:ascii="Fraunces" w:hAnsi="Fraunces" w:cs="Fraunces"/>
+          <w:b/>
+          <w:i w:val="0"/>
+          <w:color w:val="22307C"/>
+          <w:sz w:val="32"/>
+        </w:rPr>
+        <w:t>5.2 · Acknowledgement</w:t>
       </w:r>
     </w:p>
     <w:p>
@@ -5712,19 +7888,32 @@
           <w:color w:val="5B5F77"/>
           <w:sz w:val="21"/>
         </w:rPr>
-        <w:t xml:space="preserve"> (Elsevier), p. 8 — for the manuscript's English and scientific content.</w:t>
+        <w:t xml:space="preserve"> (Elsevier), p. 8 — for the manuscript's English and scientific content. </w:t>
       </w:r>
-    </w:p>
-    <w:p>
       <w:r>
         <w:rPr>
           <w:rFonts w:ascii="Inter" w:hAnsi="Inter" w:cs="Inter"/>
           <w:b/>
           <w:i w:val="0"/>
-          <w:color w:val="1C1E2E"/>
-          <w:sz w:val="22"/>
+          <w:color w:val="5B5F77"/>
+          <w:sz w:val="21"/>
         </w:rPr>
-        <w:t>Professional dissemination</w:t>
+        <w:t>[DOC-14]</w:t>
+      </w:r>
+    </w:p>
+    <w:p>
+      <w:pPr>
+        <w:spacing w:before="320" w:after="120"/>
+      </w:pPr>
+      <w:r>
+        <w:rPr>
+          <w:rFonts w:ascii="Fraunces" w:hAnsi="Fraunces" w:cs="Fraunces"/>
+          <w:b/>
+          <w:i w:val="0"/>
+          <w:color w:val="22307C"/>
+          <w:sz w:val="32"/>
+        </w:rPr>
+        <w:t>5.3 · Professional dissemination</w:t>
       </w:r>
     </w:p>
     <w:p>
@@ -5776,68 +7965,6 @@
           <w:sz w:val="22"/>
         </w:rPr>
         <w:t>Professional podcast on Spotify and a YouTube channel on learning design and academic writing.</w:t>
-      </w:r>
-    </w:p>
-    <w:p>
-      <w:r>
-        <w:rPr>
-          <w:rFonts w:ascii="Inter" w:hAnsi="Inter" w:cs="Inter"/>
-          <w:b/>
-          <w:i w:val="0"/>
-          <w:color w:val="1C1E2E"/>
-          <w:sz w:val="22"/>
-        </w:rPr>
-        <w:t>Evidence:</w:t>
-      </w:r>
-      <w:r>
-        <w:rPr>
-          <w:rFonts w:ascii="Inter" w:hAnsi="Inter" w:cs="Inter"/>
-          <w:b w:val="0"/>
-          <w:i w:val="0"/>
-          <w:color w:val="1C1E2E"/>
-          <w:sz w:val="22"/>
-        </w:rPr>
-        <w:t xml:space="preserve"> first and last page of the publication </w:t>
-      </w:r>
-      <w:r>
-        <w:rPr>
-          <w:rFonts w:ascii="Inter" w:hAnsi="Inter" w:cs="Inter"/>
-          <w:b/>
-          <w:i w:val="0"/>
-          <w:color w:val="1C1E2E"/>
-          <w:sz w:val="22"/>
-        </w:rPr>
-        <w:t>[DOC-19]</w:t>
-      </w:r>
-      <w:r>
-        <w:rPr>
-          <w:rFonts w:ascii="Inter" w:hAnsi="Inter" w:cs="Inter"/>
-          <w:b w:val="0"/>
-          <w:i w:val="0"/>
-          <w:color w:val="1C1E2E"/>
-          <w:sz w:val="22"/>
-        </w:rPr>
-        <w:t xml:space="preserve"> · acknowledgements page of Sotelo-Casas et al. (2019) </w:t>
-      </w:r>
-      <w:r>
-        <w:rPr>
-          <w:rFonts w:ascii="Inter" w:hAnsi="Inter" w:cs="Inter"/>
-          <w:b/>
-          <w:i w:val="0"/>
-          <w:color w:val="1C1E2E"/>
-          <w:sz w:val="22"/>
-        </w:rPr>
-        <w:t>[DOC-14]</w:t>
-      </w:r>
-      <w:r>
-        <w:rPr>
-          <w:rFonts w:ascii="Inter" w:hAnsi="Inter" w:cs="Inter"/>
-          <w:b w:val="0"/>
-          <w:i w:val="0"/>
-          <w:color w:val="1C1E2E"/>
-          <w:sz w:val="22"/>
-        </w:rPr>
-        <w:t>.</w:t>
       </w:r>
     </w:p>
     <w:p>
@@ -6740,14 +8867,15 @@
         <w:tblLook w:firstColumn="1" w:firstRow="1" w:lastColumn="0" w:lastRow="0" w:noHBand="0" w:noVBand="1" w:val="04A0"/>
       </w:tblPr>
       <w:tblGrid>
-        <w:gridCol w:w="3216"/>
-        <w:gridCol w:w="3216"/>
-        <w:gridCol w:w="3216"/>
+        <w:gridCol w:w="2412"/>
+        <w:gridCol w:w="2412"/>
+        <w:gridCol w:w="2412"/>
+        <w:gridCol w:w="2412"/>
       </w:tblGrid>
       <w:tr>
         <w:tc>
           <w:tcPr>
-            <w:tcW w:type="dxa" w:w="3216"/>
+            <w:tcW w:type="dxa" w:w="2412"/>
             <w:shd w:val="clear" w:color="auto" w:fill="EEF2FD"/>
           </w:tcPr>
           <w:p>
@@ -6769,7 +8897,7 @@
         </w:tc>
         <w:tc>
           <w:tcPr>
-            <w:tcW w:type="dxa" w:w="3216"/>
+            <w:tcW w:type="dxa" w:w="2412"/>
             <w:shd w:val="clear" w:color="auto" w:fill="EEF2FD"/>
           </w:tcPr>
           <w:p>
@@ -6791,7 +8919,7 @@
         </w:tc>
         <w:tc>
           <w:tcPr>
-            <w:tcW w:type="dxa" w:w="3216"/>
+            <w:tcW w:type="dxa" w:w="2412"/>
             <w:shd w:val="clear" w:color="auto" w:fill="EEF2FD"/>
           </w:tcPr>
           <w:p>
@@ -6811,11 +8939,10 @@
             </w:r>
           </w:p>
         </w:tc>
-      </w:tr>
-      <w:tr>
         <w:tc>
           <w:tcPr>
-            <w:tcW w:type="dxa" w:w="3216"/>
+            <w:tcW w:type="dxa" w:w="2412"/>
+            <w:shd w:val="clear" w:color="auto" w:fill="EEF2FD"/>
           </w:tcPr>
           <w:p>
             <w:pPr>
@@ -6825,18 +8952,20 @@
             <w:r>
               <w:rPr>
                 <w:rFonts w:ascii="Inter" w:hAnsi="Inter" w:cs="Inter"/>
-                <w:b w:val="0"/>
-                <w:i w:val="0"/>
-                <w:color w:val="1C1E2E"/>
-                <w:sz w:val="19"/>
-              </w:rPr>
-              <w:t>DOC-01</w:t>
+                <w:b/>
+                <w:i w:val="0"/>
+                <w:color w:val="22307C"/>
+                <w:sz w:val="19"/>
+              </w:rPr>
+              <w:t>Status</w:t>
             </w:r>
           </w:p>
         </w:tc>
+      </w:tr>
+      <w:tr>
         <w:tc>
           <w:tcPr>
-            <w:tcW w:type="dxa" w:w="3216"/>
+            <w:tcW w:type="dxa" w:w="2412"/>
           </w:tcPr>
           <w:p>
             <w:pPr>
@@ -6851,13 +8980,13 @@
                 <w:color w:val="1C1E2E"/>
                 <w:sz w:val="19"/>
               </w:rPr>
-              <w:t>UPV academic transcript (GPA 9.4/10 + 2 MH)</w:t>
+              <w:t>DOC-01</w:t>
             </w:r>
           </w:p>
         </w:tc>
         <w:tc>
           <w:tcPr>
-            <w:tcW w:type="dxa" w:w="3216"/>
+            <w:tcW w:type="dxa" w:w="2412"/>
           </w:tcPr>
           <w:p>
             <w:pPr>
@@ -6872,7 +9001,49 @@
                 <w:color w:val="1C1E2E"/>
                 <w:sz w:val="19"/>
               </w:rPr>
+              <w:t>UPV academic transcript (GPA 9.4/10 + 2 distinctions)</w:t>
+            </w:r>
+          </w:p>
+        </w:tc>
+        <w:tc>
+          <w:tcPr>
+            <w:tcW w:type="dxa" w:w="2412"/>
+          </w:tcPr>
+          <w:p>
+            <w:pPr>
+              <w:spacing w:after="40"/>
+            </w:pPr>
+            <w:r/>
+            <w:r>
+              <w:rPr>
+                <w:rFonts w:ascii="Inter" w:hAnsi="Inter" w:cs="Inter"/>
+                <w:b w:val="0"/>
+                <w:i w:val="0"/>
+                <w:color w:val="1C1E2E"/>
+                <w:sz w:val="19"/>
+              </w:rPr>
               <w:t>A.1 · B.2</w:t>
+            </w:r>
+          </w:p>
+        </w:tc>
+        <w:tc>
+          <w:tcPr>
+            <w:tcW w:type="dxa" w:w="2412"/>
+          </w:tcPr>
+          <w:p>
+            <w:pPr>
+              <w:spacing w:after="40"/>
+            </w:pPr>
+            <w:r/>
+            <w:r>
+              <w:rPr>
+                <w:rFonts w:ascii="Inter" w:hAnsi="Inter" w:cs="Inter"/>
+                <w:b w:val="0"/>
+                <w:i w:val="0"/>
+                <w:color w:val="1C1E2E"/>
+                <w:sz w:val="19"/>
+              </w:rPr>
+              <w:t>⬜</w:t>
             </w:r>
           </w:p>
         </w:tc>
@@ -6880,7 +9051,7 @@
       <w:tr>
         <w:tc>
           <w:tcPr>
-            <w:tcW w:type="dxa" w:w="3216"/>
+            <w:tcW w:type="dxa" w:w="2412"/>
           </w:tcPr>
           <w:p>
             <w:pPr>
@@ -6901,7 +9072,7 @@
         </w:tc>
         <w:tc>
           <w:tcPr>
-            <w:tcW w:type="dxa" w:w="3216"/>
+            <w:tcW w:type="dxa" w:w="2412"/>
           </w:tcPr>
           <w:p>
             <w:pPr>
@@ -6922,7 +9093,7 @@
         </w:tc>
         <w:tc>
           <w:tcPr>
-            <w:tcW w:type="dxa" w:w="3216"/>
+            <w:tcW w:type="dxa" w:w="2412"/>
           </w:tcPr>
           <w:p>
             <w:pPr>
@@ -6941,11 +9112,9 @@
             </w:r>
           </w:p>
         </w:tc>
-      </w:tr>
-      <w:tr>
         <w:tc>
           <w:tcPr>
-            <w:tcW w:type="dxa" w:w="3216"/>
+            <w:tcW w:type="dxa" w:w="2412"/>
           </w:tcPr>
           <w:p>
             <w:pPr>
@@ -6960,13 +9129,15 @@
                 <w:color w:val="1C1E2E"/>
                 <w:sz w:val="19"/>
               </w:rPr>
-              <w:t>DOC-03</w:t>
+              <w:t>⬜</w:t>
             </w:r>
           </w:p>
         </w:tc>
+      </w:tr>
+      <w:tr>
         <w:tc>
           <w:tcPr>
-            <w:tcW w:type="dxa" w:w="3216"/>
+            <w:tcW w:type="dxa" w:w="2412"/>
           </w:tcPr>
           <w:p>
             <w:pPr>
@@ -6981,13 +9152,13 @@
                 <w:color w:val="1C1E2E"/>
                 <w:sz w:val="19"/>
               </w:rPr>
-              <w:t>ULA academic transcript with GPA</w:t>
+              <w:t>DOC-03</w:t>
             </w:r>
           </w:p>
         </w:tc>
         <w:tc>
           <w:tcPr>
-            <w:tcW w:type="dxa" w:w="3216"/>
+            <w:tcW w:type="dxa" w:w="2412"/>
           </w:tcPr>
           <w:p>
             <w:pPr>
@@ -7002,7 +9173,49 @@
                 <w:color w:val="1C1E2E"/>
                 <w:sz w:val="19"/>
               </w:rPr>
+              <w:t>ULA academic transcript with GPA</w:t>
+            </w:r>
+          </w:p>
+        </w:tc>
+        <w:tc>
+          <w:tcPr>
+            <w:tcW w:type="dxa" w:w="2412"/>
+          </w:tcPr>
+          <w:p>
+            <w:pPr>
+              <w:spacing w:after="40"/>
+            </w:pPr>
+            <w:r/>
+            <w:r>
+              <w:rPr>
+                <w:rFonts w:ascii="Inter" w:hAnsi="Inter" w:cs="Inter"/>
+                <w:b w:val="0"/>
+                <w:i w:val="0"/>
+                <w:color w:val="1C1E2E"/>
+                <w:sz w:val="19"/>
+              </w:rPr>
               <w:t>A.2</w:t>
+            </w:r>
+          </w:p>
+        </w:tc>
+        <w:tc>
+          <w:tcPr>
+            <w:tcW w:type="dxa" w:w="2412"/>
+          </w:tcPr>
+          <w:p>
+            <w:pPr>
+              <w:spacing w:after="40"/>
+            </w:pPr>
+            <w:r/>
+            <w:r>
+              <w:rPr>
+                <w:rFonts w:ascii="Inter" w:hAnsi="Inter" w:cs="Inter"/>
+                <w:b w:val="0"/>
+                <w:i w:val="0"/>
+                <w:color w:val="1C1E2E"/>
+                <w:sz w:val="19"/>
+              </w:rPr>
+              <w:t>⬜</w:t>
             </w:r>
           </w:p>
         </w:tc>
@@ -7010,7 +9223,7 @@
       <w:tr>
         <w:tc>
           <w:tcPr>
-            <w:tcW w:type="dxa" w:w="3216"/>
+            <w:tcW w:type="dxa" w:w="2412"/>
           </w:tcPr>
           <w:p>
             <w:pPr>
@@ -7031,7 +9244,7 @@
         </w:tc>
         <w:tc>
           <w:tcPr>
-            <w:tcW w:type="dxa" w:w="3216"/>
+            <w:tcW w:type="dxa" w:w="2412"/>
           </w:tcPr>
           <w:p>
             <w:pPr>
@@ -7046,13 +9259,23 @@
                 <w:color w:val="1C1E2E"/>
                 <w:sz w:val="19"/>
               </w:rPr>
-              <w:t>Undergraduate degree certificate (ULA)</w:t>
+              <w:t xml:space="preserve">Undergraduate degree certificate (ULA) + graduation record showing </w:t>
+            </w:r>
+            <w:r>
+              <w:rPr>
+                <w:rFonts w:ascii="Inter" w:hAnsi="Inter" w:cs="Inter"/>
+                <w:b w:val="0"/>
+                <w:i/>
+                <w:color w:val="1C1E2E"/>
+                <w:sz w:val="19"/>
+              </w:rPr>
+              <w:t>Summa Cum Laude</w:t>
             </w:r>
           </w:p>
         </w:tc>
         <w:tc>
           <w:tcPr>
-            <w:tcW w:type="dxa" w:w="3216"/>
+            <w:tcW w:type="dxa" w:w="2412"/>
           </w:tcPr>
           <w:p>
             <w:pPr>
@@ -7071,11 +9294,9 @@
             </w:r>
           </w:p>
         </w:tc>
-      </w:tr>
-      <w:tr>
         <w:tc>
           <w:tcPr>
-            <w:tcW w:type="dxa" w:w="3216"/>
+            <w:tcW w:type="dxa" w:w="2412"/>
           </w:tcPr>
           <w:p>
             <w:pPr>
@@ -7090,13 +9311,15 @@
                 <w:color w:val="1C1E2E"/>
                 <w:sz w:val="19"/>
               </w:rPr>
-              <w:t>DOC-05</w:t>
+              <w:t>⬜</w:t>
             </w:r>
           </w:p>
         </w:tc>
+      </w:tr>
+      <w:tr>
         <w:tc>
           <w:tcPr>
-            <w:tcW w:type="dxa" w:w="3216"/>
+            <w:tcW w:type="dxa" w:w="2412"/>
           </w:tcPr>
           <w:p>
             <w:pPr>
@@ -7111,13 +9334,13 @@
                 <w:color w:val="1C1E2E"/>
                 <w:sz w:val="19"/>
               </w:rPr>
-              <w:t>Official academic-level equivalence</w:t>
+              <w:t>DOC-05</w:t>
             </w:r>
           </w:p>
         </w:tc>
         <w:tc>
           <w:tcPr>
-            <w:tcW w:type="dxa" w:w="3216"/>
+            <w:tcW w:type="dxa" w:w="2412"/>
           </w:tcPr>
           <w:p>
             <w:pPr>
@@ -7127,12 +9350,104 @@
             <w:r>
               <w:rPr>
                 <w:rFonts w:ascii="Inter" w:hAnsi="Inter" w:cs="Inter"/>
+                <w:b/>
+                <w:i w:val="0"/>
+                <w:color w:val="1C1E2E"/>
+                <w:sz w:val="19"/>
+              </w:rPr>
+              <w:t>Grade-average equivalence declaration</w:t>
+            </w:r>
+            <w:r>
+              <w:rPr>
+                <w:rFonts w:ascii="Inter" w:hAnsi="Inter" w:cs="Inter"/>
                 <w:b w:val="0"/>
                 <w:i w:val="0"/>
                 <w:color w:val="1C1E2E"/>
                 <w:sz w:val="19"/>
               </w:rPr>
-              <w:t>A.2</w:t>
+              <w:t xml:space="preserve"> — Spanish General Secretariat for Universities · </w:t>
+            </w:r>
+            <w:r>
+              <w:rPr>
+                <w:rFonts w:ascii="Inter" w:hAnsi="Inter" w:cs="Inter"/>
+                <w:b/>
+                <w:i w:val="0"/>
+                <w:color w:val="1C1E2E"/>
+                <w:sz w:val="19"/>
+              </w:rPr>
+              <w:t>9.07/10</w:t>
+            </w:r>
+            <w:r>
+              <w:rPr>
+                <w:rFonts w:ascii="Inter" w:hAnsi="Inter" w:cs="Inter"/>
+                <w:b w:val="0"/>
+                <w:i w:val="0"/>
+                <w:color w:val="1C1E2E"/>
+                <w:sz w:val="19"/>
+              </w:rPr>
+              <w:t xml:space="preserve"> · CSV ⟨CSV in the copy submitted to the committee⟩</w:t>
+            </w:r>
+          </w:p>
+        </w:tc>
+        <w:tc>
+          <w:tcPr>
+            <w:tcW w:type="dxa" w:w="2412"/>
+          </w:tcPr>
+          <w:p>
+            <w:pPr>
+              <w:spacing w:after="40"/>
+            </w:pPr>
+            <w:r/>
+            <w:r>
+              <w:rPr>
+                <w:rFonts w:ascii="Inter" w:hAnsi="Inter" w:cs="Inter"/>
+                <w:b w:val="0"/>
+                <w:i w:val="0"/>
+                <w:color w:val="1C1E2E"/>
+                <w:sz w:val="19"/>
+              </w:rPr>
+              <w:t xml:space="preserve">A.2 · </w:t>
+            </w:r>
+            <w:r>
+              <w:rPr>
+                <w:rFonts w:ascii="Inter" w:hAnsi="Inter" w:cs="Inter"/>
+                <w:b/>
+                <w:i w:val="0"/>
+                <w:color w:val="1C1E2E"/>
+                <w:sz w:val="19"/>
+              </w:rPr>
+              <w:t>70 %</w:t>
+            </w:r>
+          </w:p>
+        </w:tc>
+        <w:tc>
+          <w:tcPr>
+            <w:tcW w:type="dxa" w:w="2412"/>
+          </w:tcPr>
+          <w:p>
+            <w:pPr>
+              <w:spacing w:after="40"/>
+            </w:pPr>
+            <w:r/>
+            <w:r>
+              <w:rPr>
+                <w:rFonts w:ascii="Inter" w:hAnsi="Inter" w:cs="Inter"/>
+                <w:b w:val="0"/>
+                <w:i w:val="0"/>
+                <w:color w:val="1C1E2E"/>
+                <w:sz w:val="19"/>
+              </w:rPr>
+              <w:t xml:space="preserve">✅ </w:t>
+            </w:r>
+            <w:r>
+              <w:rPr>
+                <w:rFonts w:ascii="Inter" w:hAnsi="Inter" w:cs="Inter"/>
+                <w:b/>
+                <w:i w:val="0"/>
+                <w:color w:val="1C1E2E"/>
+                <w:sz w:val="19"/>
+              </w:rPr>
+              <w:t>in hand</w:t>
             </w:r>
           </w:p>
         </w:tc>
@@ -7140,7 +9455,7 @@
       <w:tr>
         <w:tc>
           <w:tcPr>
-            <w:tcW w:type="dxa" w:w="3216"/>
+            <w:tcW w:type="dxa" w:w="2412"/>
           </w:tcPr>
           <w:p>
             <w:pPr>
@@ -7161,7 +9476,7 @@
         </w:tc>
         <w:tc>
           <w:tcPr>
-            <w:tcW w:type="dxa" w:w="3216"/>
+            <w:tcW w:type="dxa" w:w="2412"/>
           </w:tcPr>
           <w:p>
             <w:pPr>
@@ -7171,18 +9486,38 @@
             <w:r>
               <w:rPr>
                 <w:rFonts w:ascii="Inter" w:hAnsi="Inter" w:cs="Inter"/>
+                <w:b/>
+                <w:i w:val="0"/>
+                <w:color w:val="1C1E2E"/>
+                <w:sz w:val="19"/>
+              </w:rPr>
+              <w:t>Academic Rank Certificate</w:t>
+            </w:r>
+            <w:r>
+              <w:rPr>
+                <w:rFonts w:ascii="Inter" w:hAnsi="Inter" w:cs="Inter"/>
                 <w:b w:val="0"/>
                 <w:i w:val="0"/>
                 <w:color w:val="1C1E2E"/>
                 <w:sz w:val="19"/>
               </w:rPr>
-              <w:t>Extraordinary Graduation Award resolution / diploma</w:t>
+              <w:t xml:space="preserve"> (1st of 56) + rectoral certification no. ⟨no. in the copy submitted to the committee⟩ + </w:t>
+            </w:r>
+            <w:r>
+              <w:rPr>
+                <w:rFonts w:ascii="Inter" w:hAnsi="Inter" w:cs="Inter"/>
+                <w:b/>
+                <w:i w:val="0"/>
+                <w:color w:val="1C1E2E"/>
+                <w:sz w:val="19"/>
+              </w:rPr>
+              <w:t>Apostille ⟨no. in the copy submitted to the committee⟩</w:t>
             </w:r>
           </w:p>
         </w:tc>
         <w:tc>
           <w:tcPr>
-            <w:tcW w:type="dxa" w:w="3216"/>
+            <w:tcW w:type="dxa" w:w="2412"/>
           </w:tcPr>
           <w:p>
             <w:pPr>
@@ -7201,11 +9536,9 @@
             </w:r>
           </w:p>
         </w:tc>
-      </w:tr>
-      <w:tr>
         <w:tc>
           <w:tcPr>
-            <w:tcW w:type="dxa" w:w="3216"/>
+            <w:tcW w:type="dxa" w:w="2412"/>
           </w:tcPr>
           <w:p>
             <w:pPr>
@@ -7220,13 +9553,25 @@
                 <w:color w:val="1C1E2E"/>
                 <w:sz w:val="19"/>
               </w:rPr>
-              <w:t>DOC-07</w:t>
+              <w:t xml:space="preserve">✅ </w:t>
+            </w:r>
+            <w:r>
+              <w:rPr>
+                <w:rFonts w:ascii="Inter" w:hAnsi="Inter" w:cs="Inter"/>
+                <w:b/>
+                <w:i w:val="0"/>
+                <w:color w:val="1C1E2E"/>
+                <w:sz w:val="19"/>
+              </w:rPr>
+              <w:t>in hand</w:t>
             </w:r>
           </w:p>
         </w:tc>
+      </w:tr>
+      <w:tr>
         <w:tc>
           <w:tcPr>
-            <w:tcW w:type="dxa" w:w="3216"/>
+            <w:tcW w:type="dxa" w:w="2412"/>
           </w:tcPr>
           <w:p>
             <w:pPr>
@@ -7241,13 +9586,13 @@
                 <w:color w:val="1C1E2E"/>
                 <w:sz w:val="19"/>
               </w:rPr>
-              <w:t>Certificate of first-in-class ranking</w:t>
+              <w:t>DOC-07</w:t>
             </w:r>
           </w:p>
         </w:tc>
         <w:tc>
           <w:tcPr>
-            <w:tcW w:type="dxa" w:w="3216"/>
+            <w:tcW w:type="dxa" w:w="2412"/>
           </w:tcPr>
           <w:p>
             <w:pPr>
@@ -7257,12 +9602,74 @@
             <w:r>
               <w:rPr>
                 <w:rFonts w:ascii="Inter" w:hAnsi="Inter" w:cs="Inter"/>
+                <w:b/>
+                <w:i w:val="0"/>
+                <w:color w:val="1C1E2E"/>
+                <w:sz w:val="19"/>
+              </w:rPr>
+              <w:t>Diploma of Honour</w:t>
+            </w:r>
+            <w:r>
+              <w:rPr>
+                <w:rFonts w:ascii="Inter" w:hAnsi="Inter" w:cs="Inter"/>
                 <w:b w:val="0"/>
                 <w:i w:val="0"/>
                 <w:color w:val="1C1E2E"/>
                 <w:sz w:val="19"/>
               </w:rPr>
-              <w:t>B.1</w:t>
+              <w:t xml:space="preserve"> for the final-year dissertation — 20/20 Sobresaliente, Rector of ULA, 15 Nov 2004</w:t>
+            </w:r>
+          </w:p>
+        </w:tc>
+        <w:tc>
+          <w:tcPr>
+            <w:tcW w:type="dxa" w:w="2412"/>
+          </w:tcPr>
+          <w:p>
+            <w:pPr>
+              <w:spacing w:after="40"/>
+            </w:pPr>
+            <w:r/>
+            <w:r>
+              <w:rPr>
+                <w:rFonts w:ascii="Inter" w:hAnsi="Inter" w:cs="Inter"/>
+                <w:b w:val="0"/>
+                <w:i w:val="0"/>
+                <w:color w:val="1C1E2E"/>
+                <w:sz w:val="19"/>
+              </w:rPr>
+              <w:t>B.1 · §5</w:t>
+            </w:r>
+          </w:p>
+        </w:tc>
+        <w:tc>
+          <w:tcPr>
+            <w:tcW w:type="dxa" w:w="2412"/>
+          </w:tcPr>
+          <w:p>
+            <w:pPr>
+              <w:spacing w:after="40"/>
+            </w:pPr>
+            <w:r/>
+            <w:r>
+              <w:rPr>
+                <w:rFonts w:ascii="Inter" w:hAnsi="Inter" w:cs="Inter"/>
+                <w:b w:val="0"/>
+                <w:i w:val="0"/>
+                <w:color w:val="1C1E2E"/>
+                <w:sz w:val="19"/>
+              </w:rPr>
+              <w:t xml:space="preserve">✅ </w:t>
+            </w:r>
+            <w:r>
+              <w:rPr>
+                <w:rFonts w:ascii="Inter" w:hAnsi="Inter" w:cs="Inter"/>
+                <w:b/>
+                <w:i w:val="0"/>
+                <w:color w:val="1C1E2E"/>
+                <w:sz w:val="19"/>
+              </w:rPr>
+              <w:t>in hand</w:t>
             </w:r>
           </w:p>
         </w:tc>
@@ -7270,7 +9677,7 @@
       <w:tr>
         <w:tc>
           <w:tcPr>
-            <w:tcW w:type="dxa" w:w="3216"/>
+            <w:tcW w:type="dxa" w:w="2412"/>
           </w:tcPr>
           <w:p>
             <w:pPr>
@@ -7291,7 +9698,7 @@
         </w:tc>
         <w:tc>
           <w:tcPr>
-            <w:tcW w:type="dxa" w:w="3216"/>
+            <w:tcW w:type="dxa" w:w="2412"/>
           </w:tcPr>
           <w:p>
             <w:pPr>
@@ -7316,13 +9723,13 @@
                 <w:color w:val="1C1E2E"/>
                 <w:sz w:val="19"/>
               </w:rPr>
-              <w:t>(if applicable)</w:t>
+              <w:t>(only if UPV resolves one; not applicable today)</w:t>
             </w:r>
           </w:p>
         </w:tc>
         <w:tc>
           <w:tcPr>
-            <w:tcW w:type="dxa" w:w="3216"/>
+            <w:tcW w:type="dxa" w:w="2412"/>
           </w:tcPr>
           <w:p>
             <w:pPr>
@@ -7341,11 +9748,9 @@
             </w:r>
           </w:p>
         </w:tc>
-      </w:tr>
-      <w:tr>
         <w:tc>
           <w:tcPr>
-            <w:tcW w:type="dxa" w:w="3216"/>
+            <w:tcW w:type="dxa" w:w="2412"/>
           </w:tcPr>
           <w:p>
             <w:pPr>
@@ -7360,13 +9765,15 @@
                 <w:color w:val="1C1E2E"/>
                 <w:sz w:val="19"/>
               </w:rPr>
-              <w:t>DOC-09</w:t>
+              <w:t>➖</w:t>
             </w:r>
           </w:p>
         </w:tc>
+      </w:tr>
+      <w:tr>
         <w:tc>
           <w:tcPr>
-            <w:tcW w:type="dxa" w:w="3216"/>
+            <w:tcW w:type="dxa" w:w="2412"/>
           </w:tcPr>
           <w:p>
             <w:pPr>
@@ -7381,13 +9788,13 @@
                 <w:color w:val="1C1E2E"/>
                 <w:sz w:val="19"/>
               </w:rPr>
-              <w:t>C1 Advanced (CAE) certificate — Cambridge</w:t>
+              <w:t>DOC-09</w:t>
             </w:r>
           </w:p>
         </w:tc>
         <w:tc>
           <w:tcPr>
-            <w:tcW w:type="dxa" w:w="3216"/>
+            <w:tcW w:type="dxa" w:w="2412"/>
           </w:tcPr>
           <w:p>
             <w:pPr>
@@ -7402,7 +9809,49 @@
                 <w:color w:val="1C1E2E"/>
                 <w:sz w:val="19"/>
               </w:rPr>
+              <w:t>C1 Advanced (CAE) certificate — Cambridge</w:t>
+            </w:r>
+          </w:p>
+        </w:tc>
+        <w:tc>
+          <w:tcPr>
+            <w:tcW w:type="dxa" w:w="2412"/>
+          </w:tcPr>
+          <w:p>
+            <w:pPr>
+              <w:spacing w:after="40"/>
+            </w:pPr>
+            <w:r/>
+            <w:r>
+              <w:rPr>
+                <w:rFonts w:ascii="Inter" w:hAnsi="Inter" w:cs="Inter"/>
+                <w:b w:val="0"/>
+                <w:i w:val="0"/>
+                <w:color w:val="1C1E2E"/>
+                <w:sz w:val="19"/>
+              </w:rPr>
               <w:t>B.4</w:t>
+            </w:r>
+          </w:p>
+        </w:tc>
+        <w:tc>
+          <w:tcPr>
+            <w:tcW w:type="dxa" w:w="2412"/>
+          </w:tcPr>
+          <w:p>
+            <w:pPr>
+              <w:spacing w:after="40"/>
+            </w:pPr>
+            <w:r/>
+            <w:r>
+              <w:rPr>
+                <w:rFonts w:ascii="Inter" w:hAnsi="Inter" w:cs="Inter"/>
+                <w:b w:val="0"/>
+                <w:i w:val="0"/>
+                <w:color w:val="1C1E2E"/>
+                <w:sz w:val="19"/>
+              </w:rPr>
+              <w:t>⬜</w:t>
             </w:r>
           </w:p>
         </w:tc>
@@ -7410,7 +9859,7 @@
       <w:tr>
         <w:tc>
           <w:tcPr>
-            <w:tcW w:type="dxa" w:w="3216"/>
+            <w:tcW w:type="dxa" w:w="2412"/>
           </w:tcPr>
           <w:p>
             <w:pPr>
@@ -7431,7 +9880,7 @@
         </w:tc>
         <w:tc>
           <w:tcPr>
-            <w:tcW w:type="dxa" w:w="3216"/>
+            <w:tcW w:type="dxa" w:w="2412"/>
           </w:tcPr>
           <w:p>
             <w:pPr>
@@ -7452,7 +9901,7 @@
         </w:tc>
         <w:tc>
           <w:tcPr>
-            <w:tcW w:type="dxa" w:w="3216"/>
+            <w:tcW w:type="dxa" w:w="2412"/>
           </w:tcPr>
           <w:p>
             <w:pPr>
@@ -7471,11 +9920,9 @@
             </w:r>
           </w:p>
         </w:tc>
-      </w:tr>
-      <w:tr>
         <w:tc>
           <w:tcPr>
-            <w:tcW w:type="dxa" w:w="3216"/>
+            <w:tcW w:type="dxa" w:w="2412"/>
           </w:tcPr>
           <w:p>
             <w:pPr>
@@ -7490,13 +9937,15 @@
                 <w:color w:val="1C1E2E"/>
                 <w:sz w:val="19"/>
               </w:rPr>
-              <w:t>DOC-11</w:t>
+              <w:t>⬜</w:t>
             </w:r>
           </w:p>
         </w:tc>
+      </w:tr>
+      <w:tr>
         <w:tc>
           <w:tcPr>
-            <w:tcW w:type="dxa" w:w="3216"/>
+            <w:tcW w:type="dxa" w:w="2412"/>
           </w:tcPr>
           <w:p>
             <w:pPr>
@@ -7511,13 +9960,13 @@
                 <w:color w:val="1C1E2E"/>
                 <w:sz w:val="19"/>
               </w:rPr>
-              <w:t>DELE examiner accreditation — Instituto Cervantes</w:t>
+              <w:t>DOC-11</w:t>
             </w:r>
           </w:p>
         </w:tc>
         <w:tc>
           <w:tcPr>
-            <w:tcW w:type="dxa" w:w="3216"/>
+            <w:tcW w:type="dxa" w:w="2412"/>
           </w:tcPr>
           <w:p>
             <w:pPr>
@@ -7532,7 +9981,49 @@
                 <w:color w:val="1C1E2E"/>
                 <w:sz w:val="19"/>
               </w:rPr>
+              <w:t>DELE examiner accreditation — Instituto Cervantes</w:t>
+            </w:r>
+          </w:p>
+        </w:tc>
+        <w:tc>
+          <w:tcPr>
+            <w:tcW w:type="dxa" w:w="2412"/>
+          </w:tcPr>
+          <w:p>
+            <w:pPr>
+              <w:spacing w:after="40"/>
+            </w:pPr>
+            <w:r/>
+            <w:r>
+              <w:rPr>
+                <w:rFonts w:ascii="Inter" w:hAnsi="Inter" w:cs="Inter"/>
+                <w:b w:val="0"/>
+                <w:i w:val="0"/>
+                <w:color w:val="1C1E2E"/>
+                <w:sz w:val="19"/>
+              </w:rPr>
               <w:t>B.4</w:t>
+            </w:r>
+          </w:p>
+        </w:tc>
+        <w:tc>
+          <w:tcPr>
+            <w:tcW w:type="dxa" w:w="2412"/>
+          </w:tcPr>
+          <w:p>
+            <w:pPr>
+              <w:spacing w:after="40"/>
+            </w:pPr>
+            <w:r/>
+            <w:r>
+              <w:rPr>
+                <w:rFonts w:ascii="Inter" w:hAnsi="Inter" w:cs="Inter"/>
+                <w:b w:val="0"/>
+                <w:i w:val="0"/>
+                <w:color w:val="1C1E2E"/>
+                <w:sz w:val="19"/>
+              </w:rPr>
+              <w:t>⬜</w:t>
             </w:r>
           </w:p>
         </w:tc>
@@ -7540,7 +10031,7 @@
       <w:tr>
         <w:tc>
           <w:tcPr>
-            <w:tcW w:type="dxa" w:w="3216"/>
+            <w:tcW w:type="dxa" w:w="2412"/>
           </w:tcPr>
           <w:p>
             <w:pPr>
@@ -7561,7 +10052,7 @@
         </w:tc>
         <w:tc>
           <w:tcPr>
-            <w:tcW w:type="dxa" w:w="3216"/>
+            <w:tcW w:type="dxa" w:w="2412"/>
           </w:tcPr>
           <w:p>
             <w:pPr>
@@ -7576,13 +10067,13 @@
                 <w:color w:val="1C1E2E"/>
                 <w:sz w:val="19"/>
               </w:rPr>
-              <w:t>Academic Excellence Scholarship credential (ULA)</w:t>
+              <w:t>Academic Excellence Scholarship credential (ULA, undergraduate)</w:t>
             </w:r>
           </w:p>
         </w:tc>
         <w:tc>
           <w:tcPr>
-            <w:tcW w:type="dxa" w:w="3216"/>
+            <w:tcW w:type="dxa" w:w="2412"/>
           </w:tcPr>
           <w:p>
             <w:pPr>
@@ -7601,11 +10092,9 @@
             </w:r>
           </w:p>
         </w:tc>
-      </w:tr>
-      <w:tr>
         <w:tc>
           <w:tcPr>
-            <w:tcW w:type="dxa" w:w="3216"/>
+            <w:tcW w:type="dxa" w:w="2412"/>
           </w:tcPr>
           <w:p>
             <w:pPr>
@@ -7620,13 +10109,15 @@
                 <w:color w:val="1C1E2E"/>
                 <w:sz w:val="19"/>
               </w:rPr>
-              <w:t>DOC-13</w:t>
+              <w:t>⬜</w:t>
             </w:r>
           </w:p>
         </w:tc>
+      </w:tr>
+      <w:tr>
         <w:tc>
           <w:tcPr>
-            <w:tcW w:type="dxa" w:w="3216"/>
+            <w:tcW w:type="dxa" w:w="2412"/>
           </w:tcPr>
           <w:p>
             <w:pPr>
@@ -7641,13 +10132,13 @@
                 <w:color w:val="1C1E2E"/>
                 <w:sz w:val="19"/>
               </w:rPr>
-              <w:t>Ministry scholarship award resolution (UPV master's)</w:t>
+              <w:t>DOC-13</w:t>
             </w:r>
           </w:p>
         </w:tc>
         <w:tc>
           <w:tcPr>
-            <w:tcW w:type="dxa" w:w="3216"/>
+            <w:tcW w:type="dxa" w:w="2412"/>
           </w:tcPr>
           <w:p>
             <w:pPr>
@@ -7662,7 +10153,49 @@
                 <w:color w:val="1C1E2E"/>
                 <w:sz w:val="19"/>
               </w:rPr>
+              <w:t>Ministry scholarship award resolution (UPV master's)</w:t>
+            </w:r>
+          </w:p>
+        </w:tc>
+        <w:tc>
+          <w:tcPr>
+            <w:tcW w:type="dxa" w:w="2412"/>
+          </w:tcPr>
+          <w:p>
+            <w:pPr>
+              <w:spacing w:after="40"/>
+            </w:pPr>
+            <w:r/>
+            <w:r>
+              <w:rPr>
+                <w:rFonts w:ascii="Inter" w:hAnsi="Inter" w:cs="Inter"/>
+                <w:b w:val="0"/>
+                <w:i w:val="0"/>
+                <w:color w:val="1C1E2E"/>
+                <w:sz w:val="19"/>
+              </w:rPr>
               <w:t>B.5</w:t>
+            </w:r>
+          </w:p>
+        </w:tc>
+        <w:tc>
+          <w:tcPr>
+            <w:tcW w:type="dxa" w:w="2412"/>
+          </w:tcPr>
+          <w:p>
+            <w:pPr>
+              <w:spacing w:after="40"/>
+            </w:pPr>
+            <w:r/>
+            <w:r>
+              <w:rPr>
+                <w:rFonts w:ascii="Inter" w:hAnsi="Inter" w:cs="Inter"/>
+                <w:b w:val="0"/>
+                <w:i w:val="0"/>
+                <w:color w:val="1C1E2E"/>
+                <w:sz w:val="19"/>
+              </w:rPr>
+              <w:t>⬜</w:t>
             </w:r>
           </w:p>
         </w:tc>
@@ -7670,7 +10203,7 @@
       <w:tr>
         <w:tc>
           <w:tcPr>
-            <w:tcW w:type="dxa" w:w="3216"/>
+            <w:tcW w:type="dxa" w:w="2412"/>
           </w:tcPr>
           <w:p>
             <w:pPr>
@@ -7691,7 +10224,7 @@
         </w:tc>
         <w:tc>
           <w:tcPr>
-            <w:tcW w:type="dxa" w:w="3216"/>
+            <w:tcW w:type="dxa" w:w="2412"/>
           </w:tcPr>
           <w:p>
             <w:pPr>
@@ -7712,7 +10245,7 @@
         </w:tc>
         <w:tc>
           <w:tcPr>
-            <w:tcW w:type="dxa" w:w="3216"/>
+            <w:tcW w:type="dxa" w:w="2412"/>
           </w:tcPr>
           <w:p>
             <w:pPr>
@@ -7731,11 +10264,9 @@
             </w:r>
           </w:p>
         </w:tc>
-      </w:tr>
-      <w:tr>
         <w:tc>
           <w:tcPr>
-            <w:tcW w:type="dxa" w:w="3216"/>
+            <w:tcW w:type="dxa" w:w="2412"/>
           </w:tcPr>
           <w:p>
             <w:pPr>
@@ -7750,13 +10281,15 @@
                 <w:color w:val="1C1E2E"/>
                 <w:sz w:val="19"/>
               </w:rPr>
-              <w:t>DOC-15</w:t>
+              <w:t>⬜</w:t>
             </w:r>
           </w:p>
         </w:tc>
+      </w:tr>
+      <w:tr>
         <w:tc>
           <w:tcPr>
-            <w:tcW w:type="dxa" w:w="3216"/>
+            <w:tcW w:type="dxa" w:w="2412"/>
           </w:tcPr>
           <w:p>
             <w:pPr>
@@ -7771,13 +10304,13 @@
                 <w:color w:val="1C1E2E"/>
                 <w:sz w:val="19"/>
               </w:rPr>
-              <w:t>Evidence of the 10/10 grade for Academic Writing Journey (UPV)</w:t>
+              <w:t>DOC-15</w:t>
             </w:r>
           </w:p>
         </w:tc>
         <w:tc>
           <w:tcPr>
-            <w:tcW w:type="dxa" w:w="3216"/>
+            <w:tcW w:type="dxa" w:w="2412"/>
           </w:tcPr>
           <w:p>
             <w:pPr>
@@ -7792,7 +10325,69 @@
                 <w:color w:val="1C1E2E"/>
                 <w:sz w:val="19"/>
               </w:rPr>
+              <w:t xml:space="preserve">Evidence of the 10/10 grade for </w:t>
+            </w:r>
+            <w:r>
+              <w:rPr>
+                <w:rFonts w:ascii="Inter" w:hAnsi="Inter" w:cs="Inter"/>
+                <w:b w:val="0"/>
+                <w:i/>
+                <w:color w:val="1C1E2E"/>
+                <w:sz w:val="19"/>
+              </w:rPr>
+              <w:t>Academic Writing Journey</w:t>
+            </w:r>
+            <w:r>
+              <w:rPr>
+                <w:rFonts w:ascii="Inter" w:hAnsi="Inter" w:cs="Inter"/>
+                <w:b w:val="0"/>
+                <w:i w:val="0"/>
+                <w:color w:val="1C1E2E"/>
+                <w:sz w:val="19"/>
+              </w:rPr>
+              <w:t xml:space="preserve"> (UPV)</w:t>
+            </w:r>
+          </w:p>
+        </w:tc>
+        <w:tc>
+          <w:tcPr>
+            <w:tcW w:type="dxa" w:w="2412"/>
+          </w:tcPr>
+          <w:p>
+            <w:pPr>
+              <w:spacing w:after="40"/>
+            </w:pPr>
+            <w:r/>
+            <w:r>
+              <w:rPr>
+                <w:rFonts w:ascii="Inter" w:hAnsi="Inter" w:cs="Inter"/>
+                <w:b w:val="0"/>
+                <w:i w:val="0"/>
+                <w:color w:val="1C1E2E"/>
+                <w:sz w:val="19"/>
+              </w:rPr>
               <w:t>A.1 · B.6</w:t>
+            </w:r>
+          </w:p>
+        </w:tc>
+        <w:tc>
+          <w:tcPr>
+            <w:tcW w:type="dxa" w:w="2412"/>
+          </w:tcPr>
+          <w:p>
+            <w:pPr>
+              <w:spacing w:after="40"/>
+            </w:pPr>
+            <w:r/>
+            <w:r>
+              <w:rPr>
+                <w:rFonts w:ascii="Inter" w:hAnsi="Inter" w:cs="Inter"/>
+                <w:b w:val="0"/>
+                <w:i w:val="0"/>
+                <w:color w:val="1C1E2E"/>
+                <w:sz w:val="19"/>
+              </w:rPr>
+              <w:t>⬜</w:t>
             </w:r>
           </w:p>
         </w:tc>
@@ -7800,7 +10395,7 @@
       <w:tr>
         <w:tc>
           <w:tcPr>
-            <w:tcW w:type="dxa" w:w="3216"/>
+            <w:tcW w:type="dxa" w:w="2412"/>
           </w:tcPr>
           <w:p>
             <w:pPr>
@@ -7821,7 +10416,7 @@
         </w:tc>
         <w:tc>
           <w:tcPr>
-            <w:tcW w:type="dxa" w:w="3216"/>
+            <w:tcW w:type="dxa" w:w="2412"/>
           </w:tcPr>
           <w:p>
             <w:pPr>
@@ -7836,7 +10431,7 @@
                 <w:color w:val="1C1E2E"/>
                 <w:sz w:val="19"/>
               </w:rPr>
-              <w:t xml:space="preserve">UDO teaching service certificates (2005–2015), </w:t>
+              <w:t xml:space="preserve">UDO Núcleo Nueva Esparta teaching service certificates (2005–2015), </w:t>
             </w:r>
             <w:r>
               <w:rPr>
@@ -7852,7 +10447,7 @@
         </w:tc>
         <w:tc>
           <w:tcPr>
-            <w:tcW w:type="dxa" w:w="3216"/>
+            <w:tcW w:type="dxa" w:w="2412"/>
           </w:tcPr>
           <w:p>
             <w:pPr>
@@ -7871,11 +10466,9 @@
             </w:r>
           </w:p>
         </w:tc>
-      </w:tr>
-      <w:tr>
         <w:tc>
           <w:tcPr>
-            <w:tcW w:type="dxa" w:w="3216"/>
+            <w:tcW w:type="dxa" w:w="2412"/>
           </w:tcPr>
           <w:p>
             <w:pPr>
@@ -7890,13 +10483,15 @@
                 <w:color w:val="1C1E2E"/>
                 <w:sz w:val="19"/>
               </w:rPr>
-              <w:t>DOC-17</w:t>
+              <w:t>⬜</w:t>
             </w:r>
           </w:p>
         </w:tc>
+      </w:tr>
+      <w:tr>
         <w:tc>
           <w:tcPr>
-            <w:tcW w:type="dxa" w:w="3216"/>
+            <w:tcW w:type="dxa" w:w="2412"/>
           </w:tcPr>
           <w:p>
             <w:pPr>
@@ -7911,13 +10506,13 @@
                 <w:color w:val="1C1E2E"/>
                 <w:sz w:val="19"/>
               </w:rPr>
-              <w:t>Spanish employment history / professional activity certificate</w:t>
+              <w:t>DOC-17</w:t>
             </w:r>
           </w:p>
         </w:tc>
         <w:tc>
           <w:tcPr>
-            <w:tcW w:type="dxa" w:w="3216"/>
+            <w:tcW w:type="dxa" w:w="2412"/>
           </w:tcPr>
           <w:p>
             <w:pPr>
@@ -7932,7 +10527,49 @@
                 <w:color w:val="1C1E2E"/>
                 <w:sz w:val="19"/>
               </w:rPr>
+              <w:t>Spanish employment history / professional activity certificate</w:t>
+            </w:r>
+          </w:p>
+        </w:tc>
+        <w:tc>
+          <w:tcPr>
+            <w:tcW w:type="dxa" w:w="2412"/>
+          </w:tcPr>
+          <w:p>
+            <w:pPr>
+              <w:spacing w:after="40"/>
+            </w:pPr>
+            <w:r/>
+            <w:r>
+              <w:rPr>
+                <w:rFonts w:ascii="Inter" w:hAnsi="Inter" w:cs="Inter"/>
+                <w:b w:val="0"/>
+                <w:i w:val="0"/>
+                <w:color w:val="1C1E2E"/>
+                <w:sz w:val="19"/>
+              </w:rPr>
               <w:t>B.6</w:t>
+            </w:r>
+          </w:p>
+        </w:tc>
+        <w:tc>
+          <w:tcPr>
+            <w:tcW w:type="dxa" w:w="2412"/>
+          </w:tcPr>
+          <w:p>
+            <w:pPr>
+              <w:spacing w:after="40"/>
+            </w:pPr>
+            <w:r/>
+            <w:r>
+              <w:rPr>
+                <w:rFonts w:ascii="Inter" w:hAnsi="Inter" w:cs="Inter"/>
+                <w:b w:val="0"/>
+                <w:i w:val="0"/>
+                <w:color w:val="1C1E2E"/>
+                <w:sz w:val="19"/>
+              </w:rPr>
+              <w:t>⬜</w:t>
             </w:r>
           </w:p>
         </w:tc>
@@ -7940,7 +10577,7 @@
       <w:tr>
         <w:tc>
           <w:tcPr>
-            <w:tcW w:type="dxa" w:w="3216"/>
+            <w:tcW w:type="dxa" w:w="2412"/>
           </w:tcPr>
           <w:p>
             <w:pPr>
@@ -7961,7 +10598,7 @@
         </w:tc>
         <w:tc>
           <w:tcPr>
-            <w:tcW w:type="dxa" w:w="3216"/>
+            <w:tcW w:type="dxa" w:w="2412"/>
           </w:tcPr>
           <w:p>
             <w:pPr>
@@ -7982,7 +10619,7 @@
         </w:tc>
         <w:tc>
           <w:tcPr>
-            <w:tcW w:type="dxa" w:w="3216"/>
+            <w:tcW w:type="dxa" w:w="2412"/>
           </w:tcPr>
           <w:p>
             <w:pPr>
@@ -8001,11 +10638,9 @@
             </w:r>
           </w:p>
         </w:tc>
-      </w:tr>
-      <w:tr>
         <w:tc>
           <w:tcPr>
-            <w:tcW w:type="dxa" w:w="3216"/>
+            <w:tcW w:type="dxa" w:w="2412"/>
           </w:tcPr>
           <w:p>
             <w:pPr>
@@ -8020,13 +10655,15 @@
                 <w:color w:val="1C1E2E"/>
                 <w:sz w:val="19"/>
               </w:rPr>
-              <w:t>DOC-19</w:t>
+              <w:t>⬜</w:t>
             </w:r>
           </w:p>
         </w:tc>
+      </w:tr>
+      <w:tr>
         <w:tc>
           <w:tcPr>
-            <w:tcW w:type="dxa" w:w="3216"/>
+            <w:tcW w:type="dxa" w:w="2412"/>
           </w:tcPr>
           <w:p>
             <w:pPr>
@@ -8041,13 +10678,13 @@
                 <w:color w:val="1C1E2E"/>
                 <w:sz w:val="19"/>
               </w:rPr>
-              <w:t>Kaleidoscopio publication — first and last page</w:t>
+              <w:t>DOC-19</w:t>
             </w:r>
           </w:p>
         </w:tc>
         <w:tc>
           <w:tcPr>
-            <w:tcW w:type="dxa" w:w="3216"/>
+            <w:tcW w:type="dxa" w:w="2412"/>
           </w:tcPr>
           <w:p>
             <w:pPr>
@@ -8057,12 +10694,74 @@
             <w:r>
               <w:rPr>
                 <w:rFonts w:ascii="Inter" w:hAnsi="Inter" w:cs="Inter"/>
+                <w:b/>
+                <w:i w:val="0"/>
+                <w:color w:val="1C1E2E"/>
+                <w:sz w:val="19"/>
+              </w:rPr>
+              <w:t>Kaleidoscopio 2(3), 51–56 (2005)</w:t>
+            </w:r>
+            <w:r>
+              <w:rPr>
+                <w:rFonts w:ascii="Inter" w:hAnsi="Inter" w:cs="Inter"/>
                 <w:b w:val="0"/>
                 <w:i w:val="0"/>
                 <w:color w:val="1C1E2E"/>
                 <w:sz w:val="19"/>
               </w:rPr>
+              <w:t xml:space="preserve"> — first and last page + peer-review acceptance letter (UNEG, 09-03-2005)</w:t>
+            </w:r>
+          </w:p>
+        </w:tc>
+        <w:tc>
+          <w:tcPr>
+            <w:tcW w:type="dxa" w:w="2412"/>
+          </w:tcPr>
+          <w:p>
+            <w:pPr>
+              <w:spacing w:after="40"/>
+            </w:pPr>
+            <w:r/>
+            <w:r>
+              <w:rPr>
+                <w:rFonts w:ascii="Inter" w:hAnsi="Inter" w:cs="Inter"/>
+                <w:b w:val="0"/>
+                <w:i w:val="0"/>
+                <w:color w:val="1C1E2E"/>
+                <w:sz w:val="19"/>
+              </w:rPr>
               <w:t>§5</w:t>
+            </w:r>
+          </w:p>
+        </w:tc>
+        <w:tc>
+          <w:tcPr>
+            <w:tcW w:type="dxa" w:w="2412"/>
+          </w:tcPr>
+          <w:p>
+            <w:pPr>
+              <w:spacing w:after="40"/>
+            </w:pPr>
+            <w:r/>
+            <w:r>
+              <w:rPr>
+                <w:rFonts w:ascii="Inter" w:hAnsi="Inter" w:cs="Inter"/>
+                <w:b w:val="0"/>
+                <w:i w:val="0"/>
+                <w:color w:val="1C1E2E"/>
+                <w:sz w:val="19"/>
+              </w:rPr>
+              <w:t xml:space="preserve">✅ </w:t>
+            </w:r>
+            <w:r>
+              <w:rPr>
+                <w:rFonts w:ascii="Inter" w:hAnsi="Inter" w:cs="Inter"/>
+                <w:b/>
+                <w:i w:val="0"/>
+                <w:color w:val="1C1E2E"/>
+                <w:sz w:val="19"/>
+              </w:rPr>
+              <w:t>in hand</w:t>
             </w:r>
           </w:p>
         </w:tc>
@@ -8070,7 +10769,7 @@
       <w:tr>
         <w:tc>
           <w:tcPr>
-            <w:tcW w:type="dxa" w:w="3216"/>
+            <w:tcW w:type="dxa" w:w="2412"/>
           </w:tcPr>
           <w:p>
             <w:pPr>
@@ -8091,7 +10790,7 @@
         </w:tc>
         <w:tc>
           <w:tcPr>
-            <w:tcW w:type="dxa" w:w="3216"/>
+            <w:tcW w:type="dxa" w:w="2412"/>
           </w:tcPr>
           <w:p>
             <w:pPr>
@@ -8112,7 +10811,7 @@
         </w:tc>
         <w:tc>
           <w:tcPr>
-            <w:tcW w:type="dxa" w:w="3216"/>
+            <w:tcW w:type="dxa" w:w="2412"/>
           </w:tcPr>
           <w:p>
             <w:pPr>
@@ -8131,11 +10830,9 @@
             </w:r>
           </w:p>
         </w:tc>
-      </w:tr>
-      <w:tr>
         <w:tc>
           <w:tcPr>
-            <w:tcW w:type="dxa" w:w="3216"/>
+            <w:tcW w:type="dxa" w:w="2412"/>
           </w:tcPr>
           <w:p>
             <w:pPr>
@@ -8150,13 +10847,15 @@
                 <w:color w:val="1C1E2E"/>
                 <w:sz w:val="19"/>
               </w:rPr>
-              <w:t>DOC-21</w:t>
+              <w:t>⬜</w:t>
             </w:r>
           </w:p>
         </w:tc>
+      </w:tr>
+      <w:tr>
         <w:tc>
           <w:tcPr>
-            <w:tcW w:type="dxa" w:w="3216"/>
+            <w:tcW w:type="dxa" w:w="2412"/>
           </w:tcPr>
           <w:p>
             <w:pPr>
@@ -8171,13 +10870,13 @@
                 <w:color w:val="1C1E2E"/>
                 <w:sz w:val="19"/>
               </w:rPr>
-              <w:t>University of Cambridge (PCE) certificate</w:t>
+              <w:t>DOC-21</w:t>
             </w:r>
           </w:p>
         </w:tc>
         <w:tc>
           <w:tcPr>
-            <w:tcW w:type="dxa" w:w="3216"/>
+            <w:tcW w:type="dxa" w:w="2412"/>
           </w:tcPr>
           <w:p>
             <w:pPr>
@@ -8192,7 +10891,49 @@
                 <w:color w:val="1C1E2E"/>
                 <w:sz w:val="19"/>
               </w:rPr>
+              <w:t>University of Cambridge (PCE) certificate</w:t>
+            </w:r>
+          </w:p>
+        </w:tc>
+        <w:tc>
+          <w:tcPr>
+            <w:tcW w:type="dxa" w:w="2412"/>
+          </w:tcPr>
+          <w:p>
+            <w:pPr>
+              <w:spacing w:after="40"/>
+            </w:pPr>
+            <w:r/>
+            <w:r>
+              <w:rPr>
+                <w:rFonts w:ascii="Inter" w:hAnsi="Inter" w:cs="Inter"/>
+                <w:b w:val="0"/>
+                <w:i w:val="0"/>
+                <w:color w:val="1C1E2E"/>
+                <w:sz w:val="19"/>
+              </w:rPr>
               <w:t>§6</w:t>
+            </w:r>
+          </w:p>
+        </w:tc>
+        <w:tc>
+          <w:tcPr>
+            <w:tcW w:type="dxa" w:w="2412"/>
+          </w:tcPr>
+          <w:p>
+            <w:pPr>
+              <w:spacing w:after="40"/>
+            </w:pPr>
+            <w:r/>
+            <w:r>
+              <w:rPr>
+                <w:rFonts w:ascii="Inter" w:hAnsi="Inter" w:cs="Inter"/>
+                <w:b w:val="0"/>
+                <w:i w:val="0"/>
+                <w:color w:val="1C1E2E"/>
+                <w:sz w:val="19"/>
+              </w:rPr>
+              <w:t>⬜</w:t>
             </w:r>
           </w:p>
         </w:tc>
@@ -8200,7 +10941,7 @@
       <w:tr>
         <w:tc>
           <w:tcPr>
-            <w:tcW w:type="dxa" w:w="3216"/>
+            <w:tcW w:type="dxa" w:w="2412"/>
           </w:tcPr>
           <w:p>
             <w:pPr>
@@ -8221,7 +10962,7 @@
         </w:tc>
         <w:tc>
           <w:tcPr>
-            <w:tcW w:type="dxa" w:w="3216"/>
+            <w:tcW w:type="dxa" w:w="2412"/>
           </w:tcPr>
           <w:p>
             <w:pPr>
@@ -8242,7 +10983,7 @@
         </w:tc>
         <w:tc>
           <w:tcPr>
-            <w:tcW w:type="dxa" w:w="3216"/>
+            <w:tcW w:type="dxa" w:w="2412"/>
           </w:tcPr>
           <w:p>
             <w:pPr>
@@ -8261,11 +11002,9 @@
             </w:r>
           </w:p>
         </w:tc>
-      </w:tr>
-      <w:tr>
         <w:tc>
           <w:tcPr>
-            <w:tcW w:type="dxa" w:w="3216"/>
+            <w:tcW w:type="dxa" w:w="2412"/>
           </w:tcPr>
           <w:p>
             <w:pPr>
@@ -8280,13 +11019,15 @@
                 <w:color w:val="1C1E2E"/>
                 <w:sz w:val="19"/>
               </w:rPr>
-              <w:t>DOC-23</w:t>
+              <w:t>⬜</w:t>
             </w:r>
           </w:p>
         </w:tc>
+      </w:tr>
+      <w:tr>
         <w:tc>
           <w:tcPr>
-            <w:tcW w:type="dxa" w:w="3216"/>
+            <w:tcW w:type="dxa" w:w="2412"/>
           </w:tcPr>
           <w:p>
             <w:pPr>
@@ -8301,13 +11042,13 @@
                 <w:color w:val="1C1E2E"/>
                 <w:sz w:val="19"/>
               </w:rPr>
-              <w:t>SEPE certificate</w:t>
+              <w:t>DOC-23</w:t>
             </w:r>
           </w:p>
         </w:tc>
         <w:tc>
           <w:tcPr>
-            <w:tcW w:type="dxa" w:w="3216"/>
+            <w:tcW w:type="dxa" w:w="2412"/>
           </w:tcPr>
           <w:p>
             <w:pPr>
@@ -8322,7 +11063,155 @@
                 <w:color w:val="1C1E2E"/>
                 <w:sz w:val="19"/>
               </w:rPr>
+              <w:t>SEPE certificate</w:t>
+            </w:r>
+          </w:p>
+        </w:tc>
+        <w:tc>
+          <w:tcPr>
+            <w:tcW w:type="dxa" w:w="2412"/>
+          </w:tcPr>
+          <w:p>
+            <w:pPr>
+              <w:spacing w:after="40"/>
+            </w:pPr>
+            <w:r/>
+            <w:r>
+              <w:rPr>
+                <w:rFonts w:ascii="Inter" w:hAnsi="Inter" w:cs="Inter"/>
+                <w:b w:val="0"/>
+                <w:i w:val="0"/>
+                <w:color w:val="1C1E2E"/>
+                <w:sz w:val="19"/>
+              </w:rPr>
               <w:t>§6</w:t>
+            </w:r>
+          </w:p>
+        </w:tc>
+        <w:tc>
+          <w:tcPr>
+            <w:tcW w:type="dxa" w:w="2412"/>
+          </w:tcPr>
+          <w:p>
+            <w:pPr>
+              <w:spacing w:after="40"/>
+            </w:pPr>
+            <w:r/>
+            <w:r>
+              <w:rPr>
+                <w:rFonts w:ascii="Inter" w:hAnsi="Inter" w:cs="Inter"/>
+                <w:b w:val="0"/>
+                <w:i w:val="0"/>
+                <w:color w:val="1C1E2E"/>
+                <w:sz w:val="19"/>
+              </w:rPr>
+              <w:t>⬜</w:t>
+            </w:r>
+          </w:p>
+        </w:tc>
+      </w:tr>
+      <w:tr>
+        <w:tc>
+          <w:tcPr>
+            <w:tcW w:type="dxa" w:w="2412"/>
+          </w:tcPr>
+          <w:p>
+            <w:pPr>
+              <w:spacing w:after="40"/>
+            </w:pPr>
+            <w:r/>
+            <w:r>
+              <w:rPr>
+                <w:rFonts w:ascii="Inter" w:hAnsi="Inter" w:cs="Inter"/>
+                <w:b w:val="0"/>
+                <w:i w:val="0"/>
+                <w:color w:val="1C1E2E"/>
+                <w:sz w:val="19"/>
+              </w:rPr>
+              <w:t>DOC-24</w:t>
+            </w:r>
+          </w:p>
+        </w:tc>
+        <w:tc>
+          <w:tcPr>
+            <w:tcW w:type="dxa" w:w="2412"/>
+          </w:tcPr>
+          <w:p>
+            <w:pPr>
+              <w:spacing w:after="40"/>
+            </w:pPr>
+            <w:r/>
+            <w:r>
+              <w:rPr>
+                <w:rFonts w:ascii="Inter" w:hAnsi="Inter" w:cs="Inter"/>
+                <w:b/>
+                <w:i w:val="0"/>
+                <w:color w:val="1C1E2E"/>
+                <w:sz w:val="19"/>
+              </w:rPr>
+              <w:t>2nd International Conference on Higher Education</w:t>
+            </w:r>
+            <w:r>
+              <w:rPr>
+                <w:rFonts w:ascii="Inter" w:hAnsi="Inter" w:cs="Inter"/>
+                <w:b w:val="0"/>
+                <w:i w:val="0"/>
+                <w:color w:val="1C1E2E"/>
+                <w:sz w:val="19"/>
+              </w:rPr>
+              <w:t xml:space="preserve"> (Cumaná, 2008) — paper acceptance letter, ref. CIES/P 048</w:t>
+            </w:r>
+          </w:p>
+        </w:tc>
+        <w:tc>
+          <w:tcPr>
+            <w:tcW w:type="dxa" w:w="2412"/>
+          </w:tcPr>
+          <w:p>
+            <w:pPr>
+              <w:spacing w:after="40"/>
+            </w:pPr>
+            <w:r/>
+            <w:r>
+              <w:rPr>
+                <w:rFonts w:ascii="Inter" w:hAnsi="Inter" w:cs="Inter"/>
+                <w:b w:val="0"/>
+                <w:i w:val="0"/>
+                <w:color w:val="1C1E2E"/>
+                <w:sz w:val="19"/>
+              </w:rPr>
+              <w:t>§5</w:t>
+            </w:r>
+          </w:p>
+        </w:tc>
+        <w:tc>
+          <w:tcPr>
+            <w:tcW w:type="dxa" w:w="2412"/>
+          </w:tcPr>
+          <w:p>
+            <w:pPr>
+              <w:spacing w:after="40"/>
+            </w:pPr>
+            <w:r/>
+            <w:r>
+              <w:rPr>
+                <w:rFonts w:ascii="Inter" w:hAnsi="Inter" w:cs="Inter"/>
+                <w:b w:val="0"/>
+                <w:i w:val="0"/>
+                <w:color w:val="1C1E2E"/>
+                <w:sz w:val="19"/>
+              </w:rPr>
+              <w:t xml:space="preserve">✅ </w:t>
+            </w:r>
+            <w:r>
+              <w:rPr>
+                <w:rFonts w:ascii="Inter" w:hAnsi="Inter" w:cs="Inter"/>
+                <w:b/>
+                <w:i w:val="0"/>
+                <w:color w:val="1C1E2E"/>
+                <w:sz w:val="19"/>
+              </w:rPr>
+              <w:t>in hand</w:t>
             </w:r>
           </w:p>
         </w:tc>
@@ -8352,21 +11241,6 @@
       </w:r>
     </w:p>
     <w:p>
-      <w:pPr>
-        <w:pStyle w:val="ListBullet"/>
-        <w:spacing w:after="60"/>
-        <w:ind w:left="403"/>
-      </w:pPr>
-      <w:r>
-        <w:rPr>
-          <w:rFonts w:ascii="Inter" w:hAnsi="Inter" w:cs="Inter"/>
-          <w:b w:val="0"/>
-          <w:i w:val="0"/>
-          <w:color w:val="1C1E2E"/>
-          <w:sz w:val="22"/>
-        </w:rPr>
-        <w:t xml:space="preserve">☐ Confirm the </w:t>
-      </w:r>
       <w:r>
         <w:rPr>
           <w:rFonts w:ascii="Inter" w:hAnsi="Inter" w:cs="Inter"/>
@@ -8375,17 +11249,7 @@
           <w:color w:val="1C1E2E"/>
           <w:sz w:val="22"/>
         </w:rPr>
-        <w:t>undergraduate GPA on the 0–10 Spanish scale</w:t>
-      </w:r>
-      <w:r>
-        <w:rPr>
-          <w:rFonts w:ascii="Inter" w:hAnsi="Inter" w:cs="Inter"/>
-          <w:b w:val="0"/>
-          <w:i w:val="0"/>
-          <w:color w:val="1C1E2E"/>
-          <w:sz w:val="22"/>
-        </w:rPr>
-        <w:t xml:space="preserve"> from the official equivalence → §A.2.</w:t>
+        <w:t>Resolved by the documentation already supplied:</w:t>
       </w:r>
     </w:p>
     <w:p>
@@ -8402,7 +11266,7 @@
           <w:color w:val="1C1E2E"/>
           <w:sz w:val="22"/>
         </w:rPr>
-        <w:t xml:space="preserve">☐ Verify the status of the </w:t>
+        <w:t xml:space="preserve">☑ Undergraduate GPA on the 0–10 Spanish scale → </w:t>
       </w:r>
       <w:r>
         <w:rPr>
@@ -8412,7 +11276,7 @@
           <w:color w:val="1C1E2E"/>
           <w:sz w:val="22"/>
         </w:rPr>
-        <w:t>Extraordinary Master's Award</w:t>
+        <w:t>9.07</w:t>
       </w:r>
       <w:r>
         <w:rPr>
@@ -8422,7 +11286,177 @@
           <w:color w:val="1C1E2E"/>
           <w:sz w:val="22"/>
         </w:rPr>
-        <w:t xml:space="preserve"> with the registrar → §B.2.</w:t>
+        <w:t>, certified by the Spanish administration (DOC-05).</w:t>
+      </w:r>
+    </w:p>
+    <w:p>
+      <w:pPr>
+        <w:pStyle w:val="ListBullet"/>
+        <w:spacing w:after="60"/>
+        <w:ind w:left="403"/>
+      </w:pPr>
+      <w:r>
+        <w:rPr>
+          <w:rFonts w:ascii="Inter" w:hAnsi="Inter" w:cs="Inter"/>
+          <w:b w:val="0"/>
+          <w:i w:val="0"/>
+          <w:color w:val="1C1E2E"/>
+          <w:sz w:val="22"/>
+        </w:rPr>
+        <w:t xml:space="preserve">☑ Extraordinary undergraduate award → </w:t>
+      </w:r>
+      <w:r>
+        <w:rPr>
+          <w:rFonts w:ascii="Inter" w:hAnsi="Inter" w:cs="Inter"/>
+          <w:b/>
+          <w:i w:val="0"/>
+          <w:color w:val="1C1E2E"/>
+          <w:sz w:val="22"/>
+        </w:rPr>
+        <w:t>1st of 56</w:t>
+      </w:r>
+      <w:r>
+        <w:rPr>
+          <w:rFonts w:ascii="Inter" w:hAnsi="Inter" w:cs="Inter"/>
+          <w:b w:val="0"/>
+          <w:i w:val="0"/>
+          <w:color w:val="1C1E2E"/>
+          <w:sz w:val="22"/>
+        </w:rPr>
+        <w:t>, apostilled certificate (DOC-06).</w:t>
+      </w:r>
+    </w:p>
+    <w:p>
+      <w:pPr>
+        <w:pStyle w:val="ListBullet"/>
+        <w:spacing w:after="60"/>
+        <w:ind w:left="403"/>
+      </w:pPr>
+      <w:r>
+        <w:rPr>
+          <w:rFonts w:ascii="Inter" w:hAnsi="Inter" w:cs="Inter"/>
+          <w:b w:val="0"/>
+          <w:i w:val="0"/>
+          <w:color w:val="1C1E2E"/>
+          <w:sz w:val="22"/>
+        </w:rPr>
+        <w:t>☑ Status of the Extraordinary Master's Award → not applicable; the 2 Matrículas de Honor are declared instead.</w:t>
+      </w:r>
+    </w:p>
+    <w:p>
+      <w:pPr>
+        <w:pStyle w:val="ListBullet"/>
+        <w:spacing w:after="60"/>
+        <w:ind w:left="403"/>
+      </w:pPr>
+      <w:r>
+        <w:rPr>
+          <w:rFonts w:ascii="Inter" w:hAnsi="Inter" w:cs="Inter"/>
+          <w:b w:val="0"/>
+          <w:i w:val="0"/>
+          <w:color w:val="1C1E2E"/>
+          <w:sz w:val="22"/>
+        </w:rPr>
+        <w:t xml:space="preserve">☑ Full publication details → </w:t>
+      </w:r>
+      <w:r>
+        <w:rPr>
+          <w:rFonts w:ascii="Inter" w:hAnsi="Inter" w:cs="Inter"/>
+          <w:b w:val="0"/>
+          <w:i/>
+          <w:color w:val="1C1E2E"/>
+          <w:sz w:val="22"/>
+        </w:rPr>
+        <w:t>Kaleidoscopio</w:t>
+      </w:r>
+      <w:r>
+        <w:rPr>
+          <w:rFonts w:ascii="Inter" w:hAnsi="Inter" w:cs="Inter"/>
+          <w:b w:val="0"/>
+          <w:i w:val="0"/>
+          <w:color w:val="1C1E2E"/>
+          <w:sz w:val="22"/>
+        </w:rPr>
+        <w:t xml:space="preserve"> 2(3), 51–56, 2005, with the peer-review letter and the international conference paper (DOC-19, DOC-24).</w:t>
+      </w:r>
+    </w:p>
+    <w:p>
+      <w:r>
+        <w:rPr>
+          <w:rFonts w:ascii="Inter" w:hAnsi="Inter" w:cs="Inter"/>
+          <w:b/>
+          <w:i w:val="0"/>
+          <w:color w:val="1C1E2E"/>
+          <w:sz w:val="22"/>
+        </w:rPr>
+        <w:t>Outstanding:</w:t>
+      </w:r>
+    </w:p>
+    <w:p>
+      <w:pPr>
+        <w:pStyle w:val="ListBullet"/>
+        <w:spacing w:after="60"/>
+        <w:ind w:left="403"/>
+      </w:pPr>
+      <w:r>
+        <w:rPr>
+          <w:rFonts w:ascii="Inter" w:hAnsi="Inter" w:cs="Inter"/>
+          <w:b w:val="0"/>
+          <w:i w:val="0"/>
+          <w:color w:val="1C1E2E"/>
+          <w:sz w:val="22"/>
+        </w:rPr>
+        <w:t xml:space="preserve">☐ 🔴 </w:t>
+      </w:r>
+      <w:r>
+        <w:rPr>
+          <w:rFonts w:ascii="Inter" w:hAnsi="Inter" w:cs="Inter"/>
+          <w:b/>
+          <w:i w:val="0"/>
+          <w:color w:val="1C1E2E"/>
+          <w:sz w:val="22"/>
+        </w:rPr>
+        <w:t>Level verification of the foreign degree</w:t>
+      </w:r>
+      <w:r>
+        <w:rPr>
+          <w:rFonts w:ascii="Inter" w:hAnsi="Inter" w:cs="Inter"/>
+          <w:b w:val="0"/>
+          <w:i w:val="0"/>
+          <w:color w:val="1C1E2E"/>
+          <w:sz w:val="22"/>
+        </w:rPr>
+        <w:t xml:space="preserve"> with UPV's Doctoral School (Art. 6, RD 99/2011). This is an </w:t>
+      </w:r>
+      <w:r>
+        <w:rPr>
+          <w:rFonts w:ascii="Inter" w:hAnsi="Inter" w:cs="Inter"/>
+          <w:b w:val="0"/>
+          <w:i/>
+          <w:color w:val="1C1E2E"/>
+          <w:sz w:val="22"/>
+        </w:rPr>
+        <w:t>admissibility</w:t>
+      </w:r>
+      <w:r>
+        <w:rPr>
+          <w:rFonts w:ascii="Inter" w:hAnsi="Inter" w:cs="Inter"/>
+          <w:b w:val="0"/>
+          <w:i w:val="0"/>
+          <w:color w:val="1C1E2E"/>
+          <w:sz w:val="22"/>
+        </w:rPr>
+        <w:t xml:space="preserve"> requirement, not a scoring one, and it is what can block the application however high the score comes out. </w:t>
+      </w:r>
+      <w:r>
+        <w:rPr>
+          <w:rFonts w:ascii="Inter" w:hAnsi="Inter" w:cs="Inter"/>
+          <w:b/>
+          <w:i w:val="0"/>
+          <w:color w:val="1C1E2E"/>
+          <w:sz w:val="22"/>
+        </w:rPr>
+        <w:t>Start it now.</w:t>
       </w:r>
     </w:p>
     <w:p>
@@ -8516,7 +11550,7 @@
           <w:color w:val="1C1E2E"/>
           <w:sz w:val="22"/>
         </w:rPr>
-        <w:t xml:space="preserve"> of both scholarships and attach their resolutions → §B.5.</w:t>
+        <w:t xml:space="preserve"> of both scholarships and locate their award letters → §B.5.</w:t>
       </w:r>
     </w:p>
     <w:p>
@@ -8533,7 +11567,24 @@
           <w:color w:val="1C1E2E"/>
           <w:sz w:val="22"/>
         </w:rPr>
-        <w:t xml:space="preserve">☐ Scan all documents into a </w:t>
+        <w:t>☐ Gather the remaining certificates (DOC-01 to DOC-04, DOC-09 to DOC-18, DOC-20 to DOC-23).</w:t>
+      </w:r>
+    </w:p>
+    <w:p>
+      <w:pPr>
+        <w:pStyle w:val="ListBullet"/>
+        <w:spacing w:after="60"/>
+        <w:ind w:left="403"/>
+      </w:pPr>
+      <w:r>
+        <w:rPr>
+          <w:rFonts w:ascii="Inter" w:hAnsi="Inter" w:cs="Inter"/>
+          <w:b w:val="0"/>
+          <w:i w:val="0"/>
+          <w:color w:val="1C1E2E"/>
+          <w:sz w:val="22"/>
+        </w:rPr>
+        <w:t xml:space="preserve">☐ Scan everything into a </w:t>
       </w:r>
       <w:r>
         <w:rPr>
@@ -8611,23 +11662,6 @@
           <w:sz w:val="22"/>
         </w:rPr>
         <w:t>).</w:t>
-      </w:r>
-    </w:p>
-    <w:p>
-      <w:pPr>
-        <w:pStyle w:val="ListBullet"/>
-        <w:spacing w:after="60"/>
-        <w:ind w:left="403"/>
-      </w:pPr>
-      <w:r>
-        <w:rPr>
-          <w:rFonts w:ascii="Inter" w:hAnsi="Inter" w:cs="Inter"/>
-          <w:b w:val="0"/>
-          <w:i w:val="0"/>
-          <w:color w:val="1C1E2E"/>
-          <w:sz w:val="22"/>
-        </w:rPr>
-        <w:t>☐ Check that no declared merit is left without its supporting document.</w:t>
       </w:r>
     </w:p>
     <w:p>

--- a/doctorado/04-docx/CV-PhD-Rubric-EN.docx
+++ b/doctorado/04-docx/CV-PhD-Rubric-EN.docx
@@ -1638,12 +1638,12 @@
             <w:r>
               <w:rPr>
                 <w:rFonts w:ascii="Inter" w:hAnsi="Inter" w:cs="Inter"/>
-                <w:b w:val="0"/>
+                <w:b/>
                 <w:i w:val="0"/>
                 <w:color w:val="1C1E2E"/>
                 <w:sz w:val="19"/>
               </w:rPr>
-              <w:t>Spanish knowledge branch · ISCED</w:t>
+              <w:t>Degree equivalence</w:t>
             </w:r>
           </w:p>
         </w:tc>
@@ -1659,12 +1659,22 @@
             <w:r>
               <w:rPr>
                 <w:rFonts w:ascii="Inter" w:hAnsi="Inter" w:cs="Inter"/>
+                <w:b/>
+                <w:i w:val="0"/>
+                <w:color w:val="1C1E2E"/>
+                <w:sz w:val="19"/>
+              </w:rPr>
+              <w:t>Declared equivalent to the academic level of GRADO (bachelor's)</w:t>
+            </w:r>
+            <w:r>
+              <w:rPr>
+                <w:rFonts w:ascii="Inter" w:hAnsi="Inter" w:cs="Inter"/>
                 <w:b w:val="0"/>
                 <w:i w:val="0"/>
                 <w:color w:val="1C1E2E"/>
                 <w:sz w:val="19"/>
               </w:rPr>
-              <w:t xml:space="preserve">Social and Legal Sciences · </w:t>
+              <w:t xml:space="preserve">, branch of </w:t>
             </w:r>
             <w:r>
               <w:rPr>
@@ -1674,7 +1684,7 @@
                 <w:color w:val="1C1E2E"/>
                 <w:sz w:val="19"/>
               </w:rPr>
-              <w:t>0114</w:t>
+              <w:t>Arts and Humanities</w:t>
             </w:r>
             <w:r>
               <w:rPr>
@@ -1684,7 +1694,27 @@
                 <w:color w:val="1C1E2E"/>
                 <w:sz w:val="19"/>
               </w:rPr>
-              <w:t xml:space="preserve"> (teacher training)</w:t>
+              <w:t xml:space="preserve">, specific field </w:t>
+            </w:r>
+            <w:r>
+              <w:rPr>
+                <w:rFonts w:ascii="Inter" w:hAnsi="Inter" w:cs="Inter"/>
+                <w:b/>
+                <w:i w:val="0"/>
+                <w:color w:val="1C1E2E"/>
+                <w:sz w:val="19"/>
+              </w:rPr>
+              <w:t>Languages</w:t>
+            </w:r>
+            <w:r>
+              <w:rPr>
+                <w:rFonts w:ascii="Inter" w:hAnsi="Inter" w:cs="Inter"/>
+                <w:b w:val="0"/>
+                <w:i w:val="0"/>
+                <w:color w:val="1C1E2E"/>
+                <w:sz w:val="19"/>
+              </w:rPr>
+              <w:t xml:space="preserve"> — Spanish Ministry of Universities, RD 967/2014, Madrid, 17 June 2020</w:t>
             </w:r>
           </w:p>
         </w:tc>
@@ -1705,7 +1735,7 @@
                 <w:color w:val="1C1E2E"/>
                 <w:sz w:val="19"/>
               </w:rPr>
-              <w:t xml:space="preserve">Equivalence declaration </w:t>
+              <w:t xml:space="preserve">Equivalence resolution </w:t>
             </w:r>
             <w:r>
               <w:rPr>
@@ -1715,7 +1745,7 @@
                 <w:color w:val="1C1E2E"/>
                 <w:sz w:val="19"/>
               </w:rPr>
-              <w:t>[DOC-05]</w:t>
+              <w:t>[DOC-05B]</w:t>
             </w:r>
           </w:p>
         </w:tc>
@@ -1738,7 +1768,7 @@
                 <w:color w:val="1C1E2E"/>
                 <w:sz w:val="19"/>
               </w:rPr>
-              <w:t>Academic distinction</w:t>
+              <w:t>Knowledge branch · ISCED</w:t>
             </w:r>
           </w:p>
         </w:tc>
@@ -1754,12 +1784,32 @@
             <w:r>
               <w:rPr>
                 <w:rFonts w:ascii="Inter" w:hAnsi="Inter" w:cs="Inter"/>
+                <w:b w:val="0"/>
+                <w:i w:val="0"/>
+                <w:color w:val="1C1E2E"/>
+                <w:sz w:val="19"/>
+              </w:rPr>
+              <w:t xml:space="preserve">Arts and Humanities / Languages (degree resolution) · ISCED </w:t>
+            </w:r>
+            <w:r>
+              <w:rPr>
+                <w:rFonts w:ascii="Inter" w:hAnsi="Inter" w:cs="Inter"/>
                 <w:b/>
                 <w:i w:val="0"/>
                 <w:color w:val="1C1E2E"/>
                 <w:sz w:val="19"/>
               </w:rPr>
-              <w:t>Summa Cum Laude</w:t>
+              <w:t>0114</w:t>
+            </w:r>
+            <w:r>
+              <w:rPr>
+                <w:rFonts w:ascii="Inter" w:hAnsi="Inter" w:cs="Inter"/>
+                <w:b w:val="0"/>
+                <w:i w:val="0"/>
+                <w:color w:val="1C1E2E"/>
+                <w:sz w:val="19"/>
+              </w:rPr>
+              <w:t>, teacher training (grade-average form)</w:t>
             </w:r>
           </w:p>
         </w:tc>
@@ -1775,12 +1825,22 @@
             <w:r>
               <w:rPr>
                 <w:rFonts w:ascii="Inter" w:hAnsi="Inter" w:cs="Inter"/>
+                <w:b/>
+                <w:i w:val="0"/>
+                <w:color w:val="1C1E2E"/>
+                <w:sz w:val="19"/>
+              </w:rPr>
+              <w:t>[DOC-05B]</w:t>
+            </w:r>
+            <w:r>
+              <w:rPr>
+                <w:rFonts w:ascii="Inter" w:hAnsi="Inter" w:cs="Inter"/>
                 <w:b w:val="0"/>
                 <w:i w:val="0"/>
                 <w:color w:val="1C1E2E"/>
                 <w:sz w:val="19"/>
               </w:rPr>
-              <w:t xml:space="preserve">Graduation record / diploma </w:t>
+              <w:t xml:space="preserve"> · </w:t>
             </w:r>
             <w:r>
               <w:rPr>
@@ -1790,7 +1850,7 @@
                 <w:color w:val="1C1E2E"/>
                 <w:sz w:val="19"/>
               </w:rPr>
-              <w:t>[DOC-04]</w:t>
+              <w:t>[DOC-05]</w:t>
             </w:r>
           </w:p>
         </w:tc>
@@ -1808,12 +1868,12 @@
             <w:r>
               <w:rPr>
                 <w:rFonts w:ascii="Inter" w:hAnsi="Inter" w:cs="Inter"/>
-                <w:b/>
+                <w:b w:val="0"/>
                 <w:i w:val="0"/>
                 <w:color w:val="1C1E2E"/>
                 <w:sz w:val="19"/>
               </w:rPr>
-              <w:t>Final-year dissertation</w:t>
+              <w:t>Academic distinction</w:t>
             </w:r>
           </w:p>
         </w:tc>
@@ -1834,37 +1894,7 @@
                 <w:color w:val="1C1E2E"/>
                 <w:sz w:val="19"/>
               </w:rPr>
-              <w:t>20 / 20 — Sobresaliente</w:t>
-            </w:r>
-            <w:r>
-              <w:rPr>
-                <w:rFonts w:ascii="Inter" w:hAnsi="Inter" w:cs="Inter"/>
-                <w:b w:val="0"/>
-                <w:i w:val="0"/>
-                <w:color w:val="1C1E2E"/>
-                <w:sz w:val="19"/>
-              </w:rPr>
-              <w:t xml:space="preserve">, with a </w:t>
-            </w:r>
-            <w:r>
-              <w:rPr>
-                <w:rFonts w:ascii="Inter" w:hAnsi="Inter" w:cs="Inter"/>
-                <w:b/>
-                <w:i w:val="0"/>
-                <w:color w:val="1C1E2E"/>
-                <w:sz w:val="19"/>
-              </w:rPr>
-              <w:t>Diploma of Honour awarded by the Rector of ULA</w:t>
-            </w:r>
-            <w:r>
-              <w:rPr>
-                <w:rFonts w:ascii="Inter" w:hAnsi="Inter" w:cs="Inter"/>
-                <w:b w:val="0"/>
-                <w:i w:val="0"/>
-                <w:color w:val="1C1E2E"/>
-                <w:sz w:val="19"/>
-              </w:rPr>
-              <w:t xml:space="preserve"> (Mérida, 15 Nov 2004)</w:t>
+              <w:t>Summa Cum Laude</w:t>
             </w:r>
           </w:p>
         </w:tc>
@@ -1885,7 +1915,7 @@
                 <w:color w:val="1C1E2E"/>
                 <w:sz w:val="19"/>
               </w:rPr>
-              <w:t xml:space="preserve">Diploma of Honour </w:t>
+              <w:t xml:space="preserve">Graduation record / diploma </w:t>
             </w:r>
             <w:r>
               <w:rPr>
@@ -1895,7 +1925,7 @@
                 <w:color w:val="1C1E2E"/>
                 <w:sz w:val="19"/>
               </w:rPr>
-              <w:t>[DOC-07]</w:t>
+              <w:t>[DOC-04]</w:t>
             </w:r>
           </w:p>
         </w:tc>
@@ -1913,12 +1943,12 @@
             <w:r>
               <w:rPr>
                 <w:rFonts w:ascii="Inter" w:hAnsi="Inter" w:cs="Inter"/>
-                <w:b w:val="0"/>
+                <w:b/>
                 <w:i w:val="0"/>
                 <w:color w:val="1C1E2E"/>
                 <w:sz w:val="19"/>
               </w:rPr>
-              <w:t>Research trajectory of the dissertation</w:t>
+              <w:t>Final-year dissertation</w:t>
             </w:r>
           </w:p>
         </w:tc>
@@ -1934,12 +1964,42 @@
             <w:r>
               <w:rPr>
                 <w:rFonts w:ascii="Inter" w:hAnsi="Inter" w:cs="Inter"/>
+                <w:b/>
+                <w:i w:val="0"/>
+                <w:color w:val="1C1E2E"/>
+                <w:sz w:val="19"/>
+              </w:rPr>
+              <w:t>20 / 20 — Sobresaliente</w:t>
+            </w:r>
+            <w:r>
+              <w:rPr>
+                <w:rFonts w:ascii="Inter" w:hAnsi="Inter" w:cs="Inter"/>
                 <w:b w:val="0"/>
                 <w:i w:val="0"/>
                 <w:color w:val="1C1E2E"/>
                 <w:sz w:val="19"/>
               </w:rPr>
-              <w:t>Peer-reviewed and published in an indexed journal, then presented as a refereed paper at an international conference (§5.1)</w:t>
+              <w:t xml:space="preserve">, with a </w:t>
+            </w:r>
+            <w:r>
+              <w:rPr>
+                <w:rFonts w:ascii="Inter" w:hAnsi="Inter" w:cs="Inter"/>
+                <w:b/>
+                <w:i w:val="0"/>
+                <w:color w:val="1C1E2E"/>
+                <w:sz w:val="19"/>
+              </w:rPr>
+              <w:t>Diploma of Honour awarded by the Rector of ULA</w:t>
+            </w:r>
+            <w:r>
+              <w:rPr>
+                <w:rFonts w:ascii="Inter" w:hAnsi="Inter" w:cs="Inter"/>
+                <w:b w:val="0"/>
+                <w:i w:val="0"/>
+                <w:color w:val="1C1E2E"/>
+                <w:sz w:val="19"/>
+              </w:rPr>
+              <w:t xml:space="preserve"> (Mérida, 15 Nov 2004)</w:t>
             </w:r>
           </w:p>
         </w:tc>
@@ -1955,32 +2015,22 @@
             <w:r>
               <w:rPr>
                 <w:rFonts w:ascii="Inter" w:hAnsi="Inter" w:cs="Inter"/>
+                <w:b w:val="0"/>
+                <w:i w:val="0"/>
+                <w:color w:val="1C1E2E"/>
+                <w:sz w:val="19"/>
+              </w:rPr>
+              <w:t xml:space="preserve">Diploma of Honour </w:t>
+            </w:r>
+            <w:r>
+              <w:rPr>
+                <w:rFonts w:ascii="Inter" w:hAnsi="Inter" w:cs="Inter"/>
                 <w:b/>
                 <w:i w:val="0"/>
                 <w:color w:val="1C1E2E"/>
                 <w:sz w:val="19"/>
               </w:rPr>
-              <w:t>[DOC-19]</w:t>
-            </w:r>
-            <w:r>
-              <w:rPr>
-                <w:rFonts w:ascii="Inter" w:hAnsi="Inter" w:cs="Inter"/>
-                <w:b w:val="0"/>
-                <w:i w:val="0"/>
-                <w:color w:val="1C1E2E"/>
-                <w:sz w:val="19"/>
-              </w:rPr>
-              <w:t xml:space="preserve"> · </w:t>
-            </w:r>
-            <w:r>
-              <w:rPr>
-                <w:rFonts w:ascii="Inter" w:hAnsi="Inter" w:cs="Inter"/>
-                <w:b/>
-                <w:i w:val="0"/>
-                <w:color w:val="1C1E2E"/>
-                <w:sz w:val="19"/>
-              </w:rPr>
-              <w:t>[DOC-24]</w:t>
+              <w:t>[DOC-07]</w:t>
             </w:r>
           </w:p>
         </w:tc>
@@ -2003,7 +2053,7 @@
                 <w:color w:val="1C1E2E"/>
                 <w:sz w:val="19"/>
               </w:rPr>
-              <w:t>Degree research lines</w:t>
+              <w:t>Research trajectory of the dissertation</w:t>
             </w:r>
           </w:p>
         </w:tc>
@@ -2024,7 +2074,7 @@
                 <w:color w:val="1C1E2E"/>
                 <w:sz w:val="19"/>
               </w:rPr>
-              <w:t>Curriculum design and English language teaching</w:t>
+              <w:t>Peer-reviewed and published in an indexed journal, then presented as a refereed paper at an international conference (§5.1)</w:t>
             </w:r>
           </w:p>
         </w:tc>
@@ -2040,6 +2090,91 @@
             <w:r>
               <w:rPr>
                 <w:rFonts w:ascii="Inter" w:hAnsi="Inter" w:cs="Inter"/>
+                <w:b/>
+                <w:i w:val="0"/>
+                <w:color w:val="1C1E2E"/>
+                <w:sz w:val="19"/>
+              </w:rPr>
+              <w:t>[DOC-19]</w:t>
+            </w:r>
+            <w:r>
+              <w:rPr>
+                <w:rFonts w:ascii="Inter" w:hAnsi="Inter" w:cs="Inter"/>
+                <w:b w:val="0"/>
+                <w:i w:val="0"/>
+                <w:color w:val="1C1E2E"/>
+                <w:sz w:val="19"/>
+              </w:rPr>
+              <w:t xml:space="preserve"> · </w:t>
+            </w:r>
+            <w:r>
+              <w:rPr>
+                <w:rFonts w:ascii="Inter" w:hAnsi="Inter" w:cs="Inter"/>
+                <w:b/>
+                <w:i w:val="0"/>
+                <w:color w:val="1C1E2E"/>
+                <w:sz w:val="19"/>
+              </w:rPr>
+              <w:t>[DOC-24]</w:t>
+            </w:r>
+          </w:p>
+        </w:tc>
+      </w:tr>
+      <w:tr>
+        <w:tc>
+          <w:tcPr>
+            <w:tcW w:type="dxa" w:w="3216"/>
+          </w:tcPr>
+          <w:p>
+            <w:pPr>
+              <w:spacing w:after="40"/>
+            </w:pPr>
+            <w:r/>
+            <w:r>
+              <w:rPr>
+                <w:rFonts w:ascii="Inter" w:hAnsi="Inter" w:cs="Inter"/>
+                <w:b w:val="0"/>
+                <w:i w:val="0"/>
+                <w:color w:val="1C1E2E"/>
+                <w:sz w:val="19"/>
+              </w:rPr>
+              <w:t>Degree research lines</w:t>
+            </w:r>
+          </w:p>
+        </w:tc>
+        <w:tc>
+          <w:tcPr>
+            <w:tcW w:type="dxa" w:w="3216"/>
+          </w:tcPr>
+          <w:p>
+            <w:pPr>
+              <w:spacing w:after="40"/>
+            </w:pPr>
+            <w:r/>
+            <w:r>
+              <w:rPr>
+                <w:rFonts w:ascii="Inter" w:hAnsi="Inter" w:cs="Inter"/>
+                <w:b w:val="0"/>
+                <w:i w:val="0"/>
+                <w:color w:val="1C1E2E"/>
+                <w:sz w:val="19"/>
+              </w:rPr>
+              <w:t>Curriculum design and English language teaching</w:t>
+            </w:r>
+          </w:p>
+        </w:tc>
+        <w:tc>
+          <w:tcPr>
+            <w:tcW w:type="dxa" w:w="3216"/>
+          </w:tcPr>
+          <w:p>
+            <w:pPr>
+              <w:spacing w:after="40"/>
+            </w:pPr>
+            <w:r/>
+            <w:r>
+              <w:rPr>
+                <w:rFonts w:ascii="Inter" w:hAnsi="Inter" w:cs="Inter"/>
                 <w:b w:val="0"/>
                 <w:i w:val="0"/>
                 <w:color w:val="1C1E2E"/>
@@ -2252,7 +2387,7 @@
           <w:color w:val="5B5F77"/>
           <w:sz w:val="21"/>
         </w:rPr>
-        <w:t xml:space="preserve">⚠️ </w:t>
+        <w:t xml:space="preserve">✅ </w:t>
       </w:r>
       <w:r>
         <w:rPr>
@@ -2262,7 +2397,7 @@
           <w:color w:val="5B5F77"/>
           <w:sz w:val="21"/>
         </w:rPr>
-        <w:t>An admissibility issue to resolve — this is not about points.</w:t>
+        <w:t>Doctoral access — resolved.</w:t>
       </w:r>
       <w:r>
         <w:rPr>
@@ -2272,7 +2407,7 @@
           <w:color w:val="5B5F77"/>
           <w:sz w:val="21"/>
         </w:rPr>
-        <w:t xml:space="preserve"> The equivalence declaration states explicitly </w:t>
+        <w:t xml:space="preserve"> On </w:t>
       </w:r>
       <w:r>
         <w:rPr>
@@ -2282,7 +2417,7 @@
           <w:color w:val="5B5F77"/>
           <w:sz w:val="21"/>
         </w:rPr>
-        <w:t>"Título homologado/equivalente: NO"</w:t>
+        <w:t>17 June 2020</w:t>
       </w:r>
       <w:r>
         <w:rPr>
@@ -2292,7 +2427,7 @@
           <w:color w:val="5B5F77"/>
           <w:sz w:val="21"/>
         </w:rPr>
-        <w:t xml:space="preserve">: what has been declared is the </w:t>
+        <w:t xml:space="preserve"> the Spanish Ministry of Universities declared the </w:t>
       </w:r>
       <w:r>
         <w:rPr>
@@ -2302,7 +2437,67 @@
           <w:color w:val="5B5F77"/>
           <w:sz w:val="21"/>
         </w:rPr>
-        <w:t>equivalence of the grade average</w:t>
+        <w:t>degree equivalent to the academic level of *Grado</w:t>
+      </w:r>
+      <w:r>
+        <w:rPr>
+          <w:rFonts w:ascii="Inter" w:hAnsi="Inter" w:cs="Inter"/>
+          <w:b w:val="0"/>
+          <w:i/>
+          <w:color w:val="5B5F77"/>
+          <w:sz w:val="21"/>
+        </w:rPr>
+        <w:t xml:space="preserve"> (branch of Arts and Humanities, specific field Languages) under </w:t>
+      </w:r>
+      <w:r>
+        <w:rPr>
+          <w:rFonts w:ascii="Inter" w:hAnsi="Inter" w:cs="Inter"/>
+          <w:b w:val="0"/>
+          <w:i/>
+          <w:color w:val="5B5F77"/>
+          <w:sz w:val="21"/>
+        </w:rPr>
+        <w:t>RD 967/2014</w:t>
+      </w:r>
+      <w:r>
+        <w:rPr>
+          <w:rFonts w:ascii="Inter" w:hAnsi="Inter" w:cs="Inter"/>
+          <w:b w:val="0"/>
+          <w:i/>
+          <w:color w:val="5B5F77"/>
+          <w:sz w:val="21"/>
+        </w:rPr>
+        <w:t xml:space="preserve"> </w:t>
+      </w:r>
+      <w:r>
+        <w:rPr>
+          <w:rFonts w:ascii="Inter" w:hAnsi="Inter" w:cs="Inter"/>
+          <w:b w:val="0"/>
+          <w:i/>
+          <w:color w:val="5B5F77"/>
+          <w:sz w:val="21"/>
+        </w:rPr>
+        <w:t>[DOC-05B]</w:t>
+      </w:r>
+      <w:r>
+        <w:rPr>
+          <w:rFonts w:ascii="Inter" w:hAnsi="Inter" w:cs="Inter"/>
+          <w:b w:val="0"/>
+          <w:i/>
+          <w:color w:val="5B5F77"/>
+          <w:sz w:val="21"/>
+        </w:rPr>
+        <w:t xml:space="preserve">. The access route is therefore complete, with nothing outstanding: </w:t>
+      </w:r>
+      <w:r>
+        <w:rPr>
+          <w:rFonts w:ascii="Inter" w:hAnsi="Inter" w:cs="Inter"/>
+          <w:b w:val="0"/>
+          <w:i/>
+          <w:color w:val="5B5F77"/>
+          <w:sz w:val="21"/>
+        </w:rPr>
+        <w:t xml:space="preserve">Foreign degree with official equivalence to </w:t>
       </w:r>
       <w:r>
         <w:rPr>
@@ -2312,7 +2507,7 @@
           <w:color w:val="5B5F77"/>
           <w:sz w:val="21"/>
         </w:rPr>
-        <w:t>, not recognition (</w:t>
+        <w:t>Grado</w:t>
       </w:r>
       <w:r>
         <w:rPr>
@@ -2322,7 +2517,67 @@
           <w:color w:val="5B5F77"/>
           <w:sz w:val="21"/>
         </w:rPr>
-        <w:t>homologación</w:t>
+        <w:t xml:space="preserve"> (Ministry, 2020)</w:t>
+      </w:r>
+      <w:r>
+        <w:rPr>
+          <w:rFonts w:ascii="Inter" w:hAnsi="Inter" w:cs="Inter"/>
+          <w:b w:val="0"/>
+          <w:i/>
+          <w:color w:val="5B5F77"/>
+          <w:sz w:val="21"/>
+        </w:rPr>
+        <w:t xml:space="preserve"> + </w:t>
+      </w:r>
+      <w:r>
+        <w:rPr>
+          <w:rFonts w:ascii="Inter" w:hAnsi="Inter" w:cs="Inter"/>
+          <w:b w:val="0"/>
+          <w:i/>
+          <w:color w:val="5B5F77"/>
+          <w:sz w:val="21"/>
+        </w:rPr>
+        <w:t>official Spanish Master's Degree in Languages and Technology (UPV, 2026)</w:t>
+      </w:r>
+      <w:r>
+        <w:rPr>
+          <w:rFonts w:ascii="Inter" w:hAnsi="Inter" w:cs="Inter"/>
+          <w:b w:val="0"/>
+          <w:i/>
+          <w:color w:val="5B5F77"/>
+          <w:sz w:val="21"/>
+        </w:rPr>
+        <w:t xml:space="preserve"> → </w:t>
+      </w:r>
+      <w:r>
+        <w:rPr>
+          <w:rFonts w:ascii="Inter" w:hAnsi="Inter" w:cs="Inter"/>
+          <w:b w:val="0"/>
+          <w:i/>
+          <w:color w:val="5B5F77"/>
+          <w:sz w:val="21"/>
+        </w:rPr>
+        <w:t>general doctoral access under Article 6, RD 99/2011.</w:t>
+      </w:r>
+      <w:r>
+        <w:rPr>
+          <w:rFonts w:ascii="Inter" w:hAnsi="Inter" w:cs="Inter"/>
+          <w:b w:val="0"/>
+          <w:i/>
+          <w:color w:val="5B5F77"/>
+          <w:sz w:val="21"/>
+        </w:rPr>
+        <w:t xml:space="preserve"> Two points worth stating precisely in the application: 1. </w:t>
+      </w:r>
+      <w:r>
+        <w:rPr>
+          <w:rFonts w:ascii="Inter" w:hAnsi="Inter" w:cs="Inter"/>
+          <w:b w:val="0"/>
+          <w:i/>
+          <w:color w:val="5B5F77"/>
+          <w:sz w:val="21"/>
+        </w:rPr>
+        <w:t xml:space="preserve">The equivalence is to </w:t>
       </w:r>
       <w:r>
         <w:rPr>
@@ -2332,7 +2587,146 @@
           <w:color w:val="5B5F77"/>
           <w:sz w:val="21"/>
         </w:rPr>
-        <w:t xml:space="preserve">) of the degree itself. To enter a doctorate with a non-recognised foreign degree, Article 6 of Royal Decree 99/2011 allows admission once </w:t>
+        <w:t>Grado</w:t>
+      </w:r>
+      <w:r>
+        <w:rPr>
+          <w:rFonts w:ascii="Inter" w:hAnsi="Inter" w:cs="Inter"/>
+          <w:b w:val="0"/>
+          <w:i/>
+          <w:color w:val="5B5F77"/>
+          <w:sz w:val="21"/>
+        </w:rPr>
+        <w:t xml:space="preserve"> level, not to master's level.</w:t>
+      </w:r>
+      <w:r>
+        <w:rPr>
+          <w:rFonts w:ascii="Inter" w:hAnsi="Inter" w:cs="Inter"/>
+          <w:b w:val="0"/>
+          <w:i/>
+          <w:color w:val="5B5F77"/>
+          <w:sz w:val="21"/>
+        </w:rPr>
+        <w:t xml:space="preserve"> The qualification granting access is therefore the </w:t>
+      </w:r>
+      <w:r>
+        <w:rPr>
+          <w:rFonts w:ascii="Inter" w:hAnsi="Inter" w:cs="Inter"/>
+          <w:b w:val="0"/>
+          <w:i/>
+          <w:color w:val="5B5F77"/>
+          <w:sz w:val="21"/>
+        </w:rPr>
+        <w:t>official UPV master's</w:t>
+      </w:r>
+      <w:r>
+        <w:rPr>
+          <w:rFonts w:ascii="Inter" w:hAnsi="Inter" w:cs="Inter"/>
+          <w:b w:val="0"/>
+          <w:i/>
+          <w:color w:val="5B5F77"/>
+          <w:sz w:val="21"/>
+        </w:rPr>
+        <w:t xml:space="preserve">; the undergraduate degree enters the record as a previously recognised prior qualification. No additional "level verification" from the Doctoral School is required. 2. </w:t>
+      </w:r>
+      <w:r>
+        <w:rPr>
+          <w:rFonts w:ascii="Inter" w:hAnsi="Inter" w:cs="Inter"/>
+          <w:b w:val="0"/>
+          <w:i/>
+          <w:color w:val="5B5F77"/>
+          <w:sz w:val="21"/>
+        </w:rPr>
+        <w:t xml:space="preserve">Equivalence ≠ </w:t>
+      </w:r>
+      <w:r>
+        <w:rPr>
+          <w:rFonts w:ascii="Inter" w:hAnsi="Inter" w:cs="Inter"/>
+          <w:b w:val="0"/>
+          <w:i w:val="0"/>
+          <w:color w:val="5B5F77"/>
+          <w:sz w:val="21"/>
+        </w:rPr>
+        <w:t>homologación</w:t>
+      </w:r>
+      <w:r>
+        <w:rPr>
+          <w:rFonts w:ascii="Inter" w:hAnsi="Inter" w:cs="Inter"/>
+          <w:b w:val="0"/>
+          <w:i/>
+          <w:color w:val="5B5F77"/>
+          <w:sz w:val="21"/>
+        </w:rPr>
+        <w:t>.</w:t>
+      </w:r>
+      <w:r>
+        <w:rPr>
+          <w:rFonts w:ascii="Inter" w:hAnsi="Inter" w:cs="Inter"/>
+          <w:b w:val="0"/>
+          <w:i/>
+          <w:color w:val="5B5F77"/>
+          <w:sz w:val="21"/>
+        </w:rPr>
+        <w:t xml:space="preserve"> The grade-average form shows "Título homologado/equivalente: NO" because </w:t>
+      </w:r>
+      <w:r>
+        <w:rPr>
+          <w:rFonts w:ascii="Inter" w:hAnsi="Inter" w:cs="Inter"/>
+          <w:b w:val="0"/>
+          <w:i w:val="0"/>
+          <w:color w:val="5B5F77"/>
+          <w:sz w:val="21"/>
+        </w:rPr>
+        <w:t>homologación</w:t>
+      </w:r>
+      <w:r>
+        <w:rPr>
+          <w:rFonts w:ascii="Inter" w:hAnsi="Inter" w:cs="Inter"/>
+          <w:b w:val="0"/>
+          <w:i/>
+          <w:color w:val="5B5F77"/>
+          <w:sz w:val="21"/>
+        </w:rPr>
+        <w:t xml:space="preserve"> (to a specific Spanish degree conferring access to a regulated profession) is a different instrument, and the resolution itself states that the equivalence </w:t>
+      </w:r>
+      <w:r>
+        <w:rPr>
+          <w:rFonts w:ascii="Inter" w:hAnsi="Inter" w:cs="Inter"/>
+          <w:b w:val="0"/>
+          <w:i/>
+          <w:color w:val="5B5F77"/>
+          <w:sz w:val="21"/>
+        </w:rPr>
+        <w:t>does not confer the right to practise regulated professions</w:t>
+      </w:r>
+      <w:r>
+        <w:rPr>
+          <w:rFonts w:ascii="Inter" w:hAnsi="Inter" w:cs="Inter"/>
+          <w:b w:val="0"/>
+          <w:i w:val="0"/>
+          <w:color w:val="5B5F77"/>
+          <w:sz w:val="21"/>
+        </w:rPr>
+        <w:t>*. For doctoral admission that is irrelevant: what is required is the academic level, and it has been declared.</w:t>
+      </w:r>
+    </w:p>
+    <w:p>
+      <w:pPr>
+        <w:pBdr>
+          <w:left w:val="single" w:sz="18" w:space="8" w:color="9A5B00"/>
+        </w:pBdr>
+        <w:spacing w:before="120" w:after="200"/>
+        <w:ind w:left="317"/>
+      </w:pPr>
+      <w:r>
+        <w:rPr>
+          <w:rFonts w:ascii="Inter" w:hAnsi="Inter" w:cs="Inter"/>
+          <w:b w:val="0"/>
+          <w:i w:val="0"/>
+          <w:color w:val="5B5F77"/>
+          <w:sz w:val="21"/>
+        </w:rPr>
+        <w:t xml:space="preserve">⚠️ </w:t>
       </w:r>
       <w:r>
         <w:rPr>
@@ -2342,7 +2736,7 @@
           <w:color w:val="5B5F77"/>
           <w:sz w:val="21"/>
         </w:rPr>
-        <w:t>the university has verified that the degree certifies a level of education equivalent</w:t>
+        <w:t>One administrative detail worth fixing — the identity chain.</w:t>
       </w:r>
       <w:r>
         <w:rPr>
@@ -2352,7 +2746,7 @@
           <w:color w:val="5B5F77"/>
           <w:sz w:val="21"/>
         </w:rPr>
-        <w:t xml:space="preserve"> to a Spanish master's and grants access to doctoral study in the issuing country. </w:t>
+        <w:t xml:space="preserve"> The documents arrive under </w:t>
       </w:r>
       <w:r>
         <w:rPr>
@@ -2362,7 +2756,7 @@
           <w:color w:val="5B5F77"/>
           <w:sz w:val="21"/>
         </w:rPr>
-        <w:t>Action:</w:t>
+        <w:t>two different names</w:t>
       </w:r>
       <w:r>
         <w:rPr>
@@ -2372,7 +2766,7 @@
           <w:color w:val="5B5F77"/>
           <w:sz w:val="21"/>
         </w:rPr>
-        <w:t xml:space="preserve"> request the </w:t>
+        <w:t xml:space="preserve">: - </w:t>
       </w:r>
       <w:r>
         <w:rPr>
@@ -2382,7 +2776,7 @@
           <w:color w:val="5B5F77"/>
           <w:sz w:val="21"/>
         </w:rPr>
-        <w:t>level verification</w:t>
+        <w:t>Ana Zoraimy Eslava Graterol</w:t>
       </w:r>
       <w:r>
         <w:rPr>
@@ -2392,7 +2786,27 @@
           <w:color w:val="5B5F77"/>
           <w:sz w:val="21"/>
         </w:rPr>
-        <w:t xml:space="preserve"> from UPV's Doctoral School (or start the academic-level equivalence procedure with the Ministry) </w:t>
+        <w:t xml:space="preserve"> — ULA academic transcript and Academic Rank Certificate, </w:t>
+      </w:r>
+      <w:r>
+        <w:rPr>
+          <w:rFonts w:ascii="Inter" w:hAnsi="Inter" w:cs="Inter"/>
+          <w:b w:val="0"/>
+          <w:i/>
+          <w:color w:val="5B5F77"/>
+          <w:sz w:val="21"/>
+        </w:rPr>
+        <w:t>Kaleidoscopio</w:t>
+      </w:r>
+      <w:r>
+        <w:rPr>
+          <w:rFonts w:ascii="Inter" w:hAnsi="Inter" w:cs="Inter"/>
+          <w:b w:val="0"/>
+          <w:i w:val="0"/>
+          <w:color w:val="5B5F77"/>
+          <w:sz w:val="21"/>
+        </w:rPr>
+        <w:t xml:space="preserve"> publication. - </w:t>
       </w:r>
       <w:r>
         <w:rPr>
@@ -2402,7 +2816,7 @@
           <w:color w:val="5B5F77"/>
           <w:sz w:val="21"/>
         </w:rPr>
-        <w:t>before</w:t>
+        <w:t>Ana Zoraimy Eslava de Morales</w:t>
       </w:r>
       <w:r>
         <w:rPr>
@@ -2412,7 +2826,87 @@
           <w:color w:val="5B5F77"/>
           <w:sz w:val="21"/>
         </w:rPr>
-        <w:t xml:space="preserve"> the deadline — it takes time and it blocks admission however high the score. Attach the grade-equivalence declaration as supporting evidence, not as a substitute.</w:t>
+        <w:t xml:space="preserve"> — Ministry equivalence resolution (2020) and the international conference letter (2008). It is the married surname, but </w:t>
+      </w:r>
+      <w:r>
+        <w:rPr>
+          <w:rFonts w:ascii="Inter" w:hAnsi="Inter" w:cs="Inter"/>
+          <w:b/>
+          <w:i w:val="0"/>
+          <w:color w:val="5B5F77"/>
+          <w:sz w:val="21"/>
+        </w:rPr>
+        <w:t>the committee has no way of knowing that</w:t>
+      </w:r>
+      <w:r>
+        <w:rPr>
+          <w:rFonts w:ascii="Inter" w:hAnsi="Inter" w:cs="Inter"/>
+          <w:b w:val="0"/>
+          <w:i w:val="0"/>
+          <w:color w:val="5B5F77"/>
+          <w:sz w:val="21"/>
+        </w:rPr>
+        <w:t xml:space="preserve"> and will see two names in one file. </w:t>
+      </w:r>
+      <w:r>
+        <w:rPr>
+          <w:rFonts w:ascii="Inter" w:hAnsi="Inter" w:cs="Inter"/>
+          <w:b/>
+          <w:i w:val="0"/>
+          <w:color w:val="5B5F77"/>
+          <w:sz w:val="21"/>
+        </w:rPr>
+        <w:t>Action:</w:t>
+      </w:r>
+      <w:r>
+        <w:rPr>
+          <w:rFonts w:ascii="Inter" w:hAnsi="Inter" w:cs="Inter"/>
+          <w:b w:val="0"/>
+          <w:i w:val="0"/>
+          <w:color w:val="5B5F77"/>
+          <w:sz w:val="21"/>
+        </w:rPr>
+        <w:t xml:space="preserve"> include a one-line </w:t>
+      </w:r>
+      <w:r>
+        <w:rPr>
+          <w:rFonts w:ascii="Inter" w:hAnsi="Inter" w:cs="Inter"/>
+          <w:b/>
+          <w:i w:val="0"/>
+          <w:color w:val="5B5F77"/>
+          <w:sz w:val="21"/>
+        </w:rPr>
+        <w:t>identity note</w:t>
+      </w:r>
+      <w:r>
+        <w:rPr>
+          <w:rFonts w:ascii="Inter" w:hAnsi="Inter" w:cs="Inter"/>
+          <w:b w:val="0"/>
+          <w:i w:val="0"/>
+          <w:color w:val="5B5F77"/>
+          <w:sz w:val="21"/>
+        </w:rPr>
+        <w:t xml:space="preserve"> in the evidence PDF together with the document linking both names (national ID, marriage certificate, or a ULA certificate showing both forms), and use </w:t>
+      </w:r>
+      <w:r>
+        <w:rPr>
+          <w:rFonts w:ascii="Inter" w:hAnsi="Inter" w:cs="Inter"/>
+          <w:b/>
+          <w:i w:val="0"/>
+          <w:color w:val="5B5F77"/>
+          <w:sz w:val="21"/>
+        </w:rPr>
+        <w:t>one name consistently</w:t>
+      </w:r>
+      <w:r>
+        <w:rPr>
+          <w:rFonts w:ascii="Inter" w:hAnsi="Inter" w:cs="Inter"/>
+          <w:b w:val="0"/>
+          <w:i w:val="0"/>
+          <w:color w:val="5B5F77"/>
+          <w:sz w:val="21"/>
+        </w:rPr>
+        <w:t xml:space="preserve"> across the CV and the proposal. A five-minute fix that prevents a formal-review query.</w:t>
       </w:r>
     </w:p>
     <w:p>
@@ -6411,7 +6905,27 @@
                 <w:color w:val="1C1E2E"/>
                 <w:sz w:val="19"/>
               </w:rPr>
-              <w:t xml:space="preserve"> (official equivalence), 1st of 56</w:t>
+              <w:t xml:space="preserve"> (official grade equivalence) · degree with </w:t>
+            </w:r>
+            <w:r>
+              <w:rPr>
+                <w:rFonts w:ascii="Inter" w:hAnsi="Inter" w:cs="Inter"/>
+                <w:b/>
+                <w:i w:val="0"/>
+                <w:color w:val="1C1E2E"/>
+                <w:sz w:val="19"/>
+              </w:rPr>
+              <w:t>official equivalence to *Grado</w:t>
+            </w:r>
+            <w:r>
+              <w:rPr>
+                <w:rFonts w:ascii="Inter" w:hAnsi="Inter" w:cs="Inter"/>
+                <w:b w:val="0"/>
+                <w:i w:val="0"/>
+                <w:color w:val="1C1E2E"/>
+                <w:sz w:val="19"/>
+              </w:rPr>
+              <w:t>*</w:t>
             </w:r>
           </w:p>
         </w:tc>
@@ -9168,12 +9682,22 @@
             <w:r>
               <w:rPr>
                 <w:rFonts w:ascii="Inter" w:hAnsi="Inter" w:cs="Inter"/>
+                <w:b/>
+                <w:i w:val="0"/>
+                <w:color w:val="1C1E2E"/>
+                <w:sz w:val="19"/>
+              </w:rPr>
+              <w:t>Global Grades Certification + full transcript</w:t>
+            </w:r>
+            <w:r>
+              <w:rPr>
+                <w:rFonts w:ascii="Inter" w:hAnsi="Inter" w:cs="Inter"/>
                 <w:b w:val="0"/>
                 <w:i w:val="0"/>
                 <w:color w:val="1C1E2E"/>
                 <w:sz w:val="19"/>
               </w:rPr>
-              <w:t>ULA academic transcript with GPA</w:t>
+              <w:t xml:space="preserve"> — ULA General Secretariat, 28 Jan 2009 (control no. in the private copy)</w:t>
             </w:r>
           </w:p>
         </w:tc>
@@ -9215,7 +9739,17 @@
                 <w:color w:val="1C1E2E"/>
                 <w:sz w:val="19"/>
               </w:rPr>
-              <w:t>⬜</w:t>
+              <w:t xml:space="preserve">✅ </w:t>
+            </w:r>
+            <w:r>
+              <w:rPr>
+                <w:rFonts w:ascii="Inter" w:hAnsi="Inter" w:cs="Inter"/>
+                <w:b/>
+                <w:i w:val="0"/>
+                <w:color w:val="1C1E2E"/>
+                <w:sz w:val="19"/>
+              </w:rPr>
+              <w:t>in hand</w:t>
             </w:r>
           </w:p>
         </w:tc>
@@ -9312,6 +9846,132 @@
                 <w:sz w:val="19"/>
               </w:rPr>
               <w:t>⬜</w:t>
+            </w:r>
+          </w:p>
+        </w:tc>
+      </w:tr>
+      <w:tr>
+        <w:tc>
+          <w:tcPr>
+            <w:tcW w:type="dxa" w:w="2412"/>
+          </w:tcPr>
+          <w:p>
+            <w:pPr>
+              <w:spacing w:after="40"/>
+            </w:pPr>
+            <w:r/>
+            <w:r>
+              <w:rPr>
+                <w:rFonts w:ascii="Inter" w:hAnsi="Inter" w:cs="Inter"/>
+                <w:b w:val="0"/>
+                <w:i w:val="0"/>
+                <w:color w:val="1C1E2E"/>
+                <w:sz w:val="19"/>
+              </w:rPr>
+              <w:t>DOC-05B</w:t>
+            </w:r>
+          </w:p>
+        </w:tc>
+        <w:tc>
+          <w:tcPr>
+            <w:tcW w:type="dxa" w:w="2412"/>
+          </w:tcPr>
+          <w:p>
+            <w:pPr>
+              <w:spacing w:after="40"/>
+            </w:pPr>
+            <w:r/>
+            <w:r>
+              <w:rPr>
+                <w:rFonts w:ascii="Inter" w:hAnsi="Inter" w:cs="Inter"/>
+                <w:b w:val="0"/>
+                <w:i w:val="0"/>
+                <w:color w:val="1C1E2E"/>
+                <w:sz w:val="19"/>
+              </w:rPr>
+              <w:t xml:space="preserve">⭐ </w:t>
+            </w:r>
+            <w:r>
+              <w:rPr>
+                <w:rFonts w:ascii="Inter" w:hAnsi="Inter" w:cs="Inter"/>
+                <w:b/>
+                <w:i w:val="0"/>
+                <w:color w:val="1C1E2E"/>
+                <w:sz w:val="19"/>
+              </w:rPr>
+              <w:t>Declaration of degree equivalence to the academic level of GRADO</w:t>
+            </w:r>
+            <w:r>
+              <w:rPr>
+                <w:rFonts w:ascii="Inter" w:hAnsi="Inter" w:cs="Inter"/>
+                <w:b w:val="0"/>
+                <w:i w:val="0"/>
+                <w:color w:val="1C1E2E"/>
+                <w:sz w:val="19"/>
+              </w:rPr>
+              <w:t xml:space="preserve"> — Spanish Ministry of Universities, RD 967/2014, 17 Jun 2020 (Arts and Humanities, Languages)</w:t>
+            </w:r>
+          </w:p>
+        </w:tc>
+        <w:tc>
+          <w:tcPr>
+            <w:tcW w:type="dxa" w:w="2412"/>
+          </w:tcPr>
+          <w:p>
+            <w:pPr>
+              <w:spacing w:after="40"/>
+            </w:pPr>
+            <w:r/>
+            <w:r>
+              <w:rPr>
+                <w:rFonts w:ascii="Inter" w:hAnsi="Inter" w:cs="Inter"/>
+                <w:b w:val="0"/>
+                <w:i w:val="0"/>
+                <w:color w:val="1C1E2E"/>
+                <w:sz w:val="19"/>
+              </w:rPr>
+              <w:t xml:space="preserve">A.2 · </w:t>
+            </w:r>
+            <w:r>
+              <w:rPr>
+                <w:rFonts w:ascii="Inter" w:hAnsi="Inter" w:cs="Inter"/>
+                <w:b/>
+                <w:i w:val="0"/>
+                <w:color w:val="1C1E2E"/>
+                <w:sz w:val="19"/>
+              </w:rPr>
+              <w:t>access</w:t>
+            </w:r>
+          </w:p>
+        </w:tc>
+        <w:tc>
+          <w:tcPr>
+            <w:tcW w:type="dxa" w:w="2412"/>
+          </w:tcPr>
+          <w:p>
+            <w:pPr>
+              <w:spacing w:after="40"/>
+            </w:pPr>
+            <w:r/>
+            <w:r>
+              <w:rPr>
+                <w:rFonts w:ascii="Inter" w:hAnsi="Inter" w:cs="Inter"/>
+                <w:b w:val="0"/>
+                <w:i w:val="0"/>
+                <w:color w:val="1C1E2E"/>
+                <w:sz w:val="19"/>
+              </w:rPr>
+              <w:t xml:space="preserve">✅ </w:t>
+            </w:r>
+            <w:r>
+              <w:rPr>
+                <w:rFonts w:ascii="Inter" w:hAnsi="Inter" w:cs="Inter"/>
+                <w:b/>
+                <w:i w:val="0"/>
+                <w:color w:val="1C1E2E"/>
+                <w:sz w:val="19"/>
+              </w:rPr>
+              <w:t>in hand</w:t>
             </w:r>
           </w:p>
         </w:tc>
@@ -11381,6 +12041,21 @@
       </w:r>
     </w:p>
     <w:p>
+      <w:pPr>
+        <w:pStyle w:val="ListBullet"/>
+        <w:spacing w:after="60"/>
+        <w:ind w:left="403"/>
+      </w:pPr>
+      <w:r>
+        <w:rPr>
+          <w:rFonts w:ascii="Inter" w:hAnsi="Inter" w:cs="Inter"/>
+          <w:b w:val="0"/>
+          <w:i w:val="0"/>
+          <w:color w:val="1C1E2E"/>
+          <w:sz w:val="22"/>
+        </w:rPr>
+        <w:t xml:space="preserve">☑ </w:t>
+      </w:r>
       <w:r>
         <w:rPr>
           <w:rFonts w:ascii="Inter" w:hAnsi="Inter" w:cs="Inter"/>
@@ -11389,7 +12064,37 @@
           <w:color w:val="1C1E2E"/>
           <w:sz w:val="22"/>
         </w:rPr>
-        <w:t>Outstanding:</w:t>
+        <w:t>Doctoral access</w:t>
+      </w:r>
+      <w:r>
+        <w:rPr>
+          <w:rFonts w:ascii="Inter" w:hAnsi="Inter" w:cs="Inter"/>
+          <w:b w:val="0"/>
+          <w:i w:val="0"/>
+          <w:color w:val="1C1E2E"/>
+          <w:sz w:val="22"/>
+        </w:rPr>
+        <w:t xml:space="preserve"> → degree officially declared equivalent to </w:t>
+      </w:r>
+      <w:r>
+        <w:rPr>
+          <w:rFonts w:ascii="Inter" w:hAnsi="Inter" w:cs="Inter"/>
+          <w:b w:val="0"/>
+          <w:i/>
+          <w:color w:val="1C1E2E"/>
+          <w:sz w:val="22"/>
+        </w:rPr>
+        <w:t>Grado</w:t>
+      </w:r>
+      <w:r>
+        <w:rPr>
+          <w:rFonts w:ascii="Inter" w:hAnsi="Inter" w:cs="Inter"/>
+          <w:b w:val="0"/>
+          <w:i w:val="0"/>
+          <w:color w:val="1C1E2E"/>
+          <w:sz w:val="22"/>
+        </w:rPr>
+        <w:t xml:space="preserve"> level (Ministry, 2020) plus an official Spanish master's. No level verification needed (DOC-05B).</w:t>
       </w:r>
     </w:p>
     <w:p>
@@ -11406,8 +12111,10 @@
           <w:color w:val="1C1E2E"/>
           <w:sz w:val="22"/>
         </w:rPr>
-        <w:t xml:space="preserve">☐ 🔴 </w:t>
-      </w:r>
+        <w:t>☑ Undergraduate academic transcript → in hand (DOC-03).</w:t>
+      </w:r>
+    </w:p>
+    <w:p>
       <w:r>
         <w:rPr>
           <w:rFonts w:ascii="Inter" w:hAnsi="Inter" w:cs="Inter"/>
@@ -11416,47 +12123,7 @@
           <w:color w:val="1C1E2E"/>
           <w:sz w:val="22"/>
         </w:rPr>
-        <w:t>Level verification of the foreign degree</w:t>
-      </w:r>
-      <w:r>
-        <w:rPr>
-          <w:rFonts w:ascii="Inter" w:hAnsi="Inter" w:cs="Inter"/>
-          <w:b w:val="0"/>
-          <w:i w:val="0"/>
-          <w:color w:val="1C1E2E"/>
-          <w:sz w:val="22"/>
-        </w:rPr>
-        <w:t xml:space="preserve"> with UPV's Doctoral School (Art. 6, RD 99/2011). This is an </w:t>
-      </w:r>
-      <w:r>
-        <w:rPr>
-          <w:rFonts w:ascii="Inter" w:hAnsi="Inter" w:cs="Inter"/>
-          <w:b w:val="0"/>
-          <w:i/>
-          <w:color w:val="1C1E2E"/>
-          <w:sz w:val="22"/>
-        </w:rPr>
-        <w:t>admissibility</w:t>
-      </w:r>
-      <w:r>
-        <w:rPr>
-          <w:rFonts w:ascii="Inter" w:hAnsi="Inter" w:cs="Inter"/>
-          <w:b w:val="0"/>
-          <w:i w:val="0"/>
-          <w:color w:val="1C1E2E"/>
-          <w:sz w:val="22"/>
-        </w:rPr>
-        <w:t xml:space="preserve"> requirement, not a scoring one, and it is what can block the application however high the score comes out. </w:t>
-      </w:r>
-      <w:r>
-        <w:rPr>
-          <w:rFonts w:ascii="Inter" w:hAnsi="Inter" w:cs="Inter"/>
-          <w:b/>
-          <w:i w:val="0"/>
-          <w:color w:val="1C1E2E"/>
-          <w:sz w:val="22"/>
-        </w:rPr>
-        <w:t>Start it now.</w:t>
+        <w:t>Outstanding:</w:t>
       </w:r>
     </w:p>
     <w:p>
@@ -11473,7 +12140,7 @@
           <w:color w:val="1C1E2E"/>
           <w:sz w:val="22"/>
         </w:rPr>
-        <w:t xml:space="preserve">☐ Ask the committee whether </w:t>
+        <w:t xml:space="preserve">☐ 🟠 </w:t>
       </w:r>
       <w:r>
         <w:rPr>
@@ -11483,7 +12150,7 @@
           <w:color w:val="1C1E2E"/>
           <w:sz w:val="22"/>
         </w:rPr>
-        <w:t>English counts</w:t>
+        <w:t>Identity note</w:t>
       </w:r>
       <w:r>
         <w:rPr>
@@ -11493,7 +12160,7 @@
           <w:color w:val="1C1E2E"/>
           <w:sz w:val="22"/>
         </w:rPr>
-        <w:t xml:space="preserve"> in the languages item → §B.4.</w:t>
+        <w:t xml:space="preserve"> linking "Eslava Graterol" and "Eslava de Morales", with the document evidencing it, and one name used consistently throughout the file.</w:t>
       </w:r>
     </w:p>
     <w:p>
@@ -11510,7 +12177,7 @@
           <w:color w:val="1C1E2E"/>
           <w:sz w:val="22"/>
         </w:rPr>
-        <w:t xml:space="preserve">☐ Complete the </w:t>
+        <w:t xml:space="preserve">☐ Ask the committee whether </w:t>
       </w:r>
       <w:r>
         <w:rPr>
@@ -11520,7 +12187,7 @@
           <w:color w:val="1C1E2E"/>
           <w:sz w:val="22"/>
         </w:rPr>
-        <w:t>academic year</w:t>
+        <w:t>English counts</w:t>
       </w:r>
       <w:r>
         <w:rPr>
@@ -11530,27 +12197,7 @@
           <w:color w:val="1C1E2E"/>
           <w:sz w:val="22"/>
         </w:rPr>
-        <w:t xml:space="preserve"> and </w:t>
-      </w:r>
-      <w:r>
-        <w:rPr>
-          <w:rFonts w:ascii="Inter" w:hAnsi="Inter" w:cs="Inter"/>
-          <w:b/>
-          <w:i w:val="0"/>
-          <w:color w:val="1C1E2E"/>
-          <w:sz w:val="22"/>
-        </w:rPr>
-        <w:t>official name</w:t>
-      </w:r>
-      <w:r>
-        <w:rPr>
-          <w:rFonts w:ascii="Inter" w:hAnsi="Inter" w:cs="Inter"/>
-          <w:b w:val="0"/>
-          <w:i w:val="0"/>
-          <w:color w:val="1C1E2E"/>
-          <w:sz w:val="22"/>
-        </w:rPr>
-        <w:t xml:space="preserve"> of both scholarships and locate their award letters → §B.5.</w:t>
+        <w:t xml:space="preserve"> in the languages item → §B.4.</w:t>
       </w:r>
     </w:p>
     <w:p>
@@ -11567,7 +12214,64 @@
           <w:color w:val="1C1E2E"/>
           <w:sz w:val="22"/>
         </w:rPr>
-        <w:t>☐ Gather the remaining certificates (DOC-01 to DOC-04, DOC-09 to DOC-18, DOC-20 to DOC-23).</w:t>
+        <w:t xml:space="preserve">☐ Complete the </w:t>
+      </w:r>
+      <w:r>
+        <w:rPr>
+          <w:rFonts w:ascii="Inter" w:hAnsi="Inter" w:cs="Inter"/>
+          <w:b/>
+          <w:i w:val="0"/>
+          <w:color w:val="1C1E2E"/>
+          <w:sz w:val="22"/>
+        </w:rPr>
+        <w:t>academic year</w:t>
+      </w:r>
+      <w:r>
+        <w:rPr>
+          <w:rFonts w:ascii="Inter" w:hAnsi="Inter" w:cs="Inter"/>
+          <w:b w:val="0"/>
+          <w:i w:val="0"/>
+          <w:color w:val="1C1E2E"/>
+          <w:sz w:val="22"/>
+        </w:rPr>
+        <w:t xml:space="preserve"> and </w:t>
+      </w:r>
+      <w:r>
+        <w:rPr>
+          <w:rFonts w:ascii="Inter" w:hAnsi="Inter" w:cs="Inter"/>
+          <w:b/>
+          <w:i w:val="0"/>
+          <w:color w:val="1C1E2E"/>
+          <w:sz w:val="22"/>
+        </w:rPr>
+        <w:t>official name</w:t>
+      </w:r>
+      <w:r>
+        <w:rPr>
+          <w:rFonts w:ascii="Inter" w:hAnsi="Inter" w:cs="Inter"/>
+          <w:b w:val="0"/>
+          <w:i w:val="0"/>
+          <w:color w:val="1C1E2E"/>
+          <w:sz w:val="22"/>
+        </w:rPr>
+        <w:t xml:space="preserve"> of both scholarships and locate their award letters → §B.5.</w:t>
+      </w:r>
+    </w:p>
+    <w:p>
+      <w:pPr>
+        <w:pStyle w:val="ListBullet"/>
+        <w:spacing w:after="60"/>
+        <w:ind w:left="403"/>
+      </w:pPr>
+      <w:r>
+        <w:rPr>
+          <w:rFonts w:ascii="Inter" w:hAnsi="Inter" w:cs="Inter"/>
+          <w:b w:val="0"/>
+          <w:i w:val="0"/>
+          <w:color w:val="1C1E2E"/>
+          <w:sz w:val="22"/>
+        </w:rPr>
+        <w:t>☐ Gather the remaining certificates (DOC-01, DOC-02, DOC-04, DOC-09 to DOC-18, DOC-20 to DOC-23).</w:t>
       </w:r>
     </w:p>
     <w:p>

--- a/doctorado/04-docx/CV-PhD-Rubric-EN.docx
+++ b/doctorado/04-docx/CV-PhD-Rubric-EN.docx
@@ -2048,12 +2048,12 @@
             <w:r>
               <w:rPr>
                 <w:rFonts w:ascii="Inter" w:hAnsi="Inter" w:cs="Inter"/>
-                <w:b w:val="0"/>
-                <w:i w:val="0"/>
-                <w:color w:val="1C1E2E"/>
-                <w:sz w:val="19"/>
-              </w:rPr>
-              <w:t>Research trajectory of the dissertation</w:t>
+                <w:b/>
+                <w:i w:val="0"/>
+                <w:color w:val="1C1E2E"/>
+                <w:sz w:val="19"/>
+              </w:rPr>
+              <w:t>Sustained distinction across the degree</w:t>
             </w:r>
           </w:p>
         </w:tc>
@@ -2069,12 +2069,62 @@
             <w:r>
               <w:rPr>
                 <w:rFonts w:ascii="Inter" w:hAnsi="Inter" w:cs="Inter"/>
+                <w:b/>
+                <w:i w:val="0"/>
+                <w:color w:val="1C1E2E"/>
+                <w:sz w:val="19"/>
+              </w:rPr>
+              <w:t>Order "Luis María Ribas Dávila"</w:t>
+            </w:r>
+            <w:r>
+              <w:rPr>
+                <w:rFonts w:ascii="Inter" w:hAnsi="Inter" w:cs="Inter"/>
                 <w:b w:val="0"/>
                 <w:i w:val="0"/>
                 <w:color w:val="1C1E2E"/>
                 <w:sz w:val="19"/>
               </w:rPr>
-              <w:t>Peer-reviewed and published in an indexed journal, then presented as a refereed paper at an international conference (§5.1)</w:t>
+              <w:t xml:space="preserve"> conferred by ULA in </w:t>
+            </w:r>
+            <w:r>
+              <w:rPr>
+                <w:rFonts w:ascii="Inter" w:hAnsi="Inter" w:cs="Inter"/>
+                <w:b/>
+                <w:i w:val="0"/>
+                <w:color w:val="1C1E2E"/>
+                <w:sz w:val="19"/>
+              </w:rPr>
+              <w:t>four consecutive years — 2000, 2001, 2002 and 2003</w:t>
+            </w:r>
+            <w:r>
+              <w:rPr>
+                <w:rFonts w:ascii="Inter" w:hAnsi="Inter" w:cs="Inter"/>
+                <w:b w:val="0"/>
+                <w:i w:val="0"/>
+                <w:color w:val="1C1E2E"/>
+                <w:sz w:val="19"/>
+              </w:rPr>
+              <w:t xml:space="preserve"> — for the </w:t>
+            </w:r>
+            <w:r>
+              <w:rPr>
+                <w:rFonts w:ascii="Inter" w:hAnsi="Inter" w:cs="Inter"/>
+                <w:b/>
+                <w:i w:val="0"/>
+                <w:color w:val="1C1E2E"/>
+                <w:sz w:val="19"/>
+              </w:rPr>
+              <w:t>highest academic performance</w:t>
+            </w:r>
+            <w:r>
+              <w:rPr>
+                <w:rFonts w:ascii="Inter" w:hAnsi="Inter" w:cs="Inter"/>
+                <w:b w:val="0"/>
+                <w:i w:val="0"/>
+                <w:color w:val="1C1E2E"/>
+                <w:sz w:val="19"/>
+              </w:rPr>
+              <w:t xml:space="preserve"> in the School of Education, Núcleo Universitario del Táchira</w:t>
             </w:r>
           </w:p>
         </w:tc>
@@ -2090,32 +2140,22 @@
             <w:r>
               <w:rPr>
                 <w:rFonts w:ascii="Inter" w:hAnsi="Inter" w:cs="Inter"/>
+                <w:b w:val="0"/>
+                <w:i w:val="0"/>
+                <w:color w:val="1C1E2E"/>
+                <w:sz w:val="19"/>
+              </w:rPr>
+              <w:t xml:space="preserve">Four rectoral diplomas </w:t>
+            </w:r>
+            <w:r>
+              <w:rPr>
+                <w:rFonts w:ascii="Inter" w:hAnsi="Inter" w:cs="Inter"/>
                 <w:b/>
                 <w:i w:val="0"/>
                 <w:color w:val="1C1E2E"/>
                 <w:sz w:val="19"/>
               </w:rPr>
-              <w:t>[DOC-19]</w:t>
-            </w:r>
-            <w:r>
-              <w:rPr>
-                <w:rFonts w:ascii="Inter" w:hAnsi="Inter" w:cs="Inter"/>
-                <w:b w:val="0"/>
-                <w:i w:val="0"/>
-                <w:color w:val="1C1E2E"/>
-                <w:sz w:val="19"/>
-              </w:rPr>
-              <w:t xml:space="preserve"> · </w:t>
-            </w:r>
-            <w:r>
-              <w:rPr>
-                <w:rFonts w:ascii="Inter" w:hAnsi="Inter" w:cs="Inter"/>
-                <w:b/>
-                <w:i w:val="0"/>
-                <w:color w:val="1C1E2E"/>
-                <w:sz w:val="19"/>
-              </w:rPr>
-              <w:t>[DOC-24]</w:t>
+              <w:t>[DOC-07B]</w:t>
             </w:r>
           </w:p>
         </w:tc>
@@ -2138,7 +2178,7 @@
                 <w:color w:val="1C1E2E"/>
                 <w:sz w:val="19"/>
               </w:rPr>
-              <w:t>Degree research lines</w:t>
+              <w:t>Research trajectory of the dissertation</w:t>
             </w:r>
           </w:p>
         </w:tc>
@@ -2159,7 +2199,7 @@
                 <w:color w:val="1C1E2E"/>
                 <w:sz w:val="19"/>
               </w:rPr>
-              <w:t>Curriculum design and English language teaching</w:t>
+              <w:t>Peer-reviewed and published in an indexed journal, then presented as a refereed paper at an international conference (§5.1)</w:t>
             </w:r>
           </w:p>
         </w:tc>
@@ -2175,6 +2215,91 @@
             <w:r>
               <w:rPr>
                 <w:rFonts w:ascii="Inter" w:hAnsi="Inter" w:cs="Inter"/>
+                <w:b/>
+                <w:i w:val="0"/>
+                <w:color w:val="1C1E2E"/>
+                <w:sz w:val="19"/>
+              </w:rPr>
+              <w:t>[DOC-19]</w:t>
+            </w:r>
+            <w:r>
+              <w:rPr>
+                <w:rFonts w:ascii="Inter" w:hAnsi="Inter" w:cs="Inter"/>
+                <w:b w:val="0"/>
+                <w:i w:val="0"/>
+                <w:color w:val="1C1E2E"/>
+                <w:sz w:val="19"/>
+              </w:rPr>
+              <w:t xml:space="preserve"> · </w:t>
+            </w:r>
+            <w:r>
+              <w:rPr>
+                <w:rFonts w:ascii="Inter" w:hAnsi="Inter" w:cs="Inter"/>
+                <w:b/>
+                <w:i w:val="0"/>
+                <w:color w:val="1C1E2E"/>
+                <w:sz w:val="19"/>
+              </w:rPr>
+              <w:t>[DOC-24]</w:t>
+            </w:r>
+          </w:p>
+        </w:tc>
+      </w:tr>
+      <w:tr>
+        <w:tc>
+          <w:tcPr>
+            <w:tcW w:type="dxa" w:w="3216"/>
+          </w:tcPr>
+          <w:p>
+            <w:pPr>
+              <w:spacing w:after="40"/>
+            </w:pPr>
+            <w:r/>
+            <w:r>
+              <w:rPr>
+                <w:rFonts w:ascii="Inter" w:hAnsi="Inter" w:cs="Inter"/>
+                <w:b w:val="0"/>
+                <w:i w:val="0"/>
+                <w:color w:val="1C1E2E"/>
+                <w:sz w:val="19"/>
+              </w:rPr>
+              <w:t>Degree research lines</w:t>
+            </w:r>
+          </w:p>
+        </w:tc>
+        <w:tc>
+          <w:tcPr>
+            <w:tcW w:type="dxa" w:w="3216"/>
+          </w:tcPr>
+          <w:p>
+            <w:pPr>
+              <w:spacing w:after="40"/>
+            </w:pPr>
+            <w:r/>
+            <w:r>
+              <w:rPr>
+                <w:rFonts w:ascii="Inter" w:hAnsi="Inter" w:cs="Inter"/>
+                <w:b w:val="0"/>
+                <w:i w:val="0"/>
+                <w:color w:val="1C1E2E"/>
+                <w:sz w:val="19"/>
+              </w:rPr>
+              <w:t>Curriculum design and English language teaching</w:t>
+            </w:r>
+          </w:p>
+        </w:tc>
+        <w:tc>
+          <w:tcPr>
+            <w:tcW w:type="dxa" w:w="3216"/>
+          </w:tcPr>
+          <w:p>
+            <w:pPr>
+              <w:spacing w:after="40"/>
+            </w:pPr>
+            <w:r/>
+            <w:r>
+              <w:rPr>
+                <w:rFonts w:ascii="Inter" w:hAnsi="Inter" w:cs="Inter"/>
                 <w:b w:val="0"/>
                 <w:i w:val="0"/>
                 <w:color w:val="1C1E2E"/>
@@ -2786,7 +2911,7 @@
           <w:color w:val="5B5F77"/>
           <w:sz w:val="21"/>
         </w:rPr>
-        <w:t xml:space="preserve"> — ULA academic transcript and Academic Rank Certificate, </w:t>
+        <w:t xml:space="preserve"> — ULA transcript and Academic Rank Certificate, </w:t>
       </w:r>
       <w:r>
         <w:rPr>
@@ -2806,7 +2931,27 @@
           <w:color w:val="5B5F77"/>
           <w:sz w:val="21"/>
         </w:rPr>
-        <w:t xml:space="preserve"> publication. - </w:t>
+        <w:t xml:space="preserve"> publication, scholarship certificate, "Ribas Dávila" Orders (one carrying the misspelling </w:t>
+      </w:r>
+      <w:r>
+        <w:rPr>
+          <w:rFonts w:ascii="Inter" w:hAnsi="Inter" w:cs="Inter"/>
+          <w:b/>
+          <w:i w:val="0"/>
+          <w:color w:val="5B5F77"/>
+          <w:sz w:val="21"/>
+        </w:rPr>
+        <w:t>"Ana Soraymi"</w:t>
+      </w:r>
+      <w:r>
+        <w:rPr>
+          <w:rFonts w:ascii="Inter" w:hAnsi="Inter" w:cs="Inter"/>
+          <w:b w:val="0"/>
+          <w:i w:val="0"/>
+          <w:color w:val="5B5F77"/>
+          <w:sz w:val="21"/>
+        </w:rPr>
+        <w:t xml:space="preserve">). - </w:t>
       </w:r>
       <w:r>
         <w:rPr>
@@ -3602,115 +3747,6 @@
       </w:r>
     </w:p>
     <w:p>
-      <w:pPr>
-        <w:pBdr>
-          <w:left w:val="single" w:sz="18" w:space="8" w:color="9A5B00"/>
-        </w:pBdr>
-        <w:spacing w:before="120" w:after="200"/>
-        <w:ind w:left="317"/>
-      </w:pPr>
-      <w:r>
-        <w:rPr>
-          <w:rFonts w:ascii="Inter" w:hAnsi="Inter" w:cs="Inter"/>
-          <w:b/>
-          <w:i w:val="0"/>
-          <w:color w:val="5B5F77"/>
-          <w:sz w:val="21"/>
-        </w:rPr>
-        <w:t>How to word this for the committee — it matters.</w:t>
-      </w:r>
-      <w:r>
-        <w:rPr>
-          <w:rFonts w:ascii="Inter" w:hAnsi="Inter" w:cs="Inter"/>
-          <w:b w:val="0"/>
-          <w:i w:val="0"/>
-          <w:color w:val="5B5F77"/>
-          <w:sz w:val="21"/>
-        </w:rPr>
-        <w:t xml:space="preserve"> The Venezuelan document is </w:t>
-      </w:r>
-      <w:r>
-        <w:rPr>
-          <w:rFonts w:ascii="Inter" w:hAnsi="Inter" w:cs="Inter"/>
-          <w:b/>
-          <w:i w:val="0"/>
-          <w:color w:val="5B5F77"/>
-          <w:sz w:val="21"/>
-        </w:rPr>
-        <w:t>not titled "Premio Extraordinario Fin de Carrera"</w:t>
-      </w:r>
-      <w:r>
-        <w:rPr>
-          <w:rFonts w:ascii="Inter" w:hAnsi="Inter" w:cs="Inter"/>
-          <w:b w:val="0"/>
-          <w:i w:val="0"/>
-          <w:color w:val="5B5F77"/>
-          <w:sz w:val="21"/>
-        </w:rPr>
-        <w:t xml:space="preserve">, because ULA does not issue an award under that name: it issues the </w:t>
-      </w:r>
-      <w:r>
-        <w:rPr>
-          <w:rFonts w:ascii="Inter" w:hAnsi="Inter" w:cs="Inter"/>
-          <w:b/>
-          <w:i w:val="0"/>
-          <w:color w:val="5B5F77"/>
-          <w:sz w:val="21"/>
-        </w:rPr>
-        <w:t>Academic Rank Certificate</w:t>
-      </w:r>
-      <w:r>
-        <w:rPr>
-          <w:rFonts w:ascii="Inter" w:hAnsi="Inter" w:cs="Inter"/>
-          <w:b w:val="0"/>
-          <w:i w:val="0"/>
-          <w:color w:val="5B5F77"/>
-          <w:sz w:val="21"/>
-        </w:rPr>
-        <w:t xml:space="preserve">, its functional equivalent, certifying exactly what the Spanish award evidences — </w:t>
-      </w:r>
-      <w:r>
-        <w:rPr>
-          <w:rFonts w:ascii="Inter" w:hAnsi="Inter" w:cs="Inter"/>
-          <w:b/>
-          <w:i w:val="0"/>
-          <w:color w:val="5B5F77"/>
-          <w:sz w:val="21"/>
-        </w:rPr>
-        <w:t>having ranked first in the graduating class</w:t>
-      </w:r>
-      <w:r>
-        <w:rPr>
-          <w:rFonts w:ascii="Inter" w:hAnsi="Inter" w:cs="Inter"/>
-          <w:b w:val="0"/>
-          <w:i w:val="0"/>
-          <w:color w:val="5B5F77"/>
-          <w:sz w:val="21"/>
-        </w:rPr>
-        <w:t xml:space="preserve">. Present it in those terms and attach the apostilled certificate: the committee then sees a verifiable number (1st of 56; 18.97 against 15.77) instead of a label it would have to interpret. It is also the </w:t>
-      </w:r>
-      <w:r>
-        <w:rPr>
-          <w:rFonts w:ascii="Inter" w:hAnsi="Inter" w:cs="Inter"/>
-          <w:b/>
-          <w:i w:val="0"/>
-          <w:color w:val="5B5F77"/>
-          <w:sz w:val="21"/>
-        </w:rPr>
-        <w:t>best-documented merit in the whole file</w:t>
-      </w:r>
-      <w:r>
-        <w:rPr>
-          <w:rFonts w:ascii="Inter" w:hAnsi="Inter" w:cs="Inter"/>
-          <w:b w:val="0"/>
-          <w:i w:val="0"/>
-          <w:color w:val="5B5F77"/>
-          <w:sz w:val="21"/>
-        </w:rPr>
-        <w:t>: official certificate + Rectorate signature certification + Hague Apostille with an online validation code. No other rubric item reaches that standard of proof.</w:t>
-      </w:r>
-    </w:p>
-    <w:p>
       <w:r>
         <w:rPr>
           <w:rFonts w:ascii="Inter" w:hAnsi="Inter" w:cs="Inter"/>
@@ -3719,7 +3755,7 @@
           <w:color w:val="1C1E2E"/>
           <w:sz w:val="22"/>
         </w:rPr>
-        <w:t>Evidence:</w:t>
+        <w:t>First place was not a one-off result.</w:t>
       </w:r>
       <w:r>
         <w:rPr>
@@ -3729,7 +3765,7 @@
           <w:color w:val="1C1E2E"/>
           <w:sz w:val="22"/>
         </w:rPr>
-        <w:t xml:space="preserve"> Academic Rank Certificate with rectoral certification and apostille </w:t>
+        <w:t xml:space="preserve"> ULA conferred the </w:t>
       </w:r>
       <w:r>
         <w:rPr>
@@ -3739,7 +3775,7 @@
           <w:color w:val="1C1E2E"/>
           <w:sz w:val="22"/>
         </w:rPr>
-        <w:t>[DOC-06]</w:t>
+        <w:t>Order "Luis María Ribas Dávila"</w:t>
       </w:r>
       <w:r>
         <w:rPr>
@@ -3749,7 +3785,7 @@
           <w:color w:val="1C1E2E"/>
           <w:sz w:val="22"/>
         </w:rPr>
-        <w:t xml:space="preserve"> · Diploma of Honour for the dissertation (20/20 Sobresaliente) </w:t>
+        <w:t xml:space="preserve"> — a rectoral distinction for the </w:t>
       </w:r>
       <w:r>
         <w:rPr>
@@ -3759,7 +3795,7 @@
           <w:color w:val="1C1E2E"/>
           <w:sz w:val="22"/>
         </w:rPr>
-        <w:t>[DOC-07]</w:t>
+        <w:t>highest academic performance</w:t>
       </w:r>
       <w:r>
         <w:rPr>
@@ -3769,52 +3805,8 @@
           <w:color w:val="1C1E2E"/>
           <w:sz w:val="22"/>
         </w:rPr>
-        <w:t>.</w:t>
-      </w:r>
-    </w:p>
-    <w:p>
-      <w:pPr>
-        <w:pBdr>
-          <w:bottom w:val="single" w:sz="6" w:space="1" w:color="E6E8F2"/>
-        </w:pBdr>
-      </w:pPr>
-    </w:p>
-    <w:p>
-      <w:pPr>
-        <w:spacing w:before="320" w:after="120"/>
-      </w:pPr>
-      <w:r>
-        <w:rPr>
-          <w:rFonts w:ascii="Fraunces" w:hAnsi="Fraunces" w:cs="Fraunces"/>
-          <w:b/>
-          <w:i w:val="0"/>
-          <w:color w:val="22307C"/>
-          <w:sz w:val="32"/>
-        </w:rPr>
-        <w:t xml:space="preserve">B.2 · Extraordinary award for the master's degree — </w:t>
-      </w:r>
-      <w:r>
-        <w:rPr>
-          <w:rFonts w:ascii="Fraunces" w:hAnsi="Fraunces" w:cs="Fraunces"/>
-          <w:b/>
-          <w:i w:val="0"/>
-          <w:color w:val="22307C"/>
-          <w:sz w:val="32"/>
-        </w:rPr>
-        <w:t>5 %</w:t>
-      </w:r>
-      <w:r>
-        <w:rPr>
-          <w:rFonts w:ascii="Fraunces" w:hAnsi="Fraunces" w:cs="Fraunces"/>
-          <w:b/>
-          <w:i w:val="0"/>
-          <w:color w:val="22307C"/>
-          <w:sz w:val="32"/>
-        </w:rPr>
-        <w:t xml:space="preserve"> ❌ NOT APPLICABLE</w:t>
-      </w:r>
-    </w:p>
-    <w:p>
+        <w:t xml:space="preserve"> in the School of Education, Núcleo Universitario del Táchira — in </w:t>
+      </w:r>
       <w:r>
         <w:rPr>
           <w:rFonts w:ascii="Inter" w:hAnsi="Inter" w:cs="Inter"/>
@@ -3823,7 +3815,7 @@
           <w:color w:val="1C1E2E"/>
           <w:sz w:val="22"/>
         </w:rPr>
-        <w:t>The Extraordinary Award held is the undergraduate one (§B.1), not a master's award.</w:t>
+        <w:t>four consecutive years</w:t>
       </w:r>
       <w:r>
         <w:rPr>
@@ -3833,538 +3825,7 @@
           <w:color w:val="1C1E2E"/>
           <w:sz w:val="22"/>
         </w:rPr>
-        <w:t xml:space="preserve"> No award is declared here.</w:t>
-      </w:r>
-    </w:p>
-    <w:p>
-      <w:r>
-        <w:rPr>
-          <w:rFonts w:ascii="Inter" w:hAnsi="Inter" w:cs="Inter"/>
-          <w:b/>
-          <w:i w:val="0"/>
-          <w:color w:val="1C1E2E"/>
-          <w:sz w:val="22"/>
-        </w:rPr>
-        <w:t>What is declared instead, as the master's academic distinction</w:t>
-      </w:r>
-      <w:r>
-        <w:rPr>
-          <w:rFonts w:ascii="Inter" w:hAnsi="Inter" w:cs="Inter"/>
-          <w:b w:val="0"/>
-          <w:i w:val="0"/>
-          <w:color w:val="1C1E2E"/>
-          <w:sz w:val="22"/>
-        </w:rPr>
-        <w:t xml:space="preserve"> — reinforcing Block A, not this item:</w:t>
-      </w:r>
-    </w:p>
-    <w:p>
-      <w:pPr>
-        <w:pStyle w:val="ListBullet"/>
-        <w:spacing w:after="60"/>
-        <w:ind w:left="403"/>
-      </w:pPr>
-      <w:r>
-        <w:rPr>
-          <w:rFonts w:ascii="Inter" w:hAnsi="Inter" w:cs="Inter"/>
-          <w:b/>
-          <w:i w:val="0"/>
-          <w:color w:val="1C1E2E"/>
-          <w:sz w:val="22"/>
-        </w:rPr>
-        <w:t>2 Matrículas de Honor</w:t>
-      </w:r>
-      <w:r>
-        <w:rPr>
-          <w:rFonts w:ascii="Inter" w:hAnsi="Inter" w:cs="Inter"/>
-          <w:b w:val="0"/>
-          <w:i w:val="0"/>
-          <w:color w:val="1C1E2E"/>
-          <w:sz w:val="22"/>
-        </w:rPr>
-        <w:t xml:space="preserve"> in the Master's Degree in Languages and Technology (UPV, 2026).</w:t>
-      </w:r>
-    </w:p>
-    <w:p>
-      <w:pPr>
-        <w:pStyle w:val="ListBullet"/>
-        <w:spacing w:after="60"/>
-        <w:ind w:left="403"/>
-      </w:pPr>
-      <w:r>
-        <w:rPr>
-          <w:rFonts w:ascii="Inter" w:hAnsi="Inter" w:cs="Inter"/>
-          <w:b w:val="0"/>
-          <w:i w:val="0"/>
-          <w:color w:val="1C1E2E"/>
-          <w:sz w:val="22"/>
-        </w:rPr>
-        <w:t xml:space="preserve">Grade-point average </w:t>
-      </w:r>
-      <w:r>
-        <w:rPr>
-          <w:rFonts w:ascii="Inter" w:hAnsi="Inter" w:cs="Inter"/>
-          <w:b/>
-          <w:i w:val="0"/>
-          <w:color w:val="1C1E2E"/>
-          <w:sz w:val="22"/>
-        </w:rPr>
-        <w:t>9.4 / 10</w:t>
-      </w:r>
-      <w:r>
-        <w:rPr>
-          <w:rFonts w:ascii="Inter" w:hAnsi="Inter" w:cs="Inter"/>
-          <w:b w:val="0"/>
-          <w:i w:val="0"/>
-          <w:color w:val="1C1E2E"/>
-          <w:sz w:val="22"/>
-        </w:rPr>
-        <w:t>.</w:t>
-      </w:r>
-    </w:p>
-    <w:p>
-      <w:pPr>
-        <w:pStyle w:val="ListBullet"/>
-        <w:spacing w:after="60"/>
-        <w:ind w:left="403"/>
-      </w:pPr>
-      <w:r>
-        <w:rPr>
-          <w:rFonts w:ascii="Inter" w:hAnsi="Inter" w:cs="Inter"/>
-          <w:b/>
-          <w:i w:val="0"/>
-          <w:color w:val="1C1E2E"/>
-          <w:sz w:val="22"/>
-        </w:rPr>
-        <w:t>10/10</w:t>
-      </w:r>
-      <w:r>
-        <w:rPr>
-          <w:rFonts w:ascii="Inter" w:hAnsi="Inter" w:cs="Inter"/>
-          <w:b w:val="0"/>
-          <w:i w:val="0"/>
-          <w:color w:val="1C1E2E"/>
-          <w:sz w:val="22"/>
-        </w:rPr>
-        <w:t xml:space="preserve"> for the </w:t>
-      </w:r>
-      <w:r>
-        <w:rPr>
-          <w:rFonts w:ascii="Inter" w:hAnsi="Inter" w:cs="Inter"/>
-          <w:b w:val="0"/>
-          <w:i/>
-          <w:color w:val="1C1E2E"/>
-          <w:sz w:val="22"/>
-        </w:rPr>
-        <w:t>Academic Writing Journey</w:t>
-      </w:r>
-      <w:r>
-        <w:rPr>
-          <w:rFonts w:ascii="Inter" w:hAnsi="Inter" w:cs="Inter"/>
-          <w:b w:val="0"/>
-          <w:i w:val="0"/>
-          <w:color w:val="1C1E2E"/>
-          <w:sz w:val="22"/>
-        </w:rPr>
-        <w:t xml:space="preserve"> project.</w:t>
-      </w:r>
-    </w:p>
-    <w:p>
-      <w:pPr>
-        <w:pBdr>
-          <w:left w:val="single" w:sz="18" w:space="8" w:color="9A5B00"/>
-        </w:pBdr>
-        <w:spacing w:before="120" w:after="200"/>
-        <w:ind w:left="317"/>
-      </w:pPr>
-      <w:r>
-        <w:rPr>
-          <w:rFonts w:ascii="Inter" w:hAnsi="Inter" w:cs="Inter"/>
-          <w:b/>
-          <w:i w:val="0"/>
-          <w:color w:val="5B5F77"/>
-          <w:sz w:val="21"/>
-        </w:rPr>
-        <w:t>Why leaving this at zero is the right call.</w:t>
-      </w:r>
-      <w:r>
-        <w:rPr>
-          <w:rFonts w:ascii="Inter" w:hAnsi="Inter" w:cs="Inter"/>
-          <w:b w:val="0"/>
-          <w:i w:val="0"/>
-          <w:color w:val="5B5F77"/>
-          <w:sz w:val="21"/>
-        </w:rPr>
-        <w:t xml:space="preserve"> A </w:t>
-      </w:r>
-      <w:r>
-        <w:rPr>
-          <w:rFonts w:ascii="Inter" w:hAnsi="Inter" w:cs="Inter"/>
-          <w:b w:val="0"/>
-          <w:i/>
-          <w:color w:val="5B5F77"/>
-          <w:sz w:val="21"/>
-        </w:rPr>
-        <w:t>Matrícula de Honor</w:t>
-      </w:r>
-      <w:r>
-        <w:rPr>
-          <w:rFonts w:ascii="Inter" w:hAnsi="Inter" w:cs="Inter"/>
-          <w:b w:val="0"/>
-          <w:i w:val="0"/>
-          <w:color w:val="5B5F77"/>
-          <w:sz w:val="21"/>
-        </w:rPr>
-        <w:t xml:space="preserve"> is a course-level grade; the </w:t>
-      </w:r>
-      <w:r>
-        <w:rPr>
-          <w:rFonts w:ascii="Inter" w:hAnsi="Inter" w:cs="Inter"/>
-          <w:b w:val="0"/>
-          <w:i/>
-          <w:color w:val="5B5F77"/>
-          <w:sz w:val="21"/>
-        </w:rPr>
-        <w:t>Extraordinary Master's Award</w:t>
-      </w:r>
-      <w:r>
-        <w:rPr>
-          <w:rFonts w:ascii="Inter" w:hAnsi="Inter" w:cs="Inter"/>
-          <w:b w:val="0"/>
-          <w:i w:val="0"/>
-          <w:color w:val="5B5F77"/>
-          <w:sz w:val="21"/>
-        </w:rPr>
-        <w:t xml:space="preserve"> is a university resolution recognising the best record of the cohort. Declaring one as the other would void the merit and undercut the credibility of the rest of the CV — precisely when §B.1 does supply a real award, certified and apostilled. Should UPV later resolve the Extraordinary Award in your favour, add the resolution as </w:t>
-      </w:r>
-      <w:r>
-        <w:rPr>
-          <w:rFonts w:ascii="Inter" w:hAnsi="Inter" w:cs="Inter"/>
-          <w:b/>
-          <w:i w:val="0"/>
-          <w:color w:val="5B5F77"/>
-          <w:sz w:val="21"/>
-        </w:rPr>
-        <w:t>[DOC-08]</w:t>
-      </w:r>
-      <w:r>
-        <w:rPr>
-          <w:rFonts w:ascii="Inter" w:hAnsi="Inter" w:cs="Inter"/>
-          <w:b w:val="0"/>
-          <w:i w:val="0"/>
-          <w:color w:val="5B5F77"/>
-          <w:sz w:val="21"/>
-        </w:rPr>
-        <w:t xml:space="preserve"> and this item begins to score.</w:t>
-      </w:r>
-    </w:p>
-    <w:p>
-      <w:r>
-        <w:rPr>
-          <w:rFonts w:ascii="Inter" w:hAnsi="Inter" w:cs="Inter"/>
-          <w:b/>
-          <w:i w:val="0"/>
-          <w:color w:val="1C1E2E"/>
-          <w:sz w:val="22"/>
-        </w:rPr>
-        <w:t>Evidence:</w:t>
-      </w:r>
-      <w:r>
-        <w:rPr>
-          <w:rFonts w:ascii="Inter" w:hAnsi="Inter" w:cs="Inter"/>
-          <w:b w:val="0"/>
-          <w:i w:val="0"/>
-          <w:color w:val="1C1E2E"/>
-          <w:sz w:val="22"/>
-        </w:rPr>
-        <w:t xml:space="preserve"> academic transcript showing the 2 Matrículas de Honor, included in </w:t>
-      </w:r>
-      <w:r>
-        <w:rPr>
-          <w:rFonts w:ascii="Inter" w:hAnsi="Inter" w:cs="Inter"/>
-          <w:b/>
-          <w:i w:val="0"/>
-          <w:color w:val="1C1E2E"/>
-          <w:sz w:val="22"/>
-        </w:rPr>
-        <w:t>[DOC-01]</w:t>
-      </w:r>
-      <w:r>
-        <w:rPr>
-          <w:rFonts w:ascii="Inter" w:hAnsi="Inter" w:cs="Inter"/>
-          <w:b w:val="0"/>
-          <w:i w:val="0"/>
-          <w:color w:val="1C1E2E"/>
-          <w:sz w:val="22"/>
-        </w:rPr>
-        <w:t>.</w:t>
-      </w:r>
-    </w:p>
-    <w:p>
-      <w:pPr>
-        <w:pBdr>
-          <w:bottom w:val="single" w:sz="6" w:space="1" w:color="E6E8F2"/>
-        </w:pBdr>
-      </w:pPr>
-    </w:p>
-    <w:p>
-      <w:pPr>
-        <w:spacing w:before="320" w:after="120"/>
-      </w:pPr>
-      <w:r>
-        <w:rPr>
-          <w:rFonts w:ascii="Fraunces" w:hAnsi="Fraunces" w:cs="Fraunces"/>
-          <w:b/>
-          <w:i w:val="0"/>
-          <w:color w:val="22307C"/>
-          <w:sz w:val="32"/>
-        </w:rPr>
-        <w:t xml:space="preserve">B.3 · A second master's degree — </w:t>
-      </w:r>
-      <w:r>
-        <w:rPr>
-          <w:rFonts w:ascii="Fraunces" w:hAnsi="Fraunces" w:cs="Fraunces"/>
-          <w:b/>
-          <w:i w:val="0"/>
-          <w:color w:val="22307C"/>
-          <w:sz w:val="32"/>
-        </w:rPr>
-        <w:t>5 %</w:t>
-      </w:r>
-      <w:r>
-        <w:rPr>
-          <w:rFonts w:ascii="Fraunces" w:hAnsi="Fraunces" w:cs="Fraunces"/>
-          <w:b/>
-          <w:i w:val="0"/>
-          <w:color w:val="22307C"/>
-          <w:sz w:val="32"/>
-        </w:rPr>
-        <w:t xml:space="preserve"> ❌ NOT HELD AT PRESENT</w:t>
-      </w:r>
-    </w:p>
-    <w:p>
-      <w:r>
-        <w:rPr>
-          <w:rFonts w:ascii="Inter" w:hAnsi="Inter" w:cs="Inter"/>
-          <w:b w:val="0"/>
-          <w:i w:val="0"/>
-          <w:color w:val="1C1E2E"/>
-          <w:sz w:val="22"/>
-        </w:rPr>
-        <w:t>As of this application, no second official master's degree is held besides the Master's in Languages and Technology (UPV).</w:t>
-      </w:r>
-    </w:p>
-    <w:p>
-      <w:r>
-        <w:rPr>
-          <w:rFonts w:ascii="Inter" w:hAnsi="Inter" w:cs="Inter"/>
-          <w:b/>
-          <w:i w:val="0"/>
-          <w:color w:val="1C1E2E"/>
-          <w:sz w:val="22"/>
-        </w:rPr>
-        <w:t>What can be offered as complementary postgraduate training</w:t>
-      </w:r>
-      <w:r>
-        <w:rPr>
-          <w:rFonts w:ascii="Inter" w:hAnsi="Inter" w:cs="Inter"/>
-          <w:b w:val="0"/>
-          <w:i w:val="0"/>
-          <w:color w:val="1C1E2E"/>
-          <w:sz w:val="22"/>
-        </w:rPr>
-        <w:t xml:space="preserve"> (it does not score in this item, but strengthens the file as a whole and is declared in §6):</w:t>
-      </w:r>
-    </w:p>
-    <w:p>
-      <w:pPr>
-        <w:pStyle w:val="ListBullet"/>
-        <w:spacing w:after="60"/>
-        <w:ind w:left="403"/>
-      </w:pPr>
-      <w:r>
-        <w:rPr>
-          <w:rFonts w:ascii="Inter" w:hAnsi="Inter" w:cs="Inter"/>
-          <w:b w:val="0"/>
-          <w:i/>
-          <w:color w:val="1C1E2E"/>
-          <w:sz w:val="22"/>
-        </w:rPr>
-        <w:t>Instructional Design: Course Planning and Pedagogy</w:t>
-      </w:r>
-      <w:r>
-        <w:rPr>
-          <w:rFonts w:ascii="Inter" w:hAnsi="Inter" w:cs="Inter"/>
-          <w:b w:val="0"/>
-          <w:i w:val="0"/>
-          <w:color w:val="1C1E2E"/>
-          <w:sz w:val="22"/>
-        </w:rPr>
-        <w:t xml:space="preserve"> — University of California, Irvine (Division of Continuing Education), January 2025.</w:t>
-      </w:r>
-    </w:p>
-    <w:p>
-      <w:pPr>
-        <w:pStyle w:val="ListBullet"/>
-        <w:spacing w:after="60"/>
-        <w:ind w:left="403"/>
-      </w:pPr>
-      <w:r>
-        <w:rPr>
-          <w:rFonts w:ascii="Inter" w:hAnsi="Inter" w:cs="Inter"/>
-          <w:b w:val="0"/>
-          <w:i/>
-          <w:color w:val="1C1E2E"/>
-          <w:sz w:val="22"/>
-        </w:rPr>
-        <w:t>Instructional Design Fundamentals</w:t>
-      </w:r>
-      <w:r>
-        <w:rPr>
-          <w:rFonts w:ascii="Inter" w:hAnsi="Inter" w:cs="Inter"/>
-          <w:b w:val="0"/>
-          <w:i w:val="0"/>
-          <w:color w:val="1C1E2E"/>
-          <w:sz w:val="22"/>
-        </w:rPr>
-        <w:t xml:space="preserve"> — University of Cambridge (Professional and Continuing Education), March 2025.</w:t>
-      </w:r>
-    </w:p>
-    <w:p>
-      <w:pPr>
-        <w:pStyle w:val="ListBullet"/>
-        <w:spacing w:after="60"/>
-        <w:ind w:left="403"/>
-      </w:pPr>
-      <w:r>
-        <w:rPr>
-          <w:rFonts w:ascii="Inter" w:hAnsi="Inter" w:cs="Inter"/>
-          <w:b w:val="0"/>
-          <w:i/>
-          <w:color w:val="1C1E2E"/>
-          <w:sz w:val="22"/>
-        </w:rPr>
-        <w:t>AP Stylebook Workshop Certificate</w:t>
-      </w:r>
-      <w:r>
-        <w:rPr>
-          <w:rFonts w:ascii="Inter" w:hAnsi="Inter" w:cs="Inter"/>
-          <w:b w:val="0"/>
-          <w:i w:val="0"/>
-          <w:color w:val="1C1E2E"/>
-          <w:sz w:val="22"/>
-        </w:rPr>
-        <w:t xml:space="preserve"> — The Associated Press, May 2024 (valid to December 2034).</w:t>
-      </w:r>
-    </w:p>
-    <w:p>
-      <w:pPr>
-        <w:pStyle w:val="ListBullet"/>
-        <w:spacing w:after="60"/>
-        <w:ind w:left="403"/>
-      </w:pPr>
-      <w:r>
-        <w:rPr>
-          <w:rFonts w:ascii="Inter" w:hAnsi="Inter" w:cs="Inter"/>
-          <w:b w:val="0"/>
-          <w:i/>
-          <w:color w:val="1C1E2E"/>
-          <w:sz w:val="22"/>
-        </w:rPr>
-        <w:t>Digital Content Creation, Mobile Learning and Gamification</w:t>
-      </w:r>
-      <w:r>
-        <w:rPr>
-          <w:rFonts w:ascii="Inter" w:hAnsi="Inter" w:cs="Inter"/>
-          <w:b w:val="0"/>
-          <w:i w:val="0"/>
-          <w:color w:val="1C1E2E"/>
-          <w:sz w:val="22"/>
-        </w:rPr>
-        <w:t xml:space="preserve"> — SEPE, 2024.</w:t>
-      </w:r>
-    </w:p>
-    <w:p>
-      <w:pPr>
-        <w:pBdr>
-          <w:left w:val="single" w:sz="18" w:space="8" w:color="9A5B00"/>
-        </w:pBdr>
-        <w:spacing w:before="120" w:after="200"/>
-        <w:ind w:left="317"/>
-      </w:pPr>
-      <w:r>
-        <w:rPr>
-          <w:rFonts w:ascii="Inter" w:hAnsi="Inter" w:cs="Inter"/>
-          <w:b/>
-          <w:i w:val="0"/>
-          <w:color w:val="5B5F77"/>
-          <w:sz w:val="21"/>
-        </w:rPr>
-        <w:t>Strategic note.</w:t>
-      </w:r>
-      <w:r>
-        <w:rPr>
-          <w:rFonts w:ascii="Inter" w:hAnsi="Inter" w:cs="Inter"/>
-          <w:b w:val="0"/>
-          <w:i w:val="0"/>
-          <w:color w:val="5B5F77"/>
-          <w:sz w:val="21"/>
-        </w:rPr>
-        <w:t xml:space="preserve"> This is the only one of the six merits currently at zero. Leaving it honestly at zero is the right call: the committee values a coherent file, and the other five items are covered. Passing off specialist short courses as an official master's degree is not worth the risk.</w:t>
-      </w:r>
-    </w:p>
-    <w:p>
-      <w:pPr>
-        <w:pBdr>
-          <w:bottom w:val="single" w:sz="6" w:space="1" w:color="E6E8F2"/>
-        </w:pBdr>
-      </w:pPr>
-    </w:p>
-    <w:p>
-      <w:pPr>
-        <w:spacing w:before="320" w:after="120"/>
-      </w:pPr>
-      <w:r>
-        <w:rPr>
-          <w:rFonts w:ascii="Fraunces" w:hAnsi="Fraunces" w:cs="Fraunces"/>
-          <w:b/>
-          <w:i w:val="0"/>
-          <w:color w:val="22307C"/>
-          <w:sz w:val="32"/>
-        </w:rPr>
-        <w:t xml:space="preserve">B.4 · Knowledge of languages other than those of the previous degrees — </w:t>
-      </w:r>
-      <w:r>
-        <w:rPr>
-          <w:rFonts w:ascii="Fraunces" w:hAnsi="Fraunces" w:cs="Fraunces"/>
-          <w:b/>
-          <w:i w:val="0"/>
-          <w:color w:val="22307C"/>
-          <w:sz w:val="32"/>
-        </w:rPr>
-        <w:t>5 %</w:t>
-      </w:r>
-      <w:r>
-        <w:rPr>
-          <w:rFonts w:ascii="Fraunces" w:hAnsi="Fraunces" w:cs="Fraunces"/>
-          <w:b/>
-          <w:i w:val="0"/>
-          <w:color w:val="22307C"/>
-          <w:sz w:val="32"/>
-        </w:rPr>
-        <w:t xml:space="preserve"> ⚠️ INTERPRETATION</w:t>
-      </w:r>
-    </w:p>
-    <w:p>
-      <w:r>
-        <w:rPr>
-          <w:rFonts w:ascii="Inter" w:hAnsi="Inter" w:cs="Inter"/>
-          <w:b/>
-          <w:i w:val="0"/>
-          <w:color w:val="1C1E2E"/>
-          <w:sz w:val="22"/>
-        </w:rPr>
-        <w:t>Credentials supplied:</w:t>
+        <w:t>:</w:t>
       </w:r>
     </w:p>
     <w:tbl>
@@ -4406,7 +3867,7 @@
                 <w:color w:val="22307C"/>
                 <w:sz w:val="19"/>
               </w:rPr>
-              <w:t>Credential</w:t>
+              <w:t>Year</w:t>
             </w:r>
           </w:p>
         </w:tc>
@@ -4428,7 +3889,7 @@
                 <w:color w:val="22307C"/>
                 <w:sz w:val="19"/>
               </w:rPr>
-              <w:t>Awarding body</w:t>
+              <w:t>Distinction</w:t>
             </w:r>
           </w:p>
         </w:tc>
@@ -4450,7 +3911,7 @@
                 <w:color w:val="22307C"/>
                 <w:sz w:val="19"/>
               </w:rPr>
-              <w:t>Level / status</w:t>
+              <w:t>Signed by</w:t>
             </w:r>
           </w:p>
         </w:tc>
@@ -4473,7 +3934,7 @@
                 <w:color w:val="1C1E2E"/>
                 <w:sz w:val="19"/>
               </w:rPr>
-              <w:t>C1 Advanced (CAE)</w:t>
+              <w:t>2000</w:t>
             </w:r>
           </w:p>
         </w:tc>
@@ -4494,7 +3955,7 @@
                 <w:color w:val="1C1E2E"/>
                 <w:sz w:val="19"/>
               </w:rPr>
-              <w:t>Cambridge English</w:t>
+              <w:t>Order "Luis María Ribas Dávila" — highest academic performance</w:t>
             </w:r>
           </w:p>
         </w:tc>
@@ -4510,32 +3971,12 @@
             <w:r>
               <w:rPr>
                 <w:rFonts w:ascii="Inter" w:hAnsi="Inter" w:cs="Inter"/>
-                <w:b/>
-                <w:i w:val="0"/>
-                <w:color w:val="1C1E2E"/>
-                <w:sz w:val="19"/>
-              </w:rPr>
-              <w:t>C1</w:t>
-            </w:r>
-            <w:r>
-              <w:rPr>
-                <w:rFonts w:ascii="Inter" w:hAnsi="Inter" w:cs="Inter"/>
                 <w:b w:val="0"/>
                 <w:i w:val="0"/>
                 <w:color w:val="1C1E2E"/>
                 <w:sz w:val="19"/>
               </w:rPr>
-              <w:t xml:space="preserve"> — official certificate </w:t>
-            </w:r>
-            <w:r>
-              <w:rPr>
-                <w:rFonts w:ascii="Inter" w:hAnsi="Inter" w:cs="Inter"/>
-                <w:b/>
-                <w:i w:val="0"/>
-                <w:color w:val="1C1E2E"/>
-                <w:sz w:val="19"/>
-              </w:rPr>
-              <w:t>[DOC-09]</w:t>
+              <w:t>Rector and General Secretary of ULA</w:t>
             </w:r>
           </w:p>
         </w:tc>
@@ -4558,7 +3999,7 @@
                 <w:color w:val="1C1E2E"/>
                 <w:sz w:val="19"/>
               </w:rPr>
-              <w:t>CELTA</w:t>
+              <w:t>2001</w:t>
             </w:r>
           </w:p>
         </w:tc>
@@ -4579,7 +4020,7 @@
                 <w:color w:val="1C1E2E"/>
                 <w:sz w:val="19"/>
               </w:rPr>
-              <w:t>Cambridge English</w:t>
+              <w:t>Order "Luis María Ribas Dávila" — highest academic performance</w:t>
             </w:r>
           </w:p>
         </w:tc>
@@ -4600,17 +4041,7 @@
                 <w:color w:val="1C1E2E"/>
                 <w:sz w:val="19"/>
               </w:rPr>
-              <w:t xml:space="preserve">English teaching qualification </w:t>
-            </w:r>
-            <w:r>
-              <w:rPr>
-                <w:rFonts w:ascii="Inter" w:hAnsi="Inter" w:cs="Inter"/>
-                <w:b/>
-                <w:i w:val="0"/>
-                <w:color w:val="1C1E2E"/>
-                <w:sz w:val="19"/>
-              </w:rPr>
-              <w:t>[DOC-10]</w:t>
+              <w:t>Rector and General Secretary of ULA</w:t>
             </w:r>
           </w:p>
         </w:tc>
@@ -4633,6 +4064,1184 @@
                 <w:color w:val="1C1E2E"/>
                 <w:sz w:val="19"/>
               </w:rPr>
+              <w:t>2002</w:t>
+            </w:r>
+          </w:p>
+        </w:tc>
+        <w:tc>
+          <w:tcPr>
+            <w:tcW w:type="dxa" w:w="3216"/>
+          </w:tcPr>
+          <w:p>
+            <w:pPr>
+              <w:spacing w:after="40"/>
+            </w:pPr>
+            <w:r/>
+            <w:r>
+              <w:rPr>
+                <w:rFonts w:ascii="Inter" w:hAnsi="Inter" w:cs="Inter"/>
+                <w:b w:val="0"/>
+                <w:i w:val="0"/>
+                <w:color w:val="1C1E2E"/>
+                <w:sz w:val="19"/>
+              </w:rPr>
+              <w:t>Order "Luis María Ribas Dávila" — highest academic performance</w:t>
+            </w:r>
+          </w:p>
+        </w:tc>
+        <w:tc>
+          <w:tcPr>
+            <w:tcW w:type="dxa" w:w="3216"/>
+          </w:tcPr>
+          <w:p>
+            <w:pPr>
+              <w:spacing w:after="40"/>
+            </w:pPr>
+            <w:r/>
+            <w:r>
+              <w:rPr>
+                <w:rFonts w:ascii="Inter" w:hAnsi="Inter" w:cs="Inter"/>
+                <w:b w:val="0"/>
+                <w:i w:val="0"/>
+                <w:color w:val="1C1E2E"/>
+                <w:sz w:val="19"/>
+              </w:rPr>
+              <w:t>Rector and General Secretary of ULA</w:t>
+            </w:r>
+          </w:p>
+        </w:tc>
+      </w:tr>
+      <w:tr>
+        <w:tc>
+          <w:tcPr>
+            <w:tcW w:type="dxa" w:w="3216"/>
+          </w:tcPr>
+          <w:p>
+            <w:pPr>
+              <w:spacing w:after="40"/>
+            </w:pPr>
+            <w:r/>
+            <w:r>
+              <w:rPr>
+                <w:rFonts w:ascii="Inter" w:hAnsi="Inter" w:cs="Inter"/>
+                <w:b/>
+                <w:i w:val="0"/>
+                <w:color w:val="1C1E2E"/>
+                <w:sz w:val="19"/>
+              </w:rPr>
+              <w:t>2003</w:t>
+            </w:r>
+          </w:p>
+        </w:tc>
+        <w:tc>
+          <w:tcPr>
+            <w:tcW w:type="dxa" w:w="3216"/>
+          </w:tcPr>
+          <w:p>
+            <w:pPr>
+              <w:spacing w:after="40"/>
+            </w:pPr>
+            <w:r/>
+            <w:r>
+              <w:rPr>
+                <w:rFonts w:ascii="Inter" w:hAnsi="Inter" w:cs="Inter"/>
+                <w:b w:val="0"/>
+                <w:i w:val="0"/>
+                <w:color w:val="1C1E2E"/>
+                <w:sz w:val="19"/>
+              </w:rPr>
+              <w:t>Order "Luis María Ribas Dávila" — highest academic performance</w:t>
+            </w:r>
+          </w:p>
+        </w:tc>
+        <w:tc>
+          <w:tcPr>
+            <w:tcW w:type="dxa" w:w="3216"/>
+          </w:tcPr>
+          <w:p>
+            <w:pPr>
+              <w:spacing w:after="40"/>
+            </w:pPr>
+            <w:r/>
+            <w:r>
+              <w:rPr>
+                <w:rFonts w:ascii="Inter" w:hAnsi="Inter" w:cs="Inter"/>
+                <w:b w:val="0"/>
+                <w:i w:val="0"/>
+                <w:color w:val="1C1E2E"/>
+                <w:sz w:val="19"/>
+              </w:rPr>
+              <w:t>Rector and General Secretary of ULA</w:t>
+            </w:r>
+          </w:p>
+        </w:tc>
+      </w:tr>
+    </w:tbl>
+    <w:p/>
+    <w:p>
+      <w:r>
+        <w:rPr>
+          <w:rFonts w:ascii="Inter" w:hAnsi="Inter" w:cs="Inter"/>
+          <w:b w:val="0"/>
+          <w:i w:val="0"/>
+          <w:color w:val="1C1E2E"/>
+          <w:sz w:val="22"/>
+        </w:rPr>
+        <w:t xml:space="preserve">Four consecutive rectoral diplomas </w:t>
+      </w:r>
+      <w:r>
+        <w:rPr>
+          <w:rFonts w:ascii="Inter" w:hAnsi="Inter" w:cs="Inter"/>
+          <w:b/>
+          <w:i w:val="0"/>
+          <w:color w:val="1C1E2E"/>
+          <w:sz w:val="22"/>
+        </w:rPr>
+        <w:t>[DOC-07B]</w:t>
+      </w:r>
+      <w:r>
+        <w:rPr>
+          <w:rFonts w:ascii="Inter" w:hAnsi="Inter" w:cs="Inter"/>
+          <w:b w:val="0"/>
+          <w:i w:val="0"/>
+          <w:color w:val="1C1E2E"/>
+          <w:sz w:val="22"/>
+        </w:rPr>
+        <w:t xml:space="preserve"> show that ranking 1st of 56 at graduation was the culmination of a sustained record, not the result of a single year. This is the argument to lead with if the committee hesitates over the equivalence with the Spanish Extraordinary Award.</w:t>
+      </w:r>
+    </w:p>
+    <w:p>
+      <w:pPr>
+        <w:pBdr>
+          <w:left w:val="single" w:sz="18" w:space="8" w:color="9A5B00"/>
+        </w:pBdr>
+        <w:spacing w:before="120" w:after="200"/>
+        <w:ind w:left="317"/>
+      </w:pPr>
+      <w:r>
+        <w:rPr>
+          <w:rFonts w:ascii="Inter" w:hAnsi="Inter" w:cs="Inter"/>
+          <w:b/>
+          <w:i w:val="0"/>
+          <w:color w:val="5B5F77"/>
+          <w:sz w:val="21"/>
+        </w:rPr>
+        <w:t>How to word this for the committee — it matters.</w:t>
+      </w:r>
+      <w:r>
+        <w:rPr>
+          <w:rFonts w:ascii="Inter" w:hAnsi="Inter" w:cs="Inter"/>
+          <w:b w:val="0"/>
+          <w:i w:val="0"/>
+          <w:color w:val="5B5F77"/>
+          <w:sz w:val="21"/>
+        </w:rPr>
+        <w:t xml:space="preserve"> The Venezuelan document is </w:t>
+      </w:r>
+      <w:r>
+        <w:rPr>
+          <w:rFonts w:ascii="Inter" w:hAnsi="Inter" w:cs="Inter"/>
+          <w:b/>
+          <w:i w:val="0"/>
+          <w:color w:val="5B5F77"/>
+          <w:sz w:val="21"/>
+        </w:rPr>
+        <w:t>not titled "Premio Extraordinario Fin de Carrera"</w:t>
+      </w:r>
+      <w:r>
+        <w:rPr>
+          <w:rFonts w:ascii="Inter" w:hAnsi="Inter" w:cs="Inter"/>
+          <w:b w:val="0"/>
+          <w:i w:val="0"/>
+          <w:color w:val="5B5F77"/>
+          <w:sz w:val="21"/>
+        </w:rPr>
+        <w:t xml:space="preserve">, because ULA does not issue an award under that name: it issues the </w:t>
+      </w:r>
+      <w:r>
+        <w:rPr>
+          <w:rFonts w:ascii="Inter" w:hAnsi="Inter" w:cs="Inter"/>
+          <w:b/>
+          <w:i w:val="0"/>
+          <w:color w:val="5B5F77"/>
+          <w:sz w:val="21"/>
+        </w:rPr>
+        <w:t>Academic Rank Certificate</w:t>
+      </w:r>
+      <w:r>
+        <w:rPr>
+          <w:rFonts w:ascii="Inter" w:hAnsi="Inter" w:cs="Inter"/>
+          <w:b w:val="0"/>
+          <w:i w:val="0"/>
+          <w:color w:val="5B5F77"/>
+          <w:sz w:val="21"/>
+        </w:rPr>
+        <w:t xml:space="preserve">, its functional equivalent, certifying exactly what the Spanish award evidences — </w:t>
+      </w:r>
+      <w:r>
+        <w:rPr>
+          <w:rFonts w:ascii="Inter" w:hAnsi="Inter" w:cs="Inter"/>
+          <w:b/>
+          <w:i w:val="0"/>
+          <w:color w:val="5B5F77"/>
+          <w:sz w:val="21"/>
+        </w:rPr>
+        <w:t>having ranked first in the graduating class</w:t>
+      </w:r>
+      <w:r>
+        <w:rPr>
+          <w:rFonts w:ascii="Inter" w:hAnsi="Inter" w:cs="Inter"/>
+          <w:b w:val="0"/>
+          <w:i w:val="0"/>
+          <w:color w:val="5B5F77"/>
+          <w:sz w:val="21"/>
+        </w:rPr>
+        <w:t xml:space="preserve">. Present it in those terms and attach the apostilled certificate: the committee then sees a verifiable number (1st of 56; 18.97 against 15.77) instead of a label it would have to interpret. It is also the </w:t>
+      </w:r>
+      <w:r>
+        <w:rPr>
+          <w:rFonts w:ascii="Inter" w:hAnsi="Inter" w:cs="Inter"/>
+          <w:b/>
+          <w:i w:val="0"/>
+          <w:color w:val="5B5F77"/>
+          <w:sz w:val="21"/>
+        </w:rPr>
+        <w:t>best-documented merit in the whole file</w:t>
+      </w:r>
+      <w:r>
+        <w:rPr>
+          <w:rFonts w:ascii="Inter" w:hAnsi="Inter" w:cs="Inter"/>
+          <w:b w:val="0"/>
+          <w:i w:val="0"/>
+          <w:color w:val="5B5F77"/>
+          <w:sz w:val="21"/>
+        </w:rPr>
+        <w:t>: official certificate + Rectorate signature certification + Hague Apostille with an online validation code. No other rubric item reaches that standard of proof.</w:t>
+      </w:r>
+    </w:p>
+    <w:p>
+      <w:r>
+        <w:rPr>
+          <w:rFonts w:ascii="Inter" w:hAnsi="Inter" w:cs="Inter"/>
+          <w:b/>
+          <w:i w:val="0"/>
+          <w:color w:val="1C1E2E"/>
+          <w:sz w:val="22"/>
+        </w:rPr>
+        <w:t>Evidence:</w:t>
+      </w:r>
+      <w:r>
+        <w:rPr>
+          <w:rFonts w:ascii="Inter" w:hAnsi="Inter" w:cs="Inter"/>
+          <w:b w:val="0"/>
+          <w:i w:val="0"/>
+          <w:color w:val="1C1E2E"/>
+          <w:sz w:val="22"/>
+        </w:rPr>
+        <w:t xml:space="preserve"> Academic Rank Certificate with rectoral certification and apostille </w:t>
+      </w:r>
+      <w:r>
+        <w:rPr>
+          <w:rFonts w:ascii="Inter" w:hAnsi="Inter" w:cs="Inter"/>
+          <w:b/>
+          <w:i w:val="0"/>
+          <w:color w:val="1C1E2E"/>
+          <w:sz w:val="22"/>
+        </w:rPr>
+        <w:t>[DOC-06]</w:t>
+      </w:r>
+      <w:r>
+        <w:rPr>
+          <w:rFonts w:ascii="Inter" w:hAnsi="Inter" w:cs="Inter"/>
+          <w:b w:val="0"/>
+          <w:i w:val="0"/>
+          <w:color w:val="1C1E2E"/>
+          <w:sz w:val="22"/>
+        </w:rPr>
+        <w:t xml:space="preserve"> · Diploma of Honour for the dissertation (20/20 Sobresaliente) </w:t>
+      </w:r>
+      <w:r>
+        <w:rPr>
+          <w:rFonts w:ascii="Inter" w:hAnsi="Inter" w:cs="Inter"/>
+          <w:b/>
+          <w:i w:val="0"/>
+          <w:color w:val="1C1E2E"/>
+          <w:sz w:val="22"/>
+        </w:rPr>
+        <w:t>[DOC-07]</w:t>
+      </w:r>
+      <w:r>
+        <w:rPr>
+          <w:rFonts w:ascii="Inter" w:hAnsi="Inter" w:cs="Inter"/>
+          <w:b w:val="0"/>
+          <w:i w:val="0"/>
+          <w:color w:val="1C1E2E"/>
+          <w:sz w:val="22"/>
+        </w:rPr>
+        <w:t>.</w:t>
+      </w:r>
+    </w:p>
+    <w:p>
+      <w:pPr>
+        <w:pBdr>
+          <w:bottom w:val="single" w:sz="6" w:space="1" w:color="E6E8F2"/>
+        </w:pBdr>
+      </w:pPr>
+    </w:p>
+    <w:p>
+      <w:pPr>
+        <w:spacing w:before="320" w:after="120"/>
+      </w:pPr>
+      <w:r>
+        <w:rPr>
+          <w:rFonts w:ascii="Fraunces" w:hAnsi="Fraunces" w:cs="Fraunces"/>
+          <w:b/>
+          <w:i w:val="0"/>
+          <w:color w:val="22307C"/>
+          <w:sz w:val="32"/>
+        </w:rPr>
+        <w:t xml:space="preserve">B.2 · Extraordinary award for the master's degree — </w:t>
+      </w:r>
+      <w:r>
+        <w:rPr>
+          <w:rFonts w:ascii="Fraunces" w:hAnsi="Fraunces" w:cs="Fraunces"/>
+          <w:b/>
+          <w:i w:val="0"/>
+          <w:color w:val="22307C"/>
+          <w:sz w:val="32"/>
+        </w:rPr>
+        <w:t>5 %</w:t>
+      </w:r>
+      <w:r>
+        <w:rPr>
+          <w:rFonts w:ascii="Fraunces" w:hAnsi="Fraunces" w:cs="Fraunces"/>
+          <w:b/>
+          <w:i w:val="0"/>
+          <w:color w:val="22307C"/>
+          <w:sz w:val="32"/>
+        </w:rPr>
+        <w:t xml:space="preserve"> ❌ NOT APPLICABLE</w:t>
+      </w:r>
+    </w:p>
+    <w:p>
+      <w:r>
+        <w:rPr>
+          <w:rFonts w:ascii="Inter" w:hAnsi="Inter" w:cs="Inter"/>
+          <w:b/>
+          <w:i w:val="0"/>
+          <w:color w:val="1C1E2E"/>
+          <w:sz w:val="22"/>
+        </w:rPr>
+        <w:t>The Extraordinary Award held is the undergraduate one (§B.1), not a master's award.</w:t>
+      </w:r>
+      <w:r>
+        <w:rPr>
+          <w:rFonts w:ascii="Inter" w:hAnsi="Inter" w:cs="Inter"/>
+          <w:b w:val="0"/>
+          <w:i w:val="0"/>
+          <w:color w:val="1C1E2E"/>
+          <w:sz w:val="22"/>
+        </w:rPr>
+        <w:t xml:space="preserve"> No award is declared here.</w:t>
+      </w:r>
+    </w:p>
+    <w:p>
+      <w:r>
+        <w:rPr>
+          <w:rFonts w:ascii="Inter" w:hAnsi="Inter" w:cs="Inter"/>
+          <w:b/>
+          <w:i w:val="0"/>
+          <w:color w:val="1C1E2E"/>
+          <w:sz w:val="22"/>
+        </w:rPr>
+        <w:t>What is declared instead, as the master's academic distinction</w:t>
+      </w:r>
+      <w:r>
+        <w:rPr>
+          <w:rFonts w:ascii="Inter" w:hAnsi="Inter" w:cs="Inter"/>
+          <w:b w:val="0"/>
+          <w:i w:val="0"/>
+          <w:color w:val="1C1E2E"/>
+          <w:sz w:val="22"/>
+        </w:rPr>
+        <w:t xml:space="preserve"> — reinforcing Block A, not this item:</w:t>
+      </w:r>
+    </w:p>
+    <w:p>
+      <w:pPr>
+        <w:pStyle w:val="ListBullet"/>
+        <w:spacing w:after="60"/>
+        <w:ind w:left="403"/>
+      </w:pPr>
+      <w:r>
+        <w:rPr>
+          <w:rFonts w:ascii="Inter" w:hAnsi="Inter" w:cs="Inter"/>
+          <w:b/>
+          <w:i w:val="0"/>
+          <w:color w:val="1C1E2E"/>
+          <w:sz w:val="22"/>
+        </w:rPr>
+        <w:t>2 Matrículas de Honor</w:t>
+      </w:r>
+      <w:r>
+        <w:rPr>
+          <w:rFonts w:ascii="Inter" w:hAnsi="Inter" w:cs="Inter"/>
+          <w:b w:val="0"/>
+          <w:i w:val="0"/>
+          <w:color w:val="1C1E2E"/>
+          <w:sz w:val="22"/>
+        </w:rPr>
+        <w:t xml:space="preserve"> in the Master's Degree in Languages and Technology (UPV, 2026).</w:t>
+      </w:r>
+    </w:p>
+    <w:p>
+      <w:pPr>
+        <w:pStyle w:val="ListBullet"/>
+        <w:spacing w:after="60"/>
+        <w:ind w:left="403"/>
+      </w:pPr>
+      <w:r>
+        <w:rPr>
+          <w:rFonts w:ascii="Inter" w:hAnsi="Inter" w:cs="Inter"/>
+          <w:b w:val="0"/>
+          <w:i w:val="0"/>
+          <w:color w:val="1C1E2E"/>
+          <w:sz w:val="22"/>
+        </w:rPr>
+        <w:t xml:space="preserve">Grade-point average </w:t>
+      </w:r>
+      <w:r>
+        <w:rPr>
+          <w:rFonts w:ascii="Inter" w:hAnsi="Inter" w:cs="Inter"/>
+          <w:b/>
+          <w:i w:val="0"/>
+          <w:color w:val="1C1E2E"/>
+          <w:sz w:val="22"/>
+        </w:rPr>
+        <w:t>9.4 / 10</w:t>
+      </w:r>
+      <w:r>
+        <w:rPr>
+          <w:rFonts w:ascii="Inter" w:hAnsi="Inter" w:cs="Inter"/>
+          <w:b w:val="0"/>
+          <w:i w:val="0"/>
+          <w:color w:val="1C1E2E"/>
+          <w:sz w:val="22"/>
+        </w:rPr>
+        <w:t>.</w:t>
+      </w:r>
+    </w:p>
+    <w:p>
+      <w:pPr>
+        <w:pStyle w:val="ListBullet"/>
+        <w:spacing w:after="60"/>
+        <w:ind w:left="403"/>
+      </w:pPr>
+      <w:r>
+        <w:rPr>
+          <w:rFonts w:ascii="Inter" w:hAnsi="Inter" w:cs="Inter"/>
+          <w:b/>
+          <w:i w:val="0"/>
+          <w:color w:val="1C1E2E"/>
+          <w:sz w:val="22"/>
+        </w:rPr>
+        <w:t>10/10</w:t>
+      </w:r>
+      <w:r>
+        <w:rPr>
+          <w:rFonts w:ascii="Inter" w:hAnsi="Inter" w:cs="Inter"/>
+          <w:b w:val="0"/>
+          <w:i w:val="0"/>
+          <w:color w:val="1C1E2E"/>
+          <w:sz w:val="22"/>
+        </w:rPr>
+        <w:t xml:space="preserve"> for the </w:t>
+      </w:r>
+      <w:r>
+        <w:rPr>
+          <w:rFonts w:ascii="Inter" w:hAnsi="Inter" w:cs="Inter"/>
+          <w:b w:val="0"/>
+          <w:i/>
+          <w:color w:val="1C1E2E"/>
+          <w:sz w:val="22"/>
+        </w:rPr>
+        <w:t>Academic Writing Journey</w:t>
+      </w:r>
+      <w:r>
+        <w:rPr>
+          <w:rFonts w:ascii="Inter" w:hAnsi="Inter" w:cs="Inter"/>
+          <w:b w:val="0"/>
+          <w:i w:val="0"/>
+          <w:color w:val="1C1E2E"/>
+          <w:sz w:val="22"/>
+        </w:rPr>
+        <w:t xml:space="preserve"> project.</w:t>
+      </w:r>
+    </w:p>
+    <w:p>
+      <w:pPr>
+        <w:pBdr>
+          <w:left w:val="single" w:sz="18" w:space="8" w:color="9A5B00"/>
+        </w:pBdr>
+        <w:spacing w:before="120" w:after="200"/>
+        <w:ind w:left="317"/>
+      </w:pPr>
+      <w:r>
+        <w:rPr>
+          <w:rFonts w:ascii="Inter" w:hAnsi="Inter" w:cs="Inter"/>
+          <w:b/>
+          <w:i w:val="0"/>
+          <w:color w:val="5B5F77"/>
+          <w:sz w:val="21"/>
+        </w:rPr>
+        <w:t>Why leaving this at zero is the right call.</w:t>
+      </w:r>
+      <w:r>
+        <w:rPr>
+          <w:rFonts w:ascii="Inter" w:hAnsi="Inter" w:cs="Inter"/>
+          <w:b w:val="0"/>
+          <w:i w:val="0"/>
+          <w:color w:val="5B5F77"/>
+          <w:sz w:val="21"/>
+        </w:rPr>
+        <w:t xml:space="preserve"> A </w:t>
+      </w:r>
+      <w:r>
+        <w:rPr>
+          <w:rFonts w:ascii="Inter" w:hAnsi="Inter" w:cs="Inter"/>
+          <w:b w:val="0"/>
+          <w:i/>
+          <w:color w:val="5B5F77"/>
+          <w:sz w:val="21"/>
+        </w:rPr>
+        <w:t>Matrícula de Honor</w:t>
+      </w:r>
+      <w:r>
+        <w:rPr>
+          <w:rFonts w:ascii="Inter" w:hAnsi="Inter" w:cs="Inter"/>
+          <w:b w:val="0"/>
+          <w:i w:val="0"/>
+          <w:color w:val="5B5F77"/>
+          <w:sz w:val="21"/>
+        </w:rPr>
+        <w:t xml:space="preserve"> is a course-level grade; the </w:t>
+      </w:r>
+      <w:r>
+        <w:rPr>
+          <w:rFonts w:ascii="Inter" w:hAnsi="Inter" w:cs="Inter"/>
+          <w:b w:val="0"/>
+          <w:i/>
+          <w:color w:val="5B5F77"/>
+          <w:sz w:val="21"/>
+        </w:rPr>
+        <w:t>Extraordinary Master's Award</w:t>
+      </w:r>
+      <w:r>
+        <w:rPr>
+          <w:rFonts w:ascii="Inter" w:hAnsi="Inter" w:cs="Inter"/>
+          <w:b w:val="0"/>
+          <w:i w:val="0"/>
+          <w:color w:val="5B5F77"/>
+          <w:sz w:val="21"/>
+        </w:rPr>
+        <w:t xml:space="preserve"> is a university resolution recognising the best record of the cohort. Declaring one as the other would void the merit and undercut the credibility of the rest of the CV — precisely when §B.1 does supply a real award, certified and apostilled. Should UPV later resolve the Extraordinary Award in your favour, add the resolution as </w:t>
+      </w:r>
+      <w:r>
+        <w:rPr>
+          <w:rFonts w:ascii="Inter" w:hAnsi="Inter" w:cs="Inter"/>
+          <w:b/>
+          <w:i w:val="0"/>
+          <w:color w:val="5B5F77"/>
+          <w:sz w:val="21"/>
+        </w:rPr>
+        <w:t>[DOC-08]</w:t>
+      </w:r>
+      <w:r>
+        <w:rPr>
+          <w:rFonts w:ascii="Inter" w:hAnsi="Inter" w:cs="Inter"/>
+          <w:b w:val="0"/>
+          <w:i w:val="0"/>
+          <w:color w:val="5B5F77"/>
+          <w:sz w:val="21"/>
+        </w:rPr>
+        <w:t xml:space="preserve"> and this item begins to score.</w:t>
+      </w:r>
+    </w:p>
+    <w:p>
+      <w:r>
+        <w:rPr>
+          <w:rFonts w:ascii="Inter" w:hAnsi="Inter" w:cs="Inter"/>
+          <w:b/>
+          <w:i w:val="0"/>
+          <w:color w:val="1C1E2E"/>
+          <w:sz w:val="22"/>
+        </w:rPr>
+        <w:t>Evidence:</w:t>
+      </w:r>
+      <w:r>
+        <w:rPr>
+          <w:rFonts w:ascii="Inter" w:hAnsi="Inter" w:cs="Inter"/>
+          <w:b w:val="0"/>
+          <w:i w:val="0"/>
+          <w:color w:val="1C1E2E"/>
+          <w:sz w:val="22"/>
+        </w:rPr>
+        <w:t xml:space="preserve"> academic transcript showing the 2 Matrículas de Honor, included in </w:t>
+      </w:r>
+      <w:r>
+        <w:rPr>
+          <w:rFonts w:ascii="Inter" w:hAnsi="Inter" w:cs="Inter"/>
+          <w:b/>
+          <w:i w:val="0"/>
+          <w:color w:val="1C1E2E"/>
+          <w:sz w:val="22"/>
+        </w:rPr>
+        <w:t>[DOC-01]</w:t>
+      </w:r>
+      <w:r>
+        <w:rPr>
+          <w:rFonts w:ascii="Inter" w:hAnsi="Inter" w:cs="Inter"/>
+          <w:b w:val="0"/>
+          <w:i w:val="0"/>
+          <w:color w:val="1C1E2E"/>
+          <w:sz w:val="22"/>
+        </w:rPr>
+        <w:t>.</w:t>
+      </w:r>
+    </w:p>
+    <w:p>
+      <w:pPr>
+        <w:pBdr>
+          <w:bottom w:val="single" w:sz="6" w:space="1" w:color="E6E8F2"/>
+        </w:pBdr>
+      </w:pPr>
+    </w:p>
+    <w:p>
+      <w:pPr>
+        <w:spacing w:before="320" w:after="120"/>
+      </w:pPr>
+      <w:r>
+        <w:rPr>
+          <w:rFonts w:ascii="Fraunces" w:hAnsi="Fraunces" w:cs="Fraunces"/>
+          <w:b/>
+          <w:i w:val="0"/>
+          <w:color w:val="22307C"/>
+          <w:sz w:val="32"/>
+        </w:rPr>
+        <w:t xml:space="preserve">B.3 · A second master's degree — </w:t>
+      </w:r>
+      <w:r>
+        <w:rPr>
+          <w:rFonts w:ascii="Fraunces" w:hAnsi="Fraunces" w:cs="Fraunces"/>
+          <w:b/>
+          <w:i w:val="0"/>
+          <w:color w:val="22307C"/>
+          <w:sz w:val="32"/>
+        </w:rPr>
+        <w:t>5 %</w:t>
+      </w:r>
+      <w:r>
+        <w:rPr>
+          <w:rFonts w:ascii="Fraunces" w:hAnsi="Fraunces" w:cs="Fraunces"/>
+          <w:b/>
+          <w:i w:val="0"/>
+          <w:color w:val="22307C"/>
+          <w:sz w:val="32"/>
+        </w:rPr>
+        <w:t xml:space="preserve"> ❌ NOT HELD AT PRESENT</w:t>
+      </w:r>
+    </w:p>
+    <w:p>
+      <w:r>
+        <w:rPr>
+          <w:rFonts w:ascii="Inter" w:hAnsi="Inter" w:cs="Inter"/>
+          <w:b w:val="0"/>
+          <w:i w:val="0"/>
+          <w:color w:val="1C1E2E"/>
+          <w:sz w:val="22"/>
+        </w:rPr>
+        <w:t>As of this application, no second official master's degree is held besides the Master's in Languages and Technology (UPV).</w:t>
+      </w:r>
+    </w:p>
+    <w:p>
+      <w:r>
+        <w:rPr>
+          <w:rFonts w:ascii="Inter" w:hAnsi="Inter" w:cs="Inter"/>
+          <w:b/>
+          <w:i w:val="0"/>
+          <w:color w:val="1C1E2E"/>
+          <w:sz w:val="22"/>
+        </w:rPr>
+        <w:t>What can be offered as complementary postgraduate training</w:t>
+      </w:r>
+      <w:r>
+        <w:rPr>
+          <w:rFonts w:ascii="Inter" w:hAnsi="Inter" w:cs="Inter"/>
+          <w:b w:val="0"/>
+          <w:i w:val="0"/>
+          <w:color w:val="1C1E2E"/>
+          <w:sz w:val="22"/>
+        </w:rPr>
+        <w:t xml:space="preserve"> (it does not score in this item, but strengthens the file as a whole and is declared in §6):</w:t>
+      </w:r>
+    </w:p>
+    <w:p>
+      <w:pPr>
+        <w:pStyle w:val="ListBullet"/>
+        <w:spacing w:after="60"/>
+        <w:ind w:left="403"/>
+      </w:pPr>
+      <w:r>
+        <w:rPr>
+          <w:rFonts w:ascii="Inter" w:hAnsi="Inter" w:cs="Inter"/>
+          <w:b w:val="0"/>
+          <w:i/>
+          <w:color w:val="1C1E2E"/>
+          <w:sz w:val="22"/>
+        </w:rPr>
+        <w:t>Instructional Design: Course Planning and Pedagogy</w:t>
+      </w:r>
+      <w:r>
+        <w:rPr>
+          <w:rFonts w:ascii="Inter" w:hAnsi="Inter" w:cs="Inter"/>
+          <w:b w:val="0"/>
+          <w:i w:val="0"/>
+          <w:color w:val="1C1E2E"/>
+          <w:sz w:val="22"/>
+        </w:rPr>
+        <w:t xml:space="preserve"> — University of California, Irvine (Division of Continuing Education), January 2025.</w:t>
+      </w:r>
+    </w:p>
+    <w:p>
+      <w:pPr>
+        <w:pStyle w:val="ListBullet"/>
+        <w:spacing w:after="60"/>
+        <w:ind w:left="403"/>
+      </w:pPr>
+      <w:r>
+        <w:rPr>
+          <w:rFonts w:ascii="Inter" w:hAnsi="Inter" w:cs="Inter"/>
+          <w:b w:val="0"/>
+          <w:i/>
+          <w:color w:val="1C1E2E"/>
+          <w:sz w:val="22"/>
+        </w:rPr>
+        <w:t>Instructional Design Fundamentals</w:t>
+      </w:r>
+      <w:r>
+        <w:rPr>
+          <w:rFonts w:ascii="Inter" w:hAnsi="Inter" w:cs="Inter"/>
+          <w:b w:val="0"/>
+          <w:i w:val="0"/>
+          <w:color w:val="1C1E2E"/>
+          <w:sz w:val="22"/>
+        </w:rPr>
+        <w:t xml:space="preserve"> — University of Cambridge (Professional and Continuing Education), March 2025.</w:t>
+      </w:r>
+    </w:p>
+    <w:p>
+      <w:pPr>
+        <w:pStyle w:val="ListBullet"/>
+        <w:spacing w:after="60"/>
+        <w:ind w:left="403"/>
+      </w:pPr>
+      <w:r>
+        <w:rPr>
+          <w:rFonts w:ascii="Inter" w:hAnsi="Inter" w:cs="Inter"/>
+          <w:b w:val="0"/>
+          <w:i/>
+          <w:color w:val="1C1E2E"/>
+          <w:sz w:val="22"/>
+        </w:rPr>
+        <w:t>AP Stylebook Workshop Certificate</w:t>
+      </w:r>
+      <w:r>
+        <w:rPr>
+          <w:rFonts w:ascii="Inter" w:hAnsi="Inter" w:cs="Inter"/>
+          <w:b w:val="0"/>
+          <w:i w:val="0"/>
+          <w:color w:val="1C1E2E"/>
+          <w:sz w:val="22"/>
+        </w:rPr>
+        <w:t xml:space="preserve"> — The Associated Press, May 2024 (valid to December 2034).</w:t>
+      </w:r>
+    </w:p>
+    <w:p>
+      <w:pPr>
+        <w:pStyle w:val="ListBullet"/>
+        <w:spacing w:after="60"/>
+        <w:ind w:left="403"/>
+      </w:pPr>
+      <w:r>
+        <w:rPr>
+          <w:rFonts w:ascii="Inter" w:hAnsi="Inter" w:cs="Inter"/>
+          <w:b w:val="0"/>
+          <w:i/>
+          <w:color w:val="1C1E2E"/>
+          <w:sz w:val="22"/>
+        </w:rPr>
+        <w:t>Digital Content Creation, Mobile Learning and Gamification</w:t>
+      </w:r>
+      <w:r>
+        <w:rPr>
+          <w:rFonts w:ascii="Inter" w:hAnsi="Inter" w:cs="Inter"/>
+          <w:b w:val="0"/>
+          <w:i w:val="0"/>
+          <w:color w:val="1C1E2E"/>
+          <w:sz w:val="22"/>
+        </w:rPr>
+        <w:t xml:space="preserve"> — SEPE, 2024.</w:t>
+      </w:r>
+    </w:p>
+    <w:p>
+      <w:pPr>
+        <w:pBdr>
+          <w:left w:val="single" w:sz="18" w:space="8" w:color="9A5B00"/>
+        </w:pBdr>
+        <w:spacing w:before="120" w:after="200"/>
+        <w:ind w:left="317"/>
+      </w:pPr>
+      <w:r>
+        <w:rPr>
+          <w:rFonts w:ascii="Inter" w:hAnsi="Inter" w:cs="Inter"/>
+          <w:b/>
+          <w:i w:val="0"/>
+          <w:color w:val="5B5F77"/>
+          <w:sz w:val="21"/>
+        </w:rPr>
+        <w:t>Strategic note.</w:t>
+      </w:r>
+      <w:r>
+        <w:rPr>
+          <w:rFonts w:ascii="Inter" w:hAnsi="Inter" w:cs="Inter"/>
+          <w:b w:val="0"/>
+          <w:i w:val="0"/>
+          <w:color w:val="5B5F77"/>
+          <w:sz w:val="21"/>
+        </w:rPr>
+        <w:t xml:space="preserve"> This is the only one of the six merits currently at zero. Leaving it honestly at zero is the right call: the committee values a coherent file, and the other five items are covered. Passing off specialist short courses as an official master's degree is not worth the risk.</w:t>
+      </w:r>
+    </w:p>
+    <w:p>
+      <w:pPr>
+        <w:pBdr>
+          <w:bottom w:val="single" w:sz="6" w:space="1" w:color="E6E8F2"/>
+        </w:pBdr>
+      </w:pPr>
+    </w:p>
+    <w:p>
+      <w:pPr>
+        <w:spacing w:before="320" w:after="120"/>
+      </w:pPr>
+      <w:r>
+        <w:rPr>
+          <w:rFonts w:ascii="Fraunces" w:hAnsi="Fraunces" w:cs="Fraunces"/>
+          <w:b/>
+          <w:i w:val="0"/>
+          <w:color w:val="22307C"/>
+          <w:sz w:val="32"/>
+        </w:rPr>
+        <w:t xml:space="preserve">B.4 · Knowledge of languages other than those of the previous degrees — </w:t>
+      </w:r>
+      <w:r>
+        <w:rPr>
+          <w:rFonts w:ascii="Fraunces" w:hAnsi="Fraunces" w:cs="Fraunces"/>
+          <w:b/>
+          <w:i w:val="0"/>
+          <w:color w:val="22307C"/>
+          <w:sz w:val="32"/>
+        </w:rPr>
+        <w:t>5 %</w:t>
+      </w:r>
+      <w:r>
+        <w:rPr>
+          <w:rFonts w:ascii="Fraunces" w:hAnsi="Fraunces" w:cs="Fraunces"/>
+          <w:b/>
+          <w:i w:val="0"/>
+          <w:color w:val="22307C"/>
+          <w:sz w:val="32"/>
+        </w:rPr>
+        <w:t xml:space="preserve"> ⚠️ INTERPRETATION</w:t>
+      </w:r>
+    </w:p>
+    <w:p>
+      <w:r>
+        <w:rPr>
+          <w:rFonts w:ascii="Inter" w:hAnsi="Inter" w:cs="Inter"/>
+          <w:b/>
+          <w:i w:val="0"/>
+          <w:color w:val="1C1E2E"/>
+          <w:sz w:val="22"/>
+        </w:rPr>
+        <w:t>Credentials supplied:</w:t>
+      </w:r>
+    </w:p>
+    <w:tbl>
+      <w:tblPr>
+        <w:tblW w:type="auto" w:w="0"/>
+        <w:jc w:val="left"/>
+        <w:tblBorders>
+          <w:top w:val="single" w:sz="4" w:space="0" w:color="E6E8F2"/>
+          <w:left w:val="single" w:sz="4" w:space="0" w:color="E6E8F2"/>
+          <w:bottom w:val="single" w:sz="4" w:space="0" w:color="E6E8F2"/>
+          <w:right w:val="single" w:sz="4" w:space="0" w:color="E6E8F2"/>
+          <w:insideH w:val="single" w:sz="4" w:space="0" w:color="E6E8F2"/>
+          <w:insideV w:val="single" w:sz="4" w:space="0" w:color="E6E8F2"/>
+        </w:tblBorders>
+        <w:tblLayout w:type="autofit"/>
+        <w:tblLook w:firstColumn="1" w:firstRow="1" w:lastColumn="0" w:lastRow="0" w:noHBand="0" w:noVBand="1" w:val="04A0"/>
+      </w:tblPr>
+      <w:tblGrid>
+        <w:gridCol w:w="3216"/>
+        <w:gridCol w:w="3216"/>
+        <w:gridCol w:w="3216"/>
+      </w:tblGrid>
+      <w:tr>
+        <w:tc>
+          <w:tcPr>
+            <w:tcW w:type="dxa" w:w="3216"/>
+            <w:shd w:val="clear" w:color="auto" w:fill="EEF2FD"/>
+          </w:tcPr>
+          <w:p>
+            <w:pPr>
+              <w:spacing w:after="40"/>
+            </w:pPr>
+            <w:r/>
+            <w:r>
+              <w:rPr>
+                <w:rFonts w:ascii="Inter" w:hAnsi="Inter" w:cs="Inter"/>
+                <w:b/>
+                <w:i w:val="0"/>
+                <w:color w:val="22307C"/>
+                <w:sz w:val="19"/>
+              </w:rPr>
+              <w:t>Credential</w:t>
+            </w:r>
+          </w:p>
+        </w:tc>
+        <w:tc>
+          <w:tcPr>
+            <w:tcW w:type="dxa" w:w="3216"/>
+            <w:shd w:val="clear" w:color="auto" w:fill="EEF2FD"/>
+          </w:tcPr>
+          <w:p>
+            <w:pPr>
+              <w:spacing w:after="40"/>
+            </w:pPr>
+            <w:r/>
+            <w:r>
+              <w:rPr>
+                <w:rFonts w:ascii="Inter" w:hAnsi="Inter" w:cs="Inter"/>
+                <w:b/>
+                <w:i w:val="0"/>
+                <w:color w:val="22307C"/>
+                <w:sz w:val="19"/>
+              </w:rPr>
+              <w:t>Awarding body</w:t>
+            </w:r>
+          </w:p>
+        </w:tc>
+        <w:tc>
+          <w:tcPr>
+            <w:tcW w:type="dxa" w:w="3216"/>
+            <w:shd w:val="clear" w:color="auto" w:fill="EEF2FD"/>
+          </w:tcPr>
+          <w:p>
+            <w:pPr>
+              <w:spacing w:after="40"/>
+            </w:pPr>
+            <w:r/>
+            <w:r>
+              <w:rPr>
+                <w:rFonts w:ascii="Inter" w:hAnsi="Inter" w:cs="Inter"/>
+                <w:b/>
+                <w:i w:val="0"/>
+                <w:color w:val="22307C"/>
+                <w:sz w:val="19"/>
+              </w:rPr>
+              <w:t>Level / status</w:t>
+            </w:r>
+          </w:p>
+        </w:tc>
+      </w:tr>
+      <w:tr>
+        <w:tc>
+          <w:tcPr>
+            <w:tcW w:type="dxa" w:w="3216"/>
+          </w:tcPr>
+          <w:p>
+            <w:pPr>
+              <w:spacing w:after="40"/>
+            </w:pPr>
+            <w:r/>
+            <w:r>
+              <w:rPr>
+                <w:rFonts w:ascii="Inter" w:hAnsi="Inter" w:cs="Inter"/>
+                <w:b/>
+                <w:i w:val="0"/>
+                <w:color w:val="1C1E2E"/>
+                <w:sz w:val="19"/>
+              </w:rPr>
+              <w:t>C1 Advanced (CAE)</w:t>
+            </w:r>
+          </w:p>
+        </w:tc>
+        <w:tc>
+          <w:tcPr>
+            <w:tcW w:type="dxa" w:w="3216"/>
+          </w:tcPr>
+          <w:p>
+            <w:pPr>
+              <w:spacing w:after="40"/>
+            </w:pPr>
+            <w:r/>
+            <w:r>
+              <w:rPr>
+                <w:rFonts w:ascii="Inter" w:hAnsi="Inter" w:cs="Inter"/>
+                <w:b w:val="0"/>
+                <w:i w:val="0"/>
+                <w:color w:val="1C1E2E"/>
+                <w:sz w:val="19"/>
+              </w:rPr>
+              <w:t>Cambridge English</w:t>
+            </w:r>
+          </w:p>
+        </w:tc>
+        <w:tc>
+          <w:tcPr>
+            <w:tcW w:type="dxa" w:w="3216"/>
+          </w:tcPr>
+          <w:p>
+            <w:pPr>
+              <w:spacing w:after="40"/>
+            </w:pPr>
+            <w:r/>
+            <w:r>
+              <w:rPr>
+                <w:rFonts w:ascii="Inter" w:hAnsi="Inter" w:cs="Inter"/>
+                <w:b/>
+                <w:i w:val="0"/>
+                <w:color w:val="1C1E2E"/>
+                <w:sz w:val="19"/>
+              </w:rPr>
+              <w:t>C1</w:t>
+            </w:r>
+            <w:r>
+              <w:rPr>
+                <w:rFonts w:ascii="Inter" w:hAnsi="Inter" w:cs="Inter"/>
+                <w:b w:val="0"/>
+                <w:i w:val="0"/>
+                <w:color w:val="1C1E2E"/>
+                <w:sz w:val="19"/>
+              </w:rPr>
+              <w:t xml:space="preserve"> — official certificate </w:t>
+            </w:r>
+            <w:r>
+              <w:rPr>
+                <w:rFonts w:ascii="Inter" w:hAnsi="Inter" w:cs="Inter"/>
+                <w:b/>
+                <w:i w:val="0"/>
+                <w:color w:val="1C1E2E"/>
+                <w:sz w:val="19"/>
+              </w:rPr>
+              <w:t>[DOC-09]</w:t>
+            </w:r>
+          </w:p>
+        </w:tc>
+      </w:tr>
+      <w:tr>
+        <w:tc>
+          <w:tcPr>
+            <w:tcW w:type="dxa" w:w="3216"/>
+          </w:tcPr>
+          <w:p>
+            <w:pPr>
+              <w:spacing w:after="40"/>
+            </w:pPr>
+            <w:r/>
+            <w:r>
+              <w:rPr>
+                <w:rFonts w:ascii="Inter" w:hAnsi="Inter" w:cs="Inter"/>
+                <w:b/>
+                <w:i w:val="0"/>
+                <w:color w:val="1C1E2E"/>
+                <w:sz w:val="19"/>
+              </w:rPr>
+              <w:t>CELTA</w:t>
+            </w:r>
+          </w:p>
+        </w:tc>
+        <w:tc>
+          <w:tcPr>
+            <w:tcW w:type="dxa" w:w="3216"/>
+          </w:tcPr>
+          <w:p>
+            <w:pPr>
+              <w:spacing w:after="40"/>
+            </w:pPr>
+            <w:r/>
+            <w:r>
+              <w:rPr>
+                <w:rFonts w:ascii="Inter" w:hAnsi="Inter" w:cs="Inter"/>
+                <w:b w:val="0"/>
+                <w:i w:val="0"/>
+                <w:color w:val="1C1E2E"/>
+                <w:sz w:val="19"/>
+              </w:rPr>
+              <w:t>Cambridge English</w:t>
+            </w:r>
+          </w:p>
+        </w:tc>
+        <w:tc>
+          <w:tcPr>
+            <w:tcW w:type="dxa" w:w="3216"/>
+          </w:tcPr>
+          <w:p>
+            <w:pPr>
+              <w:spacing w:after="40"/>
+            </w:pPr>
+            <w:r/>
+            <w:r>
+              <w:rPr>
+                <w:rFonts w:ascii="Inter" w:hAnsi="Inter" w:cs="Inter"/>
+                <w:b w:val="0"/>
+                <w:i w:val="0"/>
+                <w:color w:val="1C1E2E"/>
+                <w:sz w:val="19"/>
+              </w:rPr>
+              <w:t xml:space="preserve">English teaching qualification </w:t>
+            </w:r>
+            <w:r>
+              <w:rPr>
+                <w:rFonts w:ascii="Inter" w:hAnsi="Inter" w:cs="Inter"/>
+                <w:b/>
+                <w:i w:val="0"/>
+                <w:color w:val="1C1E2E"/>
+                <w:sz w:val="19"/>
+              </w:rPr>
+              <w:t>[DOC-10]</w:t>
+            </w:r>
+          </w:p>
+        </w:tc>
+      </w:tr>
+      <w:tr>
+        <w:tc>
+          <w:tcPr>
+            <w:tcW w:type="dxa" w:w="3216"/>
+          </w:tcPr>
+          <w:p>
+            <w:pPr>
+              <w:spacing w:after="40"/>
+            </w:pPr>
+            <w:r/>
+            <w:r>
+              <w:rPr>
+                <w:rFonts w:ascii="Inter" w:hAnsi="Inter" w:cs="Inter"/>
+                <w:b/>
+                <w:i w:val="0"/>
+                <w:color w:val="1C1E2E"/>
+                <w:sz w:val="19"/>
+              </w:rPr>
               <w:t>Accredited DELE examiner</w:t>
             </w:r>
           </w:p>
@@ -5034,7 +5643,436 @@
           <w:color w:val="1C1E2E"/>
           <w:sz w:val="22"/>
         </w:rPr>
-        <w:t>Two scholarships, one per degree — one merit-based, one awarded through a ministerial call:</w:t>
+        <w:t>High Academic Performance Scholarship — Universidad de Los Andes, Núcleo Táchira.</w:t>
+      </w:r>
+      <w:r>
+        <w:rPr>
+          <w:rFonts w:ascii="Inter" w:hAnsi="Inter" w:cs="Inter"/>
+          <w:b w:val="0"/>
+          <w:i w:val="0"/>
+          <w:color w:val="1C1E2E"/>
+          <w:sz w:val="22"/>
+        </w:rPr>
+        <w:t xml:space="preserve"> A </w:t>
+      </w:r>
+      <w:r>
+        <w:rPr>
+          <w:rFonts w:ascii="Inter" w:hAnsi="Inter" w:cs="Inter"/>
+          <w:b/>
+          <w:i w:val="0"/>
+          <w:color w:val="1C1E2E"/>
+          <w:sz w:val="22"/>
+        </w:rPr>
+        <w:t>merit scholarship, not need-based aid</w:t>
+      </w:r>
+      <w:r>
+        <w:rPr>
+          <w:rFonts w:ascii="Inter" w:hAnsi="Inter" w:cs="Inter"/>
+          <w:b w:val="0"/>
+          <w:i w:val="0"/>
+          <w:color w:val="1C1E2E"/>
+          <w:sz w:val="22"/>
+        </w:rPr>
+        <w:t>: it is awarded on academic performance, and here it follows directly from the four "Luis María Ribas Dávila" Orders (§B.1).</w:t>
+      </w:r>
+    </w:p>
+    <w:tbl>
+      <w:tblPr>
+        <w:tblW w:type="auto" w:w="0"/>
+        <w:jc w:val="left"/>
+        <w:tblBorders>
+          <w:top w:val="single" w:sz="4" w:space="0" w:color="E6E8F2"/>
+          <w:left w:val="single" w:sz="4" w:space="0" w:color="E6E8F2"/>
+          <w:bottom w:val="single" w:sz="4" w:space="0" w:color="E6E8F2"/>
+          <w:right w:val="single" w:sz="4" w:space="0" w:color="E6E8F2"/>
+          <w:insideH w:val="single" w:sz="4" w:space="0" w:color="E6E8F2"/>
+          <w:insideV w:val="single" w:sz="4" w:space="0" w:color="E6E8F2"/>
+        </w:tblBorders>
+        <w:tblLayout w:type="autofit"/>
+        <w:tblLook w:firstColumn="1" w:firstRow="1" w:lastColumn="0" w:lastRow="0" w:noHBand="0" w:noVBand="1" w:val="04A0"/>
+      </w:tblPr>
+      <w:tblGrid>
+        <w:gridCol w:w="4824"/>
+        <w:gridCol w:w="4824"/>
+      </w:tblGrid>
+      <w:tr>
+        <w:tc>
+          <w:tcPr>
+            <w:tcW w:type="dxa" w:w="4824"/>
+            <w:shd w:val="clear" w:color="auto" w:fill="EEF2FD"/>
+          </w:tcPr>
+          <w:p>
+            <w:pPr>
+              <w:spacing w:after="40"/>
+            </w:pPr>
+            <w:r/>
+            <w:r>
+              <w:rPr>
+                <w:rFonts w:ascii="Inter" w:hAnsi="Inter" w:cs="Inter"/>
+                <w:b/>
+                <w:i w:val="0"/>
+                <w:color w:val="22307C"/>
+                <w:sz w:val="19"/>
+              </w:rPr>
+              <w:t>Certified fact</w:t>
+            </w:r>
+          </w:p>
+        </w:tc>
+        <w:tc>
+          <w:tcPr>
+            <w:tcW w:type="dxa" w:w="4824"/>
+            <w:shd w:val="clear" w:color="auto" w:fill="EEF2FD"/>
+          </w:tcPr>
+          <w:p>
+            <w:pPr>
+              <w:spacing w:after="40"/>
+            </w:pPr>
+            <w:r/>
+            <w:r>
+              <w:rPr>
+                <w:rFonts w:ascii="Inter" w:hAnsi="Inter" w:cs="Inter"/>
+                <w:b/>
+                <w:i w:val="0"/>
+                <w:color w:val="22307C"/>
+                <w:sz w:val="19"/>
+              </w:rPr>
+              <w:t>Value</w:t>
+            </w:r>
+          </w:p>
+        </w:tc>
+      </w:tr>
+      <w:tr>
+        <w:tc>
+          <w:tcPr>
+            <w:tcW w:type="dxa" w:w="4824"/>
+          </w:tcPr>
+          <w:p>
+            <w:pPr>
+              <w:spacing w:after="40"/>
+            </w:pPr>
+            <w:r/>
+            <w:r>
+              <w:rPr>
+                <w:rFonts w:ascii="Inter" w:hAnsi="Inter" w:cs="Inter"/>
+                <w:b w:val="0"/>
+                <w:i w:val="0"/>
+                <w:color w:val="1C1E2E"/>
+                <w:sz w:val="19"/>
+              </w:rPr>
+              <w:t>Name</w:t>
+            </w:r>
+          </w:p>
+        </w:tc>
+        <w:tc>
+          <w:tcPr>
+            <w:tcW w:type="dxa" w:w="4824"/>
+          </w:tcPr>
+          <w:p>
+            <w:pPr>
+              <w:spacing w:after="40"/>
+            </w:pPr>
+            <w:r/>
+            <w:r>
+              <w:rPr>
+                <w:rFonts w:ascii="Inter" w:hAnsi="Inter" w:cs="Inter"/>
+                <w:b/>
+                <w:i w:val="0"/>
+                <w:color w:val="1C1E2E"/>
+                <w:sz w:val="19"/>
+              </w:rPr>
+              <w:t>Beca de Alto Rendimiento</w:t>
+            </w:r>
+            <w:r>
+              <w:rPr>
+                <w:rFonts w:ascii="Inter" w:hAnsi="Inter" w:cs="Inter"/>
+                <w:b w:val="0"/>
+                <w:i w:val="0"/>
+                <w:color w:val="1C1E2E"/>
+                <w:sz w:val="19"/>
+              </w:rPr>
+              <w:t xml:space="preserve"> (High Academic Performance Scholarship)</w:t>
+            </w:r>
+          </w:p>
+        </w:tc>
+      </w:tr>
+      <w:tr>
+        <w:tc>
+          <w:tcPr>
+            <w:tcW w:type="dxa" w:w="4824"/>
+          </w:tcPr>
+          <w:p>
+            <w:pPr>
+              <w:spacing w:after="40"/>
+            </w:pPr>
+            <w:r/>
+            <w:r>
+              <w:rPr>
+                <w:rFonts w:ascii="Inter" w:hAnsi="Inter" w:cs="Inter"/>
+                <w:b w:val="0"/>
+                <w:i w:val="0"/>
+                <w:color w:val="1C1E2E"/>
+                <w:sz w:val="19"/>
+              </w:rPr>
+              <w:t>Awarding body</w:t>
+            </w:r>
+          </w:p>
+        </w:tc>
+        <w:tc>
+          <w:tcPr>
+            <w:tcW w:type="dxa" w:w="4824"/>
+          </w:tcPr>
+          <w:p>
+            <w:pPr>
+              <w:spacing w:after="40"/>
+            </w:pPr>
+            <w:r/>
+            <w:r>
+              <w:rPr>
+                <w:rFonts w:ascii="Inter" w:hAnsi="Inter" w:cs="Inter"/>
+                <w:b w:val="0"/>
+                <w:i w:val="0"/>
+                <w:color w:val="1C1E2E"/>
+                <w:sz w:val="19"/>
+              </w:rPr>
+              <w:t xml:space="preserve">Universidad de Los Andes – Táchira, </w:t>
+            </w:r>
+            <w:r>
+              <w:rPr>
+                <w:rFonts w:ascii="Inter" w:hAnsi="Inter" w:cs="Inter"/>
+                <w:b/>
+                <w:i w:val="0"/>
+                <w:color w:val="1C1E2E"/>
+                <w:sz w:val="19"/>
+              </w:rPr>
+              <w:t>Directorate of Student Affairs</w:t>
+            </w:r>
+            <w:r>
+              <w:rPr>
+                <w:rFonts w:ascii="Inter" w:hAnsi="Inter" w:cs="Inter"/>
+                <w:b w:val="0"/>
+                <w:i w:val="0"/>
+                <w:color w:val="1C1E2E"/>
+                <w:sz w:val="19"/>
+              </w:rPr>
+              <w:t>, Socio-Economic Student Assistance Office</w:t>
+            </w:r>
+          </w:p>
+        </w:tc>
+      </w:tr>
+      <w:tr>
+        <w:tc>
+          <w:tcPr>
+            <w:tcW w:type="dxa" w:w="4824"/>
+          </w:tcPr>
+          <w:p>
+            <w:pPr>
+              <w:spacing w:after="40"/>
+            </w:pPr>
+            <w:r/>
+            <w:r>
+              <w:rPr>
+                <w:rFonts w:ascii="Inter" w:hAnsi="Inter" w:cs="Inter"/>
+                <w:b w:val="0"/>
+                <w:i w:val="0"/>
+                <w:color w:val="1C1E2E"/>
+                <w:sz w:val="19"/>
+              </w:rPr>
+              <w:t>Degree</w:t>
+            </w:r>
+          </w:p>
+        </w:tc>
+        <w:tc>
+          <w:tcPr>
+            <w:tcW w:type="dxa" w:w="4824"/>
+          </w:tcPr>
+          <w:p>
+            <w:pPr>
+              <w:spacing w:after="40"/>
+            </w:pPr>
+            <w:r/>
+            <w:r>
+              <w:rPr>
+                <w:rFonts w:ascii="Inter" w:hAnsi="Inter" w:cs="Inter"/>
+                <w:b w:val="0"/>
+                <w:i w:val="0"/>
+                <w:color w:val="1C1E2E"/>
+                <w:sz w:val="19"/>
+              </w:rPr>
+              <w:t>Education, English major</w:t>
+            </w:r>
+          </w:p>
+        </w:tc>
+      </w:tr>
+      <w:tr>
+        <w:tc>
+          <w:tcPr>
+            <w:tcW w:type="dxa" w:w="4824"/>
+          </w:tcPr>
+          <w:p>
+            <w:pPr>
+              <w:spacing w:after="40"/>
+            </w:pPr>
+            <w:r/>
+            <w:r>
+              <w:rPr>
+                <w:rFonts w:ascii="Inter" w:hAnsi="Inter" w:cs="Inter"/>
+                <w:b w:val="0"/>
+                <w:i w:val="0"/>
+                <w:color w:val="1C1E2E"/>
+                <w:sz w:val="19"/>
+              </w:rPr>
+              <w:t>Certified period</w:t>
+            </w:r>
+          </w:p>
+        </w:tc>
+        <w:tc>
+          <w:tcPr>
+            <w:tcW w:type="dxa" w:w="4824"/>
+          </w:tcPr>
+          <w:p>
+            <w:pPr>
+              <w:spacing w:after="40"/>
+            </w:pPr>
+            <w:r/>
+            <w:r>
+              <w:rPr>
+                <w:rFonts w:ascii="Inter" w:hAnsi="Inter" w:cs="Inter"/>
+                <w:b/>
+                <w:i w:val="0"/>
+                <w:color w:val="1C1E2E"/>
+                <w:sz w:val="19"/>
+              </w:rPr>
+              <w:t>July – December 2003</w:t>
+            </w:r>
+            <w:r>
+              <w:rPr>
+                <w:rFonts w:ascii="Inter" w:hAnsi="Inter" w:cs="Inter"/>
+                <w:b w:val="0"/>
+                <w:i w:val="0"/>
+                <w:color w:val="1C1E2E"/>
+                <w:sz w:val="19"/>
+              </w:rPr>
+              <w:t xml:space="preserve">, and </w:t>
+            </w:r>
+            <w:r>
+              <w:rPr>
+                <w:rFonts w:ascii="Inter" w:hAnsi="Inter" w:cs="Inter"/>
+                <w:b/>
+                <w:i w:val="0"/>
+                <w:color w:val="1C1E2E"/>
+                <w:sz w:val="19"/>
+              </w:rPr>
+              <w:t>still current</w:t>
+            </w:r>
+            <w:r>
+              <w:rPr>
+                <w:rFonts w:ascii="Inter" w:hAnsi="Inter" w:cs="Inter"/>
+                <w:b w:val="0"/>
+                <w:i w:val="0"/>
+                <w:color w:val="1C1E2E"/>
+                <w:sz w:val="19"/>
+              </w:rPr>
+              <w:t xml:space="preserve"> at the date of issue</w:t>
+            </w:r>
+          </w:p>
+        </w:tc>
+      </w:tr>
+      <w:tr>
+        <w:tc>
+          <w:tcPr>
+            <w:tcW w:type="dxa" w:w="4824"/>
+          </w:tcPr>
+          <w:p>
+            <w:pPr>
+              <w:spacing w:after="40"/>
+            </w:pPr>
+            <w:r/>
+            <w:r>
+              <w:rPr>
+                <w:rFonts w:ascii="Inter" w:hAnsi="Inter" w:cs="Inter"/>
+                <w:b w:val="0"/>
+                <w:i w:val="0"/>
+                <w:color w:val="1C1E2E"/>
+                <w:sz w:val="19"/>
+              </w:rPr>
+              <w:t>Document</w:t>
+            </w:r>
+          </w:p>
+        </w:tc>
+        <w:tc>
+          <w:tcPr>
+            <w:tcW w:type="dxa" w:w="4824"/>
+          </w:tcPr>
+          <w:p>
+            <w:pPr>
+              <w:spacing w:after="40"/>
+            </w:pPr>
+            <w:r/>
+            <w:r>
+              <w:rPr>
+                <w:rFonts w:ascii="Inter" w:hAnsi="Inter" w:cs="Inter"/>
+                <w:b/>
+                <w:i w:val="0"/>
+                <w:color w:val="1C1E2E"/>
+                <w:sz w:val="19"/>
+              </w:rPr>
+              <w:t>Certificate</w:t>
+            </w:r>
+            <w:r>
+              <w:rPr>
+                <w:rFonts w:ascii="Inter" w:hAnsi="Inter" w:cs="Inter"/>
+                <w:b w:val="0"/>
+                <w:i w:val="0"/>
+                <w:color w:val="1C1E2E"/>
+                <w:sz w:val="19"/>
+              </w:rPr>
+              <w:t xml:space="preserve"> signed by the ULA-Táchira Social Worker, San Cristóbal, </w:t>
+            </w:r>
+            <w:r>
+              <w:rPr>
+                <w:rFonts w:ascii="Inter" w:hAnsi="Inter" w:cs="Inter"/>
+                <w:b/>
+                <w:i w:val="0"/>
+                <w:color w:val="1C1E2E"/>
+                <w:sz w:val="19"/>
+              </w:rPr>
+              <w:t>13 May 2004</w:t>
+            </w:r>
+            <w:r>
+              <w:rPr>
+                <w:rFonts w:ascii="Inter" w:hAnsi="Inter" w:cs="Inter"/>
+                <w:b w:val="0"/>
+                <w:i w:val="0"/>
+                <w:color w:val="1C1E2E"/>
+                <w:sz w:val="19"/>
+              </w:rPr>
+              <w:t xml:space="preserve"> </w:t>
+            </w:r>
+            <w:r>
+              <w:rPr>
+                <w:rFonts w:ascii="Inter" w:hAnsi="Inter" w:cs="Inter"/>
+                <w:b/>
+                <w:i w:val="0"/>
+                <w:color w:val="1C1E2E"/>
+                <w:sz w:val="19"/>
+              </w:rPr>
+              <w:t>[DOC-12]</w:t>
+            </w:r>
+          </w:p>
+        </w:tc>
+      </w:tr>
+    </w:tbl>
+    <w:p/>
+    <w:p>
+      <w:r>
+        <w:rPr>
+          <w:rFonts w:ascii="Inter" w:hAnsi="Inter" w:cs="Inter"/>
+          <w:b/>
+          <w:i w:val="0"/>
+          <w:color w:val="1C1E2E"/>
+          <w:sz w:val="22"/>
+        </w:rPr>
+        <w:t>Second scholarship — Ministry grant (master's, UPV).</w:t>
       </w:r>
     </w:p>
     <w:tbl>
@@ -5212,7 +6250,7 @@
                 <w:color w:val="1C1E2E"/>
                 <w:sz w:val="19"/>
               </w:rPr>
-              <w:t>1</w:t>
+              <w:t>2</w:t>
             </w:r>
           </w:p>
         </w:tc>
@@ -5233,7 +6271,17 @@
                 <w:color w:val="1C1E2E"/>
                 <w:sz w:val="19"/>
               </w:rPr>
-              <w:t>Academic Excellence Scholarship</w:t>
+              <w:t>Ministry scholarship</w:t>
+            </w:r>
+            <w:r>
+              <w:rPr>
+                <w:rFonts w:ascii="Inter" w:hAnsi="Inter" w:cs="Inter"/>
+                <w:b w:val="0"/>
+                <w:i w:val="0"/>
+                <w:color w:val="1C1E2E"/>
+                <w:sz w:val="19"/>
+              </w:rPr>
+              <w:t xml:space="preserve"> (general higher-education grant)</w:t>
             </w:r>
           </w:p>
         </w:tc>
@@ -5254,7 +6302,17 @@
                 <w:color w:val="1C1E2E"/>
                 <w:sz w:val="19"/>
               </w:rPr>
-              <w:t>Universidad de Los Andes (ULA), Táchira, Venezuela</w:t>
+              <w:t xml:space="preserve">Ministry of Education </w:t>
+            </w:r>
+            <w:r>
+              <w:rPr>
+                <w:rFonts w:ascii="Inter" w:hAnsi="Inter" w:cs="Inter"/>
+                <w:b w:val="0"/>
+                <w:i/>
+                <w:color w:val="1C1E2E"/>
+                <w:sz w:val="19"/>
+              </w:rPr>
+              <w:t>[confirm the exact name of the call]</w:t>
             </w:r>
           </w:p>
         </w:tc>
@@ -5275,7 +6333,7 @@
                 <w:color w:val="1C1E2E"/>
                 <w:sz w:val="19"/>
               </w:rPr>
-              <w:t xml:space="preserve">Degree in Education, English major · </w:t>
+              <w:t xml:space="preserve">Master's in Languages and Technology, UPV · </w:t>
             </w:r>
             <w:r>
               <w:rPr>
@@ -5301,22 +6359,12 @@
             <w:r>
               <w:rPr>
                 <w:rFonts w:ascii="Inter" w:hAnsi="Inter" w:cs="Inter"/>
-                <w:b/>
-                <w:i w:val="0"/>
-                <w:color w:val="1C1E2E"/>
-                <w:sz w:val="19"/>
-              </w:rPr>
-              <w:t>Academic excellence</w:t>
-            </w:r>
-            <w:r>
-              <w:rPr>
-                <w:rFonts w:ascii="Inter" w:hAnsi="Inter" w:cs="Inter"/>
                 <w:b w:val="0"/>
                 <w:i w:val="0"/>
                 <w:color w:val="1C1E2E"/>
                 <w:sz w:val="19"/>
               </w:rPr>
-              <w:t xml:space="preserve"> (awarded on performance, not on income)</w:t>
+              <w:t>General master's-level study grant</w:t>
             </w:r>
           </w:p>
         </w:tc>
@@ -5337,164 +6385,6 @@
                 <w:color w:val="1C1E2E"/>
                 <w:sz w:val="19"/>
               </w:rPr>
-              <w:t>[DOC-12]</w:t>
-            </w:r>
-          </w:p>
-        </w:tc>
-      </w:tr>
-      <w:tr>
-        <w:tc>
-          <w:tcPr>
-            <w:tcW w:type="dxa" w:w="1608"/>
-          </w:tcPr>
-          <w:p>
-            <w:pPr>
-              <w:spacing w:after="40"/>
-            </w:pPr>
-            <w:r/>
-            <w:r>
-              <w:rPr>
-                <w:rFonts w:ascii="Inter" w:hAnsi="Inter" w:cs="Inter"/>
-                <w:b w:val="0"/>
-                <w:i w:val="0"/>
-                <w:color w:val="1C1E2E"/>
-                <w:sz w:val="19"/>
-              </w:rPr>
-              <w:t>2</w:t>
-            </w:r>
-          </w:p>
-        </w:tc>
-        <w:tc>
-          <w:tcPr>
-            <w:tcW w:type="dxa" w:w="1608"/>
-          </w:tcPr>
-          <w:p>
-            <w:pPr>
-              <w:spacing w:after="40"/>
-            </w:pPr>
-            <w:r/>
-            <w:r>
-              <w:rPr>
-                <w:rFonts w:ascii="Inter" w:hAnsi="Inter" w:cs="Inter"/>
-                <w:b/>
-                <w:i w:val="0"/>
-                <w:color w:val="1C1E2E"/>
-                <w:sz w:val="19"/>
-              </w:rPr>
-              <w:t>Ministry scholarship</w:t>
-            </w:r>
-            <w:r>
-              <w:rPr>
-                <w:rFonts w:ascii="Inter" w:hAnsi="Inter" w:cs="Inter"/>
-                <w:b w:val="0"/>
-                <w:i w:val="0"/>
-                <w:color w:val="1C1E2E"/>
-                <w:sz w:val="19"/>
-              </w:rPr>
-              <w:t xml:space="preserve"> (general higher-education grant)</w:t>
-            </w:r>
-          </w:p>
-        </w:tc>
-        <w:tc>
-          <w:tcPr>
-            <w:tcW w:type="dxa" w:w="1608"/>
-          </w:tcPr>
-          <w:p>
-            <w:pPr>
-              <w:spacing w:after="40"/>
-            </w:pPr>
-            <w:r/>
-            <w:r>
-              <w:rPr>
-                <w:rFonts w:ascii="Inter" w:hAnsi="Inter" w:cs="Inter"/>
-                <w:b w:val="0"/>
-                <w:i w:val="0"/>
-                <w:color w:val="1C1E2E"/>
-                <w:sz w:val="19"/>
-              </w:rPr>
-              <w:t xml:space="preserve">Ministry of Education </w:t>
-            </w:r>
-            <w:r>
-              <w:rPr>
-                <w:rFonts w:ascii="Inter" w:hAnsi="Inter" w:cs="Inter"/>
-                <w:b w:val="0"/>
-                <w:i/>
-                <w:color w:val="1C1E2E"/>
-                <w:sz w:val="19"/>
-              </w:rPr>
-              <w:t>[confirm the exact name of the call]</w:t>
-            </w:r>
-          </w:p>
-        </w:tc>
-        <w:tc>
-          <w:tcPr>
-            <w:tcW w:type="dxa" w:w="1608"/>
-          </w:tcPr>
-          <w:p>
-            <w:pPr>
-              <w:spacing w:after="40"/>
-            </w:pPr>
-            <w:r/>
-            <w:r>
-              <w:rPr>
-                <w:rFonts w:ascii="Inter" w:hAnsi="Inter" w:cs="Inter"/>
-                <w:b w:val="0"/>
-                <w:i w:val="0"/>
-                <w:color w:val="1C1E2E"/>
-                <w:sz w:val="19"/>
-              </w:rPr>
-              <w:t xml:space="preserve">Master's in Languages and Technology, UPV · </w:t>
-            </w:r>
-            <w:r>
-              <w:rPr>
-                <w:rFonts w:ascii="Inter" w:hAnsi="Inter" w:cs="Inter"/>
-                <w:b w:val="0"/>
-                <w:i/>
-                <w:color w:val="1C1E2E"/>
-                <w:sz w:val="19"/>
-              </w:rPr>
-              <w:t>[year to complete]</w:t>
-            </w:r>
-          </w:p>
-        </w:tc>
-        <w:tc>
-          <w:tcPr>
-            <w:tcW w:type="dxa" w:w="1608"/>
-          </w:tcPr>
-          <w:p>
-            <w:pPr>
-              <w:spacing w:after="40"/>
-            </w:pPr>
-            <w:r/>
-            <w:r>
-              <w:rPr>
-                <w:rFonts w:ascii="Inter" w:hAnsi="Inter" w:cs="Inter"/>
-                <w:b w:val="0"/>
-                <w:i w:val="0"/>
-                <w:color w:val="1C1E2E"/>
-                <w:sz w:val="19"/>
-              </w:rPr>
-              <w:t>General master's-level study grant</w:t>
-            </w:r>
-          </w:p>
-        </w:tc>
-        <w:tc>
-          <w:tcPr>
-            <w:tcW w:type="dxa" w:w="1608"/>
-          </w:tcPr>
-          <w:p>
-            <w:pPr>
-              <w:spacing w:after="40"/>
-            </w:pPr>
-            <w:r/>
-            <w:r>
-              <w:rPr>
-                <w:rFonts w:ascii="Inter" w:hAnsi="Inter" w:cs="Inter"/>
-                <w:b/>
-                <w:i w:val="0"/>
-                <w:color w:val="1C1E2E"/>
-                <w:sz w:val="19"/>
-              </w:rPr>
               <w:t>[DOC-13]</w:t>
             </w:r>
           </w:p>
@@ -5521,7 +6411,7 @@
           <w:color w:val="1C1E2E"/>
           <w:sz w:val="22"/>
         </w:rPr>
-        <w:t xml:space="preserve"> The </w:t>
+        <w:t xml:space="preserve"> The High Academic Performance Scholarship is </w:t>
       </w:r>
       <w:r>
         <w:rPr>
@@ -5531,7 +6421,7 @@
           <w:color w:val="1C1E2E"/>
           <w:sz w:val="22"/>
         </w:rPr>
-        <w:t>academic excellence scholarship</w:t>
+        <w:t>not income-based aid</w:t>
       </w:r>
       <w:r>
         <w:rPr>
@@ -5541,27 +6431,7 @@
           <w:color w:val="1C1E2E"/>
           <w:sz w:val="22"/>
         </w:rPr>
-        <w:t xml:space="preserve"> is not need-based aid: it is awarded on performance, so it </w:t>
-      </w:r>
-      <w:r>
-        <w:rPr>
-          <w:rFonts w:ascii="Inter" w:hAnsi="Inter" w:cs="Inter"/>
-          <w:b/>
-          <w:i w:val="0"/>
-          <w:color w:val="1C1E2E"/>
-          <w:sz w:val="22"/>
-        </w:rPr>
-        <w:t>independently corroborates the very fact the undergraduate record states</w:t>
-      </w:r>
-      <w:r>
-        <w:rPr>
-          <w:rFonts w:ascii="Inter" w:hAnsi="Inter" w:cs="Inter"/>
-          <w:b w:val="0"/>
-          <w:i w:val="0"/>
-          <w:color w:val="1C1E2E"/>
-          <w:sz w:val="22"/>
-        </w:rPr>
-        <w:t xml:space="preserve"> (Summa Cum Laude, first in class). Say so explicitly in the application — it turns the 5% scholarship item into additional evidence for the 70% academic record.</w:t>
+        <w:t>: it is awarded on performance. It independently corroborates — from a different office than the one issuing grades — the very fact that carries the 70% academic record. Say so explicitly in the application: it turns the 5% scholarship item into a second source of proof for the record.</w:t>
       </w:r>
     </w:p>
     <w:p>
@@ -5590,7 +6460,7 @@
           <w:color w:val="5B5F77"/>
           <w:sz w:val="21"/>
         </w:rPr>
-        <w:t xml:space="preserve"> - Locate the </w:t>
+        <w:t xml:space="preserve"> complete the </w:t>
       </w:r>
       <w:r>
         <w:rPr>
@@ -5600,7 +6470,7 @@
           <w:color w:val="5B5F77"/>
           <w:sz w:val="21"/>
         </w:rPr>
-        <w:t>award letter or resolution</w:t>
+        <w:t>academic year</w:t>
       </w:r>
       <w:r>
         <w:rPr>
@@ -5610,7 +6480,7 @@
           <w:color w:val="5B5F77"/>
           <w:sz w:val="21"/>
         </w:rPr>
-        <w:t xml:space="preserve"> for each scholarship (a payment receipt does not evidence the merit). - Complete the </w:t>
+        <w:t xml:space="preserve"> and the </w:t>
       </w:r>
       <w:r>
         <w:rPr>
@@ -5620,7 +6490,7 @@
           <w:color w:val="5B5F77"/>
           <w:sz w:val="21"/>
         </w:rPr>
-        <w:t>academic year</w:t>
+        <w:t>exact official name</w:t>
       </w:r>
       <w:r>
         <w:rPr>
@@ -5630,47 +6500,7 @@
           <w:color w:val="5B5F77"/>
           <w:sz w:val="21"/>
         </w:rPr>
-        <w:t xml:space="preserve"> for each and the </w:t>
-      </w:r>
-      <w:r>
-        <w:rPr>
-          <w:rFonts w:ascii="Inter" w:hAnsi="Inter" w:cs="Inter"/>
-          <w:b/>
-          <w:i w:val="0"/>
-          <w:color w:val="5B5F77"/>
-          <w:sz w:val="21"/>
-        </w:rPr>
-        <w:t>exact official name</w:t>
-      </w:r>
-      <w:r>
-        <w:rPr>
-          <w:rFonts w:ascii="Inter" w:hAnsi="Inter" w:cs="Inter"/>
-          <w:b w:val="0"/>
-          <w:i w:val="0"/>
-          <w:color w:val="5B5F77"/>
-          <w:sz w:val="21"/>
-        </w:rPr>
-        <w:t xml:space="preserve"> of the ministerial call. - If the ULA resolution uses local Venezuelan terminology, attach a </w:t>
-      </w:r>
-      <w:r>
-        <w:rPr>
-          <w:rFonts w:ascii="Inter" w:hAnsi="Inter" w:cs="Inter"/>
-          <w:b/>
-          <w:i w:val="0"/>
-          <w:color w:val="5B5F77"/>
-          <w:sz w:val="21"/>
-        </w:rPr>
-        <w:t>short explanatory note</w:t>
-      </w:r>
-      <w:r>
-        <w:rPr>
-          <w:rFonts w:ascii="Inter" w:hAnsi="Inter" w:cs="Inter"/>
-          <w:b w:val="0"/>
-          <w:i w:val="0"/>
-          <w:color w:val="5B5F77"/>
-          <w:sz w:val="21"/>
-        </w:rPr>
-        <w:t xml:space="preserve"> confirming the competitive nature of the call.</w:t>
+        <w:t xml:space="preserve"> of the ministerial call, and locate its award resolution (a payment receipt does not evidence the merit).</w:t>
       </w:r>
     </w:p>
     <w:p>
@@ -7021,7 +7851,17 @@
                 <w:color w:val="1C1E2E"/>
                 <w:sz w:val="19"/>
               </w:rPr>
-              <w:t xml:space="preserve"> — apostilled certificate</w:t>
+              <w:t xml:space="preserve"> (apostilled) + </w:t>
+            </w:r>
+            <w:r>
+              <w:rPr>
+                <w:rFonts w:ascii="Inter" w:hAnsi="Inter" w:cs="Inter"/>
+                <w:b/>
+                <w:i w:val="0"/>
+                <w:color w:val="1C1E2E"/>
+                <w:sz w:val="19"/>
+              </w:rPr>
+              <w:t>"Ribas Dávila" Order four years running</w:t>
             </w:r>
           </w:p>
         </w:tc>
@@ -7360,12 +8200,22 @@
             <w:r>
               <w:rPr>
                 <w:rFonts w:ascii="Inter" w:hAnsi="Inter" w:cs="Inter"/>
+                <w:b/>
+                <w:i w:val="0"/>
+                <w:color w:val="1C1E2E"/>
+                <w:sz w:val="19"/>
+              </w:rPr>
+              <w:t>High Academic Performance Scholarship</w:t>
+            </w:r>
+            <w:r>
+              <w:rPr>
+                <w:rFonts w:ascii="Inter" w:hAnsi="Inter" w:cs="Inter"/>
                 <w:b w:val="0"/>
                 <w:i w:val="0"/>
                 <w:color w:val="1C1E2E"/>
                 <w:sz w:val="19"/>
               </w:rPr>
-              <w:t>Academic excellence scholarship (undergraduate) · Ministry scholarship (master's)</w:t>
+              <w:t xml:space="preserve"> evidenced (ULA, 2003-04) · Ministry scholarship (master's)</w:t>
             </w:r>
           </w:p>
         </w:tc>
@@ -10352,7 +11202,7 @@
                 <w:color w:val="1C1E2E"/>
                 <w:sz w:val="19"/>
               </w:rPr>
-              <w:t>DOC-08</w:t>
+              <w:t>DOC-07B</w:t>
             </w:r>
           </w:p>
         </w:tc>
@@ -10373,17 +11223,27 @@
                 <w:color w:val="1C1E2E"/>
                 <w:sz w:val="19"/>
               </w:rPr>
-              <w:t xml:space="preserve">Extraordinary Master's Award resolution </w:t>
+              <w:t xml:space="preserve">⭐ </w:t>
+            </w:r>
+            <w:r>
+              <w:rPr>
+                <w:rFonts w:ascii="Inter" w:hAnsi="Inter" w:cs="Inter"/>
+                <w:b/>
+                <w:i w:val="0"/>
+                <w:color w:val="1C1E2E"/>
+                <w:sz w:val="19"/>
+              </w:rPr>
+              <w:t>Four "Luis María Ribas Dávila" Orders</w:t>
             </w:r>
             <w:r>
               <w:rPr>
                 <w:rFonts w:ascii="Inter" w:hAnsi="Inter" w:cs="Inter"/>
                 <w:b w:val="0"/>
-                <w:i/>
-                <w:color w:val="1C1E2E"/>
-                <w:sz w:val="19"/>
-              </w:rPr>
-              <w:t>(only if UPV resolves one; not applicable today)</w:t>
+                <w:i w:val="0"/>
+                <w:color w:val="1C1E2E"/>
+                <w:sz w:val="19"/>
+              </w:rPr>
+              <w:t xml:space="preserve"> (2000, 2001, 2002, 2003) — highest academic performance, School of Education, ULA-Táchira</w:t>
             </w:r>
           </w:p>
         </w:tc>
@@ -10404,7 +11264,7 @@
                 <w:color w:val="1C1E2E"/>
                 <w:sz w:val="19"/>
               </w:rPr>
-              <w:t>B.2</w:t>
+              <w:t>B.1 · A.2</w:t>
             </w:r>
           </w:p>
         </w:tc>
@@ -10425,7 +11285,17 @@
                 <w:color w:val="1C1E2E"/>
                 <w:sz w:val="19"/>
               </w:rPr>
-              <w:t>➖</w:t>
+              <w:t xml:space="preserve">✅ </w:t>
+            </w:r>
+            <w:r>
+              <w:rPr>
+                <w:rFonts w:ascii="Inter" w:hAnsi="Inter" w:cs="Inter"/>
+                <w:b/>
+                <w:i w:val="0"/>
+                <w:color w:val="1C1E2E"/>
+                <w:sz w:val="19"/>
+              </w:rPr>
+              <w:t>in hand</w:t>
             </w:r>
           </w:p>
         </w:tc>
@@ -10448,7 +11318,7 @@
                 <w:color w:val="1C1E2E"/>
                 <w:sz w:val="19"/>
               </w:rPr>
-              <w:t>DOC-09</w:t>
+              <w:t>DOC-08</w:t>
             </w:r>
           </w:p>
         </w:tc>
@@ -10469,7 +11339,17 @@
                 <w:color w:val="1C1E2E"/>
                 <w:sz w:val="19"/>
               </w:rPr>
-              <w:t>C1 Advanced (CAE) certificate — Cambridge</w:t>
+              <w:t xml:space="preserve">Extraordinary Master's Award resolution </w:t>
+            </w:r>
+            <w:r>
+              <w:rPr>
+                <w:rFonts w:ascii="Inter" w:hAnsi="Inter" w:cs="Inter"/>
+                <w:b w:val="0"/>
+                <w:i/>
+                <w:color w:val="1C1E2E"/>
+                <w:sz w:val="19"/>
+              </w:rPr>
+              <w:t>(only if UPV resolves one; not applicable today)</w:t>
             </w:r>
           </w:p>
         </w:tc>
@@ -10490,7 +11370,7 @@
                 <w:color w:val="1C1E2E"/>
                 <w:sz w:val="19"/>
               </w:rPr>
-              <w:t>B.4</w:t>
+              <w:t>B.2</w:t>
             </w:r>
           </w:p>
         </w:tc>
@@ -10511,7 +11391,7 @@
                 <w:color w:val="1C1E2E"/>
                 <w:sz w:val="19"/>
               </w:rPr>
-              <w:t>⬜</w:t>
+              <w:t>➖</w:t>
             </w:r>
           </w:p>
         </w:tc>
@@ -10534,7 +11414,7 @@
                 <w:color w:val="1C1E2E"/>
                 <w:sz w:val="19"/>
               </w:rPr>
-              <w:t>DOC-10</w:t>
+              <w:t>DOC-09</w:t>
             </w:r>
           </w:p>
         </w:tc>
@@ -10555,7 +11435,7 @@
                 <w:color w:val="1C1E2E"/>
                 <w:sz w:val="19"/>
               </w:rPr>
-              <w:t>CELTA certificate — Cambridge</w:t>
+              <w:t>C1 Advanced (CAE) certificate — Cambridge</w:t>
             </w:r>
           </w:p>
         </w:tc>
@@ -10620,7 +11500,7 @@
                 <w:color w:val="1C1E2E"/>
                 <w:sz w:val="19"/>
               </w:rPr>
-              <w:t>DOC-11</w:t>
+              <w:t>DOC-10</w:t>
             </w:r>
           </w:p>
         </w:tc>
@@ -10641,7 +11521,7 @@
                 <w:color w:val="1C1E2E"/>
                 <w:sz w:val="19"/>
               </w:rPr>
-              <w:t>DELE examiner accreditation — Instituto Cervantes</w:t>
+              <w:t>CELTA certificate — Cambridge</w:t>
             </w:r>
           </w:p>
         </w:tc>
@@ -10706,7 +11586,7 @@
                 <w:color w:val="1C1E2E"/>
                 <w:sz w:val="19"/>
               </w:rPr>
-              <w:t>DOC-12</w:t>
+              <w:t>DOC-11</w:t>
             </w:r>
           </w:p>
         </w:tc>
@@ -10727,7 +11607,7 @@
                 <w:color w:val="1C1E2E"/>
                 <w:sz w:val="19"/>
               </w:rPr>
-              <w:t>Academic Excellence Scholarship credential (ULA, undergraduate)</w:t>
+              <w:t>DELE examiner accreditation — Instituto Cervantes</w:t>
             </w:r>
           </w:p>
         </w:tc>
@@ -10748,7 +11628,7 @@
                 <w:color w:val="1C1E2E"/>
                 <w:sz w:val="19"/>
               </w:rPr>
-              <w:t>B.5</w:t>
+              <w:t>B.4</w:t>
             </w:r>
           </w:p>
         </w:tc>
@@ -10770,6 +11650,122 @@
                 <w:sz w:val="19"/>
               </w:rPr>
               <w:t>⬜</w:t>
+            </w:r>
+          </w:p>
+        </w:tc>
+      </w:tr>
+      <w:tr>
+        <w:tc>
+          <w:tcPr>
+            <w:tcW w:type="dxa" w:w="2412"/>
+          </w:tcPr>
+          <w:p>
+            <w:pPr>
+              <w:spacing w:after="40"/>
+            </w:pPr>
+            <w:r/>
+            <w:r>
+              <w:rPr>
+                <w:rFonts w:ascii="Inter" w:hAnsi="Inter" w:cs="Inter"/>
+                <w:b w:val="0"/>
+                <w:i w:val="0"/>
+                <w:color w:val="1C1E2E"/>
+                <w:sz w:val="19"/>
+              </w:rPr>
+              <w:t>DOC-12</w:t>
+            </w:r>
+          </w:p>
+        </w:tc>
+        <w:tc>
+          <w:tcPr>
+            <w:tcW w:type="dxa" w:w="2412"/>
+          </w:tcPr>
+          <w:p>
+            <w:pPr>
+              <w:spacing w:after="40"/>
+            </w:pPr>
+            <w:r/>
+            <w:r>
+              <w:rPr>
+                <w:rFonts w:ascii="Inter" w:hAnsi="Inter" w:cs="Inter"/>
+                <w:b w:val="0"/>
+                <w:i w:val="0"/>
+                <w:color w:val="1C1E2E"/>
+                <w:sz w:val="19"/>
+              </w:rPr>
+              <w:t xml:space="preserve">⭐ </w:t>
+            </w:r>
+            <w:r>
+              <w:rPr>
+                <w:rFonts w:ascii="Inter" w:hAnsi="Inter" w:cs="Inter"/>
+                <w:b/>
+                <w:i w:val="0"/>
+                <w:color w:val="1C1E2E"/>
+                <w:sz w:val="19"/>
+              </w:rPr>
+              <w:t>High Academic Performance Scholarship certificate</w:t>
+            </w:r>
+            <w:r>
+              <w:rPr>
+                <w:rFonts w:ascii="Inter" w:hAnsi="Inter" w:cs="Inter"/>
+                <w:b w:val="0"/>
+                <w:i w:val="0"/>
+                <w:color w:val="1C1E2E"/>
+                <w:sz w:val="19"/>
+              </w:rPr>
+              <w:t xml:space="preserve"> — ULA-Táchira, Directorate of Student Affairs, 13 May 2004 (period Jul–Dec 2003, still current)</w:t>
+            </w:r>
+          </w:p>
+        </w:tc>
+        <w:tc>
+          <w:tcPr>
+            <w:tcW w:type="dxa" w:w="2412"/>
+          </w:tcPr>
+          <w:p>
+            <w:pPr>
+              <w:spacing w:after="40"/>
+            </w:pPr>
+            <w:r/>
+            <w:r>
+              <w:rPr>
+                <w:rFonts w:ascii="Inter" w:hAnsi="Inter" w:cs="Inter"/>
+                <w:b w:val="0"/>
+                <w:i w:val="0"/>
+                <w:color w:val="1C1E2E"/>
+                <w:sz w:val="19"/>
+              </w:rPr>
+              <w:t>B.5</w:t>
+            </w:r>
+          </w:p>
+        </w:tc>
+        <w:tc>
+          <w:tcPr>
+            <w:tcW w:type="dxa" w:w="2412"/>
+          </w:tcPr>
+          <w:p>
+            <w:pPr>
+              <w:spacing w:after="40"/>
+            </w:pPr>
+            <w:r/>
+            <w:r>
+              <w:rPr>
+                <w:rFonts w:ascii="Inter" w:hAnsi="Inter" w:cs="Inter"/>
+                <w:b w:val="0"/>
+                <w:i w:val="0"/>
+                <w:color w:val="1C1E2E"/>
+                <w:sz w:val="19"/>
+              </w:rPr>
+              <w:t xml:space="preserve">✅ </w:t>
+            </w:r>
+            <w:r>
+              <w:rPr>
+                <w:rFonts w:ascii="Inter" w:hAnsi="Inter" w:cs="Inter"/>
+                <w:b/>
+                <w:i w:val="0"/>
+                <w:color w:val="1C1E2E"/>
+                <w:sz w:val="19"/>
+              </w:rPr>
+              <w:t>in hand</w:t>
             </w:r>
           </w:p>
         </w:tc>
@@ -12115,6 +13111,83 @@
       </w:r>
     </w:p>
     <w:p>
+      <w:pPr>
+        <w:pStyle w:val="ListBullet"/>
+        <w:spacing w:after="60"/>
+        <w:ind w:left="403"/>
+      </w:pPr>
+      <w:r>
+        <w:rPr>
+          <w:rFonts w:ascii="Inter" w:hAnsi="Inter" w:cs="Inter"/>
+          <w:b w:val="0"/>
+          <w:i w:val="0"/>
+          <w:color w:val="1C1E2E"/>
+          <w:sz w:val="22"/>
+        </w:rPr>
+        <w:t xml:space="preserve">☑ </w:t>
+      </w:r>
+      <w:r>
+        <w:rPr>
+          <w:rFonts w:ascii="Inter" w:hAnsi="Inter" w:cs="Inter"/>
+          <w:b/>
+          <w:i w:val="0"/>
+          <w:color w:val="1C1E2E"/>
+          <w:sz w:val="22"/>
+        </w:rPr>
+        <w:t>Undergraduate scholarship</w:t>
+      </w:r>
+      <w:r>
+        <w:rPr>
+          <w:rFonts w:ascii="Inter" w:hAnsi="Inter" w:cs="Inter"/>
+          <w:b w:val="0"/>
+          <w:i w:val="0"/>
+          <w:color w:val="1C1E2E"/>
+          <w:sz w:val="22"/>
+        </w:rPr>
+        <w:t xml:space="preserve"> → ULA </w:t>
+      </w:r>
+      <w:r>
+        <w:rPr>
+          <w:rFonts w:ascii="Inter" w:hAnsi="Inter" w:cs="Inter"/>
+          <w:b/>
+          <w:i w:val="0"/>
+          <w:color w:val="1C1E2E"/>
+          <w:sz w:val="22"/>
+        </w:rPr>
+        <w:t>High Academic Performance Scholarship</w:t>
+      </w:r>
+      <w:r>
+        <w:rPr>
+          <w:rFonts w:ascii="Inter" w:hAnsi="Inter" w:cs="Inter"/>
+          <w:b w:val="0"/>
+          <w:i w:val="0"/>
+          <w:color w:val="1C1E2E"/>
+          <w:sz w:val="22"/>
+        </w:rPr>
+        <w:t xml:space="preserve">, evidenced by official certificate (DOC-12), plus the </w:t>
+      </w:r>
+      <w:r>
+        <w:rPr>
+          <w:rFonts w:ascii="Inter" w:hAnsi="Inter" w:cs="Inter"/>
+          <w:b/>
+          <w:i w:val="0"/>
+          <w:color w:val="1C1E2E"/>
+          <w:sz w:val="22"/>
+        </w:rPr>
+        <w:t>four "Luis María Ribas Dávila" Orders</w:t>
+      </w:r>
+      <w:r>
+        <w:rPr>
+          <w:rFonts w:ascii="Inter" w:hAnsi="Inter" w:cs="Inter"/>
+          <w:b w:val="0"/>
+          <w:i w:val="0"/>
+          <w:color w:val="1C1E2E"/>
+          <w:sz w:val="22"/>
+        </w:rPr>
+        <w:t xml:space="preserve"> (DOC-07B).</w:t>
+      </w:r>
+    </w:p>
+    <w:p>
       <w:r>
         <w:rPr>
           <w:rFonts w:ascii="Inter" w:hAnsi="Inter" w:cs="Inter"/>
@@ -12271,7 +13344,7 @@
           <w:color w:val="1C1E2E"/>
           <w:sz w:val="22"/>
         </w:rPr>
-        <w:t>☐ Gather the remaining certificates (DOC-01, DOC-02, DOC-04, DOC-09 to DOC-18, DOC-20 to DOC-23).</w:t>
+        <w:t>☐ Gather the remaining certificates (DOC-01, DOC-02, DOC-04, DOC-09 to DOC-11, DOC-13 to DOC-18, DOC-20 to DOC-23).</w:t>
       </w:r>
     </w:p>
     <w:p>

--- a/doctorado/04-docx/CV-PhD-Rubric-EN.docx
+++ b/doctorado/04-docx/CV-PhD-Rubric-EN.docx
@@ -85,7 +85,7 @@
           <w:color w:val="1C1E2E"/>
           <w:sz w:val="22"/>
         </w:rPr>
-        <w:t xml:space="preserve"> Language technologies and instructional design for language learning</w:t>
+        <w:t xml:space="preserve"> Language technologies, speaking assessment and CEFR-anchored instructional design</w:t>
       </w:r>
     </w:p>
     <w:p>
@@ -117,7 +117,7 @@
           <w:color w:val="1C1E2E"/>
           <w:sz w:val="22"/>
         </w:rPr>
-        <w:t>MLLDE — Mobile Language Learning Design Environment: a method for integrating LLM tutors and AI literacy into CEFR curriculum design</w:t>
+        <w:t>MLLDE — Multimodal Language Learning Design &amp; Evaluation: modality-declared curriculum design for mobile language learning, and speaking assessment with three tiers of evidence</w:t>
       </w:r>
     </w:p>
     <w:p>
@@ -6072,7 +6072,79 @@
           <w:color w:val="1C1E2E"/>
           <w:sz w:val="22"/>
         </w:rPr>
-        <w:t>Second scholarship — Ministry grant (master's, UPV).</w:t>
+        <w:t>General scholarship, Spanish Ministry of Education, Vocational Training and Sport — academic year 2025/2026.</w:t>
+      </w:r>
+    </w:p>
+    <w:p>
+      <w:r>
+        <w:rPr>
+          <w:rFonts w:ascii="Inter" w:hAnsi="Inter" w:cs="Inter"/>
+          <w:b w:val="0"/>
+          <w:i w:val="0"/>
+          <w:color w:val="1C1E2E"/>
+          <w:sz w:val="22"/>
+        </w:rPr>
+        <w:t xml:space="preserve">Awarded for the </w:t>
+      </w:r>
+      <w:r>
+        <w:rPr>
+          <w:rFonts w:ascii="Inter" w:hAnsi="Inter" w:cs="Inter"/>
+          <w:b/>
+          <w:i w:val="0"/>
+          <w:color w:val="1C1E2E"/>
+          <w:sz w:val="22"/>
+        </w:rPr>
+        <w:t>Master's Degree in Languages and Technology (UPV, Department of Applied Linguistics)</w:t>
+      </w:r>
+      <w:r>
+        <w:rPr>
+          <w:rFonts w:ascii="Inter" w:hAnsi="Inter" w:cs="Inter"/>
+          <w:b w:val="0"/>
+          <w:i w:val="0"/>
+          <w:color w:val="1C1E2E"/>
+          <w:sz w:val="22"/>
+        </w:rPr>
+        <w:t xml:space="preserve"> under the general scholarship call, </w:t>
+      </w:r>
+      <w:r>
+        <w:rPr>
+          <w:rFonts w:ascii="Inter" w:hAnsi="Inter" w:cs="Inter"/>
+          <w:b/>
+          <w:i w:val="0"/>
+          <w:color w:val="1C1E2E"/>
+          <w:sz w:val="22"/>
+        </w:rPr>
+        <w:t>Order EFD/335/25 of 3 April</w:t>
+      </w:r>
+      <w:r>
+        <w:rPr>
+          <w:rFonts w:ascii="Inter" w:hAnsi="Inter" w:cs="Inter"/>
+          <w:b w:val="0"/>
+          <w:i w:val="0"/>
+          <w:color w:val="1C1E2E"/>
+          <w:sz w:val="22"/>
+        </w:rPr>
+        <w:t xml:space="preserve"> (BOE, 7 April). Processing unit: Universitat Politècnica de València. Variable-amount award resolution </w:t>
+      </w:r>
+      <w:r>
+        <w:rPr>
+          <w:rFonts w:ascii="Inter" w:hAnsi="Inter" w:cs="Inter"/>
+          <w:b/>
+          <w:i w:val="0"/>
+          <w:color w:val="1C1E2E"/>
+          <w:sz w:val="22"/>
+        </w:rPr>
+        <w:t>[DOC-13]</w:t>
+      </w:r>
+      <w:r>
+        <w:rPr>
+          <w:rFonts w:ascii="Inter" w:hAnsi="Inter" w:cs="Inter"/>
+          <w:b w:val="0"/>
+          <w:i w:val="0"/>
+          <w:color w:val="1C1E2E"/>
+          <w:sz w:val="22"/>
+        </w:rPr>
+        <w:t>.</w:t>
       </w:r>
     </w:p>
     <w:tbl>
@@ -6091,17 +6163,13 @@
         <w:tblLook w:firstColumn="1" w:firstRow="1" w:lastColumn="0" w:lastRow="0" w:noHBand="0" w:noVBand="1" w:val="04A0"/>
       </w:tblPr>
       <w:tblGrid>
-        <w:gridCol w:w="1608"/>
-        <w:gridCol w:w="1608"/>
-        <w:gridCol w:w="1608"/>
-        <w:gridCol w:w="1608"/>
-        <w:gridCol w:w="1608"/>
-        <w:gridCol w:w="1608"/>
+        <w:gridCol w:w="4824"/>
+        <w:gridCol w:w="4824"/>
       </w:tblGrid>
       <w:tr>
         <w:tc>
           <w:tcPr>
-            <w:tcW w:type="dxa" w:w="1608"/>
+            <w:tcW w:type="dxa" w:w="4824"/>
             <w:shd w:val="clear" w:color="auto" w:fill="EEF2FD"/>
           </w:tcPr>
           <w:p>
@@ -6117,13 +6185,13 @@
                 <w:color w:val="22307C"/>
                 <w:sz w:val="19"/>
               </w:rPr>
-              <w:t>#</w:t>
+              <w:t>Component awarded</w:t>
             </w:r>
           </w:p>
         </w:tc>
         <w:tc>
           <w:tcPr>
-            <w:tcW w:type="dxa" w:w="1608"/>
+            <w:tcW w:type="dxa" w:w="4824"/>
             <w:shd w:val="clear" w:color="auto" w:fill="EEF2FD"/>
           </w:tcPr>
           <w:p>
@@ -6139,14 +6207,15 @@
                 <w:color w:val="22307C"/>
                 <w:sz w:val="19"/>
               </w:rPr>
-              <w:t>Scholarship</w:t>
+              <w:t>Amount</w:t>
             </w:r>
           </w:p>
         </w:tc>
+      </w:tr>
+      <w:tr>
         <w:tc>
           <w:tcPr>
-            <w:tcW w:type="dxa" w:w="1608"/>
-            <w:shd w:val="clear" w:color="auto" w:fill="EEF2FD"/>
+            <w:tcW w:type="dxa" w:w="4824"/>
           </w:tcPr>
           <w:p>
             <w:pPr>
@@ -6156,19 +6225,18 @@
             <w:r>
               <w:rPr>
                 <w:rFonts w:ascii="Inter" w:hAnsi="Inter" w:cs="Inter"/>
-                <w:b/>
-                <w:i w:val="0"/>
-                <w:color w:val="22307C"/>
-                <w:sz w:val="19"/>
-              </w:rPr>
-              <w:t>Awarding body</w:t>
+                <w:b w:val="0"/>
+                <w:i w:val="0"/>
+                <w:color w:val="1C1E2E"/>
+                <w:sz w:val="19"/>
+              </w:rPr>
+              <w:t>Fixed income-linked amount</w:t>
             </w:r>
           </w:p>
         </w:tc>
         <w:tc>
           <w:tcPr>
-            <w:tcW w:type="dxa" w:w="1608"/>
-            <w:shd w:val="clear" w:color="auto" w:fill="EEF2FD"/>
+            <w:tcW w:type="dxa" w:w="4824"/>
           </w:tcPr>
           <w:p>
             <w:pPr>
@@ -6178,19 +6246,20 @@
             <w:r>
               <w:rPr>
                 <w:rFonts w:ascii="Inter" w:hAnsi="Inter" w:cs="Inter"/>
-                <w:b/>
-                <w:i w:val="0"/>
-                <w:color w:val="22307C"/>
-                <w:sz w:val="19"/>
-              </w:rPr>
-              <w:t>Degree / period</w:t>
+                <w:b w:val="0"/>
+                <w:i w:val="0"/>
+                <w:color w:val="1C1E2E"/>
+                <w:sz w:val="19"/>
+              </w:rPr>
+              <w:t>€1,700.00</w:t>
             </w:r>
           </w:p>
         </w:tc>
+      </w:tr>
+      <w:tr>
         <w:tc>
           <w:tcPr>
-            <w:tcW w:type="dxa" w:w="1608"/>
-            <w:shd w:val="clear" w:color="auto" w:fill="EEF2FD"/>
+            <w:tcW w:type="dxa" w:w="4824"/>
           </w:tcPr>
           <w:p>
             <w:pPr>
@@ -6202,17 +6271,16 @@
                 <w:rFonts w:ascii="Inter" w:hAnsi="Inter" w:cs="Inter"/>
                 <w:b/>
                 <w:i w:val="0"/>
-                <w:color w:val="22307C"/>
-                <w:sz w:val="19"/>
-              </w:rPr>
-              <w:t>Type</w:t>
+                <w:color w:val="1C1E2E"/>
+                <w:sz w:val="19"/>
+              </w:rPr>
+              <w:t>Academic excellence — grade-average band 9 to 9.49</w:t>
             </w:r>
           </w:p>
         </w:tc>
         <w:tc>
           <w:tcPr>
-            <w:tcW w:type="dxa" w:w="1608"/>
-            <w:shd w:val="clear" w:color="auto" w:fill="EEF2FD"/>
+            <w:tcW w:type="dxa" w:w="4824"/>
           </w:tcPr>
           <w:p>
             <w:pPr>
@@ -6224,10 +6292,10 @@
                 <w:rFonts w:ascii="Inter" w:hAnsi="Inter" w:cs="Inter"/>
                 <w:b/>
                 <w:i w:val="0"/>
-                <w:color w:val="22307C"/>
-                <w:sz w:val="19"/>
-              </w:rPr>
-              <w:t>Document</w:t>
+                <w:color w:val="1C1E2E"/>
+                <w:sz w:val="19"/>
+              </w:rPr>
+              <w:t>€100.00</w:t>
             </w:r>
           </w:p>
         </w:tc>
@@ -6235,7 +6303,7 @@
       <w:tr>
         <w:tc>
           <w:tcPr>
-            <w:tcW w:type="dxa" w:w="1608"/>
+            <w:tcW w:type="dxa" w:w="4824"/>
           </w:tcPr>
           <w:p>
             <w:pPr>
@@ -6250,13 +6318,13 @@
                 <w:color w:val="1C1E2E"/>
                 <w:sz w:val="19"/>
               </w:rPr>
-              <w:t>2</w:t>
+              <w:t>Variable amount</w:t>
             </w:r>
           </w:p>
         </w:tc>
         <w:tc>
           <w:tcPr>
-            <w:tcW w:type="dxa" w:w="1608"/>
+            <w:tcW w:type="dxa" w:w="4824"/>
           </w:tcPr>
           <w:p>
             <w:pPr>
@@ -6266,28 +6334,20 @@
             <w:r>
               <w:rPr>
                 <w:rFonts w:ascii="Inter" w:hAnsi="Inter" w:cs="Inter"/>
-                <w:b/>
-                <w:i w:val="0"/>
-                <w:color w:val="1C1E2E"/>
-                <w:sz w:val="19"/>
-              </w:rPr>
-              <w:t>Ministry scholarship</w:t>
-            </w:r>
-            <w:r>
-              <w:rPr>
-                <w:rFonts w:ascii="Inter" w:hAnsi="Inter" w:cs="Inter"/>
                 <w:b w:val="0"/>
                 <w:i w:val="0"/>
                 <w:color w:val="1C1E2E"/>
                 <w:sz w:val="19"/>
               </w:rPr>
-              <w:t xml:space="preserve"> (general higher-education grant)</w:t>
+              <w:t>€2,131.72</w:t>
             </w:r>
           </w:p>
         </w:tc>
+      </w:tr>
+      <w:tr>
         <w:tc>
           <w:tcPr>
-            <w:tcW w:type="dxa" w:w="1608"/>
+            <w:tcW w:type="dxa" w:w="4824"/>
           </w:tcPr>
           <w:p>
             <w:pPr>
@@ -6297,28 +6357,18 @@
             <w:r>
               <w:rPr>
                 <w:rFonts w:ascii="Inter" w:hAnsi="Inter" w:cs="Inter"/>
-                <w:b w:val="0"/>
-                <w:i w:val="0"/>
-                <w:color w:val="1C1E2E"/>
-                <w:sz w:val="19"/>
-              </w:rPr>
-              <w:t xml:space="preserve">Ministry of Education </w:t>
-            </w:r>
-            <w:r>
-              <w:rPr>
-                <w:rFonts w:ascii="Inter" w:hAnsi="Inter" w:cs="Inter"/>
-                <w:b w:val="0"/>
-                <w:i/>
-                <w:color w:val="1C1E2E"/>
-                <w:sz w:val="19"/>
-              </w:rPr>
-              <w:t>[confirm the exact name of the call]</w:t>
+                <w:b/>
+                <w:i w:val="0"/>
+                <w:color w:val="1C1E2E"/>
+                <w:sz w:val="19"/>
+              </w:rPr>
+              <w:t>Tuition scholarship</w:t>
             </w:r>
           </w:p>
         </w:tc>
         <w:tc>
           <w:tcPr>
-            <w:tcW w:type="dxa" w:w="1608"/>
+            <w:tcW w:type="dxa" w:w="4824"/>
           </w:tcPr>
           <w:p>
             <w:pPr>
@@ -6333,59 +6383,7 @@
                 <w:color w:val="1C1E2E"/>
                 <w:sz w:val="19"/>
               </w:rPr>
-              <w:t xml:space="preserve">Master's in Languages and Technology, UPV · </w:t>
-            </w:r>
-            <w:r>
-              <w:rPr>
-                <w:rFonts w:ascii="Inter" w:hAnsi="Inter" w:cs="Inter"/>
-                <w:b w:val="0"/>
-                <w:i/>
-                <w:color w:val="1C1E2E"/>
-                <w:sz w:val="19"/>
-              </w:rPr>
-              <w:t>[year to complete]</w:t>
-            </w:r>
-          </w:p>
-        </w:tc>
-        <w:tc>
-          <w:tcPr>
-            <w:tcW w:type="dxa" w:w="1608"/>
-          </w:tcPr>
-          <w:p>
-            <w:pPr>
-              <w:spacing w:after="40"/>
-            </w:pPr>
-            <w:r/>
-            <w:r>
-              <w:rPr>
-                <w:rFonts w:ascii="Inter" w:hAnsi="Inter" w:cs="Inter"/>
-                <w:b w:val="0"/>
-                <w:i w:val="0"/>
-                <w:color w:val="1C1E2E"/>
-                <w:sz w:val="19"/>
-              </w:rPr>
-              <w:t>General master's-level study grant</w:t>
-            </w:r>
-          </w:p>
-        </w:tc>
-        <w:tc>
-          <w:tcPr>
-            <w:tcW w:type="dxa" w:w="1608"/>
-          </w:tcPr>
-          <w:p>
-            <w:pPr>
-              <w:spacing w:after="40"/>
-            </w:pPr>
-            <w:r/>
-            <w:r>
-              <w:rPr>
-                <w:rFonts w:ascii="Inter" w:hAnsi="Inter" w:cs="Inter"/>
-                <w:b/>
-                <w:i w:val="0"/>
-                <w:color w:val="1C1E2E"/>
-                <w:sz w:val="19"/>
-              </w:rPr>
-              <w:t>[DOC-13]</w:t>
+              <w:t>Settled directly with the university</w:t>
             </w:r>
           </w:p>
         </w:tc>
@@ -6393,6 +6391,85 @@
     </w:tbl>
     <w:p/>
     <w:p>
+      <w:pPr>
+        <w:pBdr>
+          <w:left w:val="single" w:sz="18" w:space="8" w:color="9A5B00"/>
+        </w:pBdr>
+        <w:spacing w:before="120" w:after="200"/>
+        <w:ind w:left="317"/>
+      </w:pPr>
+      <w:r>
+        <w:rPr>
+          <w:rFonts w:ascii="Inter" w:hAnsi="Inter" w:cs="Inter"/>
+          <w:b w:val="0"/>
+          <w:i w:val="0"/>
+          <w:color w:val="5B5F77"/>
+          <w:sz w:val="21"/>
+        </w:rPr>
+        <w:t xml:space="preserve">⭐ </w:t>
+      </w:r>
+      <w:r>
+        <w:rPr>
+          <w:rFonts w:ascii="Inter" w:hAnsi="Inter" w:cs="Inter"/>
+          <w:b/>
+          <w:i w:val="0"/>
+          <w:color w:val="5B5F77"/>
+          <w:sz w:val="21"/>
+        </w:rPr>
+        <w:t>The detail to point out to the committee.</w:t>
+      </w:r>
+      <w:r>
+        <w:rPr>
+          <w:rFonts w:ascii="Inter" w:hAnsi="Inter" w:cs="Inter"/>
+          <w:b w:val="0"/>
+          <w:i w:val="0"/>
+          <w:color w:val="5B5F77"/>
+          <w:sz w:val="21"/>
+        </w:rPr>
+        <w:t xml:space="preserve"> The resolution includes a specific </w:t>
+      </w:r>
+      <w:r>
+        <w:rPr>
+          <w:rFonts w:ascii="Inter" w:hAnsi="Inter" w:cs="Inter"/>
+          <w:b/>
+          <w:i w:val="0"/>
+          <w:color w:val="5B5F77"/>
+          <w:sz w:val="21"/>
+        </w:rPr>
+        <w:t>"Academic Excellence" component for the grade-average band 9 to 9.49</w:t>
+      </w:r>
+      <w:r>
+        <w:rPr>
+          <w:rFonts w:ascii="Inter" w:hAnsi="Inter" w:cs="Inter"/>
+          <w:b w:val="0"/>
+          <w:i w:val="0"/>
+          <w:color w:val="5B5F77"/>
+          <w:sz w:val="21"/>
+        </w:rPr>
+        <w:t xml:space="preserve">. In other words, </w:t>
+      </w:r>
+      <w:r>
+        <w:rPr>
+          <w:rFonts w:ascii="Inter" w:hAnsi="Inter" w:cs="Inter"/>
+          <w:b/>
+          <w:i w:val="0"/>
+          <w:color w:val="5B5F77"/>
+          <w:sz w:val="21"/>
+        </w:rPr>
+        <w:t>the Ministry itself certifies, in an independent administrative act, that the master's record falls in that band.</w:t>
+      </w:r>
+      <w:r>
+        <w:rPr>
+          <w:rFonts w:ascii="Inter" w:hAnsi="Inter" w:cs="Inter"/>
+          <w:b w:val="0"/>
+          <w:i w:val="0"/>
+          <w:color w:val="5B5F77"/>
+          <w:sz w:val="21"/>
+        </w:rPr>
+        <w:t xml:space="preserve"> It confirms the 9.4/10 from a source other than the UPV transcript. Cite it explicitly as a "general Ministry scholarship with an academic excellence component", not as a generic grant.</w:t>
+      </w:r>
+    </w:p>
+    <w:p>
       <w:r>
         <w:rPr>
           <w:rFonts w:ascii="Inter" w:hAnsi="Inter" w:cs="Inter"/>
@@ -6401,7 +6478,7 @@
           <w:color w:val="1C1E2E"/>
           <w:sz w:val="22"/>
         </w:rPr>
-        <w:t>Why this merit reinforces Block A.</w:t>
+        <w:t>Why this item is worth more than its 5%.</w:t>
       </w:r>
       <w:r>
         <w:rPr>
@@ -6411,7 +6488,7 @@
           <w:color w:val="1C1E2E"/>
           <w:sz w:val="22"/>
         </w:rPr>
-        <w:t xml:space="preserve"> The High Academic Performance Scholarship is </w:t>
+        <w:t xml:space="preserve"> Both scholarships evidence performance, one at each end of the trajectory, and </w:t>
       </w:r>
       <w:r>
         <w:rPr>
@@ -6421,7 +6498,7 @@
           <w:color w:val="1C1E2E"/>
           <w:sz w:val="22"/>
         </w:rPr>
-        <w:t>not income-based aid</w:t>
+        <w:t>each from an administration other than the one issuing the grades</w:t>
       </w:r>
       <w:r>
         <w:rPr>
@@ -6431,7 +6508,133 @@
           <w:color w:val="1C1E2E"/>
           <w:sz w:val="22"/>
         </w:rPr>
-        <w:t>: it is awarded on performance. It independently corroborates — from a different office than the one issuing grades — the very fact that carries the 70% academic record. Say so explicitly in the application: it turns the 5% scholarship item into a second source of proof for the record.</w:t>
+        <w:t>:</w:t>
+      </w:r>
+    </w:p>
+    <w:p>
+      <w:pPr>
+        <w:pStyle w:val="ListBullet"/>
+        <w:spacing w:after="60"/>
+        <w:ind w:left="403"/>
+      </w:pPr>
+      <w:r>
+        <w:rPr>
+          <w:rFonts w:ascii="Inter" w:hAnsi="Inter" w:cs="Inter"/>
+          <w:b w:val="0"/>
+          <w:i w:val="0"/>
+          <w:color w:val="1C1E2E"/>
+          <w:sz w:val="22"/>
+        </w:rPr>
+        <w:t xml:space="preserve">The ULA </w:t>
+      </w:r>
+      <w:r>
+        <w:rPr>
+          <w:rFonts w:ascii="Inter" w:hAnsi="Inter" w:cs="Inter"/>
+          <w:b/>
+          <w:i w:val="0"/>
+          <w:color w:val="1C1E2E"/>
+          <w:sz w:val="22"/>
+        </w:rPr>
+        <w:t>High Academic Performance Scholarship</w:t>
+      </w:r>
+      <w:r>
+        <w:rPr>
+          <w:rFonts w:ascii="Inter" w:hAnsi="Inter" w:cs="Inter"/>
+          <w:b w:val="0"/>
+          <w:i w:val="0"/>
+          <w:color w:val="1C1E2E"/>
+          <w:sz w:val="22"/>
+        </w:rPr>
+        <w:t xml:space="preserve"> (2003–04) certifies undergraduate performance, from the Directorate of Student Affairs.</w:t>
+      </w:r>
+    </w:p>
+    <w:p>
+      <w:pPr>
+        <w:pStyle w:val="ListBullet"/>
+        <w:spacing w:after="60"/>
+        <w:ind w:left="403"/>
+      </w:pPr>
+      <w:r>
+        <w:rPr>
+          <w:rFonts w:ascii="Inter" w:hAnsi="Inter" w:cs="Inter"/>
+          <w:b w:val="0"/>
+          <w:i w:val="0"/>
+          <w:color w:val="1C1E2E"/>
+          <w:sz w:val="22"/>
+        </w:rPr>
+        <w:t xml:space="preserve">The </w:t>
+      </w:r>
+      <w:r>
+        <w:rPr>
+          <w:rFonts w:ascii="Inter" w:hAnsi="Inter" w:cs="Inter"/>
+          <w:b/>
+          <w:i w:val="0"/>
+          <w:color w:val="1C1E2E"/>
+          <w:sz w:val="22"/>
+        </w:rPr>
+        <w:t>Ministry scholarship</w:t>
+      </w:r>
+      <w:r>
+        <w:rPr>
+          <w:rFonts w:ascii="Inter" w:hAnsi="Inter" w:cs="Inter"/>
+          <w:b w:val="0"/>
+          <w:i w:val="0"/>
+          <w:color w:val="1C1E2E"/>
+          <w:sz w:val="22"/>
+        </w:rPr>
+        <w:t xml:space="preserve"> (2025/26), through its academic excellence component, certifies that the master's average falls in the </w:t>
+      </w:r>
+      <w:r>
+        <w:rPr>
+          <w:rFonts w:ascii="Inter" w:hAnsi="Inter" w:cs="Inter"/>
+          <w:b/>
+          <w:i w:val="0"/>
+          <w:color w:val="1C1E2E"/>
+          <w:sz w:val="22"/>
+        </w:rPr>
+        <w:t>9–9.49</w:t>
+      </w:r>
+      <w:r>
+        <w:rPr>
+          <w:rFonts w:ascii="Inter" w:hAnsi="Inter" w:cs="Inter"/>
+          <w:b w:val="0"/>
+          <w:i w:val="0"/>
+          <w:color w:val="1C1E2E"/>
+          <w:sz w:val="22"/>
+        </w:rPr>
+        <w:t xml:space="preserve"> band.</w:t>
+      </w:r>
+    </w:p>
+    <w:p>
+      <w:r>
+        <w:rPr>
+          <w:rFonts w:ascii="Inter" w:hAnsi="Inter" w:cs="Inter"/>
+          <w:b w:val="0"/>
+          <w:i w:val="0"/>
+          <w:color w:val="1C1E2E"/>
+          <w:sz w:val="22"/>
+        </w:rPr>
+        <w:t xml:space="preserve">So the 70% academic record — 9.07 in the undergraduate degree and 9.4 in the master's — is corroborated </w:t>
+      </w:r>
+      <w:r>
+        <w:rPr>
+          <w:rFonts w:ascii="Inter" w:hAnsi="Inter" w:cs="Inter"/>
+          <w:b/>
+          <w:i w:val="0"/>
+          <w:color w:val="1C1E2E"/>
+          <w:sz w:val="22"/>
+        </w:rPr>
+        <w:t>twice</w:t>
+      </w:r>
+      <w:r>
+        <w:rPr>
+          <w:rFonts w:ascii="Inter" w:hAnsi="Inter" w:cs="Inter"/>
+          <w:b w:val="0"/>
+          <w:i w:val="0"/>
+          <w:color w:val="1C1E2E"/>
+          <w:sz w:val="22"/>
+        </w:rPr>
+        <w:t>, by two administrations, twenty years apart. Say so explicitly in the application.</w:t>
       </w:r>
     </w:p>
     <w:p>
@@ -6445,62 +6648,72 @@
       <w:r>
         <w:rPr>
           <w:rFonts w:ascii="Inter" w:hAnsi="Inter" w:cs="Inter"/>
-          <w:b/>
+          <w:b w:val="0"/>
           <w:i w:val="0"/>
           <w:color w:val="5B5F77"/>
           <w:sz w:val="21"/>
         </w:rPr>
-        <w:t>Action before submission:</w:t>
-      </w:r>
-      <w:r>
-        <w:rPr>
-          <w:rFonts w:ascii="Inter" w:hAnsi="Inter" w:cs="Inter"/>
-          <w:b w:val="0"/>
+        <w:t xml:space="preserve">⚠️ </w:t>
+      </w:r>
+      <w:r>
+        <w:rPr>
+          <w:rFonts w:ascii="Inter" w:hAnsi="Inter" w:cs="Inter"/>
+          <w:b/>
           <w:i w:val="0"/>
           <w:color w:val="5B5F77"/>
           <w:sz w:val="21"/>
         </w:rPr>
-        <w:t xml:space="preserve"> complete the </w:t>
-      </w:r>
-      <w:r>
-        <w:rPr>
-          <w:rFonts w:ascii="Inter" w:hAnsi="Inter" w:cs="Inter"/>
-          <w:b/>
+        <w:t>Before scanning the Ministry resolution:</w:t>
+      </w:r>
+      <w:r>
+        <w:rPr>
+          <w:rFonts w:ascii="Inter" w:hAnsi="Inter" w:cs="Inter"/>
+          <w:b w:val="0"/>
           <w:i w:val="0"/>
           <w:color w:val="5B5F77"/>
           <w:sz w:val="21"/>
         </w:rPr>
-        <w:t>academic year</w:t>
-      </w:r>
-      <w:r>
-        <w:rPr>
-          <w:rFonts w:ascii="Inter" w:hAnsi="Inter" w:cs="Inter"/>
-          <w:b w:val="0"/>
+        <w:t xml:space="preserve"> the document carries your </w:t>
+      </w:r>
+      <w:r>
+        <w:rPr>
+          <w:rFonts w:ascii="Inter" w:hAnsi="Inter" w:cs="Inter"/>
+          <w:b/>
           <w:i w:val="0"/>
           <w:color w:val="5B5F77"/>
           <w:sz w:val="21"/>
         </w:rPr>
-        <w:t xml:space="preserve"> and the </w:t>
-      </w:r>
-      <w:r>
-        <w:rPr>
-          <w:rFonts w:ascii="Inter" w:hAnsi="Inter" w:cs="Inter"/>
-          <w:b/>
+        <w:t>national ID number, home address and full bank account number</w:t>
+      </w:r>
+      <w:r>
+        <w:rPr>
+          <w:rFonts w:ascii="Inter" w:hAnsi="Inter" w:cs="Inter"/>
+          <w:b w:val="0"/>
           <w:i w:val="0"/>
           <w:color w:val="5B5F77"/>
           <w:sz w:val="21"/>
         </w:rPr>
-        <w:t>exact official name</w:t>
-      </w:r>
-      <w:r>
-        <w:rPr>
-          <w:rFonts w:ascii="Inter" w:hAnsi="Inter" w:cs="Inter"/>
-          <w:b w:val="0"/>
+        <w:t xml:space="preserve">. </w:t>
+      </w:r>
+      <w:r>
+        <w:rPr>
+          <w:rFonts w:ascii="Inter" w:hAnsi="Inter" w:cs="Inter"/>
+          <w:b/>
           <w:i w:val="0"/>
           <w:color w:val="5B5F77"/>
           <w:sz w:val="21"/>
         </w:rPr>
-        <w:t xml:space="preserve"> of the ministerial call, and locate its award resolution (a payment receipt does not evidence the merit).</w:t>
+        <w:t>Redact the account number</w:t>
+      </w:r>
+      <w:r>
+        <w:rPr>
+          <w:rFonts w:ascii="Inter" w:hAnsi="Inter" w:cs="Inter"/>
+          <w:b w:val="0"/>
+          <w:i w:val="0"/>
+          <w:color w:val="5B5F77"/>
+          <w:sz w:val="21"/>
+        </w:rPr>
+        <w:t xml:space="preserve"> before attaching it — the committee does not need it and it should not circulate in a file that passes through several hands.</w:t>
       </w:r>
     </w:p>
     <w:p>
@@ -6912,12 +7125,12 @@
       <w:r>
         <w:rPr>
           <w:rFonts w:ascii="Inter" w:hAnsi="Inter" w:cs="Inter"/>
-          <w:b w:val="0"/>
-          <w:i/>
+          <w:b/>
+          <w:i w:val="0"/>
           <w:color w:val="1C1E2E"/>
           <w:sz w:val="22"/>
         </w:rPr>
-        <w:t>AI literacy</w:t>
+        <w:t>*Measure ≠ Decide</w:t>
       </w:r>
       <w:r>
         <w:rPr>
@@ -6927,7 +7140,7 @@
           <w:color w:val="1C1E2E"/>
           <w:sz w:val="22"/>
         </w:rPr>
-        <w:t xml:space="preserve"> component.</w:t>
+        <w:t>* principle: who observes, who decides, and what gets recorded.</w:t>
       </w:r>
     </w:p>
     <w:p>
@@ -7478,7 +7691,27 @@
           <w:color w:val="5B5F77"/>
           <w:sz w:val="21"/>
         </w:rPr>
-        <w:t xml:space="preserve"> The four experience blocks map one-to-one onto the components of the MLLDE proposal: CEFR teaching → CEFR anchoring; instructional design → the MLLDE method; human–AI governance → AI literacy; SCORM/xAPI and LMS administration → the measurement module and learning-data architecture.</w:t>
+        <w:t xml:space="preserve"> The four experience blocks map one-to-one onto MLLDE's components: CEFR-aligned teaching → standard anchoring and the human assessment criterion; instructional design → the modality-declared design pillar; documented human–AI governance → the </w:t>
+      </w:r>
+      <w:r>
+        <w:rPr>
+          <w:rFonts w:ascii="Inter" w:hAnsi="Inter" w:cs="Inter"/>
+          <w:b w:val="0"/>
+          <w:i/>
+          <w:color w:val="5B5F77"/>
+          <w:sz w:val="21"/>
+        </w:rPr>
+        <w:t>Measure ≠ Decide</w:t>
+      </w:r>
+      <w:r>
+        <w:rPr>
+          <w:rFonts w:ascii="Inter" w:hAnsi="Inter" w:cs="Inter"/>
+          <w:b w:val="0"/>
+          <w:i w:val="0"/>
+          <w:color w:val="5B5F77"/>
+          <w:sz w:val="21"/>
+        </w:rPr>
+        <w:t xml:space="preserve"> principle; SCORM/xAPI and LMS administration → the Measurement Module and its traceability.</w:t>
       </w:r>
     </w:p>
     <w:p>

--- a/doctorado/04-docx/CV-PhD-Rubric-EN.docx
+++ b/doctorado/04-docx/CV-PhD-Rubric-EN.docx
@@ -6875,7 +6875,7 @@
           <w:color w:val="1C1E2E"/>
           <w:sz w:val="22"/>
         </w:rPr>
-        <w:t>More than 20 years of continuous experience in the exact field of the thesis, including 1,568 accredited university teaching hours:</w:t>
+        <w:t>More than 20 years of continuous experience in the exact field of the thesis, evidenced through three independent channels: 1,568 university teaching hours, 12 years of classroom teaching certified by the State, and professional instructional-design practice since 2019:</w:t>
       </w:r>
       <w:r>
         <w:rPr>
@@ -6900,7 +6900,7 @@
           <w:color w:val="1C1E2E"/>
           <w:sz w:val="26"/>
         </w:rPr>
-        <w:t>B.6.1 · University teaching and research</w:t>
+        <w:t>B.6.1 · University teaching — Universidad de Oriente (UDO), Núcleo Nueva Esparta · 2007 – 2010</w:t>
       </w:r>
     </w:p>
     <w:p>
@@ -6912,8 +6912,10 @@
           <w:color w:val="1C1E2E"/>
           <w:sz w:val="22"/>
         </w:rPr>
-        <w:t>Scientific English Lecturer &amp; Scientific Content Writer</w:t>
-      </w:r>
+        <w:t>1,568 certified teaching hours of English for specific purposes</w:t>
+      </w:r>
+    </w:p>
+    <w:p>
       <w:r>
         <w:rPr>
           <w:rFonts w:ascii="Inter" w:hAnsi="Inter" w:cs="Inter"/>
@@ -6922,7 +6924,7 @@
           <w:color w:val="1C1E2E"/>
           <w:sz w:val="22"/>
         </w:rPr>
-        <w:t xml:space="preserve"> — Universidad de Oriente (UDO), Núcleo Nueva Esparta, Venezuela · </w:t>
+        <w:t xml:space="preserve">Contracted lecturer, subsequently </w:t>
       </w:r>
       <w:r>
         <w:rPr>
@@ -6932,15 +6934,687 @@
           <w:color w:val="1C1E2E"/>
           <w:sz w:val="22"/>
         </w:rPr>
-        <w:t>2005 – 2015</w:t>
+        <w:t>transferred to a full-time established post</w:t>
+      </w:r>
+      <w:r>
+        <w:rPr>
+          <w:rFonts w:ascii="Inter" w:hAnsi="Inter" w:cs="Inter"/>
+          <w:b w:val="0"/>
+          <w:i w:val="0"/>
+          <w:color w:val="1C1E2E"/>
+          <w:sz w:val="22"/>
+        </w:rPr>
+        <w:t>, in the Unidad de Estudios Básicos.</w:t>
+      </w:r>
+    </w:p>
+    <w:tbl>
+      <w:tblPr>
+        <w:tblW w:type="auto" w:w="0"/>
+        <w:jc w:val="left"/>
+        <w:tblBorders>
+          <w:top w:val="single" w:sz="4" w:space="0" w:color="E6E8F2"/>
+          <w:left w:val="single" w:sz="4" w:space="0" w:color="E6E8F2"/>
+          <w:bottom w:val="single" w:sz="4" w:space="0" w:color="E6E8F2"/>
+          <w:right w:val="single" w:sz="4" w:space="0" w:color="E6E8F2"/>
+          <w:insideH w:val="single" w:sz="4" w:space="0" w:color="E6E8F2"/>
+          <w:insideV w:val="single" w:sz="4" w:space="0" w:color="E6E8F2"/>
+        </w:tblBorders>
+        <w:tblLayout w:type="autofit"/>
+        <w:tblLook w:firstColumn="1" w:firstRow="1" w:lastColumn="0" w:lastRow="0" w:noHBand="0" w:noVBand="1" w:val="04A0"/>
+      </w:tblPr>
+      <w:tblGrid>
+        <w:gridCol w:w="4824"/>
+        <w:gridCol w:w="4824"/>
+      </w:tblGrid>
+      <w:tr>
+        <w:tc>
+          <w:tcPr>
+            <w:tcW w:type="dxa" w:w="4824"/>
+            <w:shd w:val="clear" w:color="auto" w:fill="EEF2FD"/>
+          </w:tcPr>
+          <w:p>
+            <w:pPr>
+              <w:spacing w:after="40"/>
+            </w:pPr>
+            <w:r/>
+            <w:r>
+              <w:rPr>
+                <w:rFonts w:ascii="Inter" w:hAnsi="Inter" w:cs="Inter"/>
+                <w:b/>
+                <w:i w:val="0"/>
+                <w:color w:val="22307C"/>
+                <w:sz w:val="19"/>
+              </w:rPr>
+              <w:t>Certified fact</w:t>
+            </w:r>
+          </w:p>
+        </w:tc>
+        <w:tc>
+          <w:tcPr>
+            <w:tcW w:type="dxa" w:w="4824"/>
+            <w:shd w:val="clear" w:color="auto" w:fill="EEF2FD"/>
+          </w:tcPr>
+          <w:p>
+            <w:pPr>
+              <w:spacing w:after="40"/>
+            </w:pPr>
+            <w:r/>
+            <w:r>
+              <w:rPr>
+                <w:rFonts w:ascii="Inter" w:hAnsi="Inter" w:cs="Inter"/>
+                <w:b/>
+                <w:i w:val="0"/>
+                <w:color w:val="22307C"/>
+                <w:sz w:val="19"/>
+              </w:rPr>
+              <w:t>Value</w:t>
+            </w:r>
+          </w:p>
+        </w:tc>
+      </w:tr>
+      <w:tr>
+        <w:tc>
+          <w:tcPr>
+            <w:tcW w:type="dxa" w:w="4824"/>
+          </w:tcPr>
+          <w:p>
+            <w:pPr>
+              <w:spacing w:after="40"/>
+            </w:pPr>
+            <w:r/>
+            <w:r>
+              <w:rPr>
+                <w:rFonts w:ascii="Inter" w:hAnsi="Inter" w:cs="Inter"/>
+                <w:b/>
+                <w:i w:val="0"/>
+                <w:color w:val="1C1E2E"/>
+                <w:sz w:val="19"/>
+              </w:rPr>
+              <w:t>Total teaching hours</w:t>
+            </w:r>
+          </w:p>
+        </w:tc>
+        <w:tc>
+          <w:tcPr>
+            <w:tcW w:type="dxa" w:w="4824"/>
+          </w:tcPr>
+          <w:p>
+            <w:pPr>
+              <w:spacing w:after="40"/>
+            </w:pPr>
+            <w:r/>
+            <w:r>
+              <w:rPr>
+                <w:rFonts w:ascii="Inter" w:hAnsi="Inter" w:cs="Inter"/>
+                <w:b/>
+                <w:i w:val="0"/>
+                <w:color w:val="1C1E2E"/>
+                <w:sz w:val="19"/>
+              </w:rPr>
+              <w:t>1,568 h</w:t>
+            </w:r>
+            <w:r>
+              <w:rPr>
+                <w:rFonts w:ascii="Inter" w:hAnsi="Inter" w:cs="Inter"/>
+                <w:b w:val="0"/>
+                <w:i w:val="0"/>
+                <w:color w:val="1C1E2E"/>
+                <w:sz w:val="19"/>
+              </w:rPr>
+              <w:t xml:space="preserve"> — seven semesters of 192 h and one of 224 h</w:t>
+            </w:r>
+          </w:p>
+        </w:tc>
+      </w:tr>
+      <w:tr>
+        <w:tc>
+          <w:tcPr>
+            <w:tcW w:type="dxa" w:w="4824"/>
+          </w:tcPr>
+          <w:p>
+            <w:pPr>
+              <w:spacing w:after="40"/>
+            </w:pPr>
+            <w:r/>
+            <w:r>
+              <w:rPr>
+                <w:rFonts w:ascii="Inter" w:hAnsi="Inter" w:cs="Inter"/>
+                <w:b w:val="0"/>
+                <w:i w:val="0"/>
+                <w:color w:val="1C1E2E"/>
+                <w:sz w:val="19"/>
+              </w:rPr>
+              <w:t>Semesters</w:t>
+            </w:r>
+          </w:p>
+        </w:tc>
+        <w:tc>
+          <w:tcPr>
+            <w:tcW w:type="dxa" w:w="4824"/>
+          </w:tcPr>
+          <w:p>
+            <w:pPr>
+              <w:spacing w:after="40"/>
+            </w:pPr>
+            <w:r/>
+            <w:r>
+              <w:rPr>
+                <w:rFonts w:ascii="Inter" w:hAnsi="Inter" w:cs="Inter"/>
+                <w:b/>
+                <w:i w:val="0"/>
+                <w:color w:val="1C1E2E"/>
+                <w:sz w:val="19"/>
+              </w:rPr>
+              <w:t>8 consecutive</w:t>
+            </w:r>
+            <w:r>
+              <w:rPr>
+                <w:rFonts w:ascii="Inter" w:hAnsi="Inter" w:cs="Inter"/>
+                <w:b w:val="0"/>
+                <w:i w:val="0"/>
+                <w:color w:val="1C1E2E"/>
+                <w:sz w:val="19"/>
+              </w:rPr>
+              <w:t xml:space="preserve"> (I-2007 to II-2010), 12–14 hours per week</w:t>
+            </w:r>
+          </w:p>
+        </w:tc>
+      </w:tr>
+      <w:tr>
+        <w:tc>
+          <w:tcPr>
+            <w:tcW w:type="dxa" w:w="4824"/>
+          </w:tcPr>
+          <w:p>
+            <w:pPr>
+              <w:spacing w:after="40"/>
+            </w:pPr>
+            <w:r/>
+            <w:r>
+              <w:rPr>
+                <w:rFonts w:ascii="Inter" w:hAnsi="Inter" w:cs="Inter"/>
+                <w:b w:val="0"/>
+                <w:i w:val="0"/>
+                <w:color w:val="1C1E2E"/>
+                <w:sz w:val="19"/>
+              </w:rPr>
+              <w:t>Departments</w:t>
+            </w:r>
+          </w:p>
+        </w:tc>
+        <w:tc>
+          <w:tcPr>
+            <w:tcW w:type="dxa" w:w="4824"/>
+          </w:tcPr>
+          <w:p>
+            <w:pPr>
+              <w:spacing w:after="40"/>
+            </w:pPr>
+            <w:r/>
+            <w:r>
+              <w:rPr>
+                <w:rFonts w:ascii="Inter" w:hAnsi="Inter" w:cs="Inter"/>
+                <w:b w:val="0"/>
+                <w:i w:val="0"/>
+                <w:color w:val="1C1E2E"/>
+                <w:sz w:val="19"/>
+              </w:rPr>
+              <w:t xml:space="preserve">Social Sciences and Humanities · Hospitality and Tourism · </w:t>
+            </w:r>
+            <w:r>
+              <w:rPr>
+                <w:rFonts w:ascii="Inter" w:hAnsi="Inter" w:cs="Inter"/>
+                <w:b/>
+                <w:i w:val="0"/>
+                <w:color w:val="1C1E2E"/>
+                <w:sz w:val="19"/>
+              </w:rPr>
+              <w:t>Applied Marine Sciences</w:t>
+            </w:r>
+          </w:p>
+        </w:tc>
+      </w:tr>
+      <w:tr>
+        <w:tc>
+          <w:tcPr>
+            <w:tcW w:type="dxa" w:w="4824"/>
+          </w:tcPr>
+          <w:p>
+            <w:pPr>
+              <w:spacing w:after="40"/>
+            </w:pPr>
+            <w:r/>
+            <w:r>
+              <w:rPr>
+                <w:rFonts w:ascii="Inter" w:hAnsi="Inter" w:cs="Inter"/>
+                <w:b w:val="0"/>
+                <w:i w:val="0"/>
+                <w:color w:val="1C1E2E"/>
+                <w:sz w:val="19"/>
+              </w:rPr>
+              <w:t>Degree programmes served</w:t>
+            </w:r>
+          </w:p>
+        </w:tc>
+        <w:tc>
+          <w:tcPr>
+            <w:tcW w:type="dxa" w:w="4824"/>
+          </w:tcPr>
+          <w:p>
+            <w:pPr>
+              <w:spacing w:after="40"/>
+            </w:pPr>
+            <w:r/>
+            <w:r>
+              <w:rPr>
+                <w:rFonts w:ascii="Inter" w:hAnsi="Inter" w:cs="Inter"/>
+                <w:b w:val="0"/>
+                <w:i w:val="0"/>
+                <w:color w:val="1C1E2E"/>
+                <w:sz w:val="19"/>
+              </w:rPr>
+              <w:t xml:space="preserve">Tourism · Accountancy · Tourism Services · </w:t>
+            </w:r>
+            <w:r>
+              <w:rPr>
+                <w:rFonts w:ascii="Inter" w:hAnsi="Inter" w:cs="Inter"/>
+                <w:b/>
+                <w:i w:val="0"/>
+                <w:color w:val="1C1E2E"/>
+                <w:sz w:val="19"/>
+              </w:rPr>
+              <w:t>Marine Biology</w:t>
+            </w:r>
+            <w:r>
+              <w:rPr>
+                <w:rFonts w:ascii="Inter" w:hAnsi="Inter" w:cs="Inter"/>
+                <w:b w:val="0"/>
+                <w:i w:val="0"/>
+                <w:color w:val="1C1E2E"/>
+                <w:sz w:val="19"/>
+              </w:rPr>
+              <w:t xml:space="preserve"> · </w:t>
+            </w:r>
+            <w:r>
+              <w:rPr>
+                <w:rFonts w:ascii="Inter" w:hAnsi="Inter" w:cs="Inter"/>
+                <w:b/>
+                <w:i w:val="0"/>
+                <w:color w:val="1C1E2E"/>
+                <w:sz w:val="19"/>
+              </w:rPr>
+              <w:t>Aquaculture</w:t>
+            </w:r>
+          </w:p>
+        </w:tc>
+      </w:tr>
+      <w:tr>
+        <w:tc>
+          <w:tcPr>
+            <w:tcW w:type="dxa" w:w="4824"/>
+          </w:tcPr>
+          <w:p>
+            <w:pPr>
+              <w:spacing w:after="40"/>
+            </w:pPr>
+            <w:r/>
+            <w:r>
+              <w:rPr>
+                <w:rFonts w:ascii="Inter" w:hAnsi="Inter" w:cs="Inter"/>
+                <w:b w:val="0"/>
+                <w:i w:val="0"/>
+                <w:color w:val="1C1E2E"/>
+                <w:sz w:val="19"/>
+              </w:rPr>
+              <w:t>Courses</w:t>
+            </w:r>
+          </w:p>
+        </w:tc>
+        <w:tc>
+          <w:tcPr>
+            <w:tcW w:type="dxa" w:w="4824"/>
+          </w:tcPr>
+          <w:p>
+            <w:pPr>
+              <w:spacing w:after="40"/>
+            </w:pPr>
+            <w:r/>
+            <w:r>
+              <w:rPr>
+                <w:rFonts w:ascii="Inter" w:hAnsi="Inter" w:cs="Inter"/>
+                <w:b w:val="0"/>
+                <w:i w:val="0"/>
+                <w:color w:val="1C1E2E"/>
+                <w:sz w:val="19"/>
+              </w:rPr>
+              <w:t xml:space="preserve">Instrumental English · English I · English II · English I for Administrative Sciences · </w:t>
+            </w:r>
+            <w:r>
+              <w:rPr>
+                <w:rFonts w:ascii="Inter" w:hAnsi="Inter" w:cs="Inter"/>
+                <w:b/>
+                <w:i w:val="0"/>
+                <w:color w:val="1C1E2E"/>
+                <w:sz w:val="19"/>
+              </w:rPr>
+              <w:t>Technical English</w:t>
+            </w:r>
+          </w:p>
+        </w:tc>
+      </w:tr>
+      <w:tr>
+        <w:tc>
+          <w:tcPr>
+            <w:tcW w:type="dxa" w:w="4824"/>
+          </w:tcPr>
+          <w:p>
+            <w:pPr>
+              <w:spacing w:after="40"/>
+            </w:pPr>
+            <w:r/>
+            <w:r>
+              <w:rPr>
+                <w:rFonts w:ascii="Inter" w:hAnsi="Inter" w:cs="Inter"/>
+                <w:b w:val="0"/>
+                <w:i w:val="0"/>
+                <w:color w:val="1C1E2E"/>
+                <w:sz w:val="19"/>
+              </w:rPr>
+              <w:t>Evidence</w:t>
+            </w:r>
+          </w:p>
+        </w:tc>
+        <w:tc>
+          <w:tcPr>
+            <w:tcW w:type="dxa" w:w="4824"/>
+          </w:tcPr>
+          <w:p>
+            <w:pPr>
+              <w:spacing w:after="40"/>
+            </w:pPr>
+            <w:r/>
+            <w:r>
+              <w:rPr>
+                <w:rFonts w:ascii="Inter" w:hAnsi="Inter" w:cs="Inter"/>
+                <w:b w:val="0"/>
+                <w:i w:val="0"/>
+                <w:color w:val="1C1E2E"/>
+                <w:sz w:val="19"/>
+              </w:rPr>
+              <w:t xml:space="preserve">Sealed </w:t>
+            </w:r>
+            <w:r>
+              <w:rPr>
+                <w:rFonts w:ascii="Inter" w:hAnsi="Inter" w:cs="Inter"/>
+                <w:b/>
+                <w:i w:val="0"/>
+                <w:color w:val="1C1E2E"/>
+                <w:sz w:val="19"/>
+              </w:rPr>
+              <w:t>Academic Load Certificate</w:t>
+            </w:r>
+            <w:r>
+              <w:rPr>
+                <w:rFonts w:ascii="Inter" w:hAnsi="Inter" w:cs="Inter"/>
+                <w:b w:val="0"/>
+                <w:i w:val="0"/>
+                <w:color w:val="1C1E2E"/>
+                <w:sz w:val="19"/>
+              </w:rPr>
+              <w:t xml:space="preserve">, Unidad de Estudios Básicos, 25 May 2026 </w:t>
+            </w:r>
+            <w:r>
+              <w:rPr>
+                <w:rFonts w:ascii="Inter" w:hAnsi="Inter" w:cs="Inter"/>
+                <w:b/>
+                <w:i w:val="0"/>
+                <w:color w:val="1C1E2E"/>
+                <w:sz w:val="19"/>
+              </w:rPr>
+              <w:t>[DOC-16]</w:t>
+            </w:r>
+            <w:r>
+              <w:rPr>
+                <w:rFonts w:ascii="Inter" w:hAnsi="Inter" w:cs="Inter"/>
+                <w:b w:val="0"/>
+                <w:i w:val="0"/>
+                <w:color w:val="1C1E2E"/>
+                <w:sz w:val="19"/>
+              </w:rPr>
+              <w:t xml:space="preserve"> · teaching-load breakdown with totals </w:t>
+            </w:r>
+            <w:r>
+              <w:rPr>
+                <w:rFonts w:ascii="Inter" w:hAnsi="Inter" w:cs="Inter"/>
+                <w:b/>
+                <w:i w:val="0"/>
+                <w:color w:val="1C1E2E"/>
+                <w:sz w:val="19"/>
+              </w:rPr>
+              <w:t>[DOC-25]</w:t>
+            </w:r>
+          </w:p>
+        </w:tc>
+      </w:tr>
+    </w:tbl>
+    <w:p/>
+    <w:p>
+      <w:pPr>
+        <w:pBdr>
+          <w:left w:val="single" w:sz="18" w:space="8" w:color="9A5B00"/>
+        </w:pBdr>
+        <w:spacing w:before="120" w:after="200"/>
+        <w:ind w:left="317"/>
+      </w:pPr>
+      <w:r>
+        <w:rPr>
+          <w:rFonts w:ascii="Inter" w:hAnsi="Inter" w:cs="Inter"/>
+          <w:b w:val="0"/>
+          <w:i w:val="0"/>
+          <w:color w:val="5B5F77"/>
+          <w:sz w:val="21"/>
+        </w:rPr>
+        <w:t xml:space="preserve">⭐ </w:t>
+      </w:r>
+      <w:r>
+        <w:rPr>
+          <w:rFonts w:ascii="Inter" w:hAnsi="Inter" w:cs="Inter"/>
+          <w:b/>
+          <w:i w:val="0"/>
+          <w:color w:val="5B5F77"/>
+          <w:sz w:val="21"/>
+        </w:rPr>
+        <w:t>The specialism this evidences.</w:t>
+      </w:r>
+      <w:r>
+        <w:rPr>
+          <w:rFonts w:ascii="Inter" w:hAnsi="Inter" w:cs="Inter"/>
+          <w:b w:val="0"/>
+          <w:i w:val="0"/>
+          <w:color w:val="5B5F77"/>
+          <w:sz w:val="21"/>
+        </w:rPr>
+        <w:t xml:space="preserve"> She taught </w:t>
+      </w:r>
+      <w:r>
+        <w:rPr>
+          <w:rFonts w:ascii="Inter" w:hAnsi="Inter" w:cs="Inter"/>
+          <w:b/>
+          <w:i w:val="0"/>
+          <w:color w:val="5B5F77"/>
+          <w:sz w:val="21"/>
+        </w:rPr>
+        <w:t>Technical and Instrumental English to Marine Biology and Aquaculture</w:t>
+      </w:r>
+      <w:r>
+        <w:rPr>
+          <w:rFonts w:ascii="Inter" w:hAnsi="Inter" w:cs="Inter"/>
+          <w:b w:val="0"/>
+          <w:i w:val="0"/>
+          <w:color w:val="5B5F77"/>
+          <w:sz w:val="21"/>
+        </w:rPr>
+        <w:t xml:space="preserve"> while, over the same period, writing and reviewing </w:t>
+      </w:r>
+      <w:r>
+        <w:rPr>
+          <w:rFonts w:ascii="Inter" w:hAnsi="Inter" w:cs="Inter"/>
+          <w:b/>
+          <w:i w:val="0"/>
+          <w:color w:val="5B5F77"/>
+          <w:sz w:val="21"/>
+        </w:rPr>
+        <w:t>marine biology</w:t>
+      </w:r>
+      <w:r>
+        <w:rPr>
+          <w:rFonts w:ascii="Inter" w:hAnsi="Inter" w:cs="Inter"/>
+          <w:b w:val="0"/>
+          <w:i w:val="0"/>
+          <w:color w:val="5B5F77"/>
+          <w:sz w:val="21"/>
+        </w:rPr>
+        <w:t xml:space="preserve"> research articles in English for high-impact journals — work acknowledged in Sotelo-Casas et al. (2019), </w:t>
+      </w:r>
+      <w:r>
+        <w:rPr>
+          <w:rFonts w:ascii="Inter" w:hAnsi="Inter" w:cs="Inter"/>
+          <w:b w:val="0"/>
+          <w:i/>
+          <w:color w:val="5B5F77"/>
+          <w:sz w:val="21"/>
+        </w:rPr>
+        <w:t>Estuarine, Coastal and Shelf Science</w:t>
+      </w:r>
+      <w:r>
+        <w:rPr>
+          <w:rFonts w:ascii="Inter" w:hAnsi="Inter" w:cs="Inter"/>
+          <w:b w:val="0"/>
+          <w:i w:val="0"/>
+          <w:color w:val="5B5F77"/>
+          <w:sz w:val="21"/>
+        </w:rPr>
+        <w:t xml:space="preserve"> (Elsevier) </w:t>
+      </w:r>
+      <w:r>
+        <w:rPr>
+          <w:rFonts w:ascii="Inter" w:hAnsi="Inter" w:cs="Inter"/>
+          <w:b/>
+          <w:i w:val="0"/>
+          <w:color w:val="5B5F77"/>
+          <w:sz w:val="21"/>
+        </w:rPr>
+        <w:t>[DOC-14]</w:t>
+      </w:r>
+      <w:r>
+        <w:rPr>
+          <w:rFonts w:ascii="Inter" w:hAnsi="Inter" w:cs="Inter"/>
+          <w:b w:val="0"/>
+          <w:i w:val="0"/>
+          <w:color w:val="5B5F77"/>
+          <w:sz w:val="21"/>
+        </w:rPr>
+        <w:t xml:space="preserve">. That is </w:t>
+      </w:r>
+      <w:r>
+        <w:rPr>
+          <w:rFonts w:ascii="Inter" w:hAnsi="Inter" w:cs="Inter"/>
+          <w:b/>
+          <w:i w:val="0"/>
+          <w:color w:val="5B5F77"/>
+          <w:sz w:val="21"/>
+        </w:rPr>
+        <w:t>English for the sciences taught at university and practised for international publication</w:t>
+      </w:r>
+      <w:r>
+        <w:rPr>
+          <w:rFonts w:ascii="Inter" w:hAnsi="Inter" w:cs="Inter"/>
+          <w:b w:val="0"/>
+          <w:i w:val="0"/>
+          <w:color w:val="5B5F77"/>
+          <w:sz w:val="21"/>
+        </w:rPr>
+        <w:t>: one specialism evidenced two ways, and precisely the terrain of the thesis.</w:t>
+      </w:r>
+    </w:p>
+    <w:p>
+      <w:r>
+        <w:rPr>
+          <w:rFonts w:ascii="Inter" w:hAnsi="Inter" w:cs="Inter"/>
+          <w:b/>
+          <w:i w:val="0"/>
+          <w:color w:val="1C1E2E"/>
+          <w:sz w:val="22"/>
+        </w:rPr>
+        <w:t>Dissemination.</w:t>
+      </w:r>
+      <w:r>
+        <w:rPr>
+          <w:rFonts w:ascii="Inter" w:hAnsi="Inter" w:cs="Inter"/>
+          <w:b w:val="0"/>
+          <w:i w:val="0"/>
+          <w:color w:val="1C1E2E"/>
+          <w:sz w:val="22"/>
+        </w:rPr>
+        <w:t xml:space="preserve"> Refereed paper accepted and presented, under UDO affiliation, at the </w:t>
+      </w:r>
+      <w:r>
+        <w:rPr>
+          <w:rFonts w:ascii="Inter" w:hAnsi="Inter" w:cs="Inter"/>
+          <w:b/>
+          <w:i w:val="0"/>
+          <w:color w:val="1C1E2E"/>
+          <w:sz w:val="22"/>
+        </w:rPr>
+        <w:t>2nd International Conference on Higher Education</w:t>
+      </w:r>
+      <w:r>
+        <w:rPr>
+          <w:rFonts w:ascii="Inter" w:hAnsi="Inter" w:cs="Inter"/>
+          <w:b w:val="0"/>
+          <w:i w:val="0"/>
+          <w:color w:val="1C1E2E"/>
+          <w:sz w:val="22"/>
+        </w:rPr>
+        <w:t xml:space="preserve">, Cumaná, 2008 (ref. CIES/P 048) </w:t>
+      </w:r>
+      <w:r>
+        <w:rPr>
+          <w:rFonts w:ascii="Inter" w:hAnsi="Inter" w:cs="Inter"/>
+          <w:b/>
+          <w:i w:val="0"/>
+          <w:color w:val="1C1E2E"/>
+          <w:sz w:val="22"/>
+        </w:rPr>
+        <w:t>[DOC-24]</w:t>
+      </w:r>
+      <w:r>
+        <w:rPr>
+          <w:rFonts w:ascii="Inter" w:hAnsi="Inter" w:cs="Inter"/>
+          <w:b w:val="0"/>
+          <w:i w:val="0"/>
+          <w:color w:val="1C1E2E"/>
+          <w:sz w:val="22"/>
+        </w:rPr>
+        <w:t>.</w:t>
       </w:r>
     </w:p>
     <w:p>
       <w:pPr>
-        <w:pStyle w:val="ListBullet"/>
-        <w:spacing w:after="60"/>
-        <w:ind w:left="403"/>
+        <w:spacing w:before="240" w:after="120"/>
       </w:pPr>
+      <w:r>
+        <w:rPr>
+          <w:rFonts w:ascii="Inter" w:hAnsi="Inter" w:cs="Inter"/>
+          <w:b/>
+          <w:i w:val="0"/>
+          <w:color w:val="1C1E2E"/>
+          <w:sz w:val="26"/>
+        </w:rPr>
+        <w:t>B.6.1b · Secondary teaching — Ministry of Education · Oct 2006 – Jan 2019</w:t>
+      </w:r>
+    </w:p>
+    <w:p>
       <w:r>
         <w:rPr>
           <w:rFonts w:ascii="Inter" w:hAnsi="Inter" w:cs="Inter"/>
@@ -6949,128 +7623,567 @@
           <w:color w:val="1C1E2E"/>
           <w:sz w:val="22"/>
         </w:rPr>
-        <w:t>1,568 accredited university teaching hours</w:t>
-      </w:r>
-      <w:r>
-        <w:rPr>
-          <w:rFonts w:ascii="Inter" w:hAnsi="Inter" w:cs="Inter"/>
-          <w:b w:val="0"/>
+        <w:t>12 years and 3 months, 36 weekly hours of English</w:t>
+      </w:r>
+    </w:p>
+    <w:p>
+      <w:r>
+        <w:rPr>
+          <w:rFonts w:ascii="Inter" w:hAnsi="Inter" w:cs="Inter"/>
+          <w:b/>
           <w:i w:val="0"/>
           <w:color w:val="1C1E2E"/>
           <w:sz w:val="22"/>
         </w:rPr>
-        <w:t xml:space="preserve"> (service certificate, </w:t>
-      </w:r>
-      <w:r>
-        <w:rPr>
-          <w:rFonts w:ascii="Inter" w:hAnsi="Inter" w:cs="Inter"/>
-          <w:b/>
+        <w:t>Teacher grade III (classroom)</w:t>
+      </w:r>
+      <w:r>
+        <w:rPr>
+          <w:rFonts w:ascii="Inter" w:hAnsi="Inter" w:cs="Inter"/>
+          <w:b w:val="0"/>
           <w:i w:val="0"/>
           <w:color w:val="1C1E2E"/>
           <w:sz w:val="22"/>
         </w:rPr>
-        <w:t>[DOC-16]</w:t>
-      </w:r>
-      <w:r>
-        <w:rPr>
-          <w:rFonts w:ascii="Inter" w:hAnsi="Inter" w:cs="Inter"/>
-          <w:b w:val="0"/>
+        <w:t xml:space="preserve">, post code </w:t>
+      </w:r>
+      <w:r>
+        <w:rPr>
+          <w:rFonts w:ascii="Inter" w:hAnsi="Inter" w:cs="Inter"/>
+          <w:b/>
           <w:i w:val="0"/>
           <w:color w:val="1C1E2E"/>
           <w:sz w:val="22"/>
         </w:rPr>
-        <w:t>).</w:t>
+        <w:t>1133DH</w:t>
+      </w:r>
+      <w:r>
+        <w:rPr>
+          <w:rFonts w:ascii="Inter" w:hAnsi="Inter" w:cs="Inter"/>
+          <w:b w:val="0"/>
+          <w:i w:val="0"/>
+          <w:color w:val="1C1E2E"/>
+          <w:sz w:val="22"/>
+        </w:rPr>
+        <w:t xml:space="preserve">, at </w:t>
+      </w:r>
+      <w:r>
+        <w:rPr>
+          <w:rFonts w:ascii="Inter" w:hAnsi="Inter" w:cs="Inter"/>
+          <w:b/>
+          <w:i w:val="0"/>
+          <w:color w:val="1C1E2E"/>
+          <w:sz w:val="22"/>
+        </w:rPr>
+        <w:t>L.N. Santa Rosalía de Palermo</w:t>
+      </w:r>
+      <w:r>
+        <w:rPr>
+          <w:rFonts w:ascii="Inter" w:hAnsi="Inter" w:cs="Inter"/>
+          <w:b w:val="0"/>
+          <w:i w:val="0"/>
+          <w:color w:val="1C1E2E"/>
+          <w:sz w:val="22"/>
+        </w:rPr>
+        <w:t xml:space="preserve"> (formerly E.B. Antonio Díaz), Nueva Esparta State Education Authority.</w:t>
+      </w:r>
+    </w:p>
+    <w:tbl>
+      <w:tblPr>
+        <w:tblW w:type="auto" w:w="0"/>
+        <w:jc w:val="left"/>
+        <w:tblBorders>
+          <w:top w:val="single" w:sz="4" w:space="0" w:color="E6E8F2"/>
+          <w:left w:val="single" w:sz="4" w:space="0" w:color="E6E8F2"/>
+          <w:bottom w:val="single" w:sz="4" w:space="0" w:color="E6E8F2"/>
+          <w:right w:val="single" w:sz="4" w:space="0" w:color="E6E8F2"/>
+          <w:insideH w:val="single" w:sz="4" w:space="0" w:color="E6E8F2"/>
+          <w:insideV w:val="single" w:sz="4" w:space="0" w:color="E6E8F2"/>
+        </w:tblBorders>
+        <w:tblLayout w:type="autofit"/>
+        <w:tblLook w:firstColumn="1" w:firstRow="1" w:lastColumn="0" w:lastRow="0" w:noHBand="0" w:noVBand="1" w:val="04A0"/>
+      </w:tblPr>
+      <w:tblGrid>
+        <w:gridCol w:w="3216"/>
+        <w:gridCol w:w="3216"/>
+        <w:gridCol w:w="3216"/>
+      </w:tblGrid>
+      <w:tr>
+        <w:tc>
+          <w:tcPr>
+            <w:tcW w:type="dxa" w:w="3216"/>
+            <w:shd w:val="clear" w:color="auto" w:fill="EEF2FD"/>
+          </w:tcPr>
+          <w:p>
+            <w:pPr>
+              <w:spacing w:after="40"/>
+            </w:pPr>
+            <w:r/>
+            <w:r>
+              <w:rPr>
+                <w:rFonts w:ascii="Inter" w:hAnsi="Inter" w:cs="Inter"/>
+                <w:b/>
+                <w:i w:val="0"/>
+                <w:color w:val="22307C"/>
+                <w:sz w:val="19"/>
+              </w:rPr>
+              <w:t>Fact</w:t>
+            </w:r>
+          </w:p>
+        </w:tc>
+        <w:tc>
+          <w:tcPr>
+            <w:tcW w:type="dxa" w:w="3216"/>
+            <w:shd w:val="clear" w:color="auto" w:fill="EEF2FD"/>
+          </w:tcPr>
+          <w:p>
+            <w:pPr>
+              <w:spacing w:after="40"/>
+            </w:pPr>
+            <w:r/>
+            <w:r>
+              <w:rPr>
+                <w:rFonts w:ascii="Inter" w:hAnsi="Inter" w:cs="Inter"/>
+                <w:b/>
+                <w:i w:val="0"/>
+                <w:color w:val="22307C"/>
+                <w:sz w:val="19"/>
+              </w:rPr>
+              <w:t>Value</w:t>
+            </w:r>
+          </w:p>
+        </w:tc>
+        <w:tc>
+          <w:tcPr>
+            <w:tcW w:type="dxa" w:w="3216"/>
+            <w:shd w:val="clear" w:color="auto" w:fill="EEF2FD"/>
+          </w:tcPr>
+          <w:p>
+            <w:pPr>
+              <w:spacing w:after="40"/>
+            </w:pPr>
+            <w:r/>
+            <w:r>
+              <w:rPr>
+                <w:rFonts w:ascii="Inter" w:hAnsi="Inter" w:cs="Inter"/>
+                <w:b/>
+                <w:i w:val="0"/>
+                <w:color w:val="22307C"/>
+                <w:sz w:val="19"/>
+              </w:rPr>
+              <w:t>Document</w:t>
+            </w:r>
+          </w:p>
+        </w:tc>
+      </w:tr>
+      <w:tr>
+        <w:tc>
+          <w:tcPr>
+            <w:tcW w:type="dxa" w:w="3216"/>
+          </w:tcPr>
+          <w:p>
+            <w:pPr>
+              <w:spacing w:after="40"/>
+            </w:pPr>
+            <w:r/>
+            <w:r>
+              <w:rPr>
+                <w:rFonts w:ascii="Inter" w:hAnsi="Inter" w:cs="Inter"/>
+                <w:b w:val="0"/>
+                <w:i w:val="0"/>
+                <w:color w:val="1C1E2E"/>
+                <w:sz w:val="19"/>
+              </w:rPr>
+              <w:t>Start</w:t>
+            </w:r>
+          </w:p>
+        </w:tc>
+        <w:tc>
+          <w:tcPr>
+            <w:tcW w:type="dxa" w:w="3216"/>
+          </w:tcPr>
+          <w:p>
+            <w:pPr>
+              <w:spacing w:after="40"/>
+            </w:pPr>
+            <w:r/>
+            <w:r>
+              <w:rPr>
+                <w:rFonts w:ascii="Inter" w:hAnsi="Inter" w:cs="Inter"/>
+                <w:b/>
+                <w:i w:val="0"/>
+                <w:color w:val="1C1E2E"/>
+                <w:sz w:val="19"/>
+              </w:rPr>
+              <w:t>01/10/2006</w:t>
+            </w:r>
+          </w:p>
+        </w:tc>
+        <w:tc>
+          <w:tcPr>
+            <w:tcW w:type="dxa" w:w="3216"/>
+          </w:tcPr>
+          <w:p>
+            <w:pPr>
+              <w:spacing w:after="40"/>
+            </w:pPr>
+            <w:r/>
+            <w:r>
+              <w:rPr>
+                <w:rFonts w:ascii="Inter" w:hAnsi="Inter" w:cs="Inter"/>
+                <w:b w:val="0"/>
+                <w:i w:val="0"/>
+                <w:color w:val="1C1E2E"/>
+                <w:sz w:val="19"/>
+              </w:rPr>
+              <w:t xml:space="preserve">Education Authority provisional certificate · Ministry employment certificate </w:t>
+            </w:r>
+            <w:r>
+              <w:rPr>
+                <w:rFonts w:ascii="Inter" w:hAnsi="Inter" w:cs="Inter"/>
+                <w:b/>
+                <w:i w:val="0"/>
+                <w:color w:val="1C1E2E"/>
+                <w:sz w:val="19"/>
+              </w:rPr>
+              <w:t>[DOC-26]</w:t>
+            </w:r>
+          </w:p>
+        </w:tc>
+      </w:tr>
+      <w:tr>
+        <w:tc>
+          <w:tcPr>
+            <w:tcW w:type="dxa" w:w="3216"/>
+          </w:tcPr>
+          <w:p>
+            <w:pPr>
+              <w:spacing w:after="40"/>
+            </w:pPr>
+            <w:r/>
+            <w:r>
+              <w:rPr>
+                <w:rFonts w:ascii="Inter" w:hAnsi="Inter" w:cs="Inter"/>
+                <w:b w:val="0"/>
+                <w:i w:val="0"/>
+                <w:color w:val="1C1E2E"/>
+                <w:sz w:val="19"/>
+              </w:rPr>
+              <w:t>End</w:t>
+            </w:r>
+          </w:p>
+        </w:tc>
+        <w:tc>
+          <w:tcPr>
+            <w:tcW w:type="dxa" w:w="3216"/>
+          </w:tcPr>
+          <w:p>
+            <w:pPr>
+              <w:spacing w:after="40"/>
+            </w:pPr>
+            <w:r/>
+            <w:r>
+              <w:rPr>
+                <w:rFonts w:ascii="Inter" w:hAnsi="Inter" w:cs="Inter"/>
+                <w:b/>
+                <w:i w:val="0"/>
+                <w:color w:val="1C1E2E"/>
+                <w:sz w:val="19"/>
+              </w:rPr>
+              <w:t>01/01/2019</w:t>
+            </w:r>
+          </w:p>
+        </w:tc>
+        <w:tc>
+          <w:tcPr>
+            <w:tcW w:type="dxa" w:w="3216"/>
+          </w:tcPr>
+          <w:p>
+            <w:pPr>
+              <w:spacing w:after="40"/>
+            </w:pPr>
+            <w:r/>
+            <w:r>
+              <w:rPr>
+                <w:rFonts w:ascii="Inter" w:hAnsi="Inter" w:cs="Inter"/>
+                <w:b w:val="0"/>
+                <w:i w:val="0"/>
+                <w:color w:val="1C1E2E"/>
+                <w:sz w:val="19"/>
+              </w:rPr>
+              <w:t xml:space="preserve">Social security individual account </w:t>
+            </w:r>
+            <w:r>
+              <w:rPr>
+                <w:rFonts w:ascii="Inter" w:hAnsi="Inter" w:cs="Inter"/>
+                <w:b/>
+                <w:i w:val="0"/>
+                <w:color w:val="1C1E2E"/>
+                <w:sz w:val="19"/>
+              </w:rPr>
+              <w:t>[DOC-27]</w:t>
+            </w:r>
+          </w:p>
+        </w:tc>
+      </w:tr>
+      <w:tr>
+        <w:tc>
+          <w:tcPr>
+            <w:tcW w:type="dxa" w:w="3216"/>
+          </w:tcPr>
+          <w:p>
+            <w:pPr>
+              <w:spacing w:after="40"/>
+            </w:pPr>
+            <w:r/>
+            <w:r>
+              <w:rPr>
+                <w:rFonts w:ascii="Inter" w:hAnsi="Inter" w:cs="Inter"/>
+                <w:b w:val="0"/>
+                <w:i w:val="0"/>
+                <w:color w:val="1C1E2E"/>
+                <w:sz w:val="19"/>
+              </w:rPr>
+              <w:t>Continuity</w:t>
+            </w:r>
+          </w:p>
+        </w:tc>
+        <w:tc>
+          <w:tcPr>
+            <w:tcW w:type="dxa" w:w="3216"/>
+          </w:tcPr>
+          <w:p>
+            <w:pPr>
+              <w:spacing w:after="40"/>
+            </w:pPr>
+            <w:r/>
+            <w:r>
+              <w:rPr>
+                <w:rFonts w:ascii="Inter" w:hAnsi="Inter" w:cs="Inter"/>
+                <w:b/>
+                <w:i w:val="0"/>
+                <w:color w:val="1C1E2E"/>
+                <w:sz w:val="19"/>
+              </w:rPr>
+              <w:t>52–53 weeks contributed each year, 2011–2018</w:t>
+            </w:r>
+          </w:p>
+        </w:tc>
+        <w:tc>
+          <w:tcPr>
+            <w:tcW w:type="dxa" w:w="3216"/>
+          </w:tcPr>
+          <w:p>
+            <w:pPr>
+              <w:spacing w:after="40"/>
+            </w:pPr>
+            <w:r/>
+            <w:r>
+              <w:rPr>
+                <w:rFonts w:ascii="Inter" w:hAnsi="Inter" w:cs="Inter"/>
+                <w:b w:val="0"/>
+                <w:i w:val="0"/>
+                <w:color w:val="1C1E2E"/>
+                <w:sz w:val="19"/>
+              </w:rPr>
+              <w:t xml:space="preserve">Social security individual account </w:t>
+            </w:r>
+            <w:r>
+              <w:rPr>
+                <w:rFonts w:ascii="Inter" w:hAnsi="Inter" w:cs="Inter"/>
+                <w:b/>
+                <w:i w:val="0"/>
+                <w:color w:val="1C1E2E"/>
+                <w:sz w:val="19"/>
+              </w:rPr>
+              <w:t>[DOC-27]</w:t>
+            </w:r>
+          </w:p>
+        </w:tc>
+      </w:tr>
+      <w:tr>
+        <w:tc>
+          <w:tcPr>
+            <w:tcW w:type="dxa" w:w="3216"/>
+          </w:tcPr>
+          <w:p>
+            <w:pPr>
+              <w:spacing w:after="40"/>
+            </w:pPr>
+            <w:r/>
+            <w:r>
+              <w:rPr>
+                <w:rFonts w:ascii="Inter" w:hAnsi="Inter" w:cs="Inter"/>
+                <w:b w:val="0"/>
+                <w:i w:val="0"/>
+                <w:color w:val="1C1E2E"/>
+                <w:sz w:val="19"/>
+              </w:rPr>
+              <w:t>Verification</w:t>
+            </w:r>
+          </w:p>
+        </w:tc>
+        <w:tc>
+          <w:tcPr>
+            <w:tcW w:type="dxa" w:w="3216"/>
+          </w:tcPr>
+          <w:p>
+            <w:pPr>
+              <w:spacing w:after="40"/>
+            </w:pPr>
+            <w:r/>
+            <w:r>
+              <w:rPr>
+                <w:rFonts w:ascii="Inter" w:hAnsi="Inter" w:cs="Inter"/>
+                <w:b w:val="0"/>
+                <w:i w:val="0"/>
+                <w:color w:val="1C1E2E"/>
+                <w:sz w:val="19"/>
+              </w:rPr>
+              <w:t xml:space="preserve">Ministry certificate with an </w:t>
+            </w:r>
+            <w:r>
+              <w:rPr>
+                <w:rFonts w:ascii="Inter" w:hAnsi="Inter" w:cs="Inter"/>
+                <w:b/>
+                <w:i w:val="0"/>
+                <w:color w:val="1C1E2E"/>
+                <w:sz w:val="19"/>
+              </w:rPr>
+              <w:t>online verification code</w:t>
+            </w:r>
+          </w:p>
+        </w:tc>
+        <w:tc>
+          <w:tcPr>
+            <w:tcW w:type="dxa" w:w="3216"/>
+          </w:tcPr>
+          <w:p>
+            <w:pPr>
+              <w:spacing w:after="40"/>
+            </w:pPr>
+            <w:r/>
+            <w:r>
+              <w:rPr>
+                <w:rFonts w:ascii="Inter" w:hAnsi="Inter" w:cs="Inter"/>
+                <w:b w:val="0"/>
+                <w:i w:val="0"/>
+                <w:color w:val="1C1E2E"/>
+                <w:sz w:val="19"/>
+              </w:rPr>
+              <w:t>Ministry self-service portal</w:t>
+            </w:r>
+          </w:p>
+        </w:tc>
+      </w:tr>
+    </w:tbl>
+    <w:p/>
+    <w:p>
+      <w:pPr>
+        <w:pBdr>
+          <w:left w:val="single" w:sz="18" w:space="8" w:color="9A5B00"/>
+        </w:pBdr>
+        <w:spacing w:before="120" w:after="200"/>
+        <w:ind w:left="317"/>
+      </w:pPr>
+      <w:r>
+        <w:rPr>
+          <w:rFonts w:ascii="Inter" w:hAnsi="Inter" w:cs="Inter"/>
+          <w:b/>
+          <w:i w:val="0"/>
+          <w:color w:val="5B5F77"/>
+          <w:sz w:val="21"/>
+        </w:rPr>
+        <w:t>These are two simultaneous posts, not one.</w:t>
+      </w:r>
+      <w:r>
+        <w:rPr>
+          <w:rFonts w:ascii="Inter" w:hAnsi="Inter" w:cs="Inter"/>
+          <w:b w:val="0"/>
+          <w:i w:val="0"/>
+          <w:color w:val="5B5F77"/>
+          <w:sz w:val="21"/>
+        </w:rPr>
+        <w:t xml:space="preserve"> Between 2007 and 2010 she combined university teaching at UDO with classroom teaching for the Ministry. Fee-based university contracting </w:t>
+      </w:r>
+      <w:r>
+        <w:rPr>
+          <w:rFonts w:ascii="Inter" w:hAnsi="Inter" w:cs="Inter"/>
+          <w:b/>
+          <w:i w:val="0"/>
+          <w:color w:val="5B5F77"/>
+          <w:sz w:val="21"/>
+        </w:rPr>
+        <w:t>generates no social-security contributions</w:t>
+      </w:r>
+      <w:r>
+        <w:rPr>
+          <w:rFonts w:ascii="Inter" w:hAnsi="Inter" w:cs="Inter"/>
+          <w:b w:val="0"/>
+          <w:i w:val="0"/>
+          <w:color w:val="5B5F77"/>
+          <w:sz w:val="21"/>
+        </w:rPr>
+        <w:t>, which is why the social security record shows only the Ministry: the absence is what that contractual form produces, not a gap. Declaring them separately adds up and prevents a reviewer from finding an apparent inconsistency when cross-checking.</w:t>
       </w:r>
     </w:p>
     <w:p>
       <w:pPr>
-        <w:pStyle w:val="ListBullet"/>
-        <w:spacing w:after="60"/>
-        <w:ind w:left="403"/>
+        <w:pBdr>
+          <w:left w:val="single" w:sz="18" w:space="8" w:color="9A5B00"/>
+        </w:pBdr>
+        <w:spacing w:before="120" w:after="200"/>
+        <w:ind w:left="317"/>
       </w:pPr>
       <w:r>
         <w:rPr>
           <w:rFonts w:ascii="Inter" w:hAnsi="Inter" w:cs="Inter"/>
           <w:b w:val="0"/>
           <w:i w:val="0"/>
-          <w:color w:val="1C1E2E"/>
-          <w:sz w:val="22"/>
-        </w:rPr>
-        <w:t>Taught scientific English within science degree programmes.</w:t>
-      </w:r>
-    </w:p>
-    <w:p>
-      <w:pPr>
-        <w:pStyle w:val="ListBullet"/>
-        <w:spacing w:after="60"/>
-        <w:ind w:left="403"/>
-      </w:pPr>
+          <w:color w:val="5B5F77"/>
+          <w:sz w:val="21"/>
+        </w:rPr>
+        <w:t xml:space="preserve">ℹ️ </w:t>
+      </w:r>
+      <w:r>
+        <w:rPr>
+          <w:rFonts w:ascii="Inter" w:hAnsi="Inter" w:cs="Inter"/>
+          <w:b/>
+          <w:i w:val="0"/>
+          <w:color w:val="5B5F77"/>
+          <w:sz w:val="21"/>
+        </w:rPr>
+        <w:t>On exhaustive certification.</w:t>
+      </w:r>
       <w:r>
         <w:rPr>
           <w:rFonts w:ascii="Inter" w:hAnsi="Inter" w:cs="Inter"/>
           <w:b w:val="0"/>
           <w:i w:val="0"/>
-          <w:color w:val="1C1E2E"/>
-          <w:sz w:val="22"/>
-        </w:rPr>
-        <w:t>Wrote and reviewed scientific content in English (dentistry, marine biology) for high-impact peer-reviewed journals.</w:t>
-      </w:r>
-    </w:p>
-    <w:p>
-      <w:pPr>
-        <w:pStyle w:val="ListBullet"/>
-        <w:spacing w:after="60"/>
-        <w:ind w:left="403"/>
-      </w:pPr>
+          <w:color w:val="5B5F77"/>
+          <w:sz w:val="21"/>
+        </w:rPr>
+        <w:t xml:space="preserve"> UDO's archives suffered documented vandalism and fires between 2018 and 2020, so the available certification covers the periods whose records could be recovered. An explanatory note and a press reference are attached as context </w:t>
+      </w:r>
       <w:r>
         <w:rPr>
           <w:rFonts w:ascii="Inter" w:hAnsi="Inter" w:cs="Inter"/>
           <w:b/>
           <w:i w:val="0"/>
-          <w:color w:val="1C1E2E"/>
-          <w:sz w:val="22"/>
-        </w:rPr>
-        <w:t>Named in the acknowledgements</w:t>
+          <w:color w:val="5B5F77"/>
+          <w:sz w:val="21"/>
+        </w:rPr>
+        <w:t>[DOC-28]</w:t>
       </w:r>
       <w:r>
         <w:rPr>
           <w:rFonts w:ascii="Inter" w:hAnsi="Inter" w:cs="Inter"/>
           <w:b w:val="0"/>
           <w:i w:val="0"/>
-          <w:color w:val="1C1E2E"/>
-          <w:sz w:val="22"/>
-        </w:rPr>
-        <w:t xml:space="preserve"> of Sotelo-Casas et al. (2019), </w:t>
-      </w:r>
-      <w:r>
-        <w:rPr>
-          <w:rFonts w:ascii="Inter" w:hAnsi="Inter" w:cs="Inter"/>
-          <w:b w:val="0"/>
-          <w:i/>
-          <w:color w:val="1C1E2E"/>
-          <w:sz w:val="22"/>
-        </w:rPr>
-        <w:t>Estuarine, Coastal and Shelf Science</w:t>
-      </w:r>
-      <w:r>
-        <w:rPr>
-          <w:rFonts w:ascii="Inter" w:hAnsi="Inter" w:cs="Inter"/>
-          <w:b w:val="0"/>
-          <w:i w:val="0"/>
-          <w:color w:val="1C1E2E"/>
-          <w:sz w:val="22"/>
-        </w:rPr>
-        <w:t xml:space="preserve"> (Elsevier), p. 8, for the manuscript's English and scientific content. </w:t>
-      </w:r>
-      <w:r>
-        <w:rPr>
-          <w:rFonts w:ascii="Inter" w:hAnsi="Inter" w:cs="Inter"/>
-          <w:b/>
-          <w:i w:val="0"/>
-          <w:color w:val="1C1E2E"/>
-          <w:sz w:val="22"/>
-        </w:rPr>
-        <w:t>[DOC-14]</w:t>
+          <w:color w:val="5B5F77"/>
+          <w:sz w:val="21"/>
+        </w:rPr>
+        <w:t>. The Ministry block is unaffected by that loss: it is certified by the State, not by the employer.</w:t>
       </w:r>
     </w:p>
     <w:p>
@@ -8652,7 +9765,7 @@
                 <w:color w:val="1C1E2E"/>
                 <w:sz w:val="19"/>
               </w:rPr>
-              <w:t>1,568 accredited university teaching hours</w:t>
+              <w:t>1,568 university teaching hours</w:t>
             </w:r>
             <w:r>
               <w:rPr>
@@ -8662,7 +9775,27 @@
                 <w:color w:val="1C1E2E"/>
                 <w:sz w:val="19"/>
               </w:rPr>
-              <w:t xml:space="preserve"> · 20+ years · ID 2019–present</w:t>
+              <w:t xml:space="preserve"> (ESP in the sciences) · </w:t>
+            </w:r>
+            <w:r>
+              <w:rPr>
+                <w:rFonts w:ascii="Inter" w:hAnsi="Inter" w:cs="Inter"/>
+                <w:b/>
+                <w:i w:val="0"/>
+                <w:color w:val="1C1E2E"/>
+                <w:sz w:val="19"/>
+              </w:rPr>
+              <w:t>12 years of classroom teaching</w:t>
+            </w:r>
+            <w:r>
+              <w:rPr>
+                <w:rFonts w:ascii="Inter" w:hAnsi="Inter" w:cs="Inter"/>
+                <w:b w:val="0"/>
+                <w:i w:val="0"/>
+                <w:color w:val="1C1E2E"/>
+                <w:sz w:val="19"/>
+              </w:rPr>
+              <w:t xml:space="preserve"> verifiable against State records · instructional design 2019–present</w:t>
             </w:r>
           </w:p>
         </w:tc>
@@ -12557,7 +13690,7 @@
                 <w:color w:val="1C1E2E"/>
                 <w:sz w:val="19"/>
               </w:rPr>
-              <w:t xml:space="preserve">UDO Núcleo Nueva Esparta teaching service certificates (2005–2015), </w:t>
+              <w:t xml:space="preserve">⭐ </w:t>
             </w:r>
             <w:r>
               <w:rPr>
@@ -12567,7 +13700,17 @@
                 <w:color w:val="1C1E2E"/>
                 <w:sz w:val="19"/>
               </w:rPr>
-              <w:t>1,568 accredited hours</w:t>
+              <w:t>Sealed Academic Load Certificate</w:t>
+            </w:r>
+            <w:r>
+              <w:rPr>
+                <w:rFonts w:ascii="Inter" w:hAnsi="Inter" w:cs="Inter"/>
+                <w:b w:val="0"/>
+                <w:i w:val="0"/>
+                <w:color w:val="1C1E2E"/>
+                <w:sz w:val="19"/>
+              </w:rPr>
+              <w:t xml:space="preserve"> — UDO Núcleo Nueva Esparta, 25 May 2026 (8 semesters, 12–14 weekly hours)</w:t>
             </w:r>
           </w:p>
         </w:tc>
@@ -12609,7 +13752,491 @@
                 <w:color w:val="1C1E2E"/>
                 <w:sz w:val="19"/>
               </w:rPr>
-              <w:t>⬜</w:t>
+              <w:t xml:space="preserve">✅ </w:t>
+            </w:r>
+            <w:r>
+              <w:rPr>
+                <w:rFonts w:ascii="Inter" w:hAnsi="Inter" w:cs="Inter"/>
+                <w:b/>
+                <w:i w:val="0"/>
+                <w:color w:val="1C1E2E"/>
+                <w:sz w:val="19"/>
+              </w:rPr>
+              <w:t>in hand</w:t>
+            </w:r>
+          </w:p>
+        </w:tc>
+      </w:tr>
+      <w:tr>
+        <w:tc>
+          <w:tcPr>
+            <w:tcW w:type="dxa" w:w="2412"/>
+          </w:tcPr>
+          <w:p>
+            <w:pPr>
+              <w:spacing w:after="40"/>
+            </w:pPr>
+            <w:r/>
+            <w:r>
+              <w:rPr>
+                <w:rFonts w:ascii="Inter" w:hAnsi="Inter" w:cs="Inter"/>
+                <w:b w:val="0"/>
+                <w:i w:val="0"/>
+                <w:color w:val="1C1E2E"/>
+                <w:sz w:val="19"/>
+              </w:rPr>
+              <w:t>DOC-25</w:t>
+            </w:r>
+          </w:p>
+        </w:tc>
+        <w:tc>
+          <w:tcPr>
+            <w:tcW w:type="dxa" w:w="2412"/>
+          </w:tcPr>
+          <w:p>
+            <w:pPr>
+              <w:spacing w:after="40"/>
+            </w:pPr>
+            <w:r/>
+            <w:r>
+              <w:rPr>
+                <w:rFonts w:ascii="Inter" w:hAnsi="Inter" w:cs="Inter"/>
+                <w:b w:val="0"/>
+                <w:i w:val="0"/>
+                <w:color w:val="1C1E2E"/>
+                <w:sz w:val="19"/>
+              </w:rPr>
+              <w:t xml:space="preserve">⭐ </w:t>
+            </w:r>
+            <w:r>
+              <w:rPr>
+                <w:rFonts w:ascii="Inter" w:hAnsi="Inter" w:cs="Inter"/>
+                <w:b/>
+                <w:i w:val="0"/>
+                <w:color w:val="1C1E2E"/>
+                <w:sz w:val="19"/>
+              </w:rPr>
+              <w:t>UDO teaching-load sheet 2007–2011</w:t>
+            </w:r>
+            <w:r>
+              <w:rPr>
+                <w:rFonts w:ascii="Inter" w:hAnsi="Inter" w:cs="Inter"/>
+                <w:b w:val="0"/>
+                <w:i w:val="0"/>
+                <w:color w:val="1C1E2E"/>
+                <w:sz w:val="19"/>
+              </w:rPr>
+              <w:t xml:space="preserve"> — breakdown by section, department and programme · </w:t>
+            </w:r>
+            <w:r>
+              <w:rPr>
+                <w:rFonts w:ascii="Inter" w:hAnsi="Inter" w:cs="Inter"/>
+                <w:b/>
+                <w:i w:val="0"/>
+                <w:color w:val="1C1E2E"/>
+                <w:sz w:val="19"/>
+              </w:rPr>
+              <w:t>total 1,568 h</w:t>
+            </w:r>
+          </w:p>
+        </w:tc>
+        <w:tc>
+          <w:tcPr>
+            <w:tcW w:type="dxa" w:w="2412"/>
+          </w:tcPr>
+          <w:p>
+            <w:pPr>
+              <w:spacing w:after="40"/>
+            </w:pPr>
+            <w:r/>
+            <w:r>
+              <w:rPr>
+                <w:rFonts w:ascii="Inter" w:hAnsi="Inter" w:cs="Inter"/>
+                <w:b w:val="0"/>
+                <w:i w:val="0"/>
+                <w:color w:val="1C1E2E"/>
+                <w:sz w:val="19"/>
+              </w:rPr>
+              <w:t>B.6</w:t>
+            </w:r>
+          </w:p>
+        </w:tc>
+        <w:tc>
+          <w:tcPr>
+            <w:tcW w:type="dxa" w:w="2412"/>
+          </w:tcPr>
+          <w:p>
+            <w:pPr>
+              <w:spacing w:after="40"/>
+            </w:pPr>
+            <w:r/>
+            <w:r>
+              <w:rPr>
+                <w:rFonts w:ascii="Inter" w:hAnsi="Inter" w:cs="Inter"/>
+                <w:b w:val="0"/>
+                <w:i w:val="0"/>
+                <w:color w:val="1C1E2E"/>
+                <w:sz w:val="19"/>
+              </w:rPr>
+              <w:t xml:space="preserve">✅ </w:t>
+            </w:r>
+            <w:r>
+              <w:rPr>
+                <w:rFonts w:ascii="Inter" w:hAnsi="Inter" w:cs="Inter"/>
+                <w:b/>
+                <w:i w:val="0"/>
+                <w:color w:val="1C1E2E"/>
+                <w:sz w:val="19"/>
+              </w:rPr>
+              <w:t>in hand</w:t>
+            </w:r>
+            <w:r>
+              <w:rPr>
+                <w:rFonts w:ascii="Inter" w:hAnsi="Inter" w:cs="Inter"/>
+                <w:b w:val="0"/>
+                <w:i w:val="0"/>
+                <w:color w:val="1C1E2E"/>
+                <w:sz w:val="19"/>
+              </w:rPr>
+              <w:t xml:space="preserve"> ⚠️ seal to request</w:t>
+            </w:r>
+          </w:p>
+        </w:tc>
+      </w:tr>
+      <w:tr>
+        <w:tc>
+          <w:tcPr>
+            <w:tcW w:type="dxa" w:w="2412"/>
+          </w:tcPr>
+          <w:p>
+            <w:pPr>
+              <w:spacing w:after="40"/>
+            </w:pPr>
+            <w:r/>
+            <w:r>
+              <w:rPr>
+                <w:rFonts w:ascii="Inter" w:hAnsi="Inter" w:cs="Inter"/>
+                <w:b w:val="0"/>
+                <w:i w:val="0"/>
+                <w:color w:val="1C1E2E"/>
+                <w:sz w:val="19"/>
+              </w:rPr>
+              <w:t>DOC-26</w:t>
+            </w:r>
+          </w:p>
+        </w:tc>
+        <w:tc>
+          <w:tcPr>
+            <w:tcW w:type="dxa" w:w="2412"/>
+          </w:tcPr>
+          <w:p>
+            <w:pPr>
+              <w:spacing w:after="40"/>
+            </w:pPr>
+            <w:r/>
+            <w:r>
+              <w:rPr>
+                <w:rFonts w:ascii="Inter" w:hAnsi="Inter" w:cs="Inter"/>
+                <w:b w:val="0"/>
+                <w:i w:val="0"/>
+                <w:color w:val="1C1E2E"/>
+                <w:sz w:val="19"/>
+              </w:rPr>
+              <w:t xml:space="preserve">⭐ </w:t>
+            </w:r>
+            <w:r>
+              <w:rPr>
+                <w:rFonts w:ascii="Inter" w:hAnsi="Inter" w:cs="Inter"/>
+                <w:b/>
+                <w:i w:val="0"/>
+                <w:color w:val="1C1E2E"/>
+                <w:sz w:val="19"/>
+              </w:rPr>
+              <w:t>Ministry of Education certificates</w:t>
+            </w:r>
+            <w:r>
+              <w:rPr>
+                <w:rFonts w:ascii="Inter" w:hAnsi="Inter" w:cs="Inter"/>
+                <w:b w:val="0"/>
+                <w:i w:val="0"/>
+                <w:color w:val="1C1E2E"/>
+                <w:sz w:val="19"/>
+              </w:rPr>
+              <w:t xml:space="preserve"> — provisional (06/10/2006) and employment (05/03/2018, Teacher III, code 1133DH)</w:t>
+            </w:r>
+          </w:p>
+        </w:tc>
+        <w:tc>
+          <w:tcPr>
+            <w:tcW w:type="dxa" w:w="2412"/>
+          </w:tcPr>
+          <w:p>
+            <w:pPr>
+              <w:spacing w:after="40"/>
+            </w:pPr>
+            <w:r/>
+            <w:r>
+              <w:rPr>
+                <w:rFonts w:ascii="Inter" w:hAnsi="Inter" w:cs="Inter"/>
+                <w:b w:val="0"/>
+                <w:i w:val="0"/>
+                <w:color w:val="1C1E2E"/>
+                <w:sz w:val="19"/>
+              </w:rPr>
+              <w:t>B.6</w:t>
+            </w:r>
+          </w:p>
+        </w:tc>
+        <w:tc>
+          <w:tcPr>
+            <w:tcW w:type="dxa" w:w="2412"/>
+          </w:tcPr>
+          <w:p>
+            <w:pPr>
+              <w:spacing w:after="40"/>
+            </w:pPr>
+            <w:r/>
+            <w:r>
+              <w:rPr>
+                <w:rFonts w:ascii="Inter" w:hAnsi="Inter" w:cs="Inter"/>
+                <w:b w:val="0"/>
+                <w:i w:val="0"/>
+                <w:color w:val="1C1E2E"/>
+                <w:sz w:val="19"/>
+              </w:rPr>
+              <w:t xml:space="preserve">✅ </w:t>
+            </w:r>
+            <w:r>
+              <w:rPr>
+                <w:rFonts w:ascii="Inter" w:hAnsi="Inter" w:cs="Inter"/>
+                <w:b/>
+                <w:i w:val="0"/>
+                <w:color w:val="1C1E2E"/>
+                <w:sz w:val="19"/>
+              </w:rPr>
+              <w:t>in hand</w:t>
+            </w:r>
+          </w:p>
+        </w:tc>
+      </w:tr>
+      <w:tr>
+        <w:tc>
+          <w:tcPr>
+            <w:tcW w:type="dxa" w:w="2412"/>
+          </w:tcPr>
+          <w:p>
+            <w:pPr>
+              <w:spacing w:after="40"/>
+            </w:pPr>
+            <w:r/>
+            <w:r>
+              <w:rPr>
+                <w:rFonts w:ascii="Inter" w:hAnsi="Inter" w:cs="Inter"/>
+                <w:b w:val="0"/>
+                <w:i w:val="0"/>
+                <w:color w:val="1C1E2E"/>
+                <w:sz w:val="19"/>
+              </w:rPr>
+              <w:t>DOC-27</w:t>
+            </w:r>
+          </w:p>
+        </w:tc>
+        <w:tc>
+          <w:tcPr>
+            <w:tcW w:type="dxa" w:w="2412"/>
+          </w:tcPr>
+          <w:p>
+            <w:pPr>
+              <w:spacing w:after="40"/>
+            </w:pPr>
+            <w:r/>
+            <w:r>
+              <w:rPr>
+                <w:rFonts w:ascii="Inter" w:hAnsi="Inter" w:cs="Inter"/>
+                <w:b w:val="0"/>
+                <w:i w:val="0"/>
+                <w:color w:val="1C1E2E"/>
+                <w:sz w:val="19"/>
+              </w:rPr>
+              <w:t xml:space="preserve">⭐ </w:t>
+            </w:r>
+            <w:r>
+              <w:rPr>
+                <w:rFonts w:ascii="Inter" w:hAnsi="Inter" w:cs="Inter"/>
+                <w:b/>
+                <w:i w:val="0"/>
+                <w:color w:val="1C1E2E"/>
+                <w:sz w:val="19"/>
+              </w:rPr>
+              <w:t>Social security individual account</w:t>
+            </w:r>
+            <w:r>
+              <w:rPr>
+                <w:rFonts w:ascii="Inter" w:hAnsi="Inter" w:cs="Inter"/>
+                <w:b w:val="0"/>
+                <w:i w:val="0"/>
+                <w:color w:val="1C1E2E"/>
+                <w:sz w:val="19"/>
+              </w:rPr>
+              <w:t xml:space="preserve"> — 12/09/2005 to 01/01/2019, continuous contributions 2011–2018</w:t>
+            </w:r>
+          </w:p>
+        </w:tc>
+        <w:tc>
+          <w:tcPr>
+            <w:tcW w:type="dxa" w:w="2412"/>
+          </w:tcPr>
+          <w:p>
+            <w:pPr>
+              <w:spacing w:after="40"/>
+            </w:pPr>
+            <w:r/>
+            <w:r>
+              <w:rPr>
+                <w:rFonts w:ascii="Inter" w:hAnsi="Inter" w:cs="Inter"/>
+                <w:b w:val="0"/>
+                <w:i w:val="0"/>
+                <w:color w:val="1C1E2E"/>
+                <w:sz w:val="19"/>
+              </w:rPr>
+              <w:t>B.6</w:t>
+            </w:r>
+          </w:p>
+        </w:tc>
+        <w:tc>
+          <w:tcPr>
+            <w:tcW w:type="dxa" w:w="2412"/>
+          </w:tcPr>
+          <w:p>
+            <w:pPr>
+              <w:spacing w:after="40"/>
+            </w:pPr>
+            <w:r/>
+            <w:r>
+              <w:rPr>
+                <w:rFonts w:ascii="Inter" w:hAnsi="Inter" w:cs="Inter"/>
+                <w:b w:val="0"/>
+                <w:i w:val="0"/>
+                <w:color w:val="1C1E2E"/>
+                <w:sz w:val="19"/>
+              </w:rPr>
+              <w:t xml:space="preserve">✅ </w:t>
+            </w:r>
+            <w:r>
+              <w:rPr>
+                <w:rFonts w:ascii="Inter" w:hAnsi="Inter" w:cs="Inter"/>
+                <w:b/>
+                <w:i w:val="0"/>
+                <w:color w:val="1C1E2E"/>
+                <w:sz w:val="19"/>
+              </w:rPr>
+              <w:t>in hand</w:t>
+            </w:r>
+          </w:p>
+        </w:tc>
+      </w:tr>
+      <w:tr>
+        <w:tc>
+          <w:tcPr>
+            <w:tcW w:type="dxa" w:w="2412"/>
+          </w:tcPr>
+          <w:p>
+            <w:pPr>
+              <w:spacing w:after="40"/>
+            </w:pPr>
+            <w:r/>
+            <w:r>
+              <w:rPr>
+                <w:rFonts w:ascii="Inter" w:hAnsi="Inter" w:cs="Inter"/>
+                <w:b w:val="0"/>
+                <w:i w:val="0"/>
+                <w:color w:val="1C1E2E"/>
+                <w:sz w:val="19"/>
+              </w:rPr>
+              <w:t>DOC-28</w:t>
+            </w:r>
+          </w:p>
+        </w:tc>
+        <w:tc>
+          <w:tcPr>
+            <w:tcW w:type="dxa" w:w="2412"/>
+          </w:tcPr>
+          <w:p>
+            <w:pPr>
+              <w:spacing w:after="40"/>
+            </w:pPr>
+            <w:r/>
+            <w:r>
+              <w:rPr>
+                <w:rFonts w:ascii="Inter" w:hAnsi="Inter" w:cs="Inter"/>
+                <w:b w:val="0"/>
+                <w:i w:val="0"/>
+                <w:color w:val="1C1E2E"/>
+                <w:sz w:val="19"/>
+              </w:rPr>
+              <w:t xml:space="preserve">Press reference on the destruction of UDO archives (2018–2020) — </w:t>
+            </w:r>
+            <w:r>
+              <w:rPr>
+                <w:rFonts w:ascii="Inter" w:hAnsi="Inter" w:cs="Inter"/>
+                <w:b/>
+                <w:i w:val="0"/>
+                <w:color w:val="1C1E2E"/>
+                <w:sz w:val="19"/>
+              </w:rPr>
+              <w:t>contextual</w:t>
+            </w:r>
+          </w:p>
+        </w:tc>
+        <w:tc>
+          <w:tcPr>
+            <w:tcW w:type="dxa" w:w="2412"/>
+          </w:tcPr>
+          <w:p>
+            <w:pPr>
+              <w:spacing w:after="40"/>
+            </w:pPr>
+            <w:r/>
+            <w:r>
+              <w:rPr>
+                <w:rFonts w:ascii="Inter" w:hAnsi="Inter" w:cs="Inter"/>
+                <w:b w:val="0"/>
+                <w:i w:val="0"/>
+                <w:color w:val="1C1E2E"/>
+                <w:sz w:val="19"/>
+              </w:rPr>
+              <w:t>B.6</w:t>
+            </w:r>
+          </w:p>
+        </w:tc>
+        <w:tc>
+          <w:tcPr>
+            <w:tcW w:type="dxa" w:w="2412"/>
+          </w:tcPr>
+          <w:p>
+            <w:pPr>
+              <w:spacing w:after="40"/>
+            </w:pPr>
+            <w:r/>
+            <w:r>
+              <w:rPr>
+                <w:rFonts w:ascii="Inter" w:hAnsi="Inter" w:cs="Inter"/>
+                <w:b w:val="0"/>
+                <w:i w:val="0"/>
+                <w:color w:val="1C1E2E"/>
+                <w:sz w:val="19"/>
+              </w:rPr>
+              <w:t xml:space="preserve">✅ </w:t>
+            </w:r>
+            <w:r>
+              <w:rPr>
+                <w:rFonts w:ascii="Inter" w:hAnsi="Inter" w:cs="Inter"/>
+                <w:b/>
+                <w:i w:val="0"/>
+                <w:color w:val="1C1E2E"/>
+                <w:sz w:val="19"/>
+              </w:rPr>
+              <w:t>in hand</w:t>
             </w:r>
           </w:p>
         </w:tc>

--- a/doctorado/04-docx/CV-PhD-Rubric-EN.docx
+++ b/doctorado/04-docx/CV-PhD-Rubric-EN.docx
@@ -8347,11 +8347,11 @@
         <w:rPr>
           <w:rFonts w:ascii="Inter" w:hAnsi="Inter" w:cs="Inter"/>
           <w:b/>
-          <w:i w:val="0"/>
+          <w:i/>
           <w:color w:val="1C1E2E"/>
           <w:sz w:val="22"/>
         </w:rPr>
-        <w:t>*Measure ≠ Decide</w:t>
+        <w:t>Measure ≠ Decide</w:t>
       </w:r>
       <w:r>
         <w:rPr>
@@ -8361,7 +8361,7 @@
           <w:color w:val="1C1E2E"/>
           <w:sz w:val="22"/>
         </w:rPr>
-        <w:t>* principle: who observes, who decides, and what gets recorded.</w:t>
+        <w:t xml:space="preserve"> principle: who observes, who decides, and what gets recorded.</w:t>
       </w:r>
     </w:p>
     <w:p>
@@ -10725,11 +10725,21 @@
         <w:rPr>
           <w:rFonts w:ascii="Inter" w:hAnsi="Inter" w:cs="Inter"/>
           <w:b/>
-          <w:i w:val="0"/>
+          <w:i/>
           <w:color w:val="5B5F77"/>
           <w:sz w:val="21"/>
         </w:rPr>
-        <w:t>*Kaleidoscopio* ceased publication in 2015</w:t>
+        <w:t>Kaleidoscopio</w:t>
+      </w:r>
+      <w:r>
+        <w:rPr>
+          <w:rFonts w:ascii="Inter" w:hAnsi="Inter" w:cs="Inter"/>
+          <w:b/>
+          <w:i w:val="0"/>
+          <w:color w:val="5B5F77"/>
+          <w:sz w:val="21"/>
+        </w:rPr>
+        <w:t xml:space="preserve"> ceased publication in 2015</w:t>
       </w:r>
       <w:r>
         <w:rPr>
